--- a/Cnnn-Wri/C111-2Ch.docx
+++ b/Cnnn-Wri/C111-2Ch.docx
@@ -348,7 +348,7 @@
           <w:shd w:val="clear" w:color="auto" w:fill="FFFFFF"/>
           <w:rtl/>
         </w:rPr>
-        <w:t xml:space="preserve">וַיֹּ֣אמֶר אֱלֹהִ֣ים </w:t>
+        <w:t>וַיֹּ֣אמֶר אֱלֹהִ֣ים</w:t>
       </w:r>
       <w:r>
         <w:rPr>
@@ -395,7 +395,7 @@
           <w:shd w:val="clear" w:color="auto" w:fill="FFFFFF"/>
           <w:rtl/>
         </w:rPr>
-        <w:t xml:space="preserve">הַחׇכְמָ֥ה וְהַמַּדָּ֖ע נָת֣וּן לָ֑ךְ וְעֹ֨שֶׁר וּנְכָסִ֤ים וְכָבוֹד֙ אֶתֶּן־לָ֔ךְ אֲשֶׁ֣ר ׀ לֹא־הָ֣יָה כֵ֗ן לַמְּלָכִים֙ אֲשֶׁ֣ר לְפָנֶ֔יךָ וְאַחֲרֶ֖יךָ לֹ֥א יִֽהְיֶה־כֵּֽן׃ </w:t>
+        <w:t xml:space="preserve">הַחׇכְמָ֥ה וְהַמַּדָּ֖ע נָת֣וּן לָ֑ךְ וְעֹ֨שֶׁר וּנְכָסִ֤ים וְכָבוֹד֙ אֶתֶּן־לָ֔ךְ אֲשֶׁ֣ר׀ לֹא־הָ֣יָה כֵ֗ן לַמְּלָכִים֙ אֲשֶׁ֣ר לְפָנֶ֔יךָ וְאַחֲרֶ֖יךָ לֹ֥א יִֽהְיֶה־כֵּֽן׃ </w:t>
       </w:r>
       <w:r>
         <w:rPr>
@@ -751,7 +751,7 @@
           <w:shd w:val="clear" w:color="auto" w:fill="FFFFFF"/>
           <w:rtl/>
         </w:rPr>
-        <w:t xml:space="preserve">הִנֵּה֩ אֲנִ֨י בוֹנֶה־בַּ֜יִת לְשֵׁ֣ם ׀ יְהֹוָ֣ה אֱלֹהָ֗י לְהַקְדִּ֣ישׁ ל֡וֹ לְהַקְטִ֣יר לְפָנָ֣יו קְטֹֽרֶת־סַמִּים֩ וּמַעֲרֶ֨כֶת תָּמִ֤יד וְעֹלוֹת֙ לַבֹּ֣קֶר וְלָעֶ֔רֶב לַשַּׁבָּתוֹת֙ וְלֶ֣חֳדָשִׁ֔ים וּֽלְמוֹעֲדֵ֖י יְהֹוָ֣ה אֱלֹהֵ֑ינוּ לְעוֹלָ֖ם זֹ֥את עַל־יִשְׂרָאֵֽל׃ </w:t>
+        <w:t xml:space="preserve">הִנֵּה֩ אֲנִ֨י בוֹנֶה־בַּ֜יִת לְשֵׁ֣ם׀ יְהֹוָ֣ה אֱלֹהָ֗י לְהַקְדִּ֣ישׁ ל֡וֹ לְהַקְטִ֣יר לְפָנָ֣יו קְטֹֽרֶת־סַמִּים֩ וּמַעֲרֶ֨כֶת תָּמִ֤יד וְעֹלוֹת֙ לַבֹּ֣קֶר וְלָעֶ֔רֶב לַשַּׁבָּתוֹת֙ וְלֶ֣חֳדָשִׁ֔ים וּֽלְמוֹעֲדֵ֖י יְהֹוָ֣ה אֱלֹהֵ֑ינוּ לְעוֹלָ֖ם זֹ֥את עַל־יִשְׂרָאֵֽל׃ </w:t>
       </w:r>
       <w:r>
         <w:rPr>
@@ -1380,7 +1380,7 @@
           <w:shd w:val="clear" w:color="auto" w:fill="FFFFFF"/>
           <w:rtl/>
         </w:rPr>
-        <w:t xml:space="preserve">וְאֵ֣ת ׀ הַבַּ֣יִת הַגָּד֗וֹל חִפָּה֙ עֵ֣ץ בְּרוֹשִׁ֔ים וַיְחַפֵּ֖הוּ זָהָ֣ב ט֑וֹב וַיַּ֧עַל עָלָ֛יו תִּמֹרִ֖ים וְשַׁרְשְׁרֹֽת׃ </w:t>
+        <w:t xml:space="preserve">וְאֵ֣ת׀ הַבַּ֣יִת הַגָּד֗וֹל חִפָּה֙ עֵ֣ץ בְּרוֹשִׁ֔ים וַיְחַפֵּ֖הוּ זָהָ֣ב ט֑וֹב וַיַּ֧עַל עָלָ֛יו תִּמֹרִ֖ים וְשַׁרְשְׁרֹֽת׃ </w:t>
       </w:r>
       <w:r>
         <w:rPr>
@@ -1819,7 +1819,7 @@
           <w:shd w:val="clear" w:color="auto" w:fill="FFFFFF"/>
           <w:rtl/>
         </w:rPr>
-        <w:t xml:space="preserve">וַיַּ֤עַשׂ שַׁרְשְׁרוֹת֙ בַּדְּבִ֔יר וַיִּתֵּ֖ן עַל־רֹ֣אשׁ </w:t>
+        <w:t xml:space="preserve">וַיַּ֤עַשׂ שַׁרְשְׁרוֹת֙ בַּדְּבִ֔יר וַיִּתֵּ֖ן עַל־רֹ֣אשׁ הָעַמֻּדִ֑ים וַיַּ֤עַשׂ רִמּוֹנִים֙ מֵאָ֔ה וַיִּתֵּ֖ן </w:t>
       </w:r>
       <w:r>
         <w:rPr>
@@ -1831,7 +1831,7 @@
           <w:rtl/>
         </w:rPr>
         <w:lastRenderedPageBreak/>
-        <w:t xml:space="preserve">הָעַמֻּדִ֑ים וַיַּ֤עַשׂ רִמּוֹנִים֙ מֵאָ֔ה וַיִּתֵּ֖ן בַּֽשַּׁרְשְׁרֽוֹת׃ </w:t>
+        <w:t xml:space="preserve">בַּֽשַּׁרְשְׁרֽוֹת׃ </w:t>
       </w:r>
       <w:r>
         <w:rPr>
@@ -2049,7 +2049,7 @@
           <w:shd w:val="clear" w:color="auto" w:fill="FFFFFF"/>
           <w:rtl/>
         </w:rPr>
-        <w:t xml:space="preserve">וַיַּ֥עַשׂ אֶת־הַיָּ֖ם מוּצָ֑ק עֶ֣שֶׂר בָּ֠אַמָּ֠ה מִשְּׂפָת֨וֹ אֶל־שְׂפָת֜וֹ עָג֣וֹל ׀ סָבִ֗יב וְחָמֵ֤שׁ בָּֽאַמָּה֙ קוֹמָת֔וֹ וְקָו֙ שְׁלֹשִׁ֣ים בָּאַמָּ֔ה יָסֹ֥ב אֹת֖וֹ סָבִֽיב׃ </w:t>
+        <w:t xml:space="preserve">וַיַּ֥עַשׂ אֶת־הַיָּ֖ם מוּצָ֑ק עֶ֣שֶׂר בָּ֠אַמָּ֠ה מִשְּׂפָת֨וֹ אֶל־שְׂפָת֜וֹ עָג֣וֹל׀ סָבִ֗יב וְחָמֵ֤שׁ בָּֽאַמָּה֙ קוֹמָת֔וֹ וְקָו֙ שְׁלֹשִׁ֣ים בָּאַמָּ֔ה יָסֹ֥ב אֹת֖וֹ סָבִֽיב׃ </w:t>
       </w:r>
       <w:r>
         <w:rPr>
@@ -2074,7 +2074,7 @@
           <w:shd w:val="clear" w:color="auto" w:fill="FFFFFF"/>
           <w:rtl/>
         </w:rPr>
-        <w:t xml:space="preserve">וּדְמ֣וּת בְּקָרִים֩ תַּ֨חַת ל֜וֹ סָבִ֤יב </w:t>
+        <w:t>וּדְמ֣וּת בְּקָרִים֩ תַּ֨חַת ל֜וֹ סָבִ֤יב</w:t>
       </w:r>
       <w:r>
         <w:rPr>
@@ -2121,7 +2121,7 @@
           <w:shd w:val="clear" w:color="auto" w:fill="FFFFFF"/>
           <w:rtl/>
         </w:rPr>
-        <w:t xml:space="preserve">עוֹמֵ֞ד עַל־שְׁנֵ֧ים עָשָׂ֣ר בָּקָ֗ר שְׁלֹשָׁ֣ה פֹנִ֣ים </w:t>
+        <w:t>עוֹמֵ֞ד עַל־שְׁנֵ֧ים עָשָׂ֣ר בָּקָ֗ר שְׁלֹשָׁ֣ה פֹנִ֣ים</w:t>
       </w:r>
       <w:r>
         <w:rPr>
@@ -2143,7 +2143,7 @@
           <w:shd w:val="clear" w:color="auto" w:fill="FFFFFF"/>
           <w:rtl/>
         </w:rPr>
-        <w:t xml:space="preserve">  צָפ֡וֹנָה וּשְׁלוֹשָׁה֩ פֹנִ֨ים </w:t>
+        <w:t xml:space="preserve">  צָפ֡וֹנָה וּשְׁלוֹשָׁה֩ פֹנִ֨ים</w:t>
       </w:r>
       <w:r>
         <w:rPr>
@@ -2165,7 +2165,7 @@
           <w:shd w:val="clear" w:color="auto" w:fill="FFFFFF"/>
           <w:rtl/>
         </w:rPr>
-        <w:t xml:space="preserve">  יָ֜מָּה וּשְׁלֹשָׁ֣ה ׀ פֹּנִ֣ים נֶ֗גְבָּה וּשְׁלֹשָׁה֙ פֹּנִ֣ים מִזְרָ֔חָה וְהַיָּ֥ם עֲלֵיהֶ֖ם מִלְמָ֑עְלָה וְכׇל־אֲחֹרֵיהֶ֖ם בָּֽיְתָה׃ </w:t>
+        <w:t xml:space="preserve">  יָ֜מָּה וּשְׁלֹשָׁ֣ה׀ פֹּנִ֣ים נֶ֗גְבָּה וּשְׁלֹשָׁה֙ פֹּנִ֣ים מִזְרָ֔חָה וְהַיָּ֥ם עֲלֵיהֶ֖ם מִלְמָ֑עְלָה וְכׇל־אֲחֹרֵיהֶ֖ם בָּֽיְתָה׃ </w:t>
       </w:r>
       <w:r>
         <w:rPr>
@@ -2680,19 +2680,30 @@
           <w:vertAlign w:val="superscript"/>
           <w:rtl/>
         </w:rPr>
+        <w:t>יח </w:t>
+      </w:r>
+      <w:r>
+        <w:rPr>
+          <w:rFonts w:ascii="SBL Hebrew" w:hAnsi="SBL Hebrew" w:cs="SBL Hebrew"/>
+          <w:color w:val="993300"/>
+          <w:sz w:val="32"/>
+          <w:szCs w:val="32"/>
+          <w:shd w:val="clear" w:color="auto" w:fill="FFFFFF"/>
+          <w:rtl/>
+        </w:rPr>
+        <w:t xml:space="preserve">וַיַּ֧עַשׂ שְׁלֹמֹ֛ה כׇּל־הַכֵּלִ֥ים הָאֵ֖לֶּה לָרֹ֣ב מְאֹ֑ד כִּ֛י </w:t>
+      </w:r>
+      <w:r>
+        <w:rPr>
+          <w:rFonts w:ascii="SBL Hebrew" w:hAnsi="SBL Hebrew" w:cs="SBL Hebrew"/>
+          <w:color w:val="993300"/>
+          <w:sz w:val="32"/>
+          <w:szCs w:val="32"/>
+          <w:shd w:val="clear" w:color="auto" w:fill="FFFFFF"/>
+          <w:rtl/>
+        </w:rPr>
         <w:lastRenderedPageBreak/>
-        <w:t>יח </w:t>
-      </w:r>
-      <w:r>
-        <w:rPr>
-          <w:rFonts w:ascii="SBL Hebrew" w:hAnsi="SBL Hebrew" w:cs="SBL Hebrew"/>
-          <w:color w:val="993300"/>
-          <w:sz w:val="32"/>
-          <w:szCs w:val="32"/>
-          <w:shd w:val="clear" w:color="auto" w:fill="FFFFFF"/>
-          <w:rtl/>
-        </w:rPr>
-        <w:t>וַיַּ֧עַשׂ שְׁלֹמֹ֛ה כׇּל־הַכֵּלִ֥ים הָאֵ֖לֶּה לָרֹ֣ב מְאֹ֑ד כִּ֛י לֹ֥א נֶחְקַ֖ר מִשְׁקַ֥ל הַנְּחֹֽשֶׁת</w:t>
+        <w:t>לֹ֥א נֶחְקַ֖ר מִשְׁקַ֥ל הַנְּחֹֽשֶׁת</w:t>
       </w:r>
       <w:r>
         <w:rPr>
@@ -2949,7 +2960,7 @@
           <w:shd w:val="clear" w:color="auto" w:fill="FFFFFF"/>
           <w:rtl/>
         </w:rPr>
-        <w:t>וַיָּבֵ֨א שְׁלֹמֹ֜ה אֶת־קׇדְשֵׁ֣י ׀ דָּוִ֣יד אָבִ֗יו וְאֶת־הַכֶּ֤סֶף וְאֶת־הַזָּהָב֙ וְאֶת־כׇּל־הַכֵּלִ֔ים נָתַ֕ן בְּאֹצְר֖וֹת בֵּ֥ית הָאֱלֹהִֽים</w:t>
+        <w:t>וַיָּבֵ֨א שְׁלֹמֹ֜ה אֶת־קׇדְשֵׁ֣י׀ דָּוִ֣יד אָבִ֗יו וְאֶת־הַכֶּ֤סֶף וְאֶת־הַזָּהָב֙ וְאֶת־כׇּל־הַכֵּלִ֔ים נָתַ֕ן בְּאֹצְר֖וֹת בֵּ֥ית הָאֱלֹהִֽים</w:t>
       </w:r>
       <w:r>
         <w:rPr>
@@ -3317,66 +3328,77 @@
           <w:shd w:val="clear" w:color="auto" w:fill="FFFFFF"/>
           <w:rtl/>
         </w:rPr>
+        <w:t>מחצררים</w:t>
+      </w:r>
+      <w:r>
+        <w:rPr>
+          <w:rFonts w:ascii="SBL Hebrew" w:hAnsi="SBL Hebrew" w:cs="SBL Hebrew"/>
+          <w:color w:val="993300"/>
+          <w:sz w:val="32"/>
+          <w:szCs w:val="32"/>
+          <w:shd w:val="clear" w:color="auto" w:fill="FFFFFF"/>
+          <w:rtl/>
+        </w:rPr>
+        <w:t xml:space="preserve"> מַחְצְרִ֖ים בַּחֲצֹצְרֽוֹת׃ </w:t>
+      </w:r>
+      <w:r>
+        <w:rPr>
+          <w:rFonts w:ascii="SBL Hebrew" w:hAnsi="SBL Hebrew" w:cs="SBL Hebrew"/>
+          <w:b/>
+          <w:bCs/>
+          <w:color w:val="003300"/>
+          <w:sz w:val="32"/>
+          <w:szCs w:val="32"/>
+          <w:shd w:val="clear" w:color="auto" w:fill="FFFFFF"/>
+          <w:vertAlign w:val="superscript"/>
+          <w:rtl/>
+        </w:rPr>
+        <w:t>יג </w:t>
+      </w:r>
+      <w:r>
+        <w:rPr>
+          <w:rFonts w:ascii="SBL Hebrew" w:hAnsi="SBL Hebrew" w:cs="SBL Hebrew"/>
+          <w:color w:val="993300"/>
+          <w:sz w:val="32"/>
+          <w:szCs w:val="32"/>
+          <w:shd w:val="clear" w:color="auto" w:fill="FFFFFF"/>
+          <w:rtl/>
+        </w:rPr>
+        <w:t xml:space="preserve">וַיְהִ֣י כְ֠אֶחָ֠ד </w:t>
+      </w:r>
+      <w:r>
+        <w:rPr>
+          <w:rFonts w:ascii="SBL Hebrew" w:hAnsi="SBL Hebrew" w:cs="SBL Hebrew"/>
+          <w:color w:val="808080"/>
+          <w:sz w:val="32"/>
+          <w:szCs w:val="32"/>
+          <w:shd w:val="clear" w:color="auto" w:fill="FFFFFF"/>
+          <w:rtl/>
+        </w:rPr>
+        <w:t>למחצצרים</w:t>
+      </w:r>
+      <w:r>
+        <w:rPr>
+          <w:rFonts w:ascii="SBL Hebrew" w:hAnsi="SBL Hebrew" w:cs="SBL Hebrew"/>
+          <w:color w:val="993300"/>
+          <w:sz w:val="32"/>
+          <w:szCs w:val="32"/>
+          <w:shd w:val="clear" w:color="auto" w:fill="FFFFFF"/>
+          <w:rtl/>
+        </w:rPr>
+        <w:t xml:space="preserve"> לַמְחַצְּרִ֨ים וְלַמְשֹׁרְﬞרִ֜ים לְהַשְׁמִ֣יעַ קוֹל־אֶחָ֗ד לְהַלֵּ֣ל וּלְהֹדוֹת֮ לַיהֹוָה֒ וּכְהָרִ֣ים </w:t>
+      </w:r>
+      <w:r>
+        <w:rPr>
+          <w:rFonts w:ascii="SBL Hebrew" w:hAnsi="SBL Hebrew" w:cs="SBL Hebrew"/>
+          <w:color w:val="993300"/>
+          <w:sz w:val="32"/>
+          <w:szCs w:val="32"/>
+          <w:shd w:val="clear" w:color="auto" w:fill="FFFFFF"/>
+          <w:rtl/>
+        </w:rPr>
         <w:lastRenderedPageBreak/>
-        <w:t>מחצררים</w:t>
-      </w:r>
-      <w:r>
-        <w:rPr>
-          <w:rFonts w:ascii="SBL Hebrew" w:hAnsi="SBL Hebrew" w:cs="SBL Hebrew"/>
-          <w:color w:val="993300"/>
-          <w:sz w:val="32"/>
-          <w:szCs w:val="32"/>
-          <w:shd w:val="clear" w:color="auto" w:fill="FFFFFF"/>
-          <w:rtl/>
-        </w:rPr>
-        <w:t xml:space="preserve"> מַחְצְרִ֖ים בַּחֲצֹצְרֽוֹת׃ </w:t>
-      </w:r>
-      <w:r>
-        <w:rPr>
-          <w:rFonts w:ascii="SBL Hebrew" w:hAnsi="SBL Hebrew" w:cs="SBL Hebrew"/>
-          <w:b/>
-          <w:bCs/>
-          <w:color w:val="003300"/>
-          <w:sz w:val="32"/>
-          <w:szCs w:val="32"/>
-          <w:shd w:val="clear" w:color="auto" w:fill="FFFFFF"/>
-          <w:vertAlign w:val="superscript"/>
-          <w:rtl/>
-        </w:rPr>
-        <w:t>יג </w:t>
-      </w:r>
-      <w:r>
-        <w:rPr>
-          <w:rFonts w:ascii="SBL Hebrew" w:hAnsi="SBL Hebrew" w:cs="SBL Hebrew"/>
-          <w:color w:val="993300"/>
-          <w:sz w:val="32"/>
-          <w:szCs w:val="32"/>
-          <w:shd w:val="clear" w:color="auto" w:fill="FFFFFF"/>
-          <w:rtl/>
-        </w:rPr>
-        <w:t xml:space="preserve">וַיְהִ֣י כְ֠אֶחָ֠ד </w:t>
-      </w:r>
-      <w:r>
-        <w:rPr>
-          <w:rFonts w:ascii="SBL Hebrew" w:hAnsi="SBL Hebrew" w:cs="SBL Hebrew"/>
-          <w:color w:val="808080"/>
-          <w:sz w:val="32"/>
-          <w:szCs w:val="32"/>
-          <w:shd w:val="clear" w:color="auto" w:fill="FFFFFF"/>
-          <w:rtl/>
-        </w:rPr>
-        <w:t>למחצצרים</w:t>
-      </w:r>
-      <w:r>
-        <w:rPr>
-          <w:rFonts w:ascii="SBL Hebrew" w:hAnsi="SBL Hebrew" w:cs="SBL Hebrew"/>
-          <w:color w:val="993300"/>
-          <w:sz w:val="32"/>
-          <w:szCs w:val="32"/>
-          <w:shd w:val="clear" w:color="auto" w:fill="FFFFFF"/>
-          <w:rtl/>
-        </w:rPr>
-        <w:t xml:space="preserve"> לַמְחַצְּרִ֨ים וְלַמְשֹׁרְﬞרִ֜ים לְהַשְׁמִ֣יעַ קוֹל־אֶחָ֗ד לְהַלֵּ֣ל וּלְהֹדוֹת֮ לַיהֹוָה֒ וּכְהָרִ֣ים ק֠וֹל בַּחֲצֹצְר֨וֹת וּבִמְצִלְתַּ֜יִם וּבִכְלֵ֣י הַשִּׁ֗יר וּבְהַלֵּ֤ל לַֽיהֹוָה֙ כִּ֣י ט֔וֹב כִּ֥י לְעוֹלָ֖ם חַסְדּ֑וֹ וְהַבַּ֛יִת מָלֵ֥א עָנָ֖ן בֵּ֥ית יְהֹוָֽה׃ </w:t>
+        <w:t xml:space="preserve">ק֠וֹל בַּחֲצֹצְר֨וֹת וּבִמְצִלְתַּ֜יִם וּבִכְלֵ֣י הַשִּׁ֗יר וּבְהַלֵּ֤ל לַֽיהֹוָה֙ כִּ֣י ט֔וֹב כִּ֥י לְעוֹלָ֖ם חַסְדּ֑וֹ וְהַבַּ֛יִת מָלֵ֥א עָנָ֖ן בֵּ֥ית יְהֹוָֽה׃ </w:t>
       </w:r>
       <w:r>
         <w:rPr>
@@ -3700,7 +3722,7 @@
           <w:shd w:val="clear" w:color="auto" w:fill="FFFFFF"/>
           <w:rtl/>
         </w:rPr>
-        <w:t xml:space="preserve">וַיָּ֣קֶם יְהֹוָ֔ה אֶת־דְּבָר֖וֹ אֲשֶׁ֣ר דִּבֵּ֑ר וָאָק֡וּם תַּ֩חַת֩ דָּוִ֨יד אָבִ֜י וָאֵשֵׁ֣ב ׀ עַל־כִּסֵּ֣א יִשְׂרָאֵ֗ל כַּֽאֲשֶׁר֙ דִּבֶּ֣ר יְהֹוָ֔ה וָאֶבְנֶ֣ה הַבַּ֔יִת לְשֵׁ֥ם יְהֹוָ֖ה אֱלֹהֵ֥י יִשְׂרָאֵֽל׃ </w:t>
+        <w:t xml:space="preserve">וַיָּ֣קֶם יְהֹוָ֔ה אֶת־דְּבָר֖וֹ אֲשֶׁ֣ר דִּבֵּ֑ר וָאָק֡וּם תַּ֩חַת֩ דָּוִ֨יד אָבִ֜י וָאֵשֵׁ֣ב׀ עַל־כִּסֵּ֣א יִשְׂרָאֵ֗ל כַּֽאֲשֶׁר֙ דִּבֶּ֣ר יְהֹוָ֔ה וָאֶבְנֶ֣ה הַבַּ֔יִת לְשֵׁ֥ם יְהֹוָ֖ה אֱלֹהֵ֥י יִשְׂרָאֵֽל׃ </w:t>
       </w:r>
       <w:r>
         <w:rPr>
@@ -3933,7 +3955,7 @@
           <w:shd w:val="clear" w:color="auto" w:fill="FFFFFF"/>
           <w:rtl/>
         </w:rPr>
-        <w:t xml:space="preserve">וְעַתָּ֞ה יְהֹוָ֣ה ׀ אֱלֹהֵ֣י יִשְׂרָאֵ֗ל שְׁ֠מֹ֠ר לְעַבְדְּךָ֨ דָוִ֤יד </w:t>
+        <w:t xml:space="preserve">וְעַתָּ֞ה יְהֹוָ֣ה׀ אֱלֹהֵ֣י יִשְׂרָאֵ֗ל שְׁ֠מֹ֠ר לְעַבְדְּךָ֨ דָוִ֤יד אָבִי֙ אֵת֩ אֲשֶׁ֨ר דִּבַּ֤רְתָּ לּוֹ֙ לֵאמֹ֔ר לֹא־יִכָּרֵ֨ת לְךָ֥ אִישׁ֙ מִלְּפָנַ֔י יוֹשֵׁ֖ב עַל־כִּסֵּ֣א יִשְׂרָאֵ֑ל רַ֠ק אִם־יִשְׁמְר֨וּ בָנֶ֜יךָ אֶת־דַּרְכָּ֗ם לָלֶ֙כֶת֙ בְּת֣וֹרָתִ֔י כַּאֲשֶׁ֥ר </w:t>
       </w:r>
       <w:r>
         <w:rPr>
@@ -3945,7 +3967,7 @@
           <w:rtl/>
         </w:rPr>
         <w:lastRenderedPageBreak/>
-        <w:t xml:space="preserve">אָבִי֙ אֵת֩ אֲשֶׁ֨ר דִּבַּ֤רְתָּ לּוֹ֙ לֵאמֹ֔ר לֹא־יִכָּרֵ֨ת לְךָ֥ אִישׁ֙ מִלְּפָנַ֔י יוֹשֵׁ֖ב עַל־כִּסֵּ֣א יִשְׂרָאֵ֑ל רַ֠ק אִם־יִשְׁמְר֨וּ בָנֶ֜יךָ אֶת־דַּרְכָּ֗ם לָלֶ֙כֶת֙ בְּת֣וֹרָתִ֔י כַּאֲשֶׁ֥ר הָלַ֖כְתָּ לְפָנָֽי׃ </w:t>
+        <w:t xml:space="preserve">הָלַ֖כְתָּ לְפָנָֽי׃ </w:t>
       </w:r>
       <w:r>
         <w:rPr>
@@ -4120,7 +4142,7 @@
           <w:shd w:val="clear" w:color="auto" w:fill="FFFFFF"/>
           <w:rtl/>
         </w:rPr>
-        <w:t>וְאַתָּ֣ה ׀ תִּשְׁמַ֣ע מִן־הַשָּׁמַ֗יִם וְעָשִׂ֙יתָ֙ וְשָׁפַטְתָּ֣ אֶת־עֲבָדֶ֔יךָ לְהָשִׁ֣יב לְרָשָׁ֔ע לָתֵ֥ת דַּרְכּ֖וֹ בְּרֹאשׁ֑וֹ וּלְהַצְדִּ֣יק צַדִּ֔יק לָ֥תֶת ל֖וֹ כְּצִדְקָתֽוֹ</w:t>
+        <w:t>וְאַתָּ֣ה׀ תִּשְׁמַ֣ע מִן־הַשָּׁמַ֗יִם וְעָשִׂ֙יתָ֙ וְשָׁפַטְתָּ֣ אֶת־עֲבָדֶ֔יךָ לְהָשִׁ֣יב לְרָשָׁ֔ע לָתֵ֥ת דַּרְכּ֖וֹ בְּרֹאשׁ֑וֹ וּלְהַצְדִּ֣יק צַדִּ֔יק לָ֥תֶת ל֖וֹ כְּצִדְקָתֽוֹ</w:t>
       </w:r>
       <w:r>
         <w:rPr>
@@ -4292,7 +4314,7 @@
           <w:shd w:val="clear" w:color="auto" w:fill="FFFFFF"/>
           <w:rtl/>
         </w:rPr>
-        <w:t>וְאַתָּ֣ה ׀ תִּשְׁמַ֣ע הַשָּׁמַ֗יִם וְסָ֨לַחְתָּ֜ לְחַטַּ֤את עֲבָדֶ֙יךָ֙ וְעַמְּךָ֣ יִשְׂרָאֵ֔ל כִּ֥י תוֹרֵ֛ם אֶל־הַדֶּ֥רֶךְ הַטּוֹבָ֖ה אֲשֶׁ֣ר יֵֽלְכוּ־בָ֑הּ וְנָֽתַתָּ֤ה מָטָר֙ עַֽל־אַרְצְךָ֔ אֲשֶׁר־נָתַ֥תָּה לְעַמְּךָ֖ לְנַחֲלָֽה</w:t>
+        <w:t>וְאַתָּ֣ה׀ תִּשְׁמַ֣ע הַשָּׁמַ֗יִם וְסָ֨לַחְתָּ֜ לְחַטַּ֤את עֲבָדֶ֙יךָ֙ וְעַמְּךָ֣ יִשְׂרָאֵ֔ל כִּ֥י תוֹרֵ֛ם אֶל־הַדֶּ֥רֶךְ הַטּוֹבָ֖ה אֲשֶׁ֣ר יֵֽלְכוּ־בָ֑הּ וְנָֽתַתָּ֤ה מָטָר֙ עַֽל־אַרְצְךָ֔ אֲשֶׁר־נָתַ֥תָּה לְעַמְּךָ֖ לְנַחֲלָֽה</w:t>
       </w:r>
       <w:r>
         <w:rPr>
@@ -4499,7 +4521,32 @@
           <w:shd w:val="clear" w:color="auto" w:fill="FFFFFF"/>
           <w:rtl/>
         </w:rPr>
-        <w:t xml:space="preserve">וְגַ֣ם אֶל־הַנׇּכְרִ֗י אֲ֠שֶׁ֠ר לֹ֥א מֵעַמְּךָ֣ יִשְׂרָאֵל֮ הוּא֒ וּבָ֣א ׀ מֵאֶ֣רֶץ רְחוֹקָ֗ה לְמַ֨עַן שִׁמְךָ֤ הַגָּדוֹל֙ וְיָדְךָ֣ הַחֲזָקָ֔ה </w:t>
+        <w:t xml:space="preserve">וְגַ֣ם אֶל־הַנׇּכְרִ֗י אֲ֠שֶׁ֠ר לֹ֥א מֵעַמְּךָ֣ יִשְׂרָאֵל֮ הוּא֒ וּבָ֣א׀ מֵאֶ֣רֶץ רְחוֹקָ֗ה לְמַ֨עַן שִׁמְךָ֤ הַגָּדוֹל֙ וְיָדְךָ֣ הַחֲזָקָ֔ה וּֽזְרוֹעֲךָ֖ הַנְּטוּיָ֑ה וּבָ֥אוּ וְהִֽתְפַּֽלְל֖וּ אֶל־הַבַּ֥יִת הַזֶּֽה׃ </w:t>
+      </w:r>
+      <w:r>
+        <w:rPr>
+          <w:rFonts w:ascii="SBL Hebrew" w:hAnsi="SBL Hebrew" w:cs="SBL Hebrew"/>
+          <w:b/>
+          <w:bCs/>
+          <w:color w:val="003300"/>
+          <w:sz w:val="32"/>
+          <w:szCs w:val="32"/>
+          <w:shd w:val="clear" w:color="auto" w:fill="FFFFFF"/>
+          <w:vertAlign w:val="superscript"/>
+          <w:rtl/>
+        </w:rPr>
+        <w:t>לג </w:t>
+      </w:r>
+      <w:r>
+        <w:rPr>
+          <w:rFonts w:ascii="SBL Hebrew" w:hAnsi="SBL Hebrew" w:cs="SBL Hebrew"/>
+          <w:color w:val="993300"/>
+          <w:sz w:val="32"/>
+          <w:szCs w:val="32"/>
+          <w:shd w:val="clear" w:color="auto" w:fill="FFFFFF"/>
+          <w:rtl/>
+        </w:rPr>
+        <w:t>וְאַתָּ֞ה תִּשְׁמַ֤ע מִן־הַשָּׁמַ֙יִם֙ מִמְּכ֣וֹן שִׁבְתֶּ֔ךָ וְעָשִׂ֕יתָ כְּכֹ֛ל אֲשֶׁר־יִקְרָ֥א אֵלֶ֖יךָ הַנׇּכְרִ֑י לְמַ֣עַן יֵדְעוּ֩ כׇל־עַמֵּ֨י הָאָ֜רֶץ אֶת־</w:t>
       </w:r>
       <w:r>
         <w:rPr>
@@ -4511,32 +4558,7 @@
           <w:rtl/>
         </w:rPr>
         <w:lastRenderedPageBreak/>
-        <w:t xml:space="preserve">וּֽזְרוֹעֲךָ֖ הַנְּטוּיָ֑ה וּבָ֥אוּ וְהִֽתְפַּֽלְל֖וּ אֶל־הַבַּ֥יִת הַזֶּֽה׃ </w:t>
-      </w:r>
-      <w:r>
-        <w:rPr>
-          <w:rFonts w:ascii="SBL Hebrew" w:hAnsi="SBL Hebrew" w:cs="SBL Hebrew"/>
-          <w:b/>
-          <w:bCs/>
-          <w:color w:val="003300"/>
-          <w:sz w:val="32"/>
-          <w:szCs w:val="32"/>
-          <w:shd w:val="clear" w:color="auto" w:fill="FFFFFF"/>
-          <w:vertAlign w:val="superscript"/>
-          <w:rtl/>
-        </w:rPr>
-        <w:t>לג </w:t>
-      </w:r>
-      <w:r>
-        <w:rPr>
-          <w:rFonts w:ascii="SBL Hebrew" w:hAnsi="SBL Hebrew" w:cs="SBL Hebrew"/>
-          <w:color w:val="993300"/>
-          <w:sz w:val="32"/>
-          <w:szCs w:val="32"/>
-          <w:shd w:val="clear" w:color="auto" w:fill="FFFFFF"/>
-          <w:rtl/>
-        </w:rPr>
-        <w:t xml:space="preserve">וְאַתָּ֞ה תִּשְׁמַ֤ע מִן־הַשָּׁמַ֙יִם֙ מִמְּכ֣וֹן שִׁבְתֶּ֔ךָ וְעָשִׂ֕יתָ כְּכֹ֛ל אֲשֶׁר־יִקְרָ֥א אֵלֶ֖יךָ הַנׇּכְרִ֑י לְמַ֣עַן יֵדְעוּ֩ כׇל־עַמֵּ֨י הָאָ֜רֶץ אֶת־שְׁמֶ֗ךָ וּלְיִרְאָ֤ה אֹֽתְךָ֙ כְּעַמְּךָ֣ יִשְׂרָאֵ֔ל וְלָדַ֕עַת כִּֽי־שִׁמְךָ֣ נִקְרָ֔א עַל־הַבַּ֥יִת הַזֶּ֖ה אֲשֶׁ֥ר בָּנִֽיתִי׃ </w:t>
+        <w:t xml:space="preserve">שְׁמֶ֗ךָ וּלְיִרְאָ֤ה אֹֽתְךָ֙ כְּעַמְּךָ֣ יִשְׂרָאֵ֔ל וְלָדַ֕עַת כִּֽי־שִׁמְךָ֣ נִקְרָ֔א עַל־הַבַּ֥יִת הַזֶּ֖ה אֲשֶׁ֥ר בָּנִֽיתִי׃ </w:t>
       </w:r>
       <w:r>
         <w:rPr>
@@ -4636,7 +4658,7 @@
           <w:shd w:val="clear" w:color="auto" w:fill="FFFFFF"/>
           <w:rtl/>
         </w:rPr>
-        <w:t xml:space="preserve">וְהֵשִׁ֙יבוּ֙ אֶל־לְבָבָ֔ם בָּאָ֖רֶץ אֲשֶׁ֣ר נִשְׁבּוּ־שָׁ֑ם וְשָׁ֣בוּ ׀ וְהִֽתְחַנְּנ֣וּ אֵלֶ֗יךָ בְּאֶ֤רֶץ שִׁבְיָם֙ לֵאמֹ֔ר חָטָ֥אנוּ הֶעֱוִ֖ינוּ וְרָשָֽׁעְנוּ׃ </w:t>
+        <w:t xml:space="preserve">וְהֵשִׁ֙יבוּ֙ אֶל־לְבָבָ֔ם בָּאָ֖רֶץ אֲשֶׁ֣ר נִשְׁבּוּ־שָׁ֑ם וְשָׁ֣בוּ׀ וְהִֽתְחַנְּנ֣וּ אֵלֶ֗יךָ בְּאֶ֤רֶץ שִׁבְיָם֙ לֵאמֹ֔ר חָטָ֥אנוּ הֶעֱוִ֖ינוּ וְרָשָֽׁעְנוּ׃ </w:t>
       </w:r>
       <w:r>
         <w:rPr>
@@ -4957,7 +4979,7 @@
           <w:shd w:val="clear" w:color="auto" w:fill="FFFFFF"/>
           <w:rtl/>
         </w:rPr>
-        <w:t xml:space="preserve">וְכֹ֣ל ׀ בְּנֵ֣י יִשְׂרָאֵ֗ל רֹאִים֙ בְּרֶ֣דֶת הָאֵ֔שׁ וּכְב֥וֹד יְהֹוָ֖ה עַל־הַבָּ֑יִת וַיִּכְרְעוּ֩ אַפַּ֨יִם אַ֤רְצָה עַל־הָרִֽצְפָה֙ וַיִּֽשְׁתַּחֲו֔וּ וְהֹד֤וֹת לַֽיהֹוָה֙ כִּ֣י ט֔וֹב כִּ֥י לְעוֹלָ֖ם חַסְדּֽוֹ׃ </w:t>
+        <w:t xml:space="preserve">וְכֹ֣ל׀ בְּנֵ֣י יִשְׂרָאֵ֗ל רֹאִים֙ בְּרֶ֣דֶת הָאֵ֔שׁ וּכְב֥וֹד יְהֹוָ֖ה עַל־הַבָּ֑יִת וַיִּכְרְעוּ֩ אַפַּ֨יִם אַ֤רְצָה עַל־הָרִֽצְפָה֙ וַיִּֽשְׁתַּחֲו֔וּ וְהֹד֤וֹת לַֽיהֹוָה֙ כִּ֣י ט֔וֹב כִּ֥י לְעוֹלָ֖ם חַסְדּֽוֹ׃ </w:t>
       </w:r>
       <w:r>
         <w:rPr>
@@ -5161,7 +5183,32 @@
           <w:shd w:val="clear" w:color="auto" w:fill="FFFFFF"/>
           <w:rtl/>
         </w:rPr>
-        <w:t xml:space="preserve">וַיְקַדֵּ֣שׁ שְׁלֹמֹ֗ה אֶת־תּ֤וֹךְ הֶחָצֵר֙ אֲשֶׁר֙ לִפְנֵ֣י בֵית־יְהֹוָ֔ה </w:t>
+        <w:t xml:space="preserve">וַיְקַדֵּ֣שׁ שְׁלֹמֹ֗ה אֶת־תּ֤וֹךְ הֶחָצֵר֙ אֲשֶׁר֙ לִפְנֵ֣י בֵית־יְהֹוָ֔ה כִּי־עָ֤שָׂה שָׁם֙ הָעֹל֔וֹת וְאֵ֖ת חֶלְבֵ֣י הַשְּׁלָמִ֑ים כִּֽי־מִזְבַּ֤ח הַנְּחֹ֙שֶׁת֙ אֲשֶׁ֣ר עָשָׂ֣ה שְׁלֹמֹ֔ה לֹ֣א יָכ֗וֹל לְהָכִ֛יל אֶת־הָעֹלָ֥ה וְאֶת־הַמִּנְחָ֖ה וְאֶת־הַחֲלָבִֽים׃ </w:t>
+      </w:r>
+      <w:r>
+        <w:rPr>
+          <w:rFonts w:ascii="SBL Hebrew" w:hAnsi="SBL Hebrew" w:cs="SBL Hebrew"/>
+          <w:b/>
+          <w:bCs/>
+          <w:color w:val="003300"/>
+          <w:sz w:val="32"/>
+          <w:szCs w:val="32"/>
+          <w:shd w:val="clear" w:color="auto" w:fill="FFFFFF"/>
+          <w:vertAlign w:val="superscript"/>
+          <w:rtl/>
+        </w:rPr>
+        <w:t>ח </w:t>
+      </w:r>
+      <w:r>
+        <w:rPr>
+          <w:rFonts w:ascii="SBL Hebrew" w:hAnsi="SBL Hebrew" w:cs="SBL Hebrew"/>
+          <w:color w:val="993300"/>
+          <w:sz w:val="32"/>
+          <w:szCs w:val="32"/>
+          <w:shd w:val="clear" w:color="auto" w:fill="FFFFFF"/>
+          <w:rtl/>
+        </w:rPr>
+        <w:t xml:space="preserve">וַיַּ֣עַשׂ שְׁלֹמֹ֣ה אֶת־הֶ֠חָ֠ג </w:t>
       </w:r>
       <w:r>
         <w:rPr>
@@ -5173,32 +5220,7 @@
           <w:rtl/>
         </w:rPr>
         <w:lastRenderedPageBreak/>
-        <w:t xml:space="preserve">כִּי־עָ֤שָׂה שָׁם֙ הָעֹל֔וֹת וְאֵ֖ת חֶלְבֵ֣י הַשְּׁלָמִ֑ים כִּֽי־מִזְבַּ֤ח הַנְּחֹ֙שֶׁת֙ אֲשֶׁ֣ר עָשָׂ֣ה שְׁלֹמֹ֔ה לֹ֣א יָכ֗וֹל לְהָכִ֛יל אֶת־הָעֹלָ֥ה וְאֶת־הַמִּנְחָ֖ה וְאֶת־הַחֲלָבִֽים׃ </w:t>
-      </w:r>
-      <w:r>
-        <w:rPr>
-          <w:rFonts w:ascii="SBL Hebrew" w:hAnsi="SBL Hebrew" w:cs="SBL Hebrew"/>
-          <w:b/>
-          <w:bCs/>
-          <w:color w:val="003300"/>
-          <w:sz w:val="32"/>
-          <w:szCs w:val="32"/>
-          <w:shd w:val="clear" w:color="auto" w:fill="FFFFFF"/>
-          <w:vertAlign w:val="superscript"/>
-          <w:rtl/>
-        </w:rPr>
-        <w:t>ח </w:t>
-      </w:r>
-      <w:r>
-        <w:rPr>
-          <w:rFonts w:ascii="SBL Hebrew" w:hAnsi="SBL Hebrew" w:cs="SBL Hebrew"/>
-          <w:color w:val="993300"/>
-          <w:sz w:val="32"/>
-          <w:szCs w:val="32"/>
-          <w:shd w:val="clear" w:color="auto" w:fill="FFFFFF"/>
-          <w:rtl/>
-        </w:rPr>
-        <w:t xml:space="preserve">וַיַּ֣עַשׂ שְׁלֹמֹ֣ה אֶת־הֶ֠חָ֠ג בָּעֵ֨ת הַהִ֜יא שִׁבְעַ֤ת יָמִים֙ וְכׇל־יִשְׂרָאֵ֣ל עִמּ֔וֹ קָהָ֖ל גָּד֣וֹל מְאֹ֑ד מִלְּב֥וֹא חֲמָ֖ת עַד־נַ֥חַל מִצְרָֽיִם׃ </w:t>
+        <w:t xml:space="preserve">בָּעֵ֨ת הַהִ֜יא שִׁבְעַ֤ת יָמִים֙ וְכׇל־יִשְׂרָאֵ֣ל עִמּ֔וֹ קָהָ֖ל גָּד֣וֹל מְאֹ֑ד מִלְּב֥וֹא חֲמָ֖ת עַד־נַ֥חַל מִצְרָֽיִם׃ </w:t>
       </w:r>
       <w:r>
         <w:rPr>
@@ -5223,7 +5245,7 @@
           <w:shd w:val="clear" w:color="auto" w:fill="FFFFFF"/>
           <w:rtl/>
         </w:rPr>
-        <w:t xml:space="preserve">וַֽיַּעֲשׂ֛וּ בַּיּ֥וֹם הַשְּׁמִינִ֖י עֲצָ֑רֶת כִּ֣י ׀ חֲנֻכַּ֣ת הַמִּזְבֵּ֗חַ עָשׂוּ֙ שִׁבְעַ֣ת יָמִ֔ים וְהֶחָ֖ג שִׁבְעַ֥ת יָמִֽים׃ </w:t>
+        <w:t xml:space="preserve">וַֽיַּעֲשׂ֛וּ בַּיּ֥וֹם הַשְּׁמִינִ֖י עֲצָ֑רֶת כִּ֣י׀ חֲנֻכַּ֣ת הַמִּזְבֵּ֗חַ עָשׂוּ֙ שִׁבְעַ֣ת יָמִ֔ים וְהֶחָ֖ג שִׁבְעַ֥ת יָמִֽים׃ </w:t>
       </w:r>
       <w:r>
         <w:rPr>
@@ -5589,7 +5611,7 @@
           <w:shd w:val="clear" w:color="auto" w:fill="FFFFFF"/>
           <w:rtl/>
         </w:rPr>
-        <w:t>וְאָמְר֗וּ עַל֩ אֲשֶׁ֨ר עָזְב֜וּ אֶת־יְהֹוָ֣ה ׀ אֱלֹהֵ֣י אֲבֹתֵיהֶ֗ם אֲשֶׁ֣ר הוֹצִיאָם֮ מֵאֶ֣רֶץ מִצְרַ֒יִם֒ וַֽיַּחֲזִ֙יקוּ֙ בֵּאלֹהִ֣ים אֲחֵרִ֔ים וַיִּשְׁתַּחֲו֥וּ לָהֶ֖ם וַיַּעַבְד֑וּם עַל־כֵּן֙ הֵבִ֣יא עֲלֵיהֶ֔ם אֵ֥ת כׇּל־הָרָעָ֖ה הַזֹּֽאת</w:t>
+        <w:t>וְאָמְר֗וּ עַל֩ אֲשֶׁ֨ר עָזְב֜וּ אֶת־יְהֹוָ֣ה׀ אֱלֹהֵ֣י אֲבֹתֵיהֶ֗ם אֲשֶׁ֣ר הוֹצִיאָם֮ מֵאֶ֣רֶץ מִצְרַ֒יִם֒ וַֽיַּחֲזִ֙יקוּ֙ בֵּאלֹהִ֣ים אֲחֵרִ֔ים וַיִּשְׁתַּחֲו֥וּ לָהֶ֖ם וַיַּעַבְד֑וּם עַל־כֵּן֙ הֵבִ֣יא עֲלֵיהֶ֔ם אֵ֥ת כׇּל־הָרָעָ֖ה הַזֹּֽאת</w:t>
       </w:r>
       <w:r>
         <w:rPr>
@@ -5659,7 +5681,6 @@
           <w:u w:val="single" w:color="0000FF"/>
           <w:rtl/>
         </w:rPr>
-        <w:lastRenderedPageBreak/>
         <w:t>דברי הימים ב פרק ח</w:t>
       </w:r>
     </w:p>
@@ -5695,7 +5716,7 @@
           <w:shd w:val="clear" w:color="auto" w:fill="FFFFFF"/>
           <w:rtl/>
         </w:rPr>
-        <w:t xml:space="preserve">וַיְהִ֞י מִקֵּ֣ץ ׀ עֶשְׂרִ֣ים שָׁנָ֗ה אֲשֶׁ֨ר בָּנָ֧ה שְׁלֹמֹ֛ה אֶת־בֵּ֥ית יְהֹוָ֖ה וְאֶת־בֵּיתֽוֹ׃ </w:t>
+        <w:t xml:space="preserve">וַיְהִ֞י מִקֵּ֣ץ׀ עֶשְׂרִ֣ים שָׁנָ֗ה אֲשֶׁ֨ר בָּנָ֧ה שְׁלֹמֹ֛ה אֶת־בֵּ֥ית יְהֹוָ֖ה וְאֶת־בֵּיתֽוֹ׃ </w:t>
       </w:r>
       <w:r>
         <w:rPr>
@@ -5784,6 +5805,7 @@
           <w:vertAlign w:val="superscript"/>
           <w:rtl/>
         </w:rPr>
+        <w:lastRenderedPageBreak/>
         <w:t>ה </w:t>
       </w:r>
       <w:r>
@@ -5820,7 +5842,7 @@
           <w:shd w:val="clear" w:color="auto" w:fill="FFFFFF"/>
           <w:rtl/>
         </w:rPr>
-        <w:t xml:space="preserve">וְאֶֽת־בַּעֲלָ֗ת וְאֵ֨ת כׇּל־עָרֵ֤י הַֽמִּסְכְּנוֹת֙ אֲשֶׁ֣ר הָי֣וּ לִשְׁלֹמֹ֔ה וְאֵת֙ כׇּל־עָרֵ֣י הָרֶ֔כֶב וְאֵ֖ת עָרֵ֣י הַפָּרָשִׁ֑ים וְאֵ֣ת ׀ כׇּל־חֵ֣שֶׁק שְׁלֹמֹ֗ה אֲשֶׁ֤ר חָשַׁק֙ לִבְנ֤וֹת בִּירוּשָׁלַ֙͏ִם֙ וּבַלְּבָנ֔וֹן וּבְכֹ֖ל אֶ֥רֶץ מֶמְשַׁלְתּֽוֹ׃ </w:t>
+        <w:t xml:space="preserve">וְאֶֽת־בַּעֲלָ֗ת וְאֵ֨ת כׇּל־עָרֵ֤י הַֽמִּסְכְּנוֹת֙ אֲשֶׁ֣ר הָי֣וּ לִשְׁלֹמֹ֔ה וְאֵת֙ כׇּל־עָרֵ֣י הָרֶ֔כֶב וְאֵ֖ת עָרֵ֣י הַפָּרָשִׁ֑ים וְאֵ֣ת׀ כׇּל־חֵ֣שֶׁק שְׁלֹמֹ֗ה אֲשֶׁ֤ר חָשַׁק֙ לִבְנ֤וֹת בִּירוּשָׁלַ֙͏ִם֙ וּבַלְּבָנ֔וֹן וּבְכֹ֖ל אֶ֥רֶץ מֶמְשַׁלְתּֽוֹ׃ </w:t>
       </w:r>
       <w:r>
         <w:rPr>
@@ -6357,7 +6379,6 @@
           <w:u w:val="single" w:color="0000FF"/>
           <w:rtl/>
         </w:rPr>
-        <w:lastRenderedPageBreak/>
         <w:t>דברי הימים ב פרק ט</w:t>
       </w:r>
     </w:p>
@@ -6418,7 +6439,19 @@
           <w:shd w:val="clear" w:color="auto" w:fill="FFFFFF"/>
           <w:rtl/>
         </w:rPr>
-        <w:t xml:space="preserve">וַיַּגֶּד־לָ֥הּ שְׁלֹמֹ֖ה אֶת־כׇּל־דְּבָרֶ֑יהָ וְלֹֽא־נֶעְלַ֤ם דָּבָר֙ מִשְּׁלֹמֹ֔ה אֲשֶׁ֧ר לֹ֦א הִגִּ֖יד לָֽהּ׃ </w:t>
+        <w:t xml:space="preserve">וַיַּגֶּד־לָ֥הּ שְׁלֹמֹ֖ה אֶת־כׇּל־דְּבָרֶ֑יהָ וְלֹֽא־נֶעְלַ֤ם </w:t>
+      </w:r>
+      <w:r>
+        <w:rPr>
+          <w:rFonts w:ascii="SBL Hebrew" w:hAnsi="SBL Hebrew" w:cs="SBL Hebrew"/>
+          <w:color w:val="993300"/>
+          <w:sz w:val="32"/>
+          <w:szCs w:val="32"/>
+          <w:shd w:val="clear" w:color="auto" w:fill="FFFFFF"/>
+          <w:rtl/>
+        </w:rPr>
+        <w:lastRenderedPageBreak/>
+        <w:t xml:space="preserve">דָּבָר֙ מִשְּׁלֹמֹ֔ה אֲשֶׁ֧ר לֹ֦א הִגִּ֖יד לָֽהּ׃ </w:t>
       </w:r>
       <w:r>
         <w:rPr>
@@ -6568,7 +6601,7 @@
           <w:shd w:val="clear" w:color="auto" w:fill="FFFFFF"/>
           <w:rtl/>
         </w:rPr>
-        <w:t xml:space="preserve">יְהִ֨י יְהֹוָ֤ה אֱלֹהֶ֙יךָ֙ בָּר֔וּךְ אֲשֶׁ֣ר ׀ חָפֵ֣ץ בְּךָ֗ לְתִתְּךָ֤ עַל־כִּסְאוֹ֙ לְמֶ֔לֶךְ לַֽיהֹוָ֖ה אֱלֹהֶ֑יךָ בְּאַהֲבַ֨ת אֱלֹהֶ֤יךָ אֶת־יִשְׂרָאֵל֙ לְהַעֲמִיד֣וֹ לְעוֹלָ֔ם וַיִּתֶּנְךָ֤ עֲלֵיהֶם֙ לְמֶ֔לֶךְ לַעֲשׂ֥וֹת מִשְׁפָּ֖ט וּצְדָקָֽה׃ </w:t>
+        <w:t xml:space="preserve">יְהִ֨י יְהֹוָ֤ה אֱלֹהֶ֙יךָ֙ בָּר֔וּךְ אֲשֶׁ֣ר׀ חָפֵ֣ץ בְּךָ֗ לְתִתְּךָ֤ עַל־כִּסְאוֹ֙ לְמֶ֔לֶךְ לַֽיהֹוָ֖ה אֱלֹהֶ֑יךָ בְּאַהֲבַ֨ת אֱלֹהֶ֤יךָ אֶת־יִשְׂרָאֵל֙ לְהַעֲמִיד֣וֹ לְעוֹלָ֔ם וַיִּתֶּנְךָ֤ עֲלֵיהֶם֙ לְמֶ֔לֶךְ לַעֲשׂ֥וֹת מִשְׁפָּ֖ט וּצְדָקָֽה׃ </w:t>
       </w:r>
       <w:r>
         <w:rPr>
@@ -6593,7 +6626,7 @@
           <w:shd w:val="clear" w:color="auto" w:fill="FFFFFF"/>
           <w:rtl/>
         </w:rPr>
-        <w:t xml:space="preserve">וַתִּתֵּ֨ן לַמֶּ֜לֶךְ מֵאָ֥ה וְעֶשְׂרִ֣ים ׀ כִּכַּ֣ר זָהָ֗ב וּבְשָׂמִ֛ים לָרֹ֥ב מְאֹ֖ד וְאֶ֣בֶן יְקָרָ֑ה וְלֹ֤א הָיָה֙ כַּבֹּ֣שֶׂם הַה֔וּא אֲשֶׁר־נָתְנָ֥ה מַֽלְכַּת־שְׁבָ֖א לַמֶּ֥לֶךְ שְׁלֹמֹֽה׃ </w:t>
+        <w:t xml:space="preserve">וַתִּתֵּ֨ן לַמֶּ֜לֶךְ מֵאָ֥ה וְעֶשְׂרִ֣ים׀ כִּכַּ֣ר זָהָ֗ב וּבְשָׂמִ֛ים לָרֹ֥ב מְאֹ֖ד וְאֶ֣בֶן יְקָרָ֑ה וְלֹ֤א הָיָה֙ כַּבֹּ֣שֶׂם הַה֔וּא אֲשֶׁר־נָתְנָ֥ה מַֽלְכַּת־שְׁבָ֖א לַמֶּ֥לֶךְ שְׁלֹמֹֽה׃ </w:t>
       </w:r>
       <w:r>
         <w:rPr>
@@ -6881,82 +6914,71 @@
           <w:shd w:val="clear" w:color="auto" w:fill="FFFFFF"/>
           <w:rtl/>
         </w:rPr>
-        <w:t xml:space="preserve">וְשֵׁ֣שׁ מַעֲל֣וֹת לַ֠כִּסֵּ֠א וְכֶ֨בֶשׁ בַּזָּהָ֤ב לַכִּסֵּא֙ מׇאֳחָזִ֔ים וְיָד֛וֹת </w:t>
-      </w:r>
-      <w:r>
-        <w:rPr>
-          <w:rFonts w:ascii="SBL Hebrew" w:hAnsi="SBL Hebrew" w:cs="SBL Hebrew"/>
-          <w:color w:val="993300"/>
-          <w:sz w:val="32"/>
-          <w:szCs w:val="32"/>
-          <w:shd w:val="clear" w:color="auto" w:fill="FFFFFF"/>
+        <w:t xml:space="preserve">וְשֵׁ֣שׁ מַעֲל֣וֹת לַ֠כִּסֵּ֠א וְכֶ֨בֶשׁ בַּזָּהָ֤ב לַכִּסֵּא֙ מׇאֳחָזִ֔ים וְיָד֛וֹת מִזֶּ֥ה וּמִזֶּ֖ה עַל־מְק֣וֹם הַשָּׁ֑בֶת וּשְׁנַ֣יִם אֲרָי֔וֹת עֹמְדִ֖ים אֵ֥צֶל הַיָּדֽוֹת׃ </w:t>
+      </w:r>
+      <w:r>
+        <w:rPr>
+          <w:rFonts w:ascii="SBL Hebrew" w:hAnsi="SBL Hebrew" w:cs="SBL Hebrew"/>
+          <w:b/>
+          <w:bCs/>
+          <w:color w:val="003300"/>
+          <w:sz w:val="32"/>
+          <w:szCs w:val="32"/>
+          <w:shd w:val="clear" w:color="auto" w:fill="FFFFFF"/>
+          <w:vertAlign w:val="superscript"/>
+          <w:rtl/>
+        </w:rPr>
+        <w:t>יט </w:t>
+      </w:r>
+      <w:r>
+        <w:rPr>
+          <w:rFonts w:ascii="SBL Hebrew" w:hAnsi="SBL Hebrew" w:cs="SBL Hebrew"/>
+          <w:color w:val="993300"/>
+          <w:sz w:val="32"/>
+          <w:szCs w:val="32"/>
+          <w:shd w:val="clear" w:color="auto" w:fill="FFFFFF"/>
+          <w:rtl/>
+        </w:rPr>
+        <w:t xml:space="preserve">וּשְׁנֵ֧ים עָשָׂ֣ר אֲרָי֗וֹת עֹמְדִ֥ים שָׁ֛ם עַל־שֵׁ֥שׁ הַֽמַּעֲל֖וֹת מִזֶּ֣ה וּמִזֶּ֑ה לֹא־נַעֲשָׂ֥ה כֵ֖ן לְכׇל־מַמְלָכָֽה׃ </w:t>
+      </w:r>
+      <w:r>
+        <w:rPr>
+          <w:rFonts w:ascii="SBL Hebrew" w:hAnsi="SBL Hebrew" w:cs="SBL Hebrew"/>
+          <w:b/>
+          <w:bCs/>
+          <w:color w:val="003300"/>
+          <w:sz w:val="32"/>
+          <w:szCs w:val="32"/>
+          <w:shd w:val="clear" w:color="auto" w:fill="FFFFFF"/>
+          <w:vertAlign w:val="superscript"/>
+          <w:rtl/>
+        </w:rPr>
+        <w:t>כ </w:t>
+      </w:r>
+      <w:r>
+        <w:rPr>
+          <w:rFonts w:ascii="SBL Hebrew" w:hAnsi="SBL Hebrew" w:cs="SBL Hebrew"/>
+          <w:color w:val="993300"/>
+          <w:sz w:val="32"/>
+          <w:szCs w:val="32"/>
+          <w:shd w:val="clear" w:color="auto" w:fill="FFFFFF"/>
+          <w:rtl/>
+        </w:rPr>
+        <w:t xml:space="preserve">וְ֠כֹ֠ל כְּלֵ֞י מַשְׁקֵ֨ה הַמֶּ֤לֶךְ שְׁלֹמֹה֙ זָהָ֔ב וְכֹ֗ל כְּלֵ֛י בֵּֽית־יַ֥עַר הַלְּבָנ֖וֹן זָהָ֣ב סָג֑וּר אֵ֣ין כֶּ֗סֶף נֶחְשָׁ֛ב בִּימֵ֥י שְׁלֹמֹ֖ה לִמְאֽוּמָה׃ </w:t>
+      </w:r>
+      <w:r>
+        <w:rPr>
+          <w:rFonts w:ascii="SBL Hebrew" w:hAnsi="SBL Hebrew" w:cs="SBL Hebrew"/>
+          <w:b/>
+          <w:bCs/>
+          <w:color w:val="003300"/>
+          <w:sz w:val="32"/>
+          <w:szCs w:val="32"/>
+          <w:shd w:val="clear" w:color="auto" w:fill="FFFFFF"/>
+          <w:vertAlign w:val="superscript"/>
           <w:rtl/>
         </w:rPr>
         <w:lastRenderedPageBreak/>
-        <w:t xml:space="preserve">מִזֶּ֥ה וּמִזֶּ֖ה עַל־מְק֣וֹם הַשָּׁ֑בֶת וּשְׁנַ֣יִם אֲרָי֔וֹת עֹמְדִ֖ים אֵ֥צֶל הַיָּדֽוֹת׃ </w:t>
-      </w:r>
-      <w:r>
-        <w:rPr>
-          <w:rFonts w:ascii="SBL Hebrew" w:hAnsi="SBL Hebrew" w:cs="SBL Hebrew"/>
-          <w:b/>
-          <w:bCs/>
-          <w:color w:val="003300"/>
-          <w:sz w:val="32"/>
-          <w:szCs w:val="32"/>
-          <w:shd w:val="clear" w:color="auto" w:fill="FFFFFF"/>
-          <w:vertAlign w:val="superscript"/>
-          <w:rtl/>
-        </w:rPr>
-        <w:t>יט </w:t>
-      </w:r>
-      <w:r>
-        <w:rPr>
-          <w:rFonts w:ascii="SBL Hebrew" w:hAnsi="SBL Hebrew" w:cs="SBL Hebrew"/>
-          <w:color w:val="993300"/>
-          <w:sz w:val="32"/>
-          <w:szCs w:val="32"/>
-          <w:shd w:val="clear" w:color="auto" w:fill="FFFFFF"/>
-          <w:rtl/>
-        </w:rPr>
-        <w:t xml:space="preserve">וּשְׁנֵ֧ים עָשָׂ֣ר אֲרָי֗וֹת עֹמְדִ֥ים שָׁ֛ם עַל־שֵׁ֥שׁ הַֽמַּעֲל֖וֹת מִזֶּ֣ה וּמִזֶּ֑ה לֹא־נַעֲשָׂ֥ה כֵ֖ן לְכׇל־מַמְלָכָֽה׃ </w:t>
-      </w:r>
-      <w:r>
-        <w:rPr>
-          <w:rFonts w:ascii="SBL Hebrew" w:hAnsi="SBL Hebrew" w:cs="SBL Hebrew"/>
-          <w:b/>
-          <w:bCs/>
-          <w:color w:val="003300"/>
-          <w:sz w:val="32"/>
-          <w:szCs w:val="32"/>
-          <w:shd w:val="clear" w:color="auto" w:fill="FFFFFF"/>
-          <w:vertAlign w:val="superscript"/>
-          <w:rtl/>
-        </w:rPr>
-        <w:t>כ </w:t>
-      </w:r>
-      <w:r>
-        <w:rPr>
-          <w:rFonts w:ascii="SBL Hebrew" w:hAnsi="SBL Hebrew" w:cs="SBL Hebrew"/>
-          <w:color w:val="993300"/>
-          <w:sz w:val="32"/>
-          <w:szCs w:val="32"/>
-          <w:shd w:val="clear" w:color="auto" w:fill="FFFFFF"/>
-          <w:rtl/>
-        </w:rPr>
-        <w:t xml:space="preserve">וְ֠כֹ֠ל כְּלֵ֞י מַשְׁקֵ֨ה הַמֶּ֤לֶךְ שְׁלֹמֹה֙ זָהָ֔ב וְכֹ֗ל כְּלֵ֛י בֵּֽית־יַ֥עַר הַלְּבָנ֖וֹן זָהָ֣ב סָג֑וּר אֵ֣ין כֶּ֗סֶף נֶחְשָׁ֛ב בִּימֵ֥י שְׁלֹמֹ֖ה לִמְאֽוּמָה׃ </w:t>
-      </w:r>
-      <w:r>
-        <w:rPr>
-          <w:rFonts w:ascii="SBL Hebrew" w:hAnsi="SBL Hebrew" w:cs="SBL Hebrew"/>
-          <w:b/>
-          <w:bCs/>
-          <w:color w:val="003300"/>
-          <w:sz w:val="32"/>
-          <w:szCs w:val="32"/>
-          <w:shd w:val="clear" w:color="auto" w:fill="FFFFFF"/>
-          <w:vertAlign w:val="superscript"/>
-          <w:rtl/>
-        </w:rPr>
         <w:t>כא </w:t>
       </w:r>
       <w:r>
@@ -6968,7 +6990,7 @@
           <w:shd w:val="clear" w:color="auto" w:fill="FFFFFF"/>
           <w:rtl/>
         </w:rPr>
-        <w:t>כִּֽי־אֳנִיּ֤וֹת לַמֶּ֙לֶךְ֙ הֹלְכ֣וֹת תַּרְשִׁ֔ישׁ עִ֖ם עַבְדֵ֣י חוּרָ֑ם אַחַת֩ לְשָׁל֨וֹשׁ שָׁנִ֜ים תָּב֣וֹאנָה ׀ אֳנִיּ֣וֹת תַּרְשִׁ֗ישׁ נֹֽשְׂאוֹת֙ זָהָ֣ב וָכֶ֔סֶף שֶׁנְהַבִּ֥ים וְקוֹפִ֖ים וְתוּכִּיִּֽים</w:t>
+        <w:t>כִּֽי־אֳנִיּ֤וֹת לַמֶּ֙לֶךְ֙ הֹלְכ֣וֹת תַּרְשִׁ֔ישׁ עִ֖ם עַבְדֵ֣י חוּרָ֑ם אַחַת֩ לְשָׁל֨וֹשׁ שָׁנִ֜ים תָּב֣וֹאנָה׀ אֳנִיּ֣וֹת תַּרְשִׁ֗ישׁ נֹֽשְׂאוֹת֙ זָהָ֣ב וָכֶ֔סֶף שֶׁנְהַבִּ֥ים וְקוֹפִ֖ים וְתוּכִּיִּֽים</w:t>
       </w:r>
       <w:r>
         <w:rPr>
@@ -7583,7 +7605,82 @@
           <w:shd w:val="clear" w:color="auto" w:fill="FFFFFF"/>
           <w:rtl/>
         </w:rPr>
-        <w:t xml:space="preserve">וַיִּוָּעַ֞ץ הַמֶּ֣לֶךְ רְחַבְעָ֗ם אֶת־הַזְּקֵנִים֙ אֲשֶׁר־הָי֣וּ עֹמְדִ֗ים לִפְנֵי֙ שְׁלֹמֹ֣ה אָבִ֔יו בִּהְיֹת֥וֹ חַ֖י לֵאמֹ֑ר אֵ֚יךְ אַתֶּ֣ם נֽוֹעָצִ֔ים </w:t>
+        <w:t xml:space="preserve">וַיִּוָּעַ֞ץ הַמֶּ֣לֶךְ רְחַבְעָ֗ם אֶת־הַזְּקֵנִים֙ אֲשֶׁר־הָי֣וּ עֹמְדִ֗ים לִפְנֵי֙ שְׁלֹמֹ֣ה אָבִ֔יו בִּהְיֹת֥וֹ חַ֖י לֵאמֹ֑ר אֵ֚יךְ אַתֶּ֣ם נֽוֹעָצִ֔ים לְהָשִׁ֥יב לָעָם־הַזֶּ֖ה דָּבָֽר׃ </w:t>
+      </w:r>
+      <w:r>
+        <w:rPr>
+          <w:rFonts w:ascii="SBL Hebrew" w:hAnsi="SBL Hebrew" w:cs="SBL Hebrew"/>
+          <w:b/>
+          <w:bCs/>
+          <w:color w:val="003300"/>
+          <w:sz w:val="32"/>
+          <w:szCs w:val="32"/>
+          <w:shd w:val="clear" w:color="auto" w:fill="FFFFFF"/>
+          <w:vertAlign w:val="superscript"/>
+          <w:rtl/>
+        </w:rPr>
+        <w:t>ז </w:t>
+      </w:r>
+      <w:r>
+        <w:rPr>
+          <w:rFonts w:ascii="SBL Hebrew" w:hAnsi="SBL Hebrew" w:cs="SBL Hebrew"/>
+          <w:color w:val="993300"/>
+          <w:sz w:val="32"/>
+          <w:szCs w:val="32"/>
+          <w:shd w:val="clear" w:color="auto" w:fill="FFFFFF"/>
+          <w:rtl/>
+        </w:rPr>
+        <w:t xml:space="preserve">וַיְדַבְּר֨וּ אֵלָ֜יו לֵאמֹ֗ר אִם־תִּהְיֶ֨ה לְט֜וֹב לְהָעָ֤ם הַזֶּה֙ וּרְצִיתָ֔ם וְדִבַּרְתָּ֥ אֲלֵהֶ֖ם דְּבָרִ֣ים טוֹבִ֑ים וְהָי֥וּ לְךָ֛ עֲבָדִ֖ים כׇּל־הַיָּמִֽים׃ </w:t>
+      </w:r>
+      <w:r>
+        <w:rPr>
+          <w:rFonts w:ascii="SBL Hebrew" w:hAnsi="SBL Hebrew" w:cs="SBL Hebrew"/>
+          <w:b/>
+          <w:bCs/>
+          <w:color w:val="003300"/>
+          <w:sz w:val="32"/>
+          <w:szCs w:val="32"/>
+          <w:shd w:val="clear" w:color="auto" w:fill="FFFFFF"/>
+          <w:vertAlign w:val="superscript"/>
+          <w:rtl/>
+        </w:rPr>
+        <w:t>ח </w:t>
+      </w:r>
+      <w:r>
+        <w:rPr>
+          <w:rFonts w:ascii="SBL Hebrew" w:hAnsi="SBL Hebrew" w:cs="SBL Hebrew"/>
+          <w:color w:val="993300"/>
+          <w:sz w:val="32"/>
+          <w:szCs w:val="32"/>
+          <w:shd w:val="clear" w:color="auto" w:fill="FFFFFF"/>
+          <w:rtl/>
+        </w:rPr>
+        <w:t xml:space="preserve">וַֽיַּעֲזֹ֛ב אֶת־עֲצַ֥ת הַזְּקֵנִ֖ים אֲשֶׁ֣ר יְעָצֻ֑הוּ וַיִּוָּעַ֗ץ אֶת־הַיְלָדִים֙ אֲשֶׁ֣ר גָּדְל֣וּ אִתּ֔וֹ הָעֹמְדִ֖ים לְפָנָֽיו׃ </w:t>
+      </w:r>
+      <w:r>
+        <w:rPr>
+          <w:rFonts w:ascii="SBL Hebrew" w:hAnsi="SBL Hebrew" w:cs="SBL Hebrew"/>
+          <w:b/>
+          <w:bCs/>
+          <w:color w:val="003300"/>
+          <w:sz w:val="32"/>
+          <w:szCs w:val="32"/>
+          <w:shd w:val="clear" w:color="auto" w:fill="FFFFFF"/>
+          <w:vertAlign w:val="superscript"/>
+          <w:rtl/>
+        </w:rPr>
+        <w:t>ט </w:t>
+      </w:r>
+      <w:r>
+        <w:rPr>
+          <w:rFonts w:ascii="SBL Hebrew" w:hAnsi="SBL Hebrew" w:cs="SBL Hebrew"/>
+          <w:color w:val="993300"/>
+          <w:sz w:val="32"/>
+          <w:szCs w:val="32"/>
+          <w:shd w:val="clear" w:color="auto" w:fill="FFFFFF"/>
+          <w:rtl/>
+        </w:rPr>
+        <w:t xml:space="preserve">וַיֹּ֣אמֶר אֲלֵהֶ֗ם מָ֚ה אַתֶּ֣ם נֽוֹעָצִ֔ים וְנָשִׁ֥יב </w:t>
       </w:r>
       <w:r>
         <w:rPr>
@@ -7595,82 +7692,7 @@
           <w:rtl/>
         </w:rPr>
         <w:lastRenderedPageBreak/>
-        <w:t xml:space="preserve">לְהָשִׁ֥יב לָעָם־הַזֶּ֖ה דָּבָֽר׃ </w:t>
-      </w:r>
-      <w:r>
-        <w:rPr>
-          <w:rFonts w:ascii="SBL Hebrew" w:hAnsi="SBL Hebrew" w:cs="SBL Hebrew"/>
-          <w:b/>
-          <w:bCs/>
-          <w:color w:val="003300"/>
-          <w:sz w:val="32"/>
-          <w:szCs w:val="32"/>
-          <w:shd w:val="clear" w:color="auto" w:fill="FFFFFF"/>
-          <w:vertAlign w:val="superscript"/>
-          <w:rtl/>
-        </w:rPr>
-        <w:t>ז </w:t>
-      </w:r>
-      <w:r>
-        <w:rPr>
-          <w:rFonts w:ascii="SBL Hebrew" w:hAnsi="SBL Hebrew" w:cs="SBL Hebrew"/>
-          <w:color w:val="993300"/>
-          <w:sz w:val="32"/>
-          <w:szCs w:val="32"/>
-          <w:shd w:val="clear" w:color="auto" w:fill="FFFFFF"/>
-          <w:rtl/>
-        </w:rPr>
-        <w:t xml:space="preserve">וַיְדַבְּר֨וּ אֵלָ֜יו לֵאמֹ֗ר אִם־תִּהְיֶ֨ה לְט֜וֹב לְהָעָ֤ם הַזֶּה֙ וּרְצִיתָ֔ם וְדִבַּרְתָּ֥ אֲלֵהֶ֖ם דְּבָרִ֣ים טוֹבִ֑ים וְהָי֥וּ לְךָ֛ עֲבָדִ֖ים כׇּל־הַיָּמִֽים׃ </w:t>
-      </w:r>
-      <w:r>
-        <w:rPr>
-          <w:rFonts w:ascii="SBL Hebrew" w:hAnsi="SBL Hebrew" w:cs="SBL Hebrew"/>
-          <w:b/>
-          <w:bCs/>
-          <w:color w:val="003300"/>
-          <w:sz w:val="32"/>
-          <w:szCs w:val="32"/>
-          <w:shd w:val="clear" w:color="auto" w:fill="FFFFFF"/>
-          <w:vertAlign w:val="superscript"/>
-          <w:rtl/>
-        </w:rPr>
-        <w:t>ח </w:t>
-      </w:r>
-      <w:r>
-        <w:rPr>
-          <w:rFonts w:ascii="SBL Hebrew" w:hAnsi="SBL Hebrew" w:cs="SBL Hebrew"/>
-          <w:color w:val="993300"/>
-          <w:sz w:val="32"/>
-          <w:szCs w:val="32"/>
-          <w:shd w:val="clear" w:color="auto" w:fill="FFFFFF"/>
-          <w:rtl/>
-        </w:rPr>
-        <w:t xml:space="preserve">וַֽיַּעֲזֹ֛ב אֶת־עֲצַ֥ת הַזְּקֵנִ֖ים אֲשֶׁ֣ר יְעָצֻ֑הוּ וַיִּוָּעַ֗ץ אֶת־הַיְלָדִים֙ אֲשֶׁ֣ר גָּדְל֣וּ אִתּ֔וֹ הָעֹמְדִ֖ים לְפָנָֽיו׃ </w:t>
-      </w:r>
-      <w:r>
-        <w:rPr>
-          <w:rFonts w:ascii="SBL Hebrew" w:hAnsi="SBL Hebrew" w:cs="SBL Hebrew"/>
-          <w:b/>
-          <w:bCs/>
-          <w:color w:val="003300"/>
-          <w:sz w:val="32"/>
-          <w:szCs w:val="32"/>
-          <w:shd w:val="clear" w:color="auto" w:fill="FFFFFF"/>
-          <w:vertAlign w:val="superscript"/>
-          <w:rtl/>
-        </w:rPr>
-        <w:t>ט </w:t>
-      </w:r>
-      <w:r>
-        <w:rPr>
-          <w:rFonts w:ascii="SBL Hebrew" w:hAnsi="SBL Hebrew" w:cs="SBL Hebrew"/>
-          <w:color w:val="993300"/>
-          <w:sz w:val="32"/>
-          <w:szCs w:val="32"/>
-          <w:shd w:val="clear" w:color="auto" w:fill="FFFFFF"/>
-          <w:rtl/>
-        </w:rPr>
-        <w:t xml:space="preserve">וַיֹּ֣אמֶר אֲלֵהֶ֗ם מָ֚ה אַתֶּ֣ם נֽוֹעָצִ֔ים וְנָשִׁ֥יב דָּבָ֖ר אֶת־הָעָ֣ם הַזֶּ֑ה אֲשֶׁ֨ר דִּבְּר֤וּ אֵלַי֙ לֵאמֹ֔ר הָקֵל֙ מִן־הָעֹ֔ל אֲשֶׁר־נָתַ֥ן אָבִ֖יךָ עָלֵֽינוּ׃ </w:t>
+        <w:t xml:space="preserve">דָּבָ֖ר אֶת־הָעָ֣ם הַזֶּ֑ה אֲשֶׁ֨ר דִּבְּר֤וּ אֵלַי֙ לֵאמֹ֔ר הָקֵל֙ מִן־הָעֹ֔ל אֲשֶׁר־נָתַ֥ן אָבִ֖יךָ עָלֵֽינוּ׃ </w:t>
       </w:r>
       <w:r>
         <w:rPr>
@@ -7886,7 +7908,7 @@
           <w:shd w:val="clear" w:color="auto" w:fill="FFFFFF"/>
           <w:rtl/>
         </w:rPr>
-        <w:t xml:space="preserve">וְכׇל־יִשְׂרָאֵ֗ל כִּ֠י לֹא־שָׁמַ֣ע הַמֶּ֘לֶךְ֮ לָהֶם֒ וַיָּשִׁ֣יבוּ הָעָ֣ם אֶת־הַמֶּ֣לֶךְ </w:t>
+        <w:t>וְכׇל־יִשְׂרָאֵ֗ל כִּ֠י לֹא־שָׁמַ֣ע הַמֶּ֘לֶךְ֮ לָהֶם֒ וַיָּשִׁ֣יבוּ הָעָ֣ם אֶת־הַמֶּ֣לֶךְ</w:t>
       </w:r>
       <w:r>
         <w:rPr>
@@ -8236,7 +8258,6 @@
           <w:vertAlign w:val="superscript"/>
           <w:rtl/>
         </w:rPr>
-        <w:lastRenderedPageBreak/>
         <w:t>ב </w:t>
       </w:r>
       <w:r>
@@ -8353,6 +8374,7 @@
           <w:vertAlign w:val="superscript"/>
           <w:rtl/>
         </w:rPr>
+        <w:lastRenderedPageBreak/>
         <w:t>ה </w:t>
       </w:r>
       <w:r>
@@ -8996,69 +9018,255 @@
           <w:vertAlign w:val="superscript"/>
           <w:rtl/>
         </w:rPr>
+        <w:t>ב </w:t>
+      </w:r>
+      <w:r>
+        <w:rPr>
+          <w:rFonts w:ascii="SBL Hebrew" w:hAnsi="SBL Hebrew" w:cs="SBL Hebrew"/>
+          <w:color w:val="993300"/>
+          <w:sz w:val="32"/>
+          <w:szCs w:val="32"/>
+          <w:shd w:val="clear" w:color="auto" w:fill="FFFFFF"/>
+          <w:rtl/>
+        </w:rPr>
+        <w:t xml:space="preserve">וַיְהִ֞י בַּשָּׁנָ֤ה הַֽחֲמִישִׁית֙ לַמֶּ֣לֶךְ רְחַבְעָ֔ם עָלָ֛ה שִׁישַׁ֥ק מֶלֶךְ־מִצְרַ֖יִם עַל־יְרוּשָׁלָ֑͏ִם כִּ֥י מָעֲל֖וּ בַּיהֹוָֽה׃ </w:t>
+      </w:r>
+      <w:r>
+        <w:rPr>
+          <w:rFonts w:ascii="SBL Hebrew" w:hAnsi="SBL Hebrew" w:cs="SBL Hebrew"/>
+          <w:b/>
+          <w:bCs/>
+          <w:color w:val="003300"/>
+          <w:sz w:val="32"/>
+          <w:szCs w:val="32"/>
+          <w:shd w:val="clear" w:color="auto" w:fill="FFFFFF"/>
+          <w:vertAlign w:val="superscript"/>
+          <w:rtl/>
+        </w:rPr>
+        <w:t>ג </w:t>
+      </w:r>
+      <w:r>
+        <w:rPr>
+          <w:rFonts w:ascii="SBL Hebrew" w:hAnsi="SBL Hebrew" w:cs="SBL Hebrew"/>
+          <w:color w:val="993300"/>
+          <w:sz w:val="32"/>
+          <w:szCs w:val="32"/>
+          <w:shd w:val="clear" w:color="auto" w:fill="FFFFFF"/>
+          <w:rtl/>
+        </w:rPr>
+        <w:t xml:space="preserve">בְּאֶ֤לֶף וּמָאתַ֙יִם֙ רֶ֔כֶב וּבְשִׁשִּׁ֥ים אֶ֖לֶף פָּרָשִׁ֑ים וְאֵ֣ין מִסְפָּ֗ר לָעָ֞ם אֲשֶׁר־בָּ֤אוּ עִמּוֹ֙ מִמִּצְרַ֔יִם לוּבִ֥ים סֻכִּיִּ֖ים וְכוּשִֽׁים׃ </w:t>
+      </w:r>
+      <w:r>
+        <w:rPr>
+          <w:rFonts w:ascii="SBL Hebrew" w:hAnsi="SBL Hebrew" w:cs="SBL Hebrew"/>
+          <w:b/>
+          <w:bCs/>
+          <w:color w:val="003300"/>
+          <w:sz w:val="32"/>
+          <w:szCs w:val="32"/>
+          <w:shd w:val="clear" w:color="auto" w:fill="FFFFFF"/>
+          <w:vertAlign w:val="superscript"/>
+          <w:rtl/>
+        </w:rPr>
+        <w:t>ד </w:t>
+      </w:r>
+      <w:r>
+        <w:rPr>
+          <w:rFonts w:ascii="SBL Hebrew" w:hAnsi="SBL Hebrew" w:cs="SBL Hebrew"/>
+          <w:color w:val="993300"/>
+          <w:sz w:val="32"/>
+          <w:szCs w:val="32"/>
+          <w:shd w:val="clear" w:color="auto" w:fill="FFFFFF"/>
+          <w:rtl/>
+        </w:rPr>
+        <w:t>וַיִּלְכֹּ֛ד אֶת־עָרֵ֥י הַמְּצֻר֖וֹת אֲשֶׁ֣ר לִיהוּדָ֑ה וַיָּבֹ֖א עַד־יְרוּשָׁלָֽ͏ִם׃</w:t>
+      </w:r>
+      <w:r>
+        <w:rPr>
+          <w:rFonts w:ascii="SBL Hebrew" w:hAnsi="SBL Hebrew" w:cs="SBL Hebrew"/>
+          <w:color w:val="003300"/>
+          <w:sz w:val="32"/>
+          <w:szCs w:val="32"/>
+          <w:shd w:val="clear" w:color="auto" w:fill="FFFFFF"/>
+          <w:rtl/>
+        </w:rPr>
+        <w:t> {</w:t>
+      </w:r>
+      <w:r>
+        <w:rPr>
+          <w:rFonts w:ascii="SBL Hebrew" w:hAnsi="SBL Hebrew" w:cs="SBL Hebrew"/>
+          <w:color w:val="003300"/>
+          <w:sz w:val="32"/>
+          <w:szCs w:val="32"/>
+          <w:rtl/>
+        </w:rPr>
+        <w:t>ס}</w:t>
+      </w:r>
+      <w:r>
+        <w:rPr>
+          <w:rFonts w:ascii="SBL Hebrew" w:hAnsi="SBL Hebrew" w:cs="SBL Hebrew"/>
+          <w:color w:val="993300"/>
+          <w:sz w:val="32"/>
+          <w:szCs w:val="32"/>
+          <w:rtl/>
+        </w:rPr>
+        <w:t xml:space="preserve"> </w:t>
+      </w:r>
+      <w:r>
+        <w:rPr>
+          <w:rFonts w:ascii="SBL Hebrew" w:hAnsi="SBL Hebrew" w:cs="SBL Hebrew"/>
+          <w:b/>
+          <w:bCs/>
+          <w:color w:val="003300"/>
+          <w:sz w:val="32"/>
+          <w:szCs w:val="32"/>
+          <w:shd w:val="clear" w:color="auto" w:fill="FFFFFF"/>
+          <w:vertAlign w:val="superscript"/>
+          <w:rtl/>
+        </w:rPr>
+        <w:t>ה </w:t>
+      </w:r>
+      <w:r>
+        <w:rPr>
+          <w:rFonts w:ascii="SBL Hebrew" w:hAnsi="SBL Hebrew" w:cs="SBL Hebrew"/>
+          <w:color w:val="993300"/>
+          <w:sz w:val="32"/>
+          <w:szCs w:val="32"/>
+          <w:shd w:val="clear" w:color="auto" w:fill="FFFFFF"/>
+          <w:rtl/>
+        </w:rPr>
+        <w:t xml:space="preserve">וּֽשְׁמַעְיָ֤ה הַנָּבִיא֙ בָּ֣א אֶל־רְחַבְעָ֔ם וְשָׂרֵ֣י יְהוּדָ֔ה אֲשֶׁר־נֶאֶסְפ֥וּ אֶל־יְרוּשָׁלַ֖͏ִם מִפְּנֵ֣י שִׁישָׁ֑ק וַיֹּ֨אמֶר לָהֶ֜ם כֹּה־אָמַ֣ר יְהֹוָ֗ה </w:t>
+      </w:r>
+      <w:r>
+        <w:rPr>
+          <w:rFonts w:ascii="SBL Hebrew" w:hAnsi="SBL Hebrew" w:cs="SBL Hebrew"/>
+          <w:color w:val="993300"/>
+          <w:sz w:val="32"/>
+          <w:szCs w:val="32"/>
+          <w:shd w:val="clear" w:color="auto" w:fill="FFFFFF"/>
+          <w:rtl/>
+        </w:rPr>
         <w:lastRenderedPageBreak/>
-        <w:t>ב </w:t>
-      </w:r>
-      <w:r>
-        <w:rPr>
-          <w:rFonts w:ascii="SBL Hebrew" w:hAnsi="SBL Hebrew" w:cs="SBL Hebrew"/>
-          <w:color w:val="993300"/>
-          <w:sz w:val="32"/>
-          <w:szCs w:val="32"/>
-          <w:shd w:val="clear" w:color="auto" w:fill="FFFFFF"/>
-          <w:rtl/>
-        </w:rPr>
-        <w:t xml:space="preserve">וַיְהִ֞י בַּשָּׁנָ֤ה הַֽחֲמִישִׁית֙ לַמֶּ֣לֶךְ רְחַבְעָ֔ם עָלָ֛ה שִׁישַׁ֥ק מֶלֶךְ־מִצְרַ֖יִם עַל־יְרוּשָׁלָ֑͏ִם כִּ֥י מָעֲל֖וּ בַּיהֹוָֽה׃ </w:t>
-      </w:r>
-      <w:r>
-        <w:rPr>
-          <w:rFonts w:ascii="SBL Hebrew" w:hAnsi="SBL Hebrew" w:cs="SBL Hebrew"/>
-          <w:b/>
-          <w:bCs/>
-          <w:color w:val="003300"/>
-          <w:sz w:val="32"/>
-          <w:szCs w:val="32"/>
-          <w:shd w:val="clear" w:color="auto" w:fill="FFFFFF"/>
-          <w:vertAlign w:val="superscript"/>
-          <w:rtl/>
-        </w:rPr>
-        <w:t>ג </w:t>
-      </w:r>
-      <w:r>
-        <w:rPr>
-          <w:rFonts w:ascii="SBL Hebrew" w:hAnsi="SBL Hebrew" w:cs="SBL Hebrew"/>
-          <w:color w:val="993300"/>
-          <w:sz w:val="32"/>
-          <w:szCs w:val="32"/>
-          <w:shd w:val="clear" w:color="auto" w:fill="FFFFFF"/>
-          <w:rtl/>
-        </w:rPr>
-        <w:t xml:space="preserve">בְּאֶ֤לֶף וּמָאתַ֙יִם֙ רֶ֔כֶב וּבְשִׁשִּׁ֥ים אֶ֖לֶף פָּרָשִׁ֑ים וְאֵ֣ין מִסְפָּ֗ר לָעָ֞ם אֲשֶׁר־בָּ֤אוּ עִמּוֹ֙ מִמִּצְרַ֔יִם לוּבִ֥ים סֻכִּיִּ֖ים וְכוּשִֽׁים׃ </w:t>
-      </w:r>
-      <w:r>
-        <w:rPr>
-          <w:rFonts w:ascii="SBL Hebrew" w:hAnsi="SBL Hebrew" w:cs="SBL Hebrew"/>
-          <w:b/>
-          <w:bCs/>
-          <w:color w:val="003300"/>
-          <w:sz w:val="32"/>
-          <w:szCs w:val="32"/>
-          <w:shd w:val="clear" w:color="auto" w:fill="FFFFFF"/>
-          <w:vertAlign w:val="superscript"/>
-          <w:rtl/>
-        </w:rPr>
-        <w:t>ד </w:t>
-      </w:r>
-      <w:r>
-        <w:rPr>
-          <w:rFonts w:ascii="SBL Hebrew" w:hAnsi="SBL Hebrew" w:cs="SBL Hebrew"/>
-          <w:color w:val="993300"/>
-          <w:sz w:val="32"/>
-          <w:szCs w:val="32"/>
-          <w:shd w:val="clear" w:color="auto" w:fill="FFFFFF"/>
-          <w:rtl/>
-        </w:rPr>
-        <w:t>וַיִּלְכֹּ֛ד אֶת־עָרֵ֥י הַמְּצֻר֖וֹת אֲשֶׁ֣ר לִיהוּדָ֑ה וַיָּבֹ֖א עַד־יְרוּשָׁלָֽ͏ִם׃</w:t>
+        <w:t xml:space="preserve">אַתֶּם֙ עֲזַבְתֶּ֣ם אֹתִ֔י וְאַף־אֲנִ֛י עָזַ֥בְתִּי אֶתְכֶ֖ם בְּיַד־שִׁישָֽׁק׃ </w:t>
+      </w:r>
+      <w:r>
+        <w:rPr>
+          <w:rFonts w:ascii="SBL Hebrew" w:hAnsi="SBL Hebrew" w:cs="SBL Hebrew"/>
+          <w:b/>
+          <w:bCs/>
+          <w:color w:val="003300"/>
+          <w:sz w:val="32"/>
+          <w:szCs w:val="32"/>
+          <w:shd w:val="clear" w:color="auto" w:fill="FFFFFF"/>
+          <w:vertAlign w:val="superscript"/>
+          <w:rtl/>
+        </w:rPr>
+        <w:t>ו </w:t>
+      </w:r>
+      <w:r>
+        <w:rPr>
+          <w:rFonts w:ascii="SBL Hebrew" w:hAnsi="SBL Hebrew" w:cs="SBL Hebrew"/>
+          <w:color w:val="993300"/>
+          <w:sz w:val="32"/>
+          <w:szCs w:val="32"/>
+          <w:shd w:val="clear" w:color="auto" w:fill="FFFFFF"/>
+          <w:rtl/>
+        </w:rPr>
+        <w:t>וַיִּכָּנְע֥וּ שָׂרֵֽי־יִשְׂרָאֵ֖ל וְהַמֶּ֑לֶךְ וַיֹּאמְר֖וּ צַדִּ֥יק</w:t>
+      </w:r>
+      <w:r>
+        <w:rPr>
+          <w:rFonts w:ascii="SBL Hebrew" w:hAnsi="SBL Hebrew" w:cs="SBL Hebrew"/>
+          <w:color w:val="808080"/>
+          <w:sz w:val="32"/>
+          <w:szCs w:val="32"/>
+          <w:shd w:val="clear" w:color="auto" w:fill="FFFFFF"/>
+          <w:rtl/>
+        </w:rPr>
+        <w:t>׀</w:t>
+      </w:r>
+      <w:r>
+        <w:rPr>
+          <w:rFonts w:ascii="SBL Hebrew" w:hAnsi="SBL Hebrew" w:cs="SBL Hebrew"/>
+          <w:color w:val="993300"/>
+          <w:sz w:val="32"/>
+          <w:szCs w:val="32"/>
+          <w:shd w:val="clear" w:color="auto" w:fill="FFFFFF"/>
+          <w:rtl/>
+        </w:rPr>
+        <w:t xml:space="preserve">  יְהֹוָֽה׃ </w:t>
+      </w:r>
+      <w:r>
+        <w:rPr>
+          <w:rFonts w:ascii="SBL Hebrew" w:hAnsi="SBL Hebrew" w:cs="SBL Hebrew"/>
+          <w:b/>
+          <w:bCs/>
+          <w:color w:val="003300"/>
+          <w:sz w:val="32"/>
+          <w:szCs w:val="32"/>
+          <w:shd w:val="clear" w:color="auto" w:fill="FFFFFF"/>
+          <w:vertAlign w:val="superscript"/>
+          <w:rtl/>
+        </w:rPr>
+        <w:t>ז </w:t>
+      </w:r>
+      <w:r>
+        <w:rPr>
+          <w:rFonts w:ascii="SBL Hebrew" w:hAnsi="SBL Hebrew" w:cs="SBL Hebrew"/>
+          <w:color w:val="993300"/>
+          <w:sz w:val="32"/>
+          <w:szCs w:val="32"/>
+          <w:shd w:val="clear" w:color="auto" w:fill="FFFFFF"/>
+          <w:rtl/>
+        </w:rPr>
+        <w:t>וּבִרְא֤וֹת יְהֹוָה֙ כִּ֣י נִכְנָ֔עוּ הָיָה֩ דְבַר־יְהֹוָ֨ה אֶל־שְׁמַעְיָ֧ה</w:t>
+      </w:r>
+      <w:r>
+        <w:rPr>
+          <w:rFonts w:ascii="SBL Hebrew" w:hAnsi="SBL Hebrew" w:cs="SBL Hebrew"/>
+          <w:color w:val="808080"/>
+          <w:sz w:val="32"/>
+          <w:szCs w:val="32"/>
+          <w:shd w:val="clear" w:color="auto" w:fill="FFFFFF"/>
+          <w:rtl/>
+        </w:rPr>
+        <w:t>׀</w:t>
+      </w:r>
+      <w:r>
+        <w:rPr>
+          <w:rFonts w:ascii="SBL Hebrew" w:hAnsi="SBL Hebrew" w:cs="SBL Hebrew"/>
+          <w:color w:val="993300"/>
+          <w:sz w:val="32"/>
+          <w:szCs w:val="32"/>
+          <w:shd w:val="clear" w:color="auto" w:fill="FFFFFF"/>
+          <w:rtl/>
+        </w:rPr>
+        <w:t xml:space="preserve">  לֵאמֹ֛ר נִכְנְע֖וּ לֹ֣א אַשְׁחִיתֵ֑ם וְנָתַתִּ֨י לָהֶ֤ם כִּמְעַט֙ לִפְלֵיטָ֔ה וְלֹא־תִתַּ֧ךְ חֲמָתִ֛י בִּירוּשָׁלַ֖͏ִם בְּיַד־שִׁישָֽׁק׃ </w:t>
+      </w:r>
+      <w:r>
+        <w:rPr>
+          <w:rFonts w:ascii="SBL Hebrew" w:hAnsi="SBL Hebrew" w:cs="SBL Hebrew"/>
+          <w:b/>
+          <w:bCs/>
+          <w:color w:val="003300"/>
+          <w:sz w:val="32"/>
+          <w:szCs w:val="32"/>
+          <w:shd w:val="clear" w:color="auto" w:fill="FFFFFF"/>
+          <w:vertAlign w:val="superscript"/>
+          <w:rtl/>
+        </w:rPr>
+        <w:t>ח </w:t>
+      </w:r>
+      <w:r>
+        <w:rPr>
+          <w:rFonts w:ascii="SBL Hebrew" w:hAnsi="SBL Hebrew" w:cs="SBL Hebrew"/>
+          <w:color w:val="993300"/>
+          <w:sz w:val="32"/>
+          <w:szCs w:val="32"/>
+          <w:shd w:val="clear" w:color="auto" w:fill="FFFFFF"/>
+          <w:rtl/>
+        </w:rPr>
+        <w:t>כִּ֥י יִֽהְיוּ־ל֖וֹ לַעֲבָדִ֑ים וְיֵֽדְעוּ֙ עֲב֣וֹדָתִ֔י וַעֲבוֹדַ֖ת מַמְלְכ֥וֹת הָאֲרָצֽוֹת׃</w:t>
       </w:r>
       <w:r>
         <w:rPr>
@@ -9103,137 +9311,93 @@
           <w:vertAlign w:val="superscript"/>
           <w:rtl/>
         </w:rPr>
-        <w:t>ה </w:t>
-      </w:r>
-      <w:r>
-        <w:rPr>
-          <w:rFonts w:ascii="SBL Hebrew" w:hAnsi="SBL Hebrew" w:cs="SBL Hebrew"/>
-          <w:color w:val="993300"/>
-          <w:sz w:val="32"/>
-          <w:szCs w:val="32"/>
-          <w:shd w:val="clear" w:color="auto" w:fill="FFFFFF"/>
-          <w:rtl/>
-        </w:rPr>
-        <w:t xml:space="preserve">וּֽשְׁמַעְיָ֤ה הַנָּבִיא֙ בָּ֣א אֶל־רְחַבְעָ֔ם וְשָׂרֵ֣י יְהוּדָ֔ה אֲשֶׁר־נֶאֶסְפ֥וּ אֶל־יְרוּשָׁלַ֖͏ִם מִפְּנֵ֣י שִׁישָׁ֑ק וַיֹּ֨אמֶר לָהֶ֜ם כֹּה־אָמַ֣ר יְהֹוָ֗ה אַתֶּם֙ עֲזַבְתֶּ֣ם אֹתִ֔י וְאַף־אֲנִ֛י עָזַ֥בְתִּי אֶתְכֶ֖ם בְּיַד־שִׁישָֽׁק׃ </w:t>
-      </w:r>
-      <w:r>
-        <w:rPr>
-          <w:rFonts w:ascii="SBL Hebrew" w:hAnsi="SBL Hebrew" w:cs="SBL Hebrew"/>
-          <w:b/>
-          <w:bCs/>
-          <w:color w:val="003300"/>
-          <w:sz w:val="32"/>
-          <w:szCs w:val="32"/>
-          <w:shd w:val="clear" w:color="auto" w:fill="FFFFFF"/>
-          <w:vertAlign w:val="superscript"/>
-          <w:rtl/>
-        </w:rPr>
-        <w:t>ו </w:t>
-      </w:r>
-      <w:r>
-        <w:rPr>
-          <w:rFonts w:ascii="SBL Hebrew" w:hAnsi="SBL Hebrew" w:cs="SBL Hebrew"/>
-          <w:color w:val="993300"/>
-          <w:sz w:val="32"/>
-          <w:szCs w:val="32"/>
-          <w:shd w:val="clear" w:color="auto" w:fill="FFFFFF"/>
-          <w:rtl/>
-        </w:rPr>
-        <w:t xml:space="preserve">וַיִּכָּנְע֥וּ שָׂרֵֽי־יִשְׂרָאֵ֖ל וְהַמֶּ֑לֶךְ וַיֹּאמְר֖וּ צַדִּ֥יק </w:t>
-      </w:r>
-      <w:r>
-        <w:rPr>
-          <w:rFonts w:ascii="SBL Hebrew" w:hAnsi="SBL Hebrew" w:cs="SBL Hebrew"/>
-          <w:color w:val="808080"/>
-          <w:sz w:val="32"/>
-          <w:szCs w:val="32"/>
-          <w:shd w:val="clear" w:color="auto" w:fill="FFFFFF"/>
-          <w:rtl/>
-        </w:rPr>
-        <w:t>׀</w:t>
-      </w:r>
-      <w:r>
-        <w:rPr>
-          <w:rFonts w:ascii="SBL Hebrew" w:hAnsi="SBL Hebrew" w:cs="SBL Hebrew"/>
-          <w:color w:val="993300"/>
-          <w:sz w:val="32"/>
-          <w:szCs w:val="32"/>
-          <w:shd w:val="clear" w:color="auto" w:fill="FFFFFF"/>
-          <w:rtl/>
-        </w:rPr>
-        <w:t xml:space="preserve">  יְהֹוָֽה׃ </w:t>
-      </w:r>
-      <w:r>
-        <w:rPr>
-          <w:rFonts w:ascii="SBL Hebrew" w:hAnsi="SBL Hebrew" w:cs="SBL Hebrew"/>
-          <w:b/>
-          <w:bCs/>
-          <w:color w:val="003300"/>
-          <w:sz w:val="32"/>
-          <w:szCs w:val="32"/>
-          <w:shd w:val="clear" w:color="auto" w:fill="FFFFFF"/>
-          <w:vertAlign w:val="superscript"/>
-          <w:rtl/>
-        </w:rPr>
-        <w:t>ז </w:t>
-      </w:r>
-      <w:r>
-        <w:rPr>
-          <w:rFonts w:ascii="SBL Hebrew" w:hAnsi="SBL Hebrew" w:cs="SBL Hebrew"/>
-          <w:color w:val="993300"/>
-          <w:sz w:val="32"/>
-          <w:szCs w:val="32"/>
-          <w:shd w:val="clear" w:color="auto" w:fill="FFFFFF"/>
-          <w:rtl/>
-        </w:rPr>
-        <w:t xml:space="preserve">וּבִרְא֤וֹת יְהֹוָה֙ כִּ֣י נִכְנָ֔עוּ הָיָה֩ דְבַר־יְהֹוָ֨ה אֶל־שְׁמַעְיָ֧ה </w:t>
-      </w:r>
-      <w:r>
-        <w:rPr>
-          <w:rFonts w:ascii="SBL Hebrew" w:hAnsi="SBL Hebrew" w:cs="SBL Hebrew"/>
-          <w:color w:val="808080"/>
-          <w:sz w:val="32"/>
-          <w:szCs w:val="32"/>
-          <w:shd w:val="clear" w:color="auto" w:fill="FFFFFF"/>
-          <w:rtl/>
-        </w:rPr>
-        <w:t>׀</w:t>
-      </w:r>
-      <w:r>
-        <w:rPr>
-          <w:rFonts w:ascii="SBL Hebrew" w:hAnsi="SBL Hebrew" w:cs="SBL Hebrew"/>
-          <w:color w:val="993300"/>
-          <w:sz w:val="32"/>
-          <w:szCs w:val="32"/>
-          <w:shd w:val="clear" w:color="auto" w:fill="FFFFFF"/>
-          <w:rtl/>
-        </w:rPr>
-        <w:t xml:space="preserve">  לֵאמֹ֛ר נִכְנְע֖וּ לֹ֣א אַשְׁחִיתֵ֑ם וְנָתַתִּ֨י לָהֶ֤ם כִּמְעַט֙ לִפְלֵיטָ֔ה וְלֹא־תִתַּ֧ךְ חֲמָתִ֛י בִּירוּשָׁלַ֖͏ִם בְּיַד־שִׁישָֽׁק׃ </w:t>
-      </w:r>
-      <w:r>
-        <w:rPr>
-          <w:rFonts w:ascii="SBL Hebrew" w:hAnsi="SBL Hebrew" w:cs="SBL Hebrew"/>
-          <w:b/>
-          <w:bCs/>
-          <w:color w:val="003300"/>
-          <w:sz w:val="32"/>
-          <w:szCs w:val="32"/>
-          <w:shd w:val="clear" w:color="auto" w:fill="FFFFFF"/>
-          <w:vertAlign w:val="superscript"/>
-          <w:rtl/>
-        </w:rPr>
-        <w:t>ח </w:t>
-      </w:r>
-      <w:r>
-        <w:rPr>
-          <w:rFonts w:ascii="SBL Hebrew" w:hAnsi="SBL Hebrew" w:cs="SBL Hebrew"/>
-          <w:color w:val="993300"/>
-          <w:sz w:val="32"/>
-          <w:szCs w:val="32"/>
-          <w:shd w:val="clear" w:color="auto" w:fill="FFFFFF"/>
-          <w:rtl/>
-        </w:rPr>
-        <w:t>כִּ֥י יִֽהְיוּ־ל֖וֹ לַעֲבָדִ֑ים וְיֵֽדְעוּ֙ עֲב֣וֹדָתִ֔י וַעֲבוֹדַ֖ת מַמְלְכ֥וֹת הָאֲרָצֽוֹת׃</w:t>
+        <w:t>ט </w:t>
+      </w:r>
+      <w:r>
+        <w:rPr>
+          <w:rFonts w:ascii="SBL Hebrew" w:hAnsi="SBL Hebrew" w:cs="SBL Hebrew"/>
+          <w:color w:val="993300"/>
+          <w:sz w:val="32"/>
+          <w:szCs w:val="32"/>
+          <w:shd w:val="clear" w:color="auto" w:fill="FFFFFF"/>
+          <w:rtl/>
+        </w:rPr>
+        <w:t xml:space="preserve">וַיַּ֨עַל שִׁישַׁ֥ק מֶלֶךְ־מִצְרַ֘יִם֮ עַל־יְרוּשָׁלַ֒͏ִם֒ וַיִּקַּ֞ח אֶת־אֹצְר֣וֹת בֵּית־יְהֹוָ֗ה וְאֶת־אֹֽצְרוֹת֙ בֵּ֣ית הַמֶּ֔לֶךְ אֶת־הַכֹּ֖ל לָקָ֑ח וַיִּקַּח֙ אֶת־מָגִנֵּ֣י הַזָּהָ֔ב אֲשֶׁ֥ר עָשָׂ֖ה שְׁלֹמֹֽה׃ </w:t>
+      </w:r>
+      <w:r>
+        <w:rPr>
+          <w:rFonts w:ascii="SBL Hebrew" w:hAnsi="SBL Hebrew" w:cs="SBL Hebrew"/>
+          <w:b/>
+          <w:bCs/>
+          <w:color w:val="003300"/>
+          <w:sz w:val="32"/>
+          <w:szCs w:val="32"/>
+          <w:shd w:val="clear" w:color="auto" w:fill="FFFFFF"/>
+          <w:vertAlign w:val="superscript"/>
+          <w:rtl/>
+        </w:rPr>
+        <w:t>י </w:t>
+      </w:r>
+      <w:r>
+        <w:rPr>
+          <w:rFonts w:ascii="SBL Hebrew" w:hAnsi="SBL Hebrew" w:cs="SBL Hebrew"/>
+          <w:color w:val="993300"/>
+          <w:sz w:val="32"/>
+          <w:szCs w:val="32"/>
+          <w:shd w:val="clear" w:color="auto" w:fill="FFFFFF"/>
+          <w:rtl/>
+        </w:rPr>
+        <w:t xml:space="preserve">וַיַּ֨עַשׂ הַמֶּ֤לֶךְ רְחַבְעָם֙ תַּחְתֵּיהֶ֔ם מָגִנֵּ֖י נְחֹ֑שֶׁת וְהִפְקִ֗יד עַל־יַד֙ שָׂרֵ֣י הָרָצִ֔ים הַשֹּׁ֣מְרִ֔ים פֶּ֖תַח בֵּ֥ית הַמֶּֽלֶךְ׃ </w:t>
+      </w:r>
+      <w:r>
+        <w:rPr>
+          <w:rFonts w:ascii="SBL Hebrew" w:hAnsi="SBL Hebrew" w:cs="SBL Hebrew"/>
+          <w:b/>
+          <w:bCs/>
+          <w:color w:val="003300"/>
+          <w:sz w:val="32"/>
+          <w:szCs w:val="32"/>
+          <w:shd w:val="clear" w:color="auto" w:fill="FFFFFF"/>
+          <w:vertAlign w:val="superscript"/>
+          <w:rtl/>
+        </w:rPr>
+        <w:t>יא </w:t>
+      </w:r>
+      <w:r>
+        <w:rPr>
+          <w:rFonts w:ascii="SBL Hebrew" w:hAnsi="SBL Hebrew" w:cs="SBL Hebrew"/>
+          <w:color w:val="993300"/>
+          <w:sz w:val="32"/>
+          <w:szCs w:val="32"/>
+          <w:shd w:val="clear" w:color="auto" w:fill="FFFFFF"/>
+          <w:rtl/>
+        </w:rPr>
+        <w:t xml:space="preserve">וַיְהִ֛י מִדֵּי־ב֥וֹא הַמֶּ֖לֶךְ בֵּ֣ית יְהֹוָ֑ה בָּ֤אוּ הָֽרָצִים֙ וּנְשָׂא֔וּם וֶהֱשִׁב֖וּם אֶל־תָּ֥א הָרָצִֽים׃ </w:t>
+      </w:r>
+      <w:r>
+        <w:rPr>
+          <w:rFonts w:ascii="SBL Hebrew" w:hAnsi="SBL Hebrew" w:cs="SBL Hebrew"/>
+          <w:b/>
+          <w:bCs/>
+          <w:color w:val="003300"/>
+          <w:sz w:val="32"/>
+          <w:szCs w:val="32"/>
+          <w:shd w:val="clear" w:color="auto" w:fill="FFFFFF"/>
+          <w:vertAlign w:val="superscript"/>
+          <w:rtl/>
+        </w:rPr>
+        <w:t>יב </w:t>
+      </w:r>
+      <w:r>
+        <w:rPr>
+          <w:rFonts w:ascii="SBL Hebrew" w:hAnsi="SBL Hebrew" w:cs="SBL Hebrew"/>
+          <w:color w:val="993300"/>
+          <w:sz w:val="32"/>
+          <w:szCs w:val="32"/>
+          <w:shd w:val="clear" w:color="auto" w:fill="FFFFFF"/>
+          <w:rtl/>
+        </w:rPr>
+        <w:t>וּבְהִכָּֽנְע֗וֹ שָׁ֤ב מִמֶּ֙נּוּ֙ אַף־יְהֹוָ֔ה וְלֹ֥א לְהַשְׁחִ֖ית לְכָלָ֑ה וְגַם֙ בִּֽיהוּדָ֔ה הָיָ֖ה דְּבָרִ֥ים טוֹבִֽים׃</w:t>
       </w:r>
       <w:r>
         <w:rPr>
@@ -9278,137 +9442,6 @@
           <w:vertAlign w:val="superscript"/>
           <w:rtl/>
         </w:rPr>
-        <w:t>ט </w:t>
-      </w:r>
-      <w:r>
-        <w:rPr>
-          <w:rFonts w:ascii="SBL Hebrew" w:hAnsi="SBL Hebrew" w:cs="SBL Hebrew"/>
-          <w:color w:val="993300"/>
-          <w:sz w:val="32"/>
-          <w:szCs w:val="32"/>
-          <w:shd w:val="clear" w:color="auto" w:fill="FFFFFF"/>
-          <w:rtl/>
-        </w:rPr>
-        <w:t xml:space="preserve">וַיַּ֨עַל שִׁישַׁ֥ק מֶלֶךְ־מִצְרַ֘יִם֮ עַל־יְרוּשָׁלַ֒͏ִם֒ וַיִּקַּ֞ח אֶת־אֹצְר֣וֹת בֵּית־יְהֹוָ֗ה וְאֶת־אֹֽצְרוֹת֙ בֵּ֣ית הַמֶּ֔לֶךְ אֶת־הַכֹּ֖ל לָקָ֑ח וַיִּקַּח֙ אֶת־מָגִנֵּ֣י הַזָּהָ֔ב אֲשֶׁ֥ר עָשָׂ֖ה שְׁלֹמֹֽה׃ </w:t>
-      </w:r>
-      <w:r>
-        <w:rPr>
-          <w:rFonts w:ascii="SBL Hebrew" w:hAnsi="SBL Hebrew" w:cs="SBL Hebrew"/>
-          <w:b/>
-          <w:bCs/>
-          <w:color w:val="003300"/>
-          <w:sz w:val="32"/>
-          <w:szCs w:val="32"/>
-          <w:shd w:val="clear" w:color="auto" w:fill="FFFFFF"/>
-          <w:vertAlign w:val="superscript"/>
-          <w:rtl/>
-        </w:rPr>
-        <w:t>י </w:t>
-      </w:r>
-      <w:r>
-        <w:rPr>
-          <w:rFonts w:ascii="SBL Hebrew" w:hAnsi="SBL Hebrew" w:cs="SBL Hebrew"/>
-          <w:color w:val="993300"/>
-          <w:sz w:val="32"/>
-          <w:szCs w:val="32"/>
-          <w:shd w:val="clear" w:color="auto" w:fill="FFFFFF"/>
-          <w:rtl/>
-        </w:rPr>
-        <w:t xml:space="preserve">וַיַּ֨עַשׂ הַמֶּ֤לֶךְ רְחַבְעָם֙ תַּחְתֵּיהֶ֔ם מָגִנֵּ֖י נְחֹ֑שֶׁת וְהִפְקִ֗יד עַל־יַד֙ שָׂרֵ֣י הָרָצִ֔ים הַשֹּׁ֣מְרִ֔ים פֶּ֖תַח בֵּ֥ית הַמֶּֽלֶךְ׃ </w:t>
-      </w:r>
-      <w:r>
-        <w:rPr>
-          <w:rFonts w:ascii="SBL Hebrew" w:hAnsi="SBL Hebrew" w:cs="SBL Hebrew"/>
-          <w:b/>
-          <w:bCs/>
-          <w:color w:val="003300"/>
-          <w:sz w:val="32"/>
-          <w:szCs w:val="32"/>
-          <w:shd w:val="clear" w:color="auto" w:fill="FFFFFF"/>
-          <w:vertAlign w:val="superscript"/>
-          <w:rtl/>
-        </w:rPr>
-        <w:t>יא </w:t>
-      </w:r>
-      <w:r>
-        <w:rPr>
-          <w:rFonts w:ascii="SBL Hebrew" w:hAnsi="SBL Hebrew" w:cs="SBL Hebrew"/>
-          <w:color w:val="993300"/>
-          <w:sz w:val="32"/>
-          <w:szCs w:val="32"/>
-          <w:shd w:val="clear" w:color="auto" w:fill="FFFFFF"/>
-          <w:rtl/>
-        </w:rPr>
-        <w:t xml:space="preserve">וַיְהִ֛י מִדֵּי־ב֥וֹא הַמֶּ֖לֶךְ בֵּ֣ית יְהֹוָ֑ה בָּ֤אוּ הָֽרָצִים֙ וּנְשָׂא֔וּם וֶהֱשִׁב֖וּם אֶל־תָּ֥א הָרָצִֽים׃ </w:t>
-      </w:r>
-      <w:r>
-        <w:rPr>
-          <w:rFonts w:ascii="SBL Hebrew" w:hAnsi="SBL Hebrew" w:cs="SBL Hebrew"/>
-          <w:b/>
-          <w:bCs/>
-          <w:color w:val="003300"/>
-          <w:sz w:val="32"/>
-          <w:szCs w:val="32"/>
-          <w:shd w:val="clear" w:color="auto" w:fill="FFFFFF"/>
-          <w:vertAlign w:val="superscript"/>
-          <w:rtl/>
-        </w:rPr>
-        <w:t>יב </w:t>
-      </w:r>
-      <w:r>
-        <w:rPr>
-          <w:rFonts w:ascii="SBL Hebrew" w:hAnsi="SBL Hebrew" w:cs="SBL Hebrew"/>
-          <w:color w:val="993300"/>
-          <w:sz w:val="32"/>
-          <w:szCs w:val="32"/>
-          <w:shd w:val="clear" w:color="auto" w:fill="FFFFFF"/>
-          <w:rtl/>
-        </w:rPr>
-        <w:t>וּבְהִכָּֽנְע֗וֹ שָׁ֤ב מִמֶּ֙נּוּ֙ אַף־יְהֹוָ֔ה וְלֹ֥א לְהַשְׁחִ֖ית לְכָלָ֑ה וְגַם֙ בִּֽיהוּדָ֔ה הָיָ֖ה דְּבָרִ֥ים טוֹבִֽים׃</w:t>
-      </w:r>
-      <w:r>
-        <w:rPr>
-          <w:rFonts w:ascii="SBL Hebrew" w:hAnsi="SBL Hebrew" w:cs="SBL Hebrew"/>
-          <w:color w:val="003300"/>
-          <w:sz w:val="32"/>
-          <w:szCs w:val="32"/>
-          <w:shd w:val="clear" w:color="auto" w:fill="FFFFFF"/>
-          <w:rtl/>
-        </w:rPr>
-        <w:t> {</w:t>
-      </w:r>
-      <w:r>
-        <w:rPr>
-          <w:rFonts w:ascii="SBL Hebrew" w:hAnsi="SBL Hebrew" w:cs="SBL Hebrew"/>
-          <w:color w:val="003300"/>
-          <w:sz w:val="32"/>
-          <w:szCs w:val="32"/>
-          <w:rtl/>
-        </w:rPr>
-        <w:t>ס}</w:t>
-      </w:r>
-      <w:r>
-        <w:rPr>
-          <w:rFonts w:ascii="SBL Hebrew" w:hAnsi="SBL Hebrew" w:cs="SBL Hebrew"/>
-          <w:color w:val="993300"/>
-          <w:sz w:val="32"/>
-          <w:szCs w:val="32"/>
-          <w:rtl/>
-        </w:rPr>
-        <w:t xml:space="preserve"> </w:t>
-      </w:r>
-      <w:r>
-        <w:rPr>
-          <w:rFonts w:ascii="SBL Hebrew" w:hAnsi="SBL Hebrew" w:cs="SBL Hebrew"/>
-          <w:b/>
-          <w:bCs/>
-          <w:color w:val="003300"/>
-          <w:sz w:val="32"/>
-          <w:szCs w:val="32"/>
-          <w:shd w:val="clear" w:color="auto" w:fill="FFFFFF"/>
-          <w:vertAlign w:val="superscript"/>
-          <w:rtl/>
-        </w:rPr>
         <w:t>יג </w:t>
       </w:r>
       <w:r>
@@ -9420,7 +9453,7 @@
           <w:shd w:val="clear" w:color="auto" w:fill="FFFFFF"/>
           <w:rtl/>
         </w:rPr>
-        <w:t xml:space="preserve">וַיִּתְחַזֵּ֞ק הַמֶּ֧לֶךְ רְחַבְעָ֛ם בִּירוּשָׁלַ֖͏ִם וַיִּמְלֹ֑ךְ כִּ֣י בֶן־אַרְבָּעִ֣ים וְאַחַ֣ת שָׁנָה֩ רְחַבְעָ֨ם בְּמׇלְכ֜וֹ וּֽשְׁﬞבַ֨ע עֶשְׂרֵ֥ה שָׁנָ֣ה ׀ מָלַ֣ךְ בִּירוּשָׁלַ֗͏ִם הָ֠עִ֠יר אֲשֶׁר־בָּחַ֨ר יְהֹוָ֜ה לָשׂ֨וּם אֶת־שְׁמ֥וֹ שָׁם֙ מִכֹּל֙ שִׁבְטֵ֣י יִשְׂרָאֵ֔ל וְשֵׁ֣ם אִמּ֔וֹ נַעֲמָ֖ה הָעַמֹּנִֽית׃ </w:t>
+        <w:t xml:space="preserve">וַיִּתְחַזֵּ֞ק הַמֶּ֧לֶךְ רְחַבְעָ֛ם בִּירוּשָׁלַ֖͏ִם וַיִּמְלֹ֑ךְ כִּ֣י בֶן־אַרְבָּעִ֣ים וְאַחַ֣ת שָׁנָה֩ רְחַבְעָ֨ם בְּמׇלְכ֜וֹ וּֽשְׁﬞבַ֨ע עֶשְׂרֵ֥ה שָׁנָ֣ה׀ מָלַ֣ךְ בִּירוּשָׁלַ֗͏ִם הָ֠עִ֠יר אֲשֶׁר־בָּחַ֨ר יְהֹוָ֜ה לָשׂ֨וּם אֶת־שְׁמ֥וֹ שָׁם֙ מִכֹּל֙ שִׁבְטֵ֣י יִשְׂרָאֵ֔ל וְשֵׁ֣ם אִמּ֔וֹ נַעֲמָ֖ה הָעַמֹּנִֽית׃ </w:t>
       </w:r>
       <w:r>
         <w:rPr>
@@ -9779,19 +9812,7 @@
           <w:shd w:val="clear" w:color="auto" w:fill="FFFFFF"/>
           <w:rtl/>
         </w:rPr>
-        <w:t xml:space="preserve">וַיָּ֣קׇם אֲבִיָּ֗ה מֵעַל֙ לְהַ֣ר צְמָרַ֔יִם אֲשֶׁ֖ר בְּהַ֣ר </w:t>
-      </w:r>
-      <w:r>
-        <w:rPr>
-          <w:rFonts w:ascii="SBL Hebrew" w:hAnsi="SBL Hebrew" w:cs="SBL Hebrew"/>
-          <w:color w:val="993300"/>
-          <w:sz w:val="32"/>
-          <w:szCs w:val="32"/>
-          <w:shd w:val="clear" w:color="auto" w:fill="FFFFFF"/>
-          <w:rtl/>
-        </w:rPr>
-        <w:lastRenderedPageBreak/>
-        <w:t xml:space="preserve">אֶפְרָ֑יִם וַיֹּ֕אמֶר שְׁמָע֖וּנִי יָרׇבְעָ֥ם וְכׇל־יִשְׂרָאֵֽל׃ </w:t>
+        <w:t xml:space="preserve">וַיָּ֣קׇם אֲבִיָּ֗ה מֵעַל֙ לְהַ֣ר צְמָרַ֔יִם אֲשֶׁ֖ר בְּהַ֣ר אֶפְרָ֑יִם וַיֹּ֕אמֶר שְׁמָע֖וּנִי יָרׇבְעָ֥ם וְכׇל־יִשְׂרָאֵֽל׃ </w:t>
       </w:r>
       <w:r>
         <w:rPr>
@@ -9816,7 +9837,7 @@
           <w:shd w:val="clear" w:color="auto" w:fill="FFFFFF"/>
           <w:rtl/>
         </w:rPr>
-        <w:t>הֲלֹ֤א לָכֶם֙ לָדַ֔עַת כִּ֞י יְהֹוָ֣ה ׀ אֱלֹהֵ֣י יִשְׂרָאֵ֗ל נָתַ֨ן מַמְלָכָ֧ה לְדָוִ֛יד עַל־יִשְׂרָאֵ֖ל לְעוֹלָ֑ם ל֥וֹ וּלְבָנָ֖יו בְּרִ֥ית מֶֽלַח</w:t>
+        <w:t>הֲלֹ֤א לָכֶם֙ לָדַ֔עַת כִּ֞י יְהֹוָ֣ה׀ אֱלֹהֵ֣י יִשְׂרָאֵ֗ל נָתַ֨ן מַמְלָכָ֧ה לְדָוִ֛יד עַל־יִשְׂרָאֵ֖ל לְעוֹלָ֑ם ל֥וֹ וּלְבָנָ֖יו בְּרִ֥ית מֶֽלַח</w:t>
       </w:r>
       <w:r>
         <w:rPr>
@@ -9871,6 +9892,7 @@
           <w:vertAlign w:val="superscript"/>
           <w:rtl/>
         </w:rPr>
+        <w:lastRenderedPageBreak/>
         <w:t>ו </w:t>
       </w:r>
       <w:r>
@@ -9932,7 +9954,7 @@
           <w:shd w:val="clear" w:color="auto" w:fill="FFFFFF"/>
           <w:rtl/>
         </w:rPr>
-        <w:t xml:space="preserve">וְעַתָּ֣ה ׀ אַתֶּ֣ם אֹמְרִ֗ים לְהִתְחַזֵּק֙ לִפְנֵי֙ מַמְלֶ֣כֶת יְהֹוָ֔ה בְּיַ֖ד בְּנֵ֣י דָוִ֑יד וְאַתֶּם֙ הָמ֣וֹן רָ֔ב וְעִמָּכֶם֙ עֶגְלֵ֣י זָהָ֔ב אֲשֶׁ֨ר עָשָׂ֥ה לָכֶ֛ם יָרׇבְעָ֖ם לֵאלֹהִֽים׃ </w:t>
+        <w:t xml:space="preserve">וְעַתָּ֣ה׀ אַתֶּ֣ם אֹמְרִ֗ים לְהִתְחַזֵּק֙ לִפְנֵי֙ מַמְלֶ֣כֶת יְהֹוָ֔ה בְּיַ֖ד בְּנֵ֣י דָוִ֑יד וְאַתֶּם֙ הָמ֣וֹן רָ֔ב וְעִמָּכֶם֙ עֶגְלֵ֣י זָהָ֔ב אֲשֶׁ֨ר עָשָׂ֥ה לָכֶ֛ם יָרׇבְעָ֖ם לֵאלֹהִֽים׃ </w:t>
       </w:r>
       <w:r>
         <w:rPr>
@@ -10063,7 +10085,7 @@
           <w:shd w:val="clear" w:color="auto" w:fill="FFFFFF"/>
           <w:rtl/>
         </w:rPr>
-        <w:t xml:space="preserve">וְהִנֵּה֩ עִמָּ֨נוּ בָרֹ֜אשׁ הָאֱלֹהִ֧ים </w:t>
+        <w:t>וְהִנֵּה֩ עִמָּ֨נוּ בָרֹ֜אשׁ הָאֱלֹהִ֧ים</w:t>
       </w:r>
       <w:r>
         <w:rPr>
@@ -10384,7 +10406,6 @@
           <w:vertAlign w:val="superscript"/>
           <w:rtl/>
         </w:rPr>
-        <w:lastRenderedPageBreak/>
         <w:t>כא </w:t>
       </w:r>
       <w:r>
@@ -10516,6 +10537,7 @@
           <w:u w:val="single" w:color="0000FF"/>
           <w:rtl/>
         </w:rPr>
+        <w:lastRenderedPageBreak/>
         <w:t>דברי הימים ב פרק יד</w:t>
       </w:r>
     </w:p>
@@ -10676,7 +10698,7 @@
           <w:shd w:val="clear" w:color="auto" w:fill="FFFFFF"/>
           <w:rtl/>
         </w:rPr>
-        <w:t>וַיֹּ֨אמֶר לִיהוּדָ֜ה נִבְנֶ֣ה ׀ אֶת־הֶעָרִ֣ים הָאֵ֗לֶּה וְנָסֵ֨ב חוֹמָ֣ה וּמִגְדָּלִים֮ דְּלָתַ֣יִם וּבְרִיחִים֒ עוֹדֶ֨נּוּ הָאָ֜רֶץ לְפָנֵ֗ינוּ כִּ֤י דָרַ֙שְׁנוּ֙ אֶת־יְהֹוָ֣ה אֱלֹהֵ֔ינוּ דָּרַ֕שְׁנוּ וַיָּ֥נַֽח־לָ֖נוּ מִסָּבִ֑יב וַיִּבְנ֖וּ וַיַּצְלִֽיחוּ</w:t>
+        <w:t>וַיֹּ֨אמֶר לִיהוּדָ֜ה נִבְנֶ֣ה׀ אֶת־הֶעָרִ֣ים הָאֵ֗לֶּה וְנָסֵ֨ב חוֹמָ֣ה וּמִגְדָּלִים֮ דְּלָתַ֣יִם וּבְרִיחִים֒ עוֹדֶ֨נּוּ הָאָ֜רֶץ לְפָנֵ֗ינוּ כִּ֤י דָרַ֙שְׁנוּ֙ אֶת־יְהֹוָ֣ה אֱלֹהֵ֔ינוּ דָּרַ֕שְׁנוּ וַיָּ֥נַֽח־לָ֖נוּ מִסָּבִ֑יב וַיִּבְנ֖וּ וַיַּצְלִֽיחוּ</w:t>
       </w:r>
       <w:r>
         <w:rPr>
@@ -11050,7 +11072,6 @@
           <w:u w:val="single" w:color="0000FF"/>
           <w:rtl/>
         </w:rPr>
-        <w:lastRenderedPageBreak/>
         <w:t>דברי הימים ב פרק טו</w:t>
       </w:r>
     </w:p>
@@ -11167,7 +11188,19 @@
           <w:shd w:val="clear" w:color="auto" w:fill="FFFFFF"/>
           <w:rtl/>
         </w:rPr>
-        <w:t xml:space="preserve">וְיָמִ֥ים רַבִּ֖ים לְיִשְׂרָאֵ֑ל לְלֹ֣א ׀ אֱלֹהֵ֣י אֱמֶ֗ת וּלְלֹ֛א כֹּהֵ֥ן מוֹרֶ֖ה וּלְלֹ֥א תוֹרָֽה׃ </w:t>
+        <w:t xml:space="preserve">וְיָמִ֥ים רַבִּ֖ים לְיִשְׂרָאֵ֑ל לְלֹ֣א׀ אֱלֹהֵ֣י אֱמֶ֗ת וּלְלֹ֛א כֹּהֵ֥ן מוֹרֶ֖ה וּלְלֹ֥א </w:t>
+      </w:r>
+      <w:r>
+        <w:rPr>
+          <w:rFonts w:ascii="SBL Hebrew" w:hAnsi="SBL Hebrew" w:cs="SBL Hebrew"/>
+          <w:color w:val="993300"/>
+          <w:sz w:val="32"/>
+          <w:szCs w:val="32"/>
+          <w:shd w:val="clear" w:color="auto" w:fill="FFFFFF"/>
+          <w:rtl/>
+        </w:rPr>
+        <w:lastRenderedPageBreak/>
+        <w:t xml:space="preserve">תוֹרָֽה׃ </w:t>
       </w:r>
       <w:r>
         <w:rPr>
@@ -11564,7 +11597,7 @@
           <w:shd w:val="clear" w:color="auto" w:fill="FFFFFF"/>
           <w:rtl/>
         </w:rPr>
-        <w:t xml:space="preserve">וְגַֽם־מַעֲכָ֞ה אֵ֣ם ׀ אָסָ֣א הַמֶּ֗לֶךְ הֱסִירָהּ֙ מִגְּבִירָ֔ה אֲשֶׁר־עָשְׂתָ֥ה לָאֲשֵׁרָ֖ה מִפְלָ֑צֶת וַיִּכְרֹ֤ת אָסָא֙ אֶת־מִפְלַצְתָּ֔הּ וַיָּ֕דֶק וַיִּשְׂרֹ֖ף בְּנַ֥חַל קִדְרֽוֹן׃ </w:t>
+        <w:t xml:space="preserve">וְגַֽם־מַעֲכָ֞ה אֵ֣ם׀ אָסָ֣א הַמֶּ֗לֶךְ הֱסִירָהּ֙ מִגְּבִירָ֔ה אֲשֶׁר־עָשְׂתָ֥ה לָאֲשֵׁרָ֖ה מִפְלָ֑צֶת וַיִּכְרֹ֤ת אָסָא֙ אֶת־מִפְלַצְתָּ֔הּ וַיָּ֕דֶק וַיִּשְׂרֹ֖ף בְּנַ֥חַל קִדְרֽוֹן׃ </w:t>
       </w:r>
       <w:r>
         <w:rPr>
@@ -11709,7 +11742,6 @@
           <w:u w:val="single" w:color="0000FF"/>
           <w:rtl/>
         </w:rPr>
-        <w:lastRenderedPageBreak/>
         <w:t>דברי הימים ב פרק טז</w:t>
       </w:r>
     </w:p>
@@ -11820,7 +11852,19 @@
           <w:shd w:val="clear" w:color="auto" w:fill="FFFFFF"/>
           <w:rtl/>
         </w:rPr>
-        <w:t xml:space="preserve">וַיִּשְׁמַ֨ע בֶּן־הֲדַ֜ד אֶל־הַמֶּ֣לֶךְ אָסָ֗א וַ֠יִּשְׁלַ֠ח אֶת־שָׂרֵ֨י הַחֲיָלִ֤ים אֲשֶׁר־לוֹ֙ אֶל־עָרֵ֣י יִשְׂרָאֵ֔ל וַיַּכּוּ֙ אֶת־עִיּ֣וֹן וְאֶת־דָּ֔ן וְאֵ֖ת אָבֵ֣ל מָ֑יִם וְאֵ֥ת כׇּֽל־מִסְכְּנ֖וֹת עָרֵ֥י נַפְתָּלִֽי׃ </w:t>
+        <w:t xml:space="preserve">וַיִּשְׁמַ֨ע בֶּן־הֲדַ֜ד אֶל־הַמֶּ֣לֶךְ אָסָ֗א וַ֠יִּשְׁלַ֠ח אֶת־שָׂרֵ֨י הַחֲיָלִ֤ים אֲשֶׁר־לוֹ֙ אֶל־עָרֵ֣י יִשְׂרָאֵ֔ל וַיַּכּוּ֙ אֶת־עִיּ֣וֹן וְאֶת־דָּ֔ן וְאֵ֖ת אָבֵ֣ל מָ֑יִם וְאֵ֥ת כׇּֽל־מִסְכְּנ֖וֹת </w:t>
+      </w:r>
+      <w:r>
+        <w:rPr>
+          <w:rFonts w:ascii="SBL Hebrew" w:hAnsi="SBL Hebrew" w:cs="SBL Hebrew"/>
+          <w:color w:val="993300"/>
+          <w:sz w:val="32"/>
+          <w:szCs w:val="32"/>
+          <w:shd w:val="clear" w:color="auto" w:fill="FFFFFF"/>
+          <w:rtl/>
+        </w:rPr>
+        <w:lastRenderedPageBreak/>
+        <w:t xml:space="preserve">עָרֵ֥י נַפְתָּלִֽי׃ </w:t>
       </w:r>
       <w:r>
         <w:rPr>
@@ -11982,7 +12026,7 @@
           <w:shd w:val="clear" w:color="auto" w:fill="FFFFFF"/>
           <w:rtl/>
         </w:rPr>
-        <w:t xml:space="preserve">הֲלֹ֧א הַכּוּשִׁ֣ים וְהַלּוּבִ֗ים הָי֨וּ לְחַ֧יִל </w:t>
+        <w:t>הֲלֹ֧א הַכּוּשִׁ֣ים וְהַלּוּבִ֗ים הָי֨וּ לְחַ֧יִל</w:t>
       </w:r>
       <w:r>
         <w:rPr>
@@ -12224,7 +12268,6 @@
           <w:u w:val="single" w:color="0000FF"/>
           <w:rtl/>
         </w:rPr>
-        <w:lastRenderedPageBreak/>
         <w:t>דברי הימים ב פרק יז</w:t>
       </w:r>
     </w:p>
@@ -12548,7 +12591,19 @@
           <w:shd w:val="clear" w:color="auto" w:fill="FFFFFF"/>
           <w:rtl/>
         </w:rPr>
-        <w:t xml:space="preserve">וַיְהִ֣י ׀ פַּ֣חַד יְהֹוָ֗ה עַ֚ל כׇּל־מַמְלְכ֣וֹת הָאֲרָצ֔וֹת אֲשֶׁ֖ר סְבִיב֣וֹת יְהוּדָ֑ה וְלֹ֥א נִלְחֲמ֖וּ עִם־יְהוֹשָׁפָֽט׃ </w:t>
+        <w:t xml:space="preserve">וַיְהִ֣י׀ פַּ֣חַד יְהֹוָ֗ה עַ֚ל כׇּל־מַמְלְכ֣וֹת הָאֲרָצ֔וֹת אֲשֶׁ֖ר </w:t>
+      </w:r>
+      <w:r>
+        <w:rPr>
+          <w:rFonts w:ascii="SBL Hebrew" w:hAnsi="SBL Hebrew" w:cs="SBL Hebrew"/>
+          <w:color w:val="993300"/>
+          <w:sz w:val="32"/>
+          <w:szCs w:val="32"/>
+          <w:shd w:val="clear" w:color="auto" w:fill="FFFFFF"/>
+          <w:rtl/>
+        </w:rPr>
+        <w:lastRenderedPageBreak/>
+        <w:t xml:space="preserve">סְבִיב֣וֹת יְהוּדָ֑ה וְלֹ֥א נִלְחֲמ֖וּ עִם־יְהוֹשָׁפָֽט׃ </w:t>
       </w:r>
       <w:r>
         <w:rPr>
@@ -13081,7 +13136,6 @@
           <w:u w:val="single" w:color="0000FF"/>
           <w:rtl/>
         </w:rPr>
-        <w:lastRenderedPageBreak/>
         <w:t>דברי הימים ב פרק יח</w:t>
       </w:r>
     </w:p>
@@ -13267,7 +13321,7 @@
           <w:shd w:val="clear" w:color="auto" w:fill="FFFFFF"/>
           <w:rtl/>
         </w:rPr>
-        <w:t xml:space="preserve">וַיֹּ֣אמֶר מֶלֶךְ־יִשְׂרָאֵ֣ל </w:t>
+        <w:t>וַיֹּ֣אמֶר מֶלֶךְ־יִשְׂרָאֵ֣ל</w:t>
       </w:r>
       <w:r>
         <w:rPr>
@@ -13411,7 +13465,19 @@
           <w:shd w:val="clear" w:color="auto" w:fill="FFFFFF"/>
           <w:rtl/>
         </w:rPr>
-        <w:t xml:space="preserve">וְכׇ֨ל־הַנְּבִאִ֔ים נִבְּאִ֥ים כֵּ֖ן לֵאמֹ֑ר עֲלֵ֞ה רָמֹ֤ת גִּלְעָד֙ וְהַצְלַ֔ח וְנָתַ֥ן יְהֹוָ֖ה בְּיַ֥ד הַמֶּֽלֶךְ׃ </w:t>
+        <w:t xml:space="preserve">וְכׇ֨ל־הַנְּבִאִ֔ים נִבְּאִ֥ים כֵּ֖ן לֵאמֹ֑ר עֲלֵ֞ה רָמֹ֤ת גִּלְעָד֙ וְהַצְלַ֔ח </w:t>
+      </w:r>
+      <w:r>
+        <w:rPr>
+          <w:rFonts w:ascii="SBL Hebrew" w:hAnsi="SBL Hebrew" w:cs="SBL Hebrew"/>
+          <w:color w:val="993300"/>
+          <w:sz w:val="32"/>
+          <w:szCs w:val="32"/>
+          <w:shd w:val="clear" w:color="auto" w:fill="FFFFFF"/>
+          <w:rtl/>
+        </w:rPr>
+        <w:lastRenderedPageBreak/>
+        <w:t xml:space="preserve">וְנָתַ֥ן יְהֹוָ֖ה בְּיַ֥ד הַמֶּֽלֶךְ׃ </w:t>
       </w:r>
       <w:r>
         <w:rPr>
@@ -13436,7 +13502,7 @@
           <w:shd w:val="clear" w:color="auto" w:fill="FFFFFF"/>
           <w:rtl/>
         </w:rPr>
-        <w:t xml:space="preserve">וְהַמַּלְאָ֞ךְ אֲשֶׁר־הָלַ֣ךְ ׀ לִקְרֹ֣א לְמִיכָ֗יְהוּ דִּבֶּ֤ר אֵלָיו֙ לֵאמֹ֔ר הִנֵּ֞ה דִּבְרֵ֧י הַנְּבִאִ֛ים פֶּה־אֶחָ֥ד ט֖וֹב אֶל־הַמֶּ֑לֶךְ וִיהִי־נָ֧א דְבָרְךָ֛ כְּאַחַ֥ד מֵהֶ֖ם וְדִבַּ֥רְתָּ טּֽוֹב׃ </w:t>
+        <w:t xml:space="preserve">וְהַמַּלְאָ֞ךְ אֲשֶׁר־הָלַ֣ךְ׀ לִקְרֹ֣א לְמִיכָ֗יְהוּ דִּבֶּ֤ר אֵלָיו֙ לֵאמֹ֔ר הִנֵּ֞ה דִּבְרֵ֧י הַנְּבִאִ֛ים פֶּה־אֶחָ֥ד ט֖וֹב אֶל־הַמֶּ֑לֶךְ וִיהִי־נָ֧א דְבָרְךָ֛ כְּאַחַ֥ד מֵהֶ֖ם וְדִבַּ֥רְתָּ טּֽוֹב׃ </w:t>
       </w:r>
       <w:r>
         <w:rPr>
@@ -13642,7 +13708,388 @@
           <w:shd w:val="clear" w:color="auto" w:fill="FFFFFF"/>
           <w:rtl/>
         </w:rPr>
-        <w:t xml:space="preserve">וַיֹּ֣אמֶר יְהֹוָ֗ה מִ֤י יְפַתֶּה֙ אֶת־אַחְאָ֣ב מֶלֶךְ־יִשְׂרָאֵ֔ל וְיַ֕עַל </w:t>
+        <w:t xml:space="preserve">וַיֹּ֣אמֶר יְהֹוָ֗ה מִ֤י יְפַתֶּה֙ אֶת־אַחְאָ֣ב מֶלֶךְ־יִשְׂרָאֵ֔ל וְיַ֕עַל וְיִפֹּ֖ל בְּרָמ֣וֹת גִּלְעָ֑ד וַיֹּ֕אמֶר זֶ֚ה אֹמֵ֣ר כָּ֔כָה וְזֶ֖ה אֹמֵ֥ר כָּֽכָה׃ </w:t>
+      </w:r>
+      <w:r>
+        <w:rPr>
+          <w:rFonts w:ascii="SBL Hebrew" w:hAnsi="SBL Hebrew" w:cs="SBL Hebrew"/>
+          <w:b/>
+          <w:bCs/>
+          <w:color w:val="003300"/>
+          <w:sz w:val="32"/>
+          <w:szCs w:val="32"/>
+          <w:shd w:val="clear" w:color="auto" w:fill="FFFFFF"/>
+          <w:vertAlign w:val="superscript"/>
+          <w:rtl/>
+        </w:rPr>
+        <w:t>כ </w:t>
+      </w:r>
+      <w:r>
+        <w:rPr>
+          <w:rFonts w:ascii="SBL Hebrew" w:hAnsi="SBL Hebrew" w:cs="SBL Hebrew"/>
+          <w:color w:val="993300"/>
+          <w:sz w:val="32"/>
+          <w:szCs w:val="32"/>
+          <w:shd w:val="clear" w:color="auto" w:fill="FFFFFF"/>
+          <w:rtl/>
+        </w:rPr>
+        <w:t xml:space="preserve">וַיֵּצֵ֣א הָר֗וּחַ וַֽיַּעֲמֹד֙ לִפְנֵ֣י יְהֹוָ֔ה וַיֹּ֖אמֶר אֲנִ֣י אֲפַתֶּ֑נּוּ וַיֹּ֧אמֶר יְהֹוָ֛ה אֵלָ֖יו בַּמָּֽה׃ </w:t>
+      </w:r>
+      <w:r>
+        <w:rPr>
+          <w:rFonts w:ascii="SBL Hebrew" w:hAnsi="SBL Hebrew" w:cs="SBL Hebrew"/>
+          <w:b/>
+          <w:bCs/>
+          <w:color w:val="003300"/>
+          <w:sz w:val="32"/>
+          <w:szCs w:val="32"/>
+          <w:shd w:val="clear" w:color="auto" w:fill="FFFFFF"/>
+          <w:vertAlign w:val="superscript"/>
+          <w:rtl/>
+        </w:rPr>
+        <w:t>כא </w:t>
+      </w:r>
+      <w:r>
+        <w:rPr>
+          <w:rFonts w:ascii="SBL Hebrew" w:hAnsi="SBL Hebrew" w:cs="SBL Hebrew"/>
+          <w:color w:val="993300"/>
+          <w:sz w:val="32"/>
+          <w:szCs w:val="32"/>
+          <w:shd w:val="clear" w:color="auto" w:fill="FFFFFF"/>
+          <w:rtl/>
+        </w:rPr>
+        <w:t xml:space="preserve">וַיֹּ֗אמֶר אֵצֵא֙ וְהָיִ֙יתִי֙ לְר֣וּחַ שֶׁ֔קֶר בְּפִ֖י כׇּל־נְבִיאָ֑יו וַיֹּ֗אמֶר תְּפַתֶּה֙ וְגַם־תּוּכָ֔ל צֵ֖א וַעֲשֵׂה־כֵֽן׃ </w:t>
+      </w:r>
+      <w:r>
+        <w:rPr>
+          <w:rFonts w:ascii="SBL Hebrew" w:hAnsi="SBL Hebrew" w:cs="SBL Hebrew"/>
+          <w:b/>
+          <w:bCs/>
+          <w:color w:val="003300"/>
+          <w:sz w:val="32"/>
+          <w:szCs w:val="32"/>
+          <w:shd w:val="clear" w:color="auto" w:fill="FFFFFF"/>
+          <w:vertAlign w:val="superscript"/>
+          <w:rtl/>
+        </w:rPr>
+        <w:t>כב </w:t>
+      </w:r>
+      <w:r>
+        <w:rPr>
+          <w:rFonts w:ascii="SBL Hebrew" w:hAnsi="SBL Hebrew" w:cs="SBL Hebrew"/>
+          <w:color w:val="993300"/>
+          <w:sz w:val="32"/>
+          <w:szCs w:val="32"/>
+          <w:shd w:val="clear" w:color="auto" w:fill="FFFFFF"/>
+          <w:rtl/>
+        </w:rPr>
+        <w:t>וְעַתָּ֗ה הִנֵּ֨ה נָתַ֤ן יְהֹוָה֙ ר֣וּחַ שֶׁ֔קֶר בְּפִ֖י נְבִיאֶ֣יךָ אֵ֑לֶּה וַֽיהֹוָ֔ה דִּבֶּ֥ר עָלֶ֖יךָ רָעָֽה׃</w:t>
+      </w:r>
+      <w:r>
+        <w:rPr>
+          <w:rFonts w:ascii="SBL Hebrew" w:hAnsi="SBL Hebrew" w:cs="SBL Hebrew"/>
+          <w:color w:val="003300"/>
+          <w:sz w:val="32"/>
+          <w:szCs w:val="32"/>
+          <w:shd w:val="clear" w:color="auto" w:fill="FFFFFF"/>
+          <w:rtl/>
+        </w:rPr>
+        <w:t> {</w:t>
+      </w:r>
+      <w:r>
+        <w:rPr>
+          <w:rFonts w:ascii="SBL Hebrew" w:hAnsi="SBL Hebrew" w:cs="SBL Hebrew"/>
+          <w:color w:val="003300"/>
+          <w:sz w:val="32"/>
+          <w:szCs w:val="32"/>
+          <w:rtl/>
+        </w:rPr>
+        <w:t>ס}</w:t>
+      </w:r>
+      <w:r>
+        <w:rPr>
+          <w:rFonts w:ascii="SBL Hebrew" w:hAnsi="SBL Hebrew" w:cs="SBL Hebrew"/>
+          <w:color w:val="993300"/>
+          <w:sz w:val="32"/>
+          <w:szCs w:val="32"/>
+          <w:rtl/>
+        </w:rPr>
+        <w:t xml:space="preserve"> </w:t>
+      </w:r>
+      <w:r>
+        <w:rPr>
+          <w:rFonts w:ascii="SBL Hebrew" w:hAnsi="SBL Hebrew" w:cs="SBL Hebrew"/>
+          <w:b/>
+          <w:bCs/>
+          <w:color w:val="003300"/>
+          <w:sz w:val="32"/>
+          <w:szCs w:val="32"/>
+          <w:shd w:val="clear" w:color="auto" w:fill="FFFFFF"/>
+          <w:vertAlign w:val="superscript"/>
+          <w:rtl/>
+        </w:rPr>
+        <w:t>כג </w:t>
+      </w:r>
+      <w:r>
+        <w:rPr>
+          <w:rFonts w:ascii="SBL Hebrew" w:hAnsi="SBL Hebrew" w:cs="SBL Hebrew"/>
+          <w:color w:val="993300"/>
+          <w:sz w:val="32"/>
+          <w:szCs w:val="32"/>
+          <w:shd w:val="clear" w:color="auto" w:fill="FFFFFF"/>
+          <w:rtl/>
+        </w:rPr>
+        <w:t xml:space="preserve">וַיִּגַּשׁ֙ צִדְקִיָּ֣הוּ בֶֽן־כְּנַעֲנָ֔ה וַיַּ֥ךְ אֶת־מִיכָ֖יְהוּ עַל־הַלֶּ֑חִי וַיֹּ֗אמֶר אֵ֣י זֶ֤ה הַדֶּ֙רֶךְ֙ עָבַ֧ר רוּחַ־יְהֹוָ֛ה מֵאִתִּ֖י לְדַבֵּ֥ר אֹתָֽךְ׃ </w:t>
+      </w:r>
+      <w:r>
+        <w:rPr>
+          <w:rFonts w:ascii="SBL Hebrew" w:hAnsi="SBL Hebrew" w:cs="SBL Hebrew"/>
+          <w:b/>
+          <w:bCs/>
+          <w:color w:val="003300"/>
+          <w:sz w:val="32"/>
+          <w:szCs w:val="32"/>
+          <w:shd w:val="clear" w:color="auto" w:fill="FFFFFF"/>
+          <w:vertAlign w:val="superscript"/>
+          <w:rtl/>
+        </w:rPr>
+        <w:t>כד </w:t>
+      </w:r>
+      <w:r>
+        <w:rPr>
+          <w:rFonts w:ascii="SBL Hebrew" w:hAnsi="SBL Hebrew" w:cs="SBL Hebrew"/>
+          <w:color w:val="993300"/>
+          <w:sz w:val="32"/>
+          <w:szCs w:val="32"/>
+          <w:shd w:val="clear" w:color="auto" w:fill="FFFFFF"/>
+          <w:rtl/>
+        </w:rPr>
+        <w:t xml:space="preserve">וַיֹּ֣אמֶר מִיכָ֔יְהוּ הִנְּךָ֥ רֹאֶ֖ה בַּיּ֣וֹם הַה֑וּא אֲשֶׁ֥ר תָּב֛וֹא חֶ֥דֶר בְּחֶ֖דֶר לְהֵחָבֵֽא׃ </w:t>
+      </w:r>
+      <w:r>
+        <w:rPr>
+          <w:rFonts w:ascii="SBL Hebrew" w:hAnsi="SBL Hebrew" w:cs="SBL Hebrew"/>
+          <w:b/>
+          <w:bCs/>
+          <w:color w:val="003300"/>
+          <w:sz w:val="32"/>
+          <w:szCs w:val="32"/>
+          <w:shd w:val="clear" w:color="auto" w:fill="FFFFFF"/>
+          <w:vertAlign w:val="superscript"/>
+          <w:rtl/>
+        </w:rPr>
+        <w:t>כה </w:t>
+      </w:r>
+      <w:r>
+        <w:rPr>
+          <w:rFonts w:ascii="SBL Hebrew" w:hAnsi="SBL Hebrew" w:cs="SBL Hebrew"/>
+          <w:color w:val="993300"/>
+          <w:sz w:val="32"/>
+          <w:szCs w:val="32"/>
+          <w:shd w:val="clear" w:color="auto" w:fill="FFFFFF"/>
+          <w:rtl/>
+        </w:rPr>
+        <w:t xml:space="preserve">וַיֹּ֙אמֶר֙ מֶ֣לֶךְ יִשְׂרָאֵ֔ל קְחוּ֙ אֶת־מִיכָ֔יְהוּ וַהֲשִׁיבֻ֖הוּ אֶל־אָמ֣וֹן שַׂר־הָעִ֑יר וְאֶל־יוֹאָ֖שׁ בֶּן־הַמֶּֽלֶךְ׃ </w:t>
+      </w:r>
+      <w:r>
+        <w:rPr>
+          <w:rFonts w:ascii="SBL Hebrew" w:hAnsi="SBL Hebrew" w:cs="SBL Hebrew"/>
+          <w:b/>
+          <w:bCs/>
+          <w:color w:val="003300"/>
+          <w:sz w:val="32"/>
+          <w:szCs w:val="32"/>
+          <w:shd w:val="clear" w:color="auto" w:fill="FFFFFF"/>
+          <w:vertAlign w:val="superscript"/>
+          <w:rtl/>
+        </w:rPr>
+        <w:t>כו </w:t>
+      </w:r>
+      <w:r>
+        <w:rPr>
+          <w:rFonts w:ascii="SBL Hebrew" w:hAnsi="SBL Hebrew" w:cs="SBL Hebrew"/>
+          <w:color w:val="993300"/>
+          <w:sz w:val="32"/>
+          <w:szCs w:val="32"/>
+          <w:shd w:val="clear" w:color="auto" w:fill="FFFFFF"/>
+          <w:rtl/>
+        </w:rPr>
+        <w:t xml:space="preserve">וַאֲמַרְתֶּ֗ם כֹּ֚ה אָמַ֣ר הַמֶּ֔לֶךְ שִׂ֥ימוּ זֶ֖ה בֵּ֣ית הַכֶּ֑לֶא וְהַאֲכִלֻ֜הוּ לֶ֤חֶם לַ֙חַץ֙ וּמַ֣יִם לַ֔חַץ עַ֖ד שׁוּבִ֥י בְשָׁלֽוֹם׃ </w:t>
+      </w:r>
+      <w:r>
+        <w:rPr>
+          <w:rFonts w:ascii="SBL Hebrew" w:hAnsi="SBL Hebrew" w:cs="SBL Hebrew"/>
+          <w:b/>
+          <w:bCs/>
+          <w:color w:val="003300"/>
+          <w:sz w:val="32"/>
+          <w:szCs w:val="32"/>
+          <w:shd w:val="clear" w:color="auto" w:fill="FFFFFF"/>
+          <w:vertAlign w:val="superscript"/>
+          <w:rtl/>
+        </w:rPr>
+        <w:t>כז </w:t>
+      </w:r>
+      <w:r>
+        <w:rPr>
+          <w:rFonts w:ascii="SBL Hebrew" w:hAnsi="SBL Hebrew" w:cs="SBL Hebrew"/>
+          <w:color w:val="993300"/>
+          <w:sz w:val="32"/>
+          <w:szCs w:val="32"/>
+          <w:shd w:val="clear" w:color="auto" w:fill="FFFFFF"/>
+          <w:rtl/>
+        </w:rPr>
+        <w:t xml:space="preserve">וַיֹּ֣אמֶר מִיכָ֔יְהוּ אִם־שׁ֤וֹב תָּשׁוּב֙ בְּשָׁל֔וֹם לֹא־דִבֶּ֥ר יְהֹוָ֖ה בִּ֑י וַיֹּ֕אמֶר שִׁמְע֖וּ עַמִּ֥ים כֻּלָּֽם׃ </w:t>
+      </w:r>
+      <w:r>
+        <w:rPr>
+          <w:rFonts w:ascii="SBL Hebrew" w:hAnsi="SBL Hebrew" w:cs="SBL Hebrew"/>
+          <w:b/>
+          <w:bCs/>
+          <w:color w:val="003300"/>
+          <w:sz w:val="32"/>
+          <w:szCs w:val="32"/>
+          <w:shd w:val="clear" w:color="auto" w:fill="FFFFFF"/>
+          <w:vertAlign w:val="superscript"/>
+          <w:rtl/>
+        </w:rPr>
+        <w:t>כח </w:t>
+      </w:r>
+      <w:r>
+        <w:rPr>
+          <w:rFonts w:ascii="SBL Hebrew" w:hAnsi="SBL Hebrew" w:cs="SBL Hebrew"/>
+          <w:color w:val="993300"/>
+          <w:sz w:val="32"/>
+          <w:szCs w:val="32"/>
+          <w:shd w:val="clear" w:color="auto" w:fill="FFFFFF"/>
+          <w:rtl/>
+        </w:rPr>
+        <w:t xml:space="preserve">וַיַּ֧עַל מֶלֶךְ־יִשְׂרָאֵ֛ל וִיהוֹשָׁפָ֥ט מֶלֶךְ־יְהוּדָ֖ה אֶל־רָמֹ֥ת גִּלְעָֽד׃ </w:t>
+      </w:r>
+      <w:r>
+        <w:rPr>
+          <w:rFonts w:ascii="SBL Hebrew" w:hAnsi="SBL Hebrew" w:cs="SBL Hebrew"/>
+          <w:b/>
+          <w:bCs/>
+          <w:color w:val="003300"/>
+          <w:sz w:val="32"/>
+          <w:szCs w:val="32"/>
+          <w:shd w:val="clear" w:color="auto" w:fill="FFFFFF"/>
+          <w:vertAlign w:val="superscript"/>
+          <w:rtl/>
+        </w:rPr>
+        <w:t>כט </w:t>
+      </w:r>
+      <w:r>
+        <w:rPr>
+          <w:rFonts w:ascii="SBL Hebrew" w:hAnsi="SBL Hebrew" w:cs="SBL Hebrew"/>
+          <w:color w:val="993300"/>
+          <w:sz w:val="32"/>
+          <w:szCs w:val="32"/>
+          <w:shd w:val="clear" w:color="auto" w:fill="FFFFFF"/>
+          <w:rtl/>
+        </w:rPr>
+        <w:t xml:space="preserve">וַיֹּ֩אמֶר֩ מֶ֨לֶךְ יִשְׂרָאֵ֜ל אֶל־יְהוֹשָׁפָ֗ט הִתְחַפֵּשׂ֙ וָב֣וֹא בַמִּלְחָמָ֔ה וְאַתָּ֖ה לְבַ֣שׁ בְּגָדֶ֑יךָ וַיִּתְחַפֵּשׂ֙ מֶ֣לֶךְ יִשְׂרָאֵ֔ל וַיָּבֹ֖אוּ בַּמִּלְחָמָֽה׃ </w:t>
+      </w:r>
+      <w:r>
+        <w:rPr>
+          <w:rFonts w:ascii="SBL Hebrew" w:hAnsi="SBL Hebrew" w:cs="SBL Hebrew"/>
+          <w:b/>
+          <w:bCs/>
+          <w:color w:val="003300"/>
+          <w:sz w:val="32"/>
+          <w:szCs w:val="32"/>
+          <w:shd w:val="clear" w:color="auto" w:fill="FFFFFF"/>
+          <w:vertAlign w:val="superscript"/>
+          <w:rtl/>
+        </w:rPr>
+        <w:t>ל </w:t>
+      </w:r>
+      <w:r>
+        <w:rPr>
+          <w:rFonts w:ascii="SBL Hebrew" w:hAnsi="SBL Hebrew" w:cs="SBL Hebrew"/>
+          <w:color w:val="993300"/>
+          <w:sz w:val="32"/>
+          <w:szCs w:val="32"/>
+          <w:shd w:val="clear" w:color="auto" w:fill="FFFFFF"/>
+          <w:rtl/>
+        </w:rPr>
+        <w:t xml:space="preserve">וּמֶ֣לֶךְ אֲרָ֡ם צִוָּה֩ אֶת־שָׂרֵ֨י הָרֶ֤כֶב אֲשֶׁר־לוֹ֙ לֵאמֹ֔ר לֹ֚א תִּלָּ֣חֲמ֔וּ אֶת־הַקָּטֹ֖ן אֶת־הַגָּד֑וֹל כִּ֛י אִֽם־אֶת־מֶ֥לֶךְ יִשְׂרָאֵ֖ל לְבַדּֽוֹ׃ </w:t>
+      </w:r>
+      <w:r>
+        <w:rPr>
+          <w:rFonts w:ascii="SBL Hebrew" w:hAnsi="SBL Hebrew" w:cs="SBL Hebrew"/>
+          <w:b/>
+          <w:bCs/>
+          <w:color w:val="003300"/>
+          <w:sz w:val="32"/>
+          <w:szCs w:val="32"/>
+          <w:shd w:val="clear" w:color="auto" w:fill="FFFFFF"/>
+          <w:vertAlign w:val="superscript"/>
+          <w:rtl/>
+        </w:rPr>
+        <w:t>לא </w:t>
+      </w:r>
+      <w:r>
+        <w:rPr>
+          <w:rFonts w:ascii="SBL Hebrew" w:hAnsi="SBL Hebrew" w:cs="SBL Hebrew"/>
+          <w:color w:val="993300"/>
+          <w:sz w:val="32"/>
+          <w:szCs w:val="32"/>
+          <w:shd w:val="clear" w:color="auto" w:fill="FFFFFF"/>
+          <w:rtl/>
+        </w:rPr>
+        <w:t xml:space="preserve">וַיְהִ֡י כִּרְאוֹת֩ שָׂרֵ֨י הָרֶ֜כֶב אֶת־יְהוֹשָׁפָ֗ט וְהֵ֤מָּה אָֽמְרוּ֙ מֶ֣לֶךְ יִשְׂרָאֵ֣ל ה֔וּא וַיָּסֹ֥בּוּ עָלָ֖יו לְהִלָּחֵ֑ם וַיִּזְעַ֤ק יְהֽוֹשָׁפָט֙ וַיהֹוָ֣ה עֲזָר֔וֹ וַיְסִיתֵ֥ם אֱלֹהִ֖ים מִמֶּֽנּוּ׃ </w:t>
+      </w:r>
+      <w:r>
+        <w:rPr>
+          <w:rFonts w:ascii="SBL Hebrew" w:hAnsi="SBL Hebrew" w:cs="SBL Hebrew"/>
+          <w:b/>
+          <w:bCs/>
+          <w:color w:val="003300"/>
+          <w:sz w:val="32"/>
+          <w:szCs w:val="32"/>
+          <w:shd w:val="clear" w:color="auto" w:fill="FFFFFF"/>
+          <w:vertAlign w:val="superscript"/>
+          <w:rtl/>
+        </w:rPr>
+        <w:t>לב </w:t>
+      </w:r>
+      <w:r>
+        <w:rPr>
+          <w:rFonts w:ascii="SBL Hebrew" w:hAnsi="SBL Hebrew" w:cs="SBL Hebrew"/>
+          <w:color w:val="993300"/>
+          <w:sz w:val="32"/>
+          <w:szCs w:val="32"/>
+          <w:shd w:val="clear" w:color="auto" w:fill="FFFFFF"/>
+          <w:rtl/>
+        </w:rPr>
+        <w:t xml:space="preserve">וַיְהִ֗י כִּרְאוֹת֙ שָׂרֵ֣י הָרֶ֔כֶב כִּ֥י לֹֽא־הָיָ֖ה מֶ֣לֶךְ יִשְׂרָאֵ֑ל וַיָּשׁ֖וּבוּ מֵאַחֲרָֽיו׃ </w:t>
+      </w:r>
+      <w:r>
+        <w:rPr>
+          <w:rFonts w:ascii="SBL Hebrew" w:hAnsi="SBL Hebrew" w:cs="SBL Hebrew"/>
+          <w:b/>
+          <w:bCs/>
+          <w:color w:val="003300"/>
+          <w:sz w:val="32"/>
+          <w:szCs w:val="32"/>
+          <w:shd w:val="clear" w:color="auto" w:fill="FFFFFF"/>
+          <w:vertAlign w:val="superscript"/>
+          <w:rtl/>
+        </w:rPr>
+        <w:t>לג </w:t>
+      </w:r>
+      <w:r>
+        <w:rPr>
+          <w:rFonts w:ascii="SBL Hebrew" w:hAnsi="SBL Hebrew" w:cs="SBL Hebrew"/>
+          <w:color w:val="993300"/>
+          <w:sz w:val="32"/>
+          <w:szCs w:val="32"/>
+          <w:shd w:val="clear" w:color="auto" w:fill="FFFFFF"/>
+          <w:rtl/>
+        </w:rPr>
+        <w:t xml:space="preserve">וְאִ֗ישׁ מָשַׁ֤ךְ בַּקֶּ֙שֶׁת֙ לְתֻמּ֔וֹ וַיַּךְ֙ אֶת־מֶ֣לֶךְ יִשְׂרָאֵ֔ל בֵּ֥ין הַדְּבָקִ֖ים וּבֵ֣ין </w:t>
       </w:r>
       <w:r>
         <w:rPr>
@@ -13654,388 +14101,7 @@
           <w:rtl/>
         </w:rPr>
         <w:lastRenderedPageBreak/>
-        <w:t xml:space="preserve">וְיִפֹּ֖ל בְּרָמ֣וֹת גִּלְעָ֑ד וַיֹּ֕אמֶר זֶ֚ה אֹמֵ֣ר כָּ֔כָה וְזֶ֖ה אֹמֵ֥ר כָּֽכָה׃ </w:t>
-      </w:r>
-      <w:r>
-        <w:rPr>
-          <w:rFonts w:ascii="SBL Hebrew" w:hAnsi="SBL Hebrew" w:cs="SBL Hebrew"/>
-          <w:b/>
-          <w:bCs/>
-          <w:color w:val="003300"/>
-          <w:sz w:val="32"/>
-          <w:szCs w:val="32"/>
-          <w:shd w:val="clear" w:color="auto" w:fill="FFFFFF"/>
-          <w:vertAlign w:val="superscript"/>
-          <w:rtl/>
-        </w:rPr>
-        <w:t>כ </w:t>
-      </w:r>
-      <w:r>
-        <w:rPr>
-          <w:rFonts w:ascii="SBL Hebrew" w:hAnsi="SBL Hebrew" w:cs="SBL Hebrew"/>
-          <w:color w:val="993300"/>
-          <w:sz w:val="32"/>
-          <w:szCs w:val="32"/>
-          <w:shd w:val="clear" w:color="auto" w:fill="FFFFFF"/>
-          <w:rtl/>
-        </w:rPr>
-        <w:t xml:space="preserve">וַיֵּצֵ֣א הָר֗וּחַ וַֽיַּעֲמֹד֙ לִפְנֵ֣י יְהֹוָ֔ה וַיֹּ֖אמֶר אֲנִ֣י אֲפַתֶּ֑נּוּ וַיֹּ֧אמֶר יְהֹוָ֛ה אֵלָ֖יו בַּמָּֽה׃ </w:t>
-      </w:r>
-      <w:r>
-        <w:rPr>
-          <w:rFonts w:ascii="SBL Hebrew" w:hAnsi="SBL Hebrew" w:cs="SBL Hebrew"/>
-          <w:b/>
-          <w:bCs/>
-          <w:color w:val="003300"/>
-          <w:sz w:val="32"/>
-          <w:szCs w:val="32"/>
-          <w:shd w:val="clear" w:color="auto" w:fill="FFFFFF"/>
-          <w:vertAlign w:val="superscript"/>
-          <w:rtl/>
-        </w:rPr>
-        <w:t>כא </w:t>
-      </w:r>
-      <w:r>
-        <w:rPr>
-          <w:rFonts w:ascii="SBL Hebrew" w:hAnsi="SBL Hebrew" w:cs="SBL Hebrew"/>
-          <w:color w:val="993300"/>
-          <w:sz w:val="32"/>
-          <w:szCs w:val="32"/>
-          <w:shd w:val="clear" w:color="auto" w:fill="FFFFFF"/>
-          <w:rtl/>
-        </w:rPr>
-        <w:t xml:space="preserve">וַיֹּ֗אמֶר אֵצֵא֙ וְהָיִ֙יתִי֙ לְר֣וּחַ שֶׁ֔קֶר בְּפִ֖י כׇּל־נְבִיאָ֑יו וַיֹּ֗אמֶר תְּפַתֶּה֙ וְגַם־תּוּכָ֔ל צֵ֖א וַעֲשֵׂה־כֵֽן׃ </w:t>
-      </w:r>
-      <w:r>
-        <w:rPr>
-          <w:rFonts w:ascii="SBL Hebrew" w:hAnsi="SBL Hebrew" w:cs="SBL Hebrew"/>
-          <w:b/>
-          <w:bCs/>
-          <w:color w:val="003300"/>
-          <w:sz w:val="32"/>
-          <w:szCs w:val="32"/>
-          <w:shd w:val="clear" w:color="auto" w:fill="FFFFFF"/>
-          <w:vertAlign w:val="superscript"/>
-          <w:rtl/>
-        </w:rPr>
-        <w:t>כב </w:t>
-      </w:r>
-      <w:r>
-        <w:rPr>
-          <w:rFonts w:ascii="SBL Hebrew" w:hAnsi="SBL Hebrew" w:cs="SBL Hebrew"/>
-          <w:color w:val="993300"/>
-          <w:sz w:val="32"/>
-          <w:szCs w:val="32"/>
-          <w:shd w:val="clear" w:color="auto" w:fill="FFFFFF"/>
-          <w:rtl/>
-        </w:rPr>
-        <w:t>וְעַתָּ֗ה הִנֵּ֨ה נָתַ֤ן יְהֹוָה֙ ר֣וּחַ שֶׁ֔קֶר בְּפִ֖י נְבִיאֶ֣יךָ אֵ֑לֶּה וַֽיהֹוָ֔ה דִּבֶּ֥ר עָלֶ֖יךָ רָעָֽה׃</w:t>
-      </w:r>
-      <w:r>
-        <w:rPr>
-          <w:rFonts w:ascii="SBL Hebrew" w:hAnsi="SBL Hebrew" w:cs="SBL Hebrew"/>
-          <w:color w:val="003300"/>
-          <w:sz w:val="32"/>
-          <w:szCs w:val="32"/>
-          <w:shd w:val="clear" w:color="auto" w:fill="FFFFFF"/>
-          <w:rtl/>
-        </w:rPr>
-        <w:t> {</w:t>
-      </w:r>
-      <w:r>
-        <w:rPr>
-          <w:rFonts w:ascii="SBL Hebrew" w:hAnsi="SBL Hebrew" w:cs="SBL Hebrew"/>
-          <w:color w:val="003300"/>
-          <w:sz w:val="32"/>
-          <w:szCs w:val="32"/>
-          <w:rtl/>
-        </w:rPr>
-        <w:t>ס}</w:t>
-      </w:r>
-      <w:r>
-        <w:rPr>
-          <w:rFonts w:ascii="SBL Hebrew" w:hAnsi="SBL Hebrew" w:cs="SBL Hebrew"/>
-          <w:color w:val="993300"/>
-          <w:sz w:val="32"/>
-          <w:szCs w:val="32"/>
-          <w:rtl/>
-        </w:rPr>
-        <w:t xml:space="preserve"> </w:t>
-      </w:r>
-      <w:r>
-        <w:rPr>
-          <w:rFonts w:ascii="SBL Hebrew" w:hAnsi="SBL Hebrew" w:cs="SBL Hebrew"/>
-          <w:b/>
-          <w:bCs/>
-          <w:color w:val="003300"/>
-          <w:sz w:val="32"/>
-          <w:szCs w:val="32"/>
-          <w:shd w:val="clear" w:color="auto" w:fill="FFFFFF"/>
-          <w:vertAlign w:val="superscript"/>
-          <w:rtl/>
-        </w:rPr>
-        <w:t>כג </w:t>
-      </w:r>
-      <w:r>
-        <w:rPr>
-          <w:rFonts w:ascii="SBL Hebrew" w:hAnsi="SBL Hebrew" w:cs="SBL Hebrew"/>
-          <w:color w:val="993300"/>
-          <w:sz w:val="32"/>
-          <w:szCs w:val="32"/>
-          <w:shd w:val="clear" w:color="auto" w:fill="FFFFFF"/>
-          <w:rtl/>
-        </w:rPr>
-        <w:t xml:space="preserve">וַיִּגַּשׁ֙ צִדְקִיָּ֣הוּ בֶֽן־כְּנַעֲנָ֔ה וַיַּ֥ךְ אֶת־מִיכָ֖יְהוּ עַל־הַלֶּ֑חִי וַיֹּ֗אמֶר אֵ֣י זֶ֤ה הַדֶּ֙רֶךְ֙ עָבַ֧ר רוּחַ־יְהֹוָ֛ה מֵאִתִּ֖י לְדַבֵּ֥ר אֹתָֽךְ׃ </w:t>
-      </w:r>
-      <w:r>
-        <w:rPr>
-          <w:rFonts w:ascii="SBL Hebrew" w:hAnsi="SBL Hebrew" w:cs="SBL Hebrew"/>
-          <w:b/>
-          <w:bCs/>
-          <w:color w:val="003300"/>
-          <w:sz w:val="32"/>
-          <w:szCs w:val="32"/>
-          <w:shd w:val="clear" w:color="auto" w:fill="FFFFFF"/>
-          <w:vertAlign w:val="superscript"/>
-          <w:rtl/>
-        </w:rPr>
-        <w:t>כד </w:t>
-      </w:r>
-      <w:r>
-        <w:rPr>
-          <w:rFonts w:ascii="SBL Hebrew" w:hAnsi="SBL Hebrew" w:cs="SBL Hebrew"/>
-          <w:color w:val="993300"/>
-          <w:sz w:val="32"/>
-          <w:szCs w:val="32"/>
-          <w:shd w:val="clear" w:color="auto" w:fill="FFFFFF"/>
-          <w:rtl/>
-        </w:rPr>
-        <w:t xml:space="preserve">וַיֹּ֣אמֶר מִיכָ֔יְהוּ הִנְּךָ֥ רֹאֶ֖ה בַּיּ֣וֹם הַה֑וּא אֲשֶׁ֥ר תָּב֛וֹא חֶ֥דֶר בְּחֶ֖דֶר לְהֵחָבֵֽא׃ </w:t>
-      </w:r>
-      <w:r>
-        <w:rPr>
-          <w:rFonts w:ascii="SBL Hebrew" w:hAnsi="SBL Hebrew" w:cs="SBL Hebrew"/>
-          <w:b/>
-          <w:bCs/>
-          <w:color w:val="003300"/>
-          <w:sz w:val="32"/>
-          <w:szCs w:val="32"/>
-          <w:shd w:val="clear" w:color="auto" w:fill="FFFFFF"/>
-          <w:vertAlign w:val="superscript"/>
-          <w:rtl/>
-        </w:rPr>
-        <w:t>כה </w:t>
-      </w:r>
-      <w:r>
-        <w:rPr>
-          <w:rFonts w:ascii="SBL Hebrew" w:hAnsi="SBL Hebrew" w:cs="SBL Hebrew"/>
-          <w:color w:val="993300"/>
-          <w:sz w:val="32"/>
-          <w:szCs w:val="32"/>
-          <w:shd w:val="clear" w:color="auto" w:fill="FFFFFF"/>
-          <w:rtl/>
-        </w:rPr>
-        <w:t xml:space="preserve">וַיֹּ֙אמֶר֙ מֶ֣לֶךְ יִשְׂרָאֵ֔ל קְחוּ֙ אֶת־מִיכָ֔יְהוּ וַהֲשִׁיבֻ֖הוּ אֶל־אָמ֣וֹן שַׂר־הָעִ֑יר וְאֶל־יוֹאָ֖שׁ בֶּן־הַמֶּֽלֶךְ׃ </w:t>
-      </w:r>
-      <w:r>
-        <w:rPr>
-          <w:rFonts w:ascii="SBL Hebrew" w:hAnsi="SBL Hebrew" w:cs="SBL Hebrew"/>
-          <w:b/>
-          <w:bCs/>
-          <w:color w:val="003300"/>
-          <w:sz w:val="32"/>
-          <w:szCs w:val="32"/>
-          <w:shd w:val="clear" w:color="auto" w:fill="FFFFFF"/>
-          <w:vertAlign w:val="superscript"/>
-          <w:rtl/>
-        </w:rPr>
-        <w:t>כו </w:t>
-      </w:r>
-      <w:r>
-        <w:rPr>
-          <w:rFonts w:ascii="SBL Hebrew" w:hAnsi="SBL Hebrew" w:cs="SBL Hebrew"/>
-          <w:color w:val="993300"/>
-          <w:sz w:val="32"/>
-          <w:szCs w:val="32"/>
-          <w:shd w:val="clear" w:color="auto" w:fill="FFFFFF"/>
-          <w:rtl/>
-        </w:rPr>
-        <w:t xml:space="preserve">וַאֲמַרְתֶּ֗ם כֹּ֚ה אָמַ֣ר הַמֶּ֔לֶךְ שִׂ֥ימוּ זֶ֖ה בֵּ֣ית הַכֶּ֑לֶא וְהַאֲכִלֻ֜הוּ לֶ֤חֶם לַ֙חַץ֙ וּמַ֣יִם לַ֔חַץ עַ֖ד שׁוּבִ֥י בְשָׁלֽוֹם׃ </w:t>
-      </w:r>
-      <w:r>
-        <w:rPr>
-          <w:rFonts w:ascii="SBL Hebrew" w:hAnsi="SBL Hebrew" w:cs="SBL Hebrew"/>
-          <w:b/>
-          <w:bCs/>
-          <w:color w:val="003300"/>
-          <w:sz w:val="32"/>
-          <w:szCs w:val="32"/>
-          <w:shd w:val="clear" w:color="auto" w:fill="FFFFFF"/>
-          <w:vertAlign w:val="superscript"/>
-          <w:rtl/>
-        </w:rPr>
-        <w:t>כז </w:t>
-      </w:r>
-      <w:r>
-        <w:rPr>
-          <w:rFonts w:ascii="SBL Hebrew" w:hAnsi="SBL Hebrew" w:cs="SBL Hebrew"/>
-          <w:color w:val="993300"/>
-          <w:sz w:val="32"/>
-          <w:szCs w:val="32"/>
-          <w:shd w:val="clear" w:color="auto" w:fill="FFFFFF"/>
-          <w:rtl/>
-        </w:rPr>
-        <w:t xml:space="preserve">וַיֹּ֣אמֶר מִיכָ֔יְהוּ אִם־שׁ֤וֹב תָּשׁוּב֙ בְּשָׁל֔וֹם לֹא־דִבֶּ֥ר יְהֹוָ֖ה בִּ֑י וַיֹּ֕אמֶר שִׁמְע֖וּ עַמִּ֥ים כֻּלָּֽם׃ </w:t>
-      </w:r>
-      <w:r>
-        <w:rPr>
-          <w:rFonts w:ascii="SBL Hebrew" w:hAnsi="SBL Hebrew" w:cs="SBL Hebrew"/>
-          <w:b/>
-          <w:bCs/>
-          <w:color w:val="003300"/>
-          <w:sz w:val="32"/>
-          <w:szCs w:val="32"/>
-          <w:shd w:val="clear" w:color="auto" w:fill="FFFFFF"/>
-          <w:vertAlign w:val="superscript"/>
-          <w:rtl/>
-        </w:rPr>
-        <w:t>כח </w:t>
-      </w:r>
-      <w:r>
-        <w:rPr>
-          <w:rFonts w:ascii="SBL Hebrew" w:hAnsi="SBL Hebrew" w:cs="SBL Hebrew"/>
-          <w:color w:val="993300"/>
-          <w:sz w:val="32"/>
-          <w:szCs w:val="32"/>
-          <w:shd w:val="clear" w:color="auto" w:fill="FFFFFF"/>
-          <w:rtl/>
-        </w:rPr>
-        <w:t xml:space="preserve">וַיַּ֧עַל מֶלֶךְ־יִשְׂרָאֵ֛ל וִיהוֹשָׁפָ֥ט מֶלֶךְ־יְהוּדָ֖ה אֶל־רָמֹ֥ת גִּלְעָֽד׃ </w:t>
-      </w:r>
-      <w:r>
-        <w:rPr>
-          <w:rFonts w:ascii="SBL Hebrew" w:hAnsi="SBL Hebrew" w:cs="SBL Hebrew"/>
-          <w:b/>
-          <w:bCs/>
-          <w:color w:val="003300"/>
-          <w:sz w:val="32"/>
-          <w:szCs w:val="32"/>
-          <w:shd w:val="clear" w:color="auto" w:fill="FFFFFF"/>
-          <w:vertAlign w:val="superscript"/>
-          <w:rtl/>
-        </w:rPr>
-        <w:t>כט </w:t>
-      </w:r>
-      <w:r>
-        <w:rPr>
-          <w:rFonts w:ascii="SBL Hebrew" w:hAnsi="SBL Hebrew" w:cs="SBL Hebrew"/>
-          <w:color w:val="993300"/>
-          <w:sz w:val="32"/>
-          <w:szCs w:val="32"/>
-          <w:shd w:val="clear" w:color="auto" w:fill="FFFFFF"/>
-          <w:rtl/>
-        </w:rPr>
-        <w:t xml:space="preserve">וַיֹּ֩אמֶר֩ מֶ֨לֶךְ יִשְׂרָאֵ֜ל אֶל־יְהוֹשָׁפָ֗ט הִתְחַפֵּשׂ֙ וָב֣וֹא בַמִּלְחָמָ֔ה וְאַתָּ֖ה לְבַ֣שׁ בְּגָדֶ֑יךָ וַיִּתְחַפֵּשׂ֙ מֶ֣לֶךְ יִשְׂרָאֵ֔ל וַיָּבֹ֖אוּ בַּמִּלְחָמָֽה׃ </w:t>
-      </w:r>
-      <w:r>
-        <w:rPr>
-          <w:rFonts w:ascii="SBL Hebrew" w:hAnsi="SBL Hebrew" w:cs="SBL Hebrew"/>
-          <w:b/>
-          <w:bCs/>
-          <w:color w:val="003300"/>
-          <w:sz w:val="32"/>
-          <w:szCs w:val="32"/>
-          <w:shd w:val="clear" w:color="auto" w:fill="FFFFFF"/>
-          <w:vertAlign w:val="superscript"/>
-          <w:rtl/>
-        </w:rPr>
-        <w:t>ל </w:t>
-      </w:r>
-      <w:r>
-        <w:rPr>
-          <w:rFonts w:ascii="SBL Hebrew" w:hAnsi="SBL Hebrew" w:cs="SBL Hebrew"/>
-          <w:color w:val="993300"/>
-          <w:sz w:val="32"/>
-          <w:szCs w:val="32"/>
-          <w:shd w:val="clear" w:color="auto" w:fill="FFFFFF"/>
-          <w:rtl/>
-        </w:rPr>
-        <w:t xml:space="preserve">וּמֶ֣לֶךְ אֲרָ֡ם צִוָּה֩ אֶת־שָׂרֵ֨י הָרֶ֤כֶב אֲשֶׁר־לוֹ֙ לֵאמֹ֔ר לֹ֚א תִּלָּ֣חֲמ֔וּ אֶת־הַקָּטֹ֖ן אֶת־הַגָּד֑וֹל כִּ֛י אִֽם־אֶת־מֶ֥לֶךְ יִשְׂרָאֵ֖ל לְבַדּֽוֹ׃ </w:t>
-      </w:r>
-      <w:r>
-        <w:rPr>
-          <w:rFonts w:ascii="SBL Hebrew" w:hAnsi="SBL Hebrew" w:cs="SBL Hebrew"/>
-          <w:b/>
-          <w:bCs/>
-          <w:color w:val="003300"/>
-          <w:sz w:val="32"/>
-          <w:szCs w:val="32"/>
-          <w:shd w:val="clear" w:color="auto" w:fill="FFFFFF"/>
-          <w:vertAlign w:val="superscript"/>
-          <w:rtl/>
-        </w:rPr>
-        <w:t>לא </w:t>
-      </w:r>
-      <w:r>
-        <w:rPr>
-          <w:rFonts w:ascii="SBL Hebrew" w:hAnsi="SBL Hebrew" w:cs="SBL Hebrew"/>
-          <w:color w:val="993300"/>
-          <w:sz w:val="32"/>
-          <w:szCs w:val="32"/>
-          <w:shd w:val="clear" w:color="auto" w:fill="FFFFFF"/>
-          <w:rtl/>
-        </w:rPr>
-        <w:t xml:space="preserve">וַיְהִ֡י כִּרְאוֹת֩ שָׂרֵ֨י הָרֶ֜כֶב אֶת־יְהוֹשָׁפָ֗ט וְהֵ֤מָּה אָֽמְרוּ֙ מֶ֣לֶךְ יִשְׂרָאֵ֣ל ה֔וּא וַיָּסֹ֥בּוּ עָלָ֖יו לְהִלָּחֵ֑ם וַיִּזְעַ֤ק יְהֽוֹשָׁפָט֙ וַיהֹוָ֣ה עֲזָר֔וֹ וַיְסִיתֵ֥ם אֱלֹהִ֖ים מִמֶּֽנּוּ׃ </w:t>
-      </w:r>
-      <w:r>
-        <w:rPr>
-          <w:rFonts w:ascii="SBL Hebrew" w:hAnsi="SBL Hebrew" w:cs="SBL Hebrew"/>
-          <w:b/>
-          <w:bCs/>
-          <w:color w:val="003300"/>
-          <w:sz w:val="32"/>
-          <w:szCs w:val="32"/>
-          <w:shd w:val="clear" w:color="auto" w:fill="FFFFFF"/>
-          <w:vertAlign w:val="superscript"/>
-          <w:rtl/>
-        </w:rPr>
-        <w:t>לב </w:t>
-      </w:r>
-      <w:r>
-        <w:rPr>
-          <w:rFonts w:ascii="SBL Hebrew" w:hAnsi="SBL Hebrew" w:cs="SBL Hebrew"/>
-          <w:color w:val="993300"/>
-          <w:sz w:val="32"/>
-          <w:szCs w:val="32"/>
-          <w:shd w:val="clear" w:color="auto" w:fill="FFFFFF"/>
-          <w:rtl/>
-        </w:rPr>
-        <w:t xml:space="preserve">וַיְהִ֗י כִּרְאוֹת֙ שָׂרֵ֣י הָרֶ֔כֶב כִּ֥י לֹֽא־הָיָ֖ה מֶ֣לֶךְ יִשְׂרָאֵ֑ל וַיָּשׁ֖וּבוּ מֵאַחֲרָֽיו׃ </w:t>
-      </w:r>
-      <w:r>
-        <w:rPr>
-          <w:rFonts w:ascii="SBL Hebrew" w:hAnsi="SBL Hebrew" w:cs="SBL Hebrew"/>
-          <w:b/>
-          <w:bCs/>
-          <w:color w:val="003300"/>
-          <w:sz w:val="32"/>
-          <w:szCs w:val="32"/>
-          <w:shd w:val="clear" w:color="auto" w:fill="FFFFFF"/>
-          <w:vertAlign w:val="superscript"/>
-          <w:rtl/>
-        </w:rPr>
-        <w:t>לג </w:t>
-      </w:r>
-      <w:r>
-        <w:rPr>
-          <w:rFonts w:ascii="SBL Hebrew" w:hAnsi="SBL Hebrew" w:cs="SBL Hebrew"/>
-          <w:color w:val="993300"/>
-          <w:sz w:val="32"/>
-          <w:szCs w:val="32"/>
-          <w:shd w:val="clear" w:color="auto" w:fill="FFFFFF"/>
-          <w:rtl/>
-        </w:rPr>
-        <w:t xml:space="preserve">וְאִ֗ישׁ מָשַׁ֤ךְ בַּקֶּ֙שֶׁת֙ לְתֻמּ֔וֹ וַיַּךְ֙ אֶת־מֶ֣לֶךְ יִשְׂרָאֵ֔ל בֵּ֥ין הַדְּבָקִ֖ים וּבֵ֣ין הַשִּׁרְיָ֑ן וַיֹּ֣אמֶר לָרַכָּ֗ב הֲפֹ֧ךְ </w:t>
+        <w:t xml:space="preserve">הַשִּׁרְיָ֑ן וַיֹּ֣אמֶר לָרַכָּ֗ב הֲפֹ֧ךְ </w:t>
       </w:r>
       <w:r>
         <w:rPr>
@@ -14262,19 +14328,7 @@
           <w:shd w:val="clear" w:color="auto" w:fill="FFFFFF"/>
           <w:rtl/>
         </w:rPr>
-        <w:t xml:space="preserve">וַיֵּ֥שֶׁב יְהוֹשָׁפָ֖ט בִּירוּשָׁלָ֑͏ִם וַיָּ֜שׇׁב וַיֵּצֵ֣א בָעָ֗ם מִבְּאֵ֥ר שֶׁ֙בַע֙ עַד־הַ֣ר אֶפְרַ֔יִם וַיְשִׁיבֵ֕ם </w:t>
-      </w:r>
-      <w:r>
-        <w:rPr>
-          <w:rFonts w:ascii="SBL Hebrew" w:hAnsi="SBL Hebrew" w:cs="SBL Hebrew"/>
-          <w:color w:val="993300"/>
-          <w:sz w:val="32"/>
-          <w:szCs w:val="32"/>
-          <w:shd w:val="clear" w:color="auto" w:fill="FFFFFF"/>
-          <w:rtl/>
-        </w:rPr>
-        <w:lastRenderedPageBreak/>
-        <w:t xml:space="preserve">אֶל־יְהֹוָ֖ה אֱלֹהֵ֥י אֲבוֹתֵיהֶֽם׃ </w:t>
+        <w:t xml:space="preserve">וַיֵּ֥שֶׁב יְהוֹשָׁפָ֖ט בִּירוּשָׁלָ֑͏ִם וַיָּ֜שׇׁב וַיֵּצֵ֣א בָעָ֗ם מִבְּאֵ֥ר שֶׁ֙בַע֙ עַד־הַ֣ר אֶפְרַ֔יִם וַיְשִׁיבֵ֕ם אֶל־יְהֹוָ֖ה אֱלֹהֵ֥י אֲבוֹתֵיהֶֽם׃ </w:t>
       </w:r>
       <w:r>
         <w:rPr>
@@ -14424,7 +14478,7 @@
           <w:shd w:val="clear" w:color="auto" w:fill="FFFFFF"/>
           <w:rtl/>
         </w:rPr>
-        <w:t xml:space="preserve">וְכׇל־רִיב֩ אֲשֶׁר־יָב֨וֹא עֲלֵיכֶ֜ם מֵאֲחֵיכֶ֣ם ׀ הַיֹּשְׁבִ֣ים בְּעָרֵיהֶ֗ם בֵּֽין־דָּ֣ם </w:t>
+        <w:t>וְכׇל־רִיב֩ אֲשֶׁר־יָב֨וֹא עֲלֵיכֶ֜ם מֵאֲחֵיכֶ֣ם׀ הַיֹּשְׁבִ֣ים בְּעָרֵיהֶ֗ם בֵּֽין־דָּ֣ם</w:t>
       </w:r>
       <w:r>
         <w:rPr>
@@ -14576,7 +14630,7 @@
           <w:shd w:val="clear" w:color="auto" w:fill="FFFFFF"/>
           <w:rtl/>
         </w:rPr>
-        <w:t xml:space="preserve">וַיְהִ֣י אַחֲרֵי־כֵ֡ן בָּ֣אוּ בְנֵי־מוֹאָב֩ וּבְנֵ֨י עַמּ֜וֹן וְעִמָּהֶ֧ם </w:t>
+        <w:t>וַיְהִ֣י אַחֲרֵי־כֵ֡ן בָּ֣אוּ בְנֵי־מוֹאָב֩ וּבְנֵ֨י עַמּ֜וֹן וְעִמָּהֶ֧ם</w:t>
       </w:r>
       <w:r>
         <w:rPr>
@@ -14698,7 +14752,19 @@
           <w:shd w:val="clear" w:color="auto" w:fill="FFFFFF"/>
           <w:rtl/>
         </w:rPr>
-        <w:t xml:space="preserve">וַיַּעֲמֹ֣ד יְהוֹשָׁפָ֗ט בִּקְהַ֧ל יְהוּדָ֛ה וִירוּשָׁלַ֖͏ִם בְּבֵ֣ית יְהֹוָ֑ה לִפְנֵ֖י הֶחָצֵ֥ר הַחֲדָשָֽׁה׃ </w:t>
+        <w:t xml:space="preserve">וַיַּעֲמֹ֣ד יְהוֹשָׁפָ֗ט בִּקְהַ֧ל יְהוּדָ֛ה וִירוּשָׁלַ֖͏ִם בְּבֵ֣ית </w:t>
+      </w:r>
+      <w:r>
+        <w:rPr>
+          <w:rFonts w:ascii="SBL Hebrew" w:hAnsi="SBL Hebrew" w:cs="SBL Hebrew"/>
+          <w:color w:val="993300"/>
+          <w:sz w:val="32"/>
+          <w:szCs w:val="32"/>
+          <w:shd w:val="clear" w:color="auto" w:fill="FFFFFF"/>
+          <w:rtl/>
+        </w:rPr>
+        <w:lastRenderedPageBreak/>
+        <w:t xml:space="preserve">יְהֹוָ֑ה לִפְנֵ֖י הֶחָצֵ֥ר הַחֲדָשָֽׁה׃ </w:t>
       </w:r>
       <w:r>
         <w:rPr>
@@ -14748,7 +14814,7 @@
           <w:shd w:val="clear" w:color="auto" w:fill="FFFFFF"/>
           <w:rtl/>
         </w:rPr>
-        <w:t xml:space="preserve">הֲלֹ֣א ׀ אַתָּ֣ה אֱלֹהֵ֗ינוּ הוֹרַ֙שְׁתָּ֙ אֶת־יֹֽשְׁבֵי֙ הָאָ֣רֶץ הַזֹּ֔את מִלִּפְנֵ֖י עַמְּךָ֣ יִשְׂרָאֵ֑ל וַֽתִּתְּנָ֗הּ לְזֶ֛רַע אַבְרָהָ֥ם אֹהַבְךָ֖ לְעוֹלָֽם׃ </w:t>
+        <w:t xml:space="preserve">הֲלֹ֣א׀ אַתָּ֣ה אֱלֹהֵ֗ינוּ הוֹרַ֙שְׁתָּ֙ אֶת־יֹֽשְׁבֵי֙ הָאָ֣רֶץ הַזֹּ֔את מִלִּפְנֵ֖י עַמְּךָ֣ יִשְׂרָאֵ֑ל וַֽתִּתְּנָ֗הּ לְזֶ֛רַע אַבְרָהָ֥ם אֹהַבְךָ֖ לְעוֹלָֽם׃ </w:t>
       </w:r>
       <w:r>
         <w:rPr>
@@ -14773,7 +14839,7 @@
           <w:shd w:val="clear" w:color="auto" w:fill="FFFFFF"/>
           <w:rtl/>
         </w:rPr>
-        <w:t xml:space="preserve">וַיֵּשְׁב֖וּ־בָ֑הּ וַיִּבְנ֨וּ לְךָ֧ </w:t>
+        <w:t>וַיֵּשְׁב֖וּ־בָ֑הּ וַיִּבְנ֨וּ לְךָ֧</w:t>
       </w:r>
       <w:r>
         <w:rPr>
@@ -14895,7 +14961,410 @@
           <w:shd w:val="clear" w:color="auto" w:fill="FFFFFF"/>
           <w:rtl/>
         </w:rPr>
-        <w:t xml:space="preserve">אֱלֹהֵ֙ינוּ֙ הֲלֹ֣א תִשְׁפׇּט־בָּ֔ם כִּ֣י אֵ֥ין בָּ֙נוּ֙ כֹּ֔חַ לִ֠פְנֵ֠י הֶהָמ֥וֹן הָרָ֛ב </w:t>
+        <w:t xml:space="preserve">אֱלֹהֵ֙ינוּ֙ הֲלֹ֣א תִשְׁפׇּט־בָּ֔ם כִּ֣י אֵ֥ין בָּ֙נוּ֙ כֹּ֔חַ לִ֠פְנֵ֠י הֶהָמ֥וֹן הָרָ֛ב הַזֶּ֖ה הַבָּ֣א עָלֵ֑ינוּ וַאֲנַ֗חְנוּ לֹ֤א נֵדַע֙ מַֽה־נַּעֲשֶׂ֔ה כִּ֥י עָלֶ֖יךָ עֵינֵֽינוּ׃ </w:t>
+      </w:r>
+      <w:r>
+        <w:rPr>
+          <w:rFonts w:ascii="SBL Hebrew" w:hAnsi="SBL Hebrew" w:cs="SBL Hebrew"/>
+          <w:b/>
+          <w:bCs/>
+          <w:color w:val="003300"/>
+          <w:sz w:val="32"/>
+          <w:szCs w:val="32"/>
+          <w:shd w:val="clear" w:color="auto" w:fill="FFFFFF"/>
+          <w:vertAlign w:val="superscript"/>
+          <w:rtl/>
+        </w:rPr>
+        <w:t>יג </w:t>
+      </w:r>
+      <w:r>
+        <w:rPr>
+          <w:rFonts w:ascii="SBL Hebrew" w:hAnsi="SBL Hebrew" w:cs="SBL Hebrew"/>
+          <w:color w:val="993300"/>
+          <w:sz w:val="32"/>
+          <w:szCs w:val="32"/>
+          <w:shd w:val="clear" w:color="auto" w:fill="FFFFFF"/>
+          <w:rtl/>
+        </w:rPr>
+        <w:t>וְכׇ֨ל־יְהוּדָ֔ה עֹמְדִ֖ים לִפְנֵ֣י יְהֹוָ֑ה גַּם־טַפָּ֖ם נְשֵׁיהֶ֥ם וּבְנֵיהֶֽם׃</w:t>
+      </w:r>
+      <w:r>
+        <w:rPr>
+          <w:rFonts w:ascii="SBL Hebrew" w:hAnsi="SBL Hebrew" w:cs="SBL Hebrew"/>
+          <w:color w:val="003300"/>
+          <w:sz w:val="32"/>
+          <w:szCs w:val="32"/>
+          <w:shd w:val="clear" w:color="auto" w:fill="FFFFFF"/>
+          <w:rtl/>
+        </w:rPr>
+        <w:t> {</w:t>
+      </w:r>
+      <w:r>
+        <w:rPr>
+          <w:rFonts w:ascii="SBL Hebrew" w:hAnsi="SBL Hebrew" w:cs="SBL Hebrew"/>
+          <w:color w:val="003300"/>
+          <w:sz w:val="32"/>
+          <w:szCs w:val="32"/>
+          <w:rtl/>
+        </w:rPr>
+        <w:t>ס}</w:t>
+      </w:r>
+      <w:r>
+        <w:rPr>
+          <w:rFonts w:ascii="SBL Hebrew" w:hAnsi="SBL Hebrew" w:cs="SBL Hebrew"/>
+          <w:color w:val="993300"/>
+          <w:sz w:val="32"/>
+          <w:szCs w:val="32"/>
+          <w:rtl/>
+        </w:rPr>
+        <w:t xml:space="preserve"> </w:t>
+      </w:r>
+      <w:r>
+        <w:rPr>
+          <w:rFonts w:ascii="SBL Hebrew" w:hAnsi="SBL Hebrew" w:cs="SBL Hebrew"/>
+          <w:b/>
+          <w:bCs/>
+          <w:color w:val="003300"/>
+          <w:sz w:val="32"/>
+          <w:szCs w:val="32"/>
+          <w:shd w:val="clear" w:color="auto" w:fill="FFFFFF"/>
+          <w:vertAlign w:val="superscript"/>
+          <w:rtl/>
+        </w:rPr>
+        <w:t>יד </w:t>
+      </w:r>
+      <w:r>
+        <w:rPr>
+          <w:rFonts w:ascii="SBL Hebrew" w:hAnsi="SBL Hebrew" w:cs="SBL Hebrew"/>
+          <w:color w:val="993300"/>
+          <w:sz w:val="32"/>
+          <w:szCs w:val="32"/>
+          <w:shd w:val="clear" w:color="auto" w:fill="FFFFFF"/>
+          <w:rtl/>
+        </w:rPr>
+        <w:t xml:space="preserve">וְיַחֲזִיאֵ֡ל בֶּן־זְכַרְיָ֡הוּ בֶּן־בְּ֠נָיָ֠ה בֶּן־יְעִיאֵ֧ל בֶּן־מַתַּנְיָ֛ה הַלֵּוִ֖י מִן־בְּנֵ֣י אָסָ֑ף הָיְתָ֤ה עָלָיו֙ ר֣וּחַ יְהֹוָ֔ה בְּת֖וֹךְ הַקָּהָֽל׃ </w:t>
+      </w:r>
+      <w:r>
+        <w:rPr>
+          <w:rFonts w:ascii="SBL Hebrew" w:hAnsi="SBL Hebrew" w:cs="SBL Hebrew"/>
+          <w:b/>
+          <w:bCs/>
+          <w:color w:val="003300"/>
+          <w:sz w:val="32"/>
+          <w:szCs w:val="32"/>
+          <w:shd w:val="clear" w:color="auto" w:fill="FFFFFF"/>
+          <w:vertAlign w:val="superscript"/>
+          <w:rtl/>
+        </w:rPr>
+        <w:t>טו </w:t>
+      </w:r>
+      <w:r>
+        <w:rPr>
+          <w:rFonts w:ascii="SBL Hebrew" w:hAnsi="SBL Hebrew" w:cs="SBL Hebrew"/>
+          <w:color w:val="993300"/>
+          <w:sz w:val="32"/>
+          <w:szCs w:val="32"/>
+          <w:shd w:val="clear" w:color="auto" w:fill="FFFFFF"/>
+          <w:rtl/>
+        </w:rPr>
+        <w:t xml:space="preserve">וַיֹּ֗אמֶר הַקְשִׁ֤יבוּ כׇל־יְהוּדָה֙ וְיֹשְׁבֵ֣י יְרוּשָׁלַ֔͏ִם וְהַמֶּ֖לֶךְ יְהוֹשָׁפָ֑ט כֹּה־אָמַ֨ר יְהֹוָ֜ה לָכֶ֗ם אַ֠תֶּ֠ם אַל־תִּֽירְא֤וּ וְאַל־תֵּחַ֙תּוּ֙ מִפְּנֵ֨י הֶהָמ֤וֹן הָרָב֙ הַזֶּ֔ה כִּ֣י לֹ֥א לָכֶ֛ם הַמִּלְחָמָ֖ה כִּ֥י לֵאלֹהִֽים׃ </w:t>
+      </w:r>
+      <w:r>
+        <w:rPr>
+          <w:rFonts w:ascii="SBL Hebrew" w:hAnsi="SBL Hebrew" w:cs="SBL Hebrew"/>
+          <w:b/>
+          <w:bCs/>
+          <w:color w:val="003300"/>
+          <w:sz w:val="32"/>
+          <w:szCs w:val="32"/>
+          <w:shd w:val="clear" w:color="auto" w:fill="FFFFFF"/>
+          <w:vertAlign w:val="superscript"/>
+          <w:rtl/>
+        </w:rPr>
+        <w:t>טז </w:t>
+      </w:r>
+      <w:r>
+        <w:rPr>
+          <w:rFonts w:ascii="SBL Hebrew" w:hAnsi="SBL Hebrew" w:cs="SBL Hebrew"/>
+          <w:color w:val="993300"/>
+          <w:sz w:val="32"/>
+          <w:szCs w:val="32"/>
+          <w:shd w:val="clear" w:color="auto" w:fill="FFFFFF"/>
+          <w:rtl/>
+        </w:rPr>
+        <w:t xml:space="preserve">מָחָר֙ רְד֣וּ עֲלֵיהֶ֔ם הִנָּ֥ם עֹלִ֖ים בְּמַעֲלֵ֣ה הַצִּ֑יץ וּמְצָאתֶ֤ם אֹתָם֙ בְּס֣וֹף הַנַּ֔חַל פְּנֵ֖י מִדְבַּ֥ר יְרוּאֵֽל׃ </w:t>
+      </w:r>
+      <w:r>
+        <w:rPr>
+          <w:rFonts w:ascii="SBL Hebrew" w:hAnsi="SBL Hebrew" w:cs="SBL Hebrew"/>
+          <w:b/>
+          <w:bCs/>
+          <w:color w:val="003300"/>
+          <w:sz w:val="32"/>
+          <w:szCs w:val="32"/>
+          <w:shd w:val="clear" w:color="auto" w:fill="FFFFFF"/>
+          <w:vertAlign w:val="superscript"/>
+          <w:rtl/>
+        </w:rPr>
+        <w:t>יז </w:t>
+      </w:r>
+      <w:r>
+        <w:rPr>
+          <w:rFonts w:ascii="SBL Hebrew" w:hAnsi="SBL Hebrew" w:cs="SBL Hebrew"/>
+          <w:color w:val="993300"/>
+          <w:sz w:val="32"/>
+          <w:szCs w:val="32"/>
+          <w:shd w:val="clear" w:color="auto" w:fill="FFFFFF"/>
+          <w:rtl/>
+        </w:rPr>
+        <w:t xml:space="preserve">לֹ֥א לָכֶ֖ם לְהִלָּחֵ֣ם בָּזֹ֑את הִתְיַצְּב֣וּ עִמְד֡וּ וּרְא֣וּ אֶת־יְשׁוּעַת֩ יְהֹוָ֨ה עִמָּכֶ֜ם יְהוּדָ֣ה וִירוּשָׁלַ֗͏ִם אַל־תִּֽירְאוּ֙ וְאַל־תֵּחַ֔תּוּ מָחָר֙ צְא֣וּ לִפְנֵיהֶ֔ם וַיהֹוָ֖ה עִמָּכֶֽם׃ </w:t>
+      </w:r>
+      <w:r>
+        <w:rPr>
+          <w:rFonts w:ascii="SBL Hebrew" w:hAnsi="SBL Hebrew" w:cs="SBL Hebrew"/>
+          <w:b/>
+          <w:bCs/>
+          <w:color w:val="003300"/>
+          <w:sz w:val="32"/>
+          <w:szCs w:val="32"/>
+          <w:shd w:val="clear" w:color="auto" w:fill="FFFFFF"/>
+          <w:vertAlign w:val="superscript"/>
+          <w:rtl/>
+        </w:rPr>
+        <w:t>יח </w:t>
+      </w:r>
+      <w:r>
+        <w:rPr>
+          <w:rFonts w:ascii="SBL Hebrew" w:hAnsi="SBL Hebrew" w:cs="SBL Hebrew"/>
+          <w:color w:val="993300"/>
+          <w:sz w:val="32"/>
+          <w:szCs w:val="32"/>
+          <w:shd w:val="clear" w:color="auto" w:fill="FFFFFF"/>
+          <w:rtl/>
+        </w:rPr>
+        <w:t xml:space="preserve">וַיִּקֹּ֧ד יְהוֹשָׁפָ֛ט אַפַּ֖יִם אָ֑רְצָה וְכׇל־יְהוּדָ֞ה וְיֹשְׁבֵ֣י יְרוּשָׁלַ֗͏ִם נָֽפְלוּ֙ לִפְנֵ֣י יְהֹוָ֔ה לְהִֽשְׁתַּחֲוֺ֖ת לַיהֹוָֽה׃ </w:t>
+      </w:r>
+      <w:r>
+        <w:rPr>
+          <w:rFonts w:ascii="SBL Hebrew" w:hAnsi="SBL Hebrew" w:cs="SBL Hebrew"/>
+          <w:b/>
+          <w:bCs/>
+          <w:color w:val="003300"/>
+          <w:sz w:val="32"/>
+          <w:szCs w:val="32"/>
+          <w:shd w:val="clear" w:color="auto" w:fill="FFFFFF"/>
+          <w:vertAlign w:val="superscript"/>
+          <w:rtl/>
+        </w:rPr>
+        <w:t>יט </w:t>
+      </w:r>
+      <w:r>
+        <w:rPr>
+          <w:rFonts w:ascii="SBL Hebrew" w:hAnsi="SBL Hebrew" w:cs="SBL Hebrew"/>
+          <w:color w:val="993300"/>
+          <w:sz w:val="32"/>
+          <w:szCs w:val="32"/>
+          <w:shd w:val="clear" w:color="auto" w:fill="FFFFFF"/>
+          <w:rtl/>
+        </w:rPr>
+        <w:t xml:space="preserve">וַיָּקֻ֧מוּ הַלְוִיִּ֛ם מִן־בְּנֵ֥י הַקְּﬞהָתִ֖ים וּמִן־בְּנֵ֣י הַקׇּרְחִ֑ים לְהַלֵּ֗ל לַֽיהֹוָה֙ אֱלֹהֵ֣י יִשְׂרָאֵ֔ל בְּק֥וֹל גָּד֖וֹל לְמָֽעְלָה׃ </w:t>
+      </w:r>
+      <w:r>
+        <w:rPr>
+          <w:rFonts w:ascii="SBL Hebrew" w:hAnsi="SBL Hebrew" w:cs="SBL Hebrew"/>
+          <w:b/>
+          <w:bCs/>
+          <w:color w:val="003300"/>
+          <w:sz w:val="32"/>
+          <w:szCs w:val="32"/>
+          <w:shd w:val="clear" w:color="auto" w:fill="FFFFFF"/>
+          <w:vertAlign w:val="superscript"/>
+          <w:rtl/>
+        </w:rPr>
+        <w:t>כ </w:t>
+      </w:r>
+      <w:r>
+        <w:rPr>
+          <w:rFonts w:ascii="SBL Hebrew" w:hAnsi="SBL Hebrew" w:cs="SBL Hebrew"/>
+          <w:color w:val="993300"/>
+          <w:sz w:val="32"/>
+          <w:szCs w:val="32"/>
+          <w:shd w:val="clear" w:color="auto" w:fill="FFFFFF"/>
+          <w:rtl/>
+        </w:rPr>
+        <w:t xml:space="preserve">וַיַּשְׁכִּ֣ימוּ בַבֹּ֔קֶר וַיֵּצְא֖וּ לְמִדְבַּ֣ר תְּק֑וֹעַ וּבְצֵאתָ֞ם עָמַ֣ד יְהוֹשָׁפָ֗ט וַיֹּ֙אמֶר֙ שְׁמָע֗וּנִי יְהוּדָה֙ וְיֹשְׁבֵ֣י יְרוּשָׁלַ֔͏ִם הַאֲמִ֜ינוּ בַּֽיהֹוָ֤ה אֱלֹֽהֵיכֶם֙ וְתֵ֣אָמֵ֔נוּ הַאֲמִ֥ינוּ בִנְבִיאָ֖יו וְהַצְלִֽיחוּ׃ </w:t>
+      </w:r>
+      <w:r>
+        <w:rPr>
+          <w:rFonts w:ascii="SBL Hebrew" w:hAnsi="SBL Hebrew" w:cs="SBL Hebrew"/>
+          <w:b/>
+          <w:bCs/>
+          <w:color w:val="003300"/>
+          <w:sz w:val="32"/>
+          <w:szCs w:val="32"/>
+          <w:shd w:val="clear" w:color="auto" w:fill="FFFFFF"/>
+          <w:vertAlign w:val="superscript"/>
+          <w:rtl/>
+        </w:rPr>
+        <w:t>כא </w:t>
+      </w:r>
+      <w:r>
+        <w:rPr>
+          <w:rFonts w:ascii="SBL Hebrew" w:hAnsi="SBL Hebrew" w:cs="SBL Hebrew"/>
+          <w:color w:val="993300"/>
+          <w:sz w:val="32"/>
+          <w:szCs w:val="32"/>
+          <w:shd w:val="clear" w:color="auto" w:fill="FFFFFF"/>
+          <w:rtl/>
+        </w:rPr>
+        <w:t xml:space="preserve">וַיִּוָּעַץ֙ אֶל־הָעָ֔ם וַיַּעֲמֵ֤ד מְשֹֽׁרְﬞרִים֙ לַיהֹוָ֔ה וּֽמְהַלְﬞלִ֖ים לְהַדְרַת־קֹ֑דֶשׁ בְּצֵאת֙ לִפְנֵ֣י הֶחָל֔וּץ וְאֹֽמְרִים֙ הוֹד֣וּ לַיהֹוָ֔ה כִּ֥י לְעוֹלָ֖ם חַסְדּֽוֹ׃ </w:t>
+      </w:r>
+      <w:r>
+        <w:rPr>
+          <w:rFonts w:ascii="SBL Hebrew" w:hAnsi="SBL Hebrew" w:cs="SBL Hebrew"/>
+          <w:b/>
+          <w:bCs/>
+          <w:color w:val="003300"/>
+          <w:sz w:val="32"/>
+          <w:szCs w:val="32"/>
+          <w:shd w:val="clear" w:color="auto" w:fill="FFFFFF"/>
+          <w:vertAlign w:val="superscript"/>
+          <w:rtl/>
+        </w:rPr>
+        <w:t>כב </w:t>
+      </w:r>
+      <w:r>
+        <w:rPr>
+          <w:rFonts w:ascii="SBL Hebrew" w:hAnsi="SBL Hebrew" w:cs="SBL Hebrew"/>
+          <w:color w:val="993300"/>
+          <w:sz w:val="32"/>
+          <w:szCs w:val="32"/>
+          <w:shd w:val="clear" w:color="auto" w:fill="FFFFFF"/>
+          <w:rtl/>
+        </w:rPr>
+        <w:t>וּבְעֵת֩ הֵחֵ֨לּוּ בְרִנָּ֜ה וּתְהִלָּ֗ה נָתַ֣ן יְהֹוָ֣ה</w:t>
+      </w:r>
+      <w:r>
+        <w:rPr>
+          <w:rFonts w:ascii="SBL Hebrew" w:hAnsi="SBL Hebrew" w:cs="SBL Hebrew"/>
+          <w:color w:val="808080"/>
+          <w:sz w:val="32"/>
+          <w:szCs w:val="32"/>
+          <w:shd w:val="clear" w:color="auto" w:fill="FFFFFF"/>
+          <w:rtl/>
+        </w:rPr>
+        <w:t>׀</w:t>
+      </w:r>
+      <w:r>
+        <w:rPr>
+          <w:rFonts w:ascii="SBL Hebrew" w:hAnsi="SBL Hebrew" w:cs="SBL Hebrew"/>
+          <w:color w:val="993300"/>
+          <w:sz w:val="32"/>
+          <w:szCs w:val="32"/>
+          <w:shd w:val="clear" w:color="auto" w:fill="FFFFFF"/>
+          <w:rtl/>
+        </w:rPr>
+        <w:t xml:space="preserve">  מְ֠אָֽרְבִ֠ים עַל־בְּנֵ֨י עַמּ֜וֹן מוֹאָ֧ב וְהַר־שֵׂעִ֛יר הַבָּאִ֥ים לִֽיהוּדָ֖ה וַיִּנָּגֵֽפוּ׃ </w:t>
+      </w:r>
+      <w:r>
+        <w:rPr>
+          <w:rFonts w:ascii="SBL Hebrew" w:hAnsi="SBL Hebrew" w:cs="SBL Hebrew"/>
+          <w:b/>
+          <w:bCs/>
+          <w:color w:val="003300"/>
+          <w:sz w:val="32"/>
+          <w:szCs w:val="32"/>
+          <w:shd w:val="clear" w:color="auto" w:fill="FFFFFF"/>
+          <w:vertAlign w:val="superscript"/>
+          <w:rtl/>
+        </w:rPr>
+        <w:t>כג </w:t>
+      </w:r>
+      <w:r>
+        <w:rPr>
+          <w:rFonts w:ascii="SBL Hebrew" w:hAnsi="SBL Hebrew" w:cs="SBL Hebrew"/>
+          <w:color w:val="993300"/>
+          <w:sz w:val="32"/>
+          <w:szCs w:val="32"/>
+          <w:shd w:val="clear" w:color="auto" w:fill="FFFFFF"/>
+          <w:rtl/>
+        </w:rPr>
+        <w:t xml:space="preserve">וַ֠יַּעַמְד֠וּ בְּנֵ֨י עַמּ֧וֹן וּמוֹאָ֛ב עַל־יֹשְׁבֵ֥י הַר־שֵׂעִ֖יר לְהַחֲרִ֣ים וּלְהַשְׁמִ֑יד וּכְכַלּוֹתָם֙ בְּיוֹשְׁבֵ֣י שֵׂעִ֔יר עָזְר֥וּ אִישׁ־בְּרֵעֵ֖הוּ לְמַשְׁחִֽית׃ </w:t>
+      </w:r>
+      <w:r>
+        <w:rPr>
+          <w:rFonts w:ascii="SBL Hebrew" w:hAnsi="SBL Hebrew" w:cs="SBL Hebrew"/>
+          <w:b/>
+          <w:bCs/>
+          <w:color w:val="003300"/>
+          <w:sz w:val="32"/>
+          <w:szCs w:val="32"/>
+          <w:shd w:val="clear" w:color="auto" w:fill="FFFFFF"/>
+          <w:vertAlign w:val="superscript"/>
+          <w:rtl/>
+        </w:rPr>
+        <w:t>כד </w:t>
+      </w:r>
+      <w:r>
+        <w:rPr>
+          <w:rFonts w:ascii="SBL Hebrew" w:hAnsi="SBL Hebrew" w:cs="SBL Hebrew"/>
+          <w:color w:val="993300"/>
+          <w:sz w:val="32"/>
+          <w:szCs w:val="32"/>
+          <w:shd w:val="clear" w:color="auto" w:fill="FFFFFF"/>
+          <w:rtl/>
+        </w:rPr>
+        <w:t xml:space="preserve">וִיהוּדָ֛ה בָּ֥א עַל־הַמִּצְפֶּ֖ה לַמִּדְבָּ֑ר וַיִּפְנוּ֙ אֶל־הֶ֣הָמ֔וֹן וְהִנָּ֧ם פְּגָרִ֛ים נֹפְלִ֥ים אַ֖רְצָה וְאֵ֥ין פְּלֵיטָֽה׃ </w:t>
+      </w:r>
+      <w:r>
+        <w:rPr>
+          <w:rFonts w:ascii="SBL Hebrew" w:hAnsi="SBL Hebrew" w:cs="SBL Hebrew"/>
+          <w:b/>
+          <w:bCs/>
+          <w:color w:val="003300"/>
+          <w:sz w:val="32"/>
+          <w:szCs w:val="32"/>
+          <w:shd w:val="clear" w:color="auto" w:fill="FFFFFF"/>
+          <w:vertAlign w:val="superscript"/>
+          <w:rtl/>
+        </w:rPr>
+        <w:t>כה </w:t>
+      </w:r>
+      <w:r>
+        <w:rPr>
+          <w:rFonts w:ascii="SBL Hebrew" w:hAnsi="SBL Hebrew" w:cs="SBL Hebrew"/>
+          <w:color w:val="993300"/>
+          <w:sz w:val="32"/>
+          <w:szCs w:val="32"/>
+          <w:shd w:val="clear" w:color="auto" w:fill="FFFFFF"/>
+          <w:rtl/>
+        </w:rPr>
+        <w:t xml:space="preserve">וַיָּבֹ֨א יְהוֹשָׁפָ֣ט וְעַמּוֹ֮ לָבֹ֣ז אֶת־שְׁלָלָם֒ וַיִּמְצְאוּ֩ בָהֶ֨ם לָרֹ֜ב וּרְכ֤וּשׁ וּפְגָרִים֙ וּכְלֵ֣י חֲמֻד֔וֹת וַיְנַצְּל֥וּ לָהֶ֖ם לְאֵ֣ין מַשָּׂ֑א וַיִּהְי֞וּ יָמִ֧ים שְׁלוֹשָׁ֛ה בֹּזְﬞזִ֥ים אֶת־הַשָּׁלָ֖ל כִּ֥י רַב־הֽוּא׃ </w:t>
+      </w:r>
+      <w:r>
+        <w:rPr>
+          <w:rFonts w:ascii="SBL Hebrew" w:hAnsi="SBL Hebrew" w:cs="SBL Hebrew"/>
+          <w:b/>
+          <w:bCs/>
+          <w:color w:val="003300"/>
+          <w:sz w:val="32"/>
+          <w:szCs w:val="32"/>
+          <w:shd w:val="clear" w:color="auto" w:fill="FFFFFF"/>
+          <w:vertAlign w:val="superscript"/>
+          <w:rtl/>
+        </w:rPr>
+        <w:t>כו </w:t>
+      </w:r>
+      <w:r>
+        <w:rPr>
+          <w:rFonts w:ascii="SBL Hebrew" w:hAnsi="SBL Hebrew" w:cs="SBL Hebrew"/>
+          <w:color w:val="993300"/>
+          <w:sz w:val="32"/>
+          <w:szCs w:val="32"/>
+          <w:shd w:val="clear" w:color="auto" w:fill="FFFFFF"/>
+          <w:rtl/>
+        </w:rPr>
+        <w:t xml:space="preserve">וּבַיּ֣וֹם </w:t>
       </w:r>
       <w:r>
         <w:rPr>
@@ -14907,410 +15376,7 @@
           <w:rtl/>
         </w:rPr>
         <w:lastRenderedPageBreak/>
-        <w:t xml:space="preserve">הַזֶּ֖ה הַבָּ֣א עָלֵ֑ינוּ וַאֲנַ֗חְנוּ לֹ֤א נֵדַע֙ מַֽה־נַּעֲשֶׂ֔ה כִּ֥י עָלֶ֖יךָ עֵינֵֽינוּ׃ </w:t>
-      </w:r>
-      <w:r>
-        <w:rPr>
-          <w:rFonts w:ascii="SBL Hebrew" w:hAnsi="SBL Hebrew" w:cs="SBL Hebrew"/>
-          <w:b/>
-          <w:bCs/>
-          <w:color w:val="003300"/>
-          <w:sz w:val="32"/>
-          <w:szCs w:val="32"/>
-          <w:shd w:val="clear" w:color="auto" w:fill="FFFFFF"/>
-          <w:vertAlign w:val="superscript"/>
-          <w:rtl/>
-        </w:rPr>
-        <w:t>יג </w:t>
-      </w:r>
-      <w:r>
-        <w:rPr>
-          <w:rFonts w:ascii="SBL Hebrew" w:hAnsi="SBL Hebrew" w:cs="SBL Hebrew"/>
-          <w:color w:val="993300"/>
-          <w:sz w:val="32"/>
-          <w:szCs w:val="32"/>
-          <w:shd w:val="clear" w:color="auto" w:fill="FFFFFF"/>
-          <w:rtl/>
-        </w:rPr>
-        <w:t>וְכׇ֨ל־יְהוּדָ֔ה עֹמְדִ֖ים לִפְנֵ֣י יְהֹוָ֑ה גַּם־טַפָּ֖ם נְשֵׁיהֶ֥ם וּבְנֵיהֶֽם׃</w:t>
-      </w:r>
-      <w:r>
-        <w:rPr>
-          <w:rFonts w:ascii="SBL Hebrew" w:hAnsi="SBL Hebrew" w:cs="SBL Hebrew"/>
-          <w:color w:val="003300"/>
-          <w:sz w:val="32"/>
-          <w:szCs w:val="32"/>
-          <w:shd w:val="clear" w:color="auto" w:fill="FFFFFF"/>
-          <w:rtl/>
-        </w:rPr>
-        <w:t> {</w:t>
-      </w:r>
-      <w:r>
-        <w:rPr>
-          <w:rFonts w:ascii="SBL Hebrew" w:hAnsi="SBL Hebrew" w:cs="SBL Hebrew"/>
-          <w:color w:val="003300"/>
-          <w:sz w:val="32"/>
-          <w:szCs w:val="32"/>
-          <w:rtl/>
-        </w:rPr>
-        <w:t>ס}</w:t>
-      </w:r>
-      <w:r>
-        <w:rPr>
-          <w:rFonts w:ascii="SBL Hebrew" w:hAnsi="SBL Hebrew" w:cs="SBL Hebrew"/>
-          <w:color w:val="993300"/>
-          <w:sz w:val="32"/>
-          <w:szCs w:val="32"/>
-          <w:rtl/>
-        </w:rPr>
-        <w:t xml:space="preserve"> </w:t>
-      </w:r>
-      <w:r>
-        <w:rPr>
-          <w:rFonts w:ascii="SBL Hebrew" w:hAnsi="SBL Hebrew" w:cs="SBL Hebrew"/>
-          <w:b/>
-          <w:bCs/>
-          <w:color w:val="003300"/>
-          <w:sz w:val="32"/>
-          <w:szCs w:val="32"/>
-          <w:shd w:val="clear" w:color="auto" w:fill="FFFFFF"/>
-          <w:vertAlign w:val="superscript"/>
-          <w:rtl/>
-        </w:rPr>
-        <w:t>יד </w:t>
-      </w:r>
-      <w:r>
-        <w:rPr>
-          <w:rFonts w:ascii="SBL Hebrew" w:hAnsi="SBL Hebrew" w:cs="SBL Hebrew"/>
-          <w:color w:val="993300"/>
-          <w:sz w:val="32"/>
-          <w:szCs w:val="32"/>
-          <w:shd w:val="clear" w:color="auto" w:fill="FFFFFF"/>
-          <w:rtl/>
-        </w:rPr>
-        <w:t xml:space="preserve">וְיַחֲזִיאֵ֡ל בֶּן־זְכַרְיָ֡הוּ בֶּן־בְּ֠נָיָ֠ה בֶּן־יְעִיאֵ֧ל בֶּן־מַתַּנְיָ֛ה הַלֵּוִ֖י מִן־בְּנֵ֣י אָסָ֑ף הָיְתָ֤ה עָלָיו֙ ר֣וּחַ יְהֹוָ֔ה בְּת֖וֹךְ הַקָּהָֽל׃ </w:t>
-      </w:r>
-      <w:r>
-        <w:rPr>
-          <w:rFonts w:ascii="SBL Hebrew" w:hAnsi="SBL Hebrew" w:cs="SBL Hebrew"/>
-          <w:b/>
-          <w:bCs/>
-          <w:color w:val="003300"/>
-          <w:sz w:val="32"/>
-          <w:szCs w:val="32"/>
-          <w:shd w:val="clear" w:color="auto" w:fill="FFFFFF"/>
-          <w:vertAlign w:val="superscript"/>
-          <w:rtl/>
-        </w:rPr>
-        <w:t>טו </w:t>
-      </w:r>
-      <w:r>
-        <w:rPr>
-          <w:rFonts w:ascii="SBL Hebrew" w:hAnsi="SBL Hebrew" w:cs="SBL Hebrew"/>
-          <w:color w:val="993300"/>
-          <w:sz w:val="32"/>
-          <w:szCs w:val="32"/>
-          <w:shd w:val="clear" w:color="auto" w:fill="FFFFFF"/>
-          <w:rtl/>
-        </w:rPr>
-        <w:t xml:space="preserve">וַיֹּ֗אמֶר הַקְשִׁ֤יבוּ כׇל־יְהוּדָה֙ וְיֹשְׁבֵ֣י יְרוּשָׁלַ֔͏ִם וְהַמֶּ֖לֶךְ יְהוֹשָׁפָ֑ט כֹּה־אָמַ֨ר יְהֹוָ֜ה לָכֶ֗ם אַ֠תֶּ֠ם אַל־תִּֽירְא֤וּ וְאַל־תֵּחַ֙תּוּ֙ מִפְּנֵ֨י הֶהָמ֤וֹן הָרָב֙ הַזֶּ֔ה כִּ֣י לֹ֥א לָכֶ֛ם הַמִּלְחָמָ֖ה כִּ֥י לֵאלֹהִֽים׃ </w:t>
-      </w:r>
-      <w:r>
-        <w:rPr>
-          <w:rFonts w:ascii="SBL Hebrew" w:hAnsi="SBL Hebrew" w:cs="SBL Hebrew"/>
-          <w:b/>
-          <w:bCs/>
-          <w:color w:val="003300"/>
-          <w:sz w:val="32"/>
-          <w:szCs w:val="32"/>
-          <w:shd w:val="clear" w:color="auto" w:fill="FFFFFF"/>
-          <w:vertAlign w:val="superscript"/>
-          <w:rtl/>
-        </w:rPr>
-        <w:t>טז </w:t>
-      </w:r>
-      <w:r>
-        <w:rPr>
-          <w:rFonts w:ascii="SBL Hebrew" w:hAnsi="SBL Hebrew" w:cs="SBL Hebrew"/>
-          <w:color w:val="993300"/>
-          <w:sz w:val="32"/>
-          <w:szCs w:val="32"/>
-          <w:shd w:val="clear" w:color="auto" w:fill="FFFFFF"/>
-          <w:rtl/>
-        </w:rPr>
-        <w:t xml:space="preserve">מָחָר֙ רְד֣וּ עֲלֵיהֶ֔ם הִנָּ֥ם עֹלִ֖ים בְּמַעֲלֵ֣ה הַצִּ֑יץ וּמְצָאתֶ֤ם אֹתָם֙ בְּס֣וֹף הַנַּ֔חַל פְּנֵ֖י מִדְבַּ֥ר יְרוּאֵֽל׃ </w:t>
-      </w:r>
-      <w:r>
-        <w:rPr>
-          <w:rFonts w:ascii="SBL Hebrew" w:hAnsi="SBL Hebrew" w:cs="SBL Hebrew"/>
-          <w:b/>
-          <w:bCs/>
-          <w:color w:val="003300"/>
-          <w:sz w:val="32"/>
-          <w:szCs w:val="32"/>
-          <w:shd w:val="clear" w:color="auto" w:fill="FFFFFF"/>
-          <w:vertAlign w:val="superscript"/>
-          <w:rtl/>
-        </w:rPr>
-        <w:t>יז </w:t>
-      </w:r>
-      <w:r>
-        <w:rPr>
-          <w:rFonts w:ascii="SBL Hebrew" w:hAnsi="SBL Hebrew" w:cs="SBL Hebrew"/>
-          <w:color w:val="993300"/>
-          <w:sz w:val="32"/>
-          <w:szCs w:val="32"/>
-          <w:shd w:val="clear" w:color="auto" w:fill="FFFFFF"/>
-          <w:rtl/>
-        </w:rPr>
-        <w:t xml:space="preserve">לֹ֥א לָכֶ֖ם לְהִלָּחֵ֣ם בָּזֹ֑את הִתְיַצְּב֣וּ עִמְד֡וּ וּרְא֣וּ אֶת־יְשׁוּעַת֩ יְהֹוָ֨ה עִמָּכֶ֜ם יְהוּדָ֣ה וִירוּשָׁלַ֗͏ִם אַל־תִּֽירְאוּ֙ וְאַל־תֵּחַ֔תּוּ מָחָר֙ צְא֣וּ לִפְנֵיהֶ֔ם וַיהֹוָ֖ה עִמָּכֶֽם׃ </w:t>
-      </w:r>
-      <w:r>
-        <w:rPr>
-          <w:rFonts w:ascii="SBL Hebrew" w:hAnsi="SBL Hebrew" w:cs="SBL Hebrew"/>
-          <w:b/>
-          <w:bCs/>
-          <w:color w:val="003300"/>
-          <w:sz w:val="32"/>
-          <w:szCs w:val="32"/>
-          <w:shd w:val="clear" w:color="auto" w:fill="FFFFFF"/>
-          <w:vertAlign w:val="superscript"/>
-          <w:rtl/>
-        </w:rPr>
-        <w:t>יח </w:t>
-      </w:r>
-      <w:r>
-        <w:rPr>
-          <w:rFonts w:ascii="SBL Hebrew" w:hAnsi="SBL Hebrew" w:cs="SBL Hebrew"/>
-          <w:color w:val="993300"/>
-          <w:sz w:val="32"/>
-          <w:szCs w:val="32"/>
-          <w:shd w:val="clear" w:color="auto" w:fill="FFFFFF"/>
-          <w:rtl/>
-        </w:rPr>
-        <w:t xml:space="preserve">וַיִּקֹּ֧ד יְהוֹשָׁפָ֛ט אַפַּ֖יִם אָ֑רְצָה וְכׇל־יְהוּדָ֞ה וְיֹשְׁבֵ֣י יְרוּשָׁלַ֗͏ִם נָֽפְלוּ֙ לִפְנֵ֣י יְהֹוָ֔ה לְהִֽשְׁתַּחֲוֺ֖ת לַיהֹוָֽה׃ </w:t>
-      </w:r>
-      <w:r>
-        <w:rPr>
-          <w:rFonts w:ascii="SBL Hebrew" w:hAnsi="SBL Hebrew" w:cs="SBL Hebrew"/>
-          <w:b/>
-          <w:bCs/>
-          <w:color w:val="003300"/>
-          <w:sz w:val="32"/>
-          <w:szCs w:val="32"/>
-          <w:shd w:val="clear" w:color="auto" w:fill="FFFFFF"/>
-          <w:vertAlign w:val="superscript"/>
-          <w:rtl/>
-        </w:rPr>
-        <w:t>יט </w:t>
-      </w:r>
-      <w:r>
-        <w:rPr>
-          <w:rFonts w:ascii="SBL Hebrew" w:hAnsi="SBL Hebrew" w:cs="SBL Hebrew"/>
-          <w:color w:val="993300"/>
-          <w:sz w:val="32"/>
-          <w:szCs w:val="32"/>
-          <w:shd w:val="clear" w:color="auto" w:fill="FFFFFF"/>
-          <w:rtl/>
-        </w:rPr>
-        <w:t xml:space="preserve">וַיָּקֻ֧מוּ הַלְוִיִּ֛ם מִן־בְּנֵ֥י הַקְּﬞהָתִ֖ים וּמִן־בְּנֵ֣י הַקׇּרְחִ֑ים לְהַלֵּ֗ל לַֽיהֹוָה֙ אֱלֹהֵ֣י יִשְׂרָאֵ֔ל בְּק֥וֹל גָּד֖וֹל לְמָֽעְלָה׃ </w:t>
-      </w:r>
-      <w:r>
-        <w:rPr>
-          <w:rFonts w:ascii="SBL Hebrew" w:hAnsi="SBL Hebrew" w:cs="SBL Hebrew"/>
-          <w:b/>
-          <w:bCs/>
-          <w:color w:val="003300"/>
-          <w:sz w:val="32"/>
-          <w:szCs w:val="32"/>
-          <w:shd w:val="clear" w:color="auto" w:fill="FFFFFF"/>
-          <w:vertAlign w:val="superscript"/>
-          <w:rtl/>
-        </w:rPr>
-        <w:t>כ </w:t>
-      </w:r>
-      <w:r>
-        <w:rPr>
-          <w:rFonts w:ascii="SBL Hebrew" w:hAnsi="SBL Hebrew" w:cs="SBL Hebrew"/>
-          <w:color w:val="993300"/>
-          <w:sz w:val="32"/>
-          <w:szCs w:val="32"/>
-          <w:shd w:val="clear" w:color="auto" w:fill="FFFFFF"/>
-          <w:rtl/>
-        </w:rPr>
-        <w:t xml:space="preserve">וַיַּשְׁכִּ֣ימוּ בַבֹּ֔קֶר וַיֵּצְא֖וּ לְמִדְבַּ֣ר תְּק֑וֹעַ וּבְצֵאתָ֞ם עָמַ֣ד יְהוֹשָׁפָ֗ט וַיֹּ֙אמֶר֙ שְׁמָע֗וּנִי יְהוּדָה֙ וְיֹשְׁבֵ֣י יְרוּשָׁלַ֔͏ִם הַאֲמִ֜ינוּ בַּֽיהֹוָ֤ה אֱלֹֽהֵיכֶם֙ וְתֵ֣אָמֵ֔נוּ הַאֲמִ֥ינוּ בִנְבִיאָ֖יו וְהַצְלִֽיחוּ׃ </w:t>
-      </w:r>
-      <w:r>
-        <w:rPr>
-          <w:rFonts w:ascii="SBL Hebrew" w:hAnsi="SBL Hebrew" w:cs="SBL Hebrew"/>
-          <w:b/>
-          <w:bCs/>
-          <w:color w:val="003300"/>
-          <w:sz w:val="32"/>
-          <w:szCs w:val="32"/>
-          <w:shd w:val="clear" w:color="auto" w:fill="FFFFFF"/>
-          <w:vertAlign w:val="superscript"/>
-          <w:rtl/>
-        </w:rPr>
-        <w:t>כא </w:t>
-      </w:r>
-      <w:r>
-        <w:rPr>
-          <w:rFonts w:ascii="SBL Hebrew" w:hAnsi="SBL Hebrew" w:cs="SBL Hebrew"/>
-          <w:color w:val="993300"/>
-          <w:sz w:val="32"/>
-          <w:szCs w:val="32"/>
-          <w:shd w:val="clear" w:color="auto" w:fill="FFFFFF"/>
-          <w:rtl/>
-        </w:rPr>
-        <w:t xml:space="preserve">וַיִּוָּעַץ֙ אֶל־הָעָ֔ם וַיַּעֲמֵ֤ד מְשֹֽׁרְﬞרִים֙ לַיהֹוָ֔ה וּֽמְהַלְﬞלִ֖ים לְהַדְרַת־קֹ֑דֶשׁ בְּצֵאת֙ לִפְנֵ֣י הֶחָל֔וּץ וְאֹֽמְרִים֙ הוֹד֣וּ לַיהֹוָ֔ה כִּ֥י לְעוֹלָ֖ם חַסְדּֽוֹ׃ </w:t>
-      </w:r>
-      <w:r>
-        <w:rPr>
-          <w:rFonts w:ascii="SBL Hebrew" w:hAnsi="SBL Hebrew" w:cs="SBL Hebrew"/>
-          <w:b/>
-          <w:bCs/>
-          <w:color w:val="003300"/>
-          <w:sz w:val="32"/>
-          <w:szCs w:val="32"/>
-          <w:shd w:val="clear" w:color="auto" w:fill="FFFFFF"/>
-          <w:vertAlign w:val="superscript"/>
-          <w:rtl/>
-        </w:rPr>
-        <w:t>כב </w:t>
-      </w:r>
-      <w:r>
-        <w:rPr>
-          <w:rFonts w:ascii="SBL Hebrew" w:hAnsi="SBL Hebrew" w:cs="SBL Hebrew"/>
-          <w:color w:val="993300"/>
-          <w:sz w:val="32"/>
-          <w:szCs w:val="32"/>
-          <w:shd w:val="clear" w:color="auto" w:fill="FFFFFF"/>
-          <w:rtl/>
-        </w:rPr>
-        <w:t xml:space="preserve">וּבְעֵת֩ הֵחֵ֨לּוּ בְרִנָּ֜ה וּתְהִלָּ֗ה נָתַ֣ן יְהֹוָ֣ה </w:t>
-      </w:r>
-      <w:r>
-        <w:rPr>
-          <w:rFonts w:ascii="SBL Hebrew" w:hAnsi="SBL Hebrew" w:cs="SBL Hebrew"/>
-          <w:color w:val="808080"/>
-          <w:sz w:val="32"/>
-          <w:szCs w:val="32"/>
-          <w:shd w:val="clear" w:color="auto" w:fill="FFFFFF"/>
-          <w:rtl/>
-        </w:rPr>
-        <w:t>׀</w:t>
-      </w:r>
-      <w:r>
-        <w:rPr>
-          <w:rFonts w:ascii="SBL Hebrew" w:hAnsi="SBL Hebrew" w:cs="SBL Hebrew"/>
-          <w:color w:val="993300"/>
-          <w:sz w:val="32"/>
-          <w:szCs w:val="32"/>
-          <w:shd w:val="clear" w:color="auto" w:fill="FFFFFF"/>
-          <w:rtl/>
-        </w:rPr>
-        <w:t xml:space="preserve">  מְ֠אָֽרְבִ֠ים עַל־בְּנֵ֨י עַמּ֜וֹן מוֹאָ֧ב וְהַר־שֵׂעִ֛יר הַבָּאִ֥ים לִֽיהוּדָ֖ה וַיִּנָּגֵֽפוּ׃ </w:t>
-      </w:r>
-      <w:r>
-        <w:rPr>
-          <w:rFonts w:ascii="SBL Hebrew" w:hAnsi="SBL Hebrew" w:cs="SBL Hebrew"/>
-          <w:b/>
-          <w:bCs/>
-          <w:color w:val="003300"/>
-          <w:sz w:val="32"/>
-          <w:szCs w:val="32"/>
-          <w:shd w:val="clear" w:color="auto" w:fill="FFFFFF"/>
-          <w:vertAlign w:val="superscript"/>
-          <w:rtl/>
-        </w:rPr>
-        <w:t>כג </w:t>
-      </w:r>
-      <w:r>
-        <w:rPr>
-          <w:rFonts w:ascii="SBL Hebrew" w:hAnsi="SBL Hebrew" w:cs="SBL Hebrew"/>
-          <w:color w:val="993300"/>
-          <w:sz w:val="32"/>
-          <w:szCs w:val="32"/>
-          <w:shd w:val="clear" w:color="auto" w:fill="FFFFFF"/>
-          <w:rtl/>
-        </w:rPr>
-        <w:t xml:space="preserve">וַ֠יַּעַמְד֠וּ בְּנֵ֨י עַמּ֧וֹן וּמוֹאָ֛ב עַל־יֹשְׁבֵ֥י הַר־שֵׂעִ֖יר לְהַחֲרִ֣ים וּלְהַשְׁמִ֑יד וּכְכַלּוֹתָם֙ בְּיוֹשְׁבֵ֣י שֵׂעִ֔יר עָזְר֥וּ אִישׁ־בְּרֵעֵ֖הוּ לְמַשְׁחִֽית׃ </w:t>
-      </w:r>
-      <w:r>
-        <w:rPr>
-          <w:rFonts w:ascii="SBL Hebrew" w:hAnsi="SBL Hebrew" w:cs="SBL Hebrew"/>
-          <w:b/>
-          <w:bCs/>
-          <w:color w:val="003300"/>
-          <w:sz w:val="32"/>
-          <w:szCs w:val="32"/>
-          <w:shd w:val="clear" w:color="auto" w:fill="FFFFFF"/>
-          <w:vertAlign w:val="superscript"/>
-          <w:rtl/>
-        </w:rPr>
-        <w:t>כד </w:t>
-      </w:r>
-      <w:r>
-        <w:rPr>
-          <w:rFonts w:ascii="SBL Hebrew" w:hAnsi="SBL Hebrew" w:cs="SBL Hebrew"/>
-          <w:color w:val="993300"/>
-          <w:sz w:val="32"/>
-          <w:szCs w:val="32"/>
-          <w:shd w:val="clear" w:color="auto" w:fill="FFFFFF"/>
-          <w:rtl/>
-        </w:rPr>
-        <w:t xml:space="preserve">וִיהוּדָ֛ה בָּ֥א עַל־הַמִּצְפֶּ֖ה לַמִּדְבָּ֑ר וַיִּפְנוּ֙ אֶל־הֶ֣הָמ֔וֹן וְהִנָּ֧ם פְּגָרִ֛ים נֹפְלִ֥ים אַ֖רְצָה וְאֵ֥ין פְּלֵיטָֽה׃ </w:t>
-      </w:r>
-      <w:r>
-        <w:rPr>
-          <w:rFonts w:ascii="SBL Hebrew" w:hAnsi="SBL Hebrew" w:cs="SBL Hebrew"/>
-          <w:b/>
-          <w:bCs/>
-          <w:color w:val="003300"/>
-          <w:sz w:val="32"/>
-          <w:szCs w:val="32"/>
-          <w:shd w:val="clear" w:color="auto" w:fill="FFFFFF"/>
-          <w:vertAlign w:val="superscript"/>
-          <w:rtl/>
-        </w:rPr>
-        <w:t>כה </w:t>
-      </w:r>
-      <w:r>
-        <w:rPr>
-          <w:rFonts w:ascii="SBL Hebrew" w:hAnsi="SBL Hebrew" w:cs="SBL Hebrew"/>
-          <w:color w:val="993300"/>
-          <w:sz w:val="32"/>
-          <w:szCs w:val="32"/>
-          <w:shd w:val="clear" w:color="auto" w:fill="FFFFFF"/>
-          <w:rtl/>
-        </w:rPr>
-        <w:t xml:space="preserve">וַיָּבֹ֨א יְהוֹשָׁפָ֣ט וְעַמּוֹ֮ לָבֹ֣ז אֶת־שְׁלָלָם֒ וַיִּמְצְאוּ֩ בָהֶ֨ם לָרֹ֜ב וּרְכ֤וּשׁ וּפְגָרִים֙ וּכְלֵ֣י חֲמֻד֔וֹת וַיְנַצְּל֥וּ לָהֶ֖ם לְאֵ֣ין מַשָּׂ֑א וַיִּהְי֞וּ יָמִ֧ים שְׁלוֹשָׁ֛ה בֹּזְﬞזִ֥ים אֶת־הַשָּׁלָ֖ל כִּ֥י רַב־הֽוּא׃ </w:t>
-      </w:r>
-      <w:r>
-        <w:rPr>
-          <w:rFonts w:ascii="SBL Hebrew" w:hAnsi="SBL Hebrew" w:cs="SBL Hebrew"/>
-          <w:b/>
-          <w:bCs/>
-          <w:color w:val="003300"/>
-          <w:sz w:val="32"/>
-          <w:szCs w:val="32"/>
-          <w:shd w:val="clear" w:color="auto" w:fill="FFFFFF"/>
-          <w:vertAlign w:val="superscript"/>
-          <w:rtl/>
-        </w:rPr>
-        <w:t>כו </w:t>
-      </w:r>
-      <w:r>
-        <w:rPr>
-          <w:rFonts w:ascii="SBL Hebrew" w:hAnsi="SBL Hebrew" w:cs="SBL Hebrew"/>
-          <w:color w:val="993300"/>
-          <w:sz w:val="32"/>
-          <w:szCs w:val="32"/>
-          <w:shd w:val="clear" w:color="auto" w:fill="FFFFFF"/>
-          <w:rtl/>
-        </w:rPr>
-        <w:t xml:space="preserve">וּבַיּ֣וֹם הָרְבִעִ֗י נִקְהֲלוּ֙ לְעֵ֣מֶק בְּרָכָ֔ה כִּי־שָׁ֖ם בֵּרְﬞכ֣וּ אֶת־יְהֹוָ֑ה עַל־כֵּ֡ן קָרְא֞וּ אֶת־שֵׁ֨ם הַמָּק֥וֹם הַה֛וּא עֵ֥מֶק בְּרָכָ֖ה עַד־הַיּֽוֹם׃ </w:t>
+        <w:t xml:space="preserve">הָרְבִעִ֗י נִקְהֲלוּ֙ לְעֵ֣מֶק בְּרָכָ֔ה כִּי־שָׁ֖ם בֵּרְﬞכ֣וּ אֶת־יְהֹוָ֑ה עַל־כֵּ֡ן קָרְא֞וּ אֶת־שֵׁ֨ם הַמָּק֥וֹם הַה֛וּא עֵ֥מֶק בְּרָכָ֖ה עַד־הַיּֽוֹם׃ </w:t>
       </w:r>
       <w:r>
         <w:rPr>
@@ -15465,7 +15531,6 @@
           <w:vertAlign w:val="superscript"/>
           <w:rtl/>
         </w:rPr>
-        <w:lastRenderedPageBreak/>
         <w:t>לא </w:t>
       </w:r>
       <w:r>
@@ -15751,7 +15816,7 @@
           <w:shd w:val="clear" w:color="auto" w:fill="FFFFFF"/>
           <w:rtl/>
         </w:rPr>
-        <w:t xml:space="preserve">וַיִּתֵּ֣ן לָהֶ֣ם </w:t>
+        <w:t>וַיִּתֵּ֣ן לָהֶ֣ם</w:t>
       </w:r>
       <w:r>
         <w:rPr>
@@ -15889,7 +15954,7 @@
           <w:shd w:val="clear" w:color="auto" w:fill="FFFFFF"/>
           <w:rtl/>
         </w:rPr>
-        <w:t xml:space="preserve">וַיֵּ֜לֶךְ בְּדֶ֣רֶךְ ׀ מַלְכֵ֣י יִשְׂרָאֵ֗ל כַּאֲשֶׁ֤ר עָשׂוּ֙ בֵּ֣ית אַחְאָ֔ב כִּ֚י בַּת־אַחְאָ֔ב הָ֥יְתָה לּ֖וֹ אִשָּׁ֑ה וַיַּ֥עַשׂ הָרַ֖ע בְּעֵינֵ֥י יְהֹוָֽה׃ </w:t>
+        <w:t xml:space="preserve">וַיֵּ֜לֶךְ בְּדֶ֣רֶךְ׀ מַלְכֵ֣י יִשְׂרָאֵ֗ל כַּאֲשֶׁ֤ר עָשׂוּ֙ בֵּ֣ית אַחְאָ֔ב כִּ֚י בַּת־אַחְאָ֔ב הָ֥יְתָה לּ֖וֹ אִשָּׁ֑ה וַיַּ֥עַשׂ הָרַ֖ע בְּעֵינֵ֥י יְהֹוָֽה׃ </w:t>
       </w:r>
       <w:r>
         <w:rPr>
@@ -15939,7 +16004,19 @@
           <w:shd w:val="clear" w:color="auto" w:fill="FFFFFF"/>
           <w:rtl/>
         </w:rPr>
-        <w:t xml:space="preserve">בְּיָמָיו֙ פָּשַׁ֣ע אֱד֔וֹם מִתַּ֖חַת יַד־יְהוּדָ֑ה וַיַּמְלִ֥יכוּ עֲלֵיהֶ֖ם מֶֽלֶךְ׃ </w:t>
+        <w:t xml:space="preserve">בְּיָמָיו֙ </w:t>
+      </w:r>
+      <w:r>
+        <w:rPr>
+          <w:rFonts w:ascii="SBL Hebrew" w:hAnsi="SBL Hebrew" w:cs="SBL Hebrew"/>
+          <w:color w:val="993300"/>
+          <w:sz w:val="32"/>
+          <w:szCs w:val="32"/>
+          <w:shd w:val="clear" w:color="auto" w:fill="FFFFFF"/>
+          <w:rtl/>
+        </w:rPr>
+        <w:lastRenderedPageBreak/>
+        <w:t xml:space="preserve">פָּשַׁ֣ע אֱד֔וֹם מִתַּ֖חַת יַד־יְהוּדָ֑ה וַיַּמְלִ֥יכוּ עֲלֵיהֶ֖ם מֶֽלֶךְ׃ </w:t>
       </w:r>
       <w:r>
         <w:rPr>
@@ -16069,7 +16146,6 @@
           <w:vertAlign w:val="superscript"/>
           <w:rtl/>
         </w:rPr>
-        <w:lastRenderedPageBreak/>
         <w:t>יב </w:t>
       </w:r>
       <w:r>
@@ -16081,7 +16157,7 @@
           <w:shd w:val="clear" w:color="auto" w:fill="FFFFFF"/>
           <w:rtl/>
         </w:rPr>
-        <w:t xml:space="preserve">וַיָּבֹ֤א אֵלָיו֙ מִכְתָּ֔ב מֵאֵלִיָּ֥הוּ הַנָּבִ֖יא לֵאמֹ֑ר כֹּ֣ה ׀ אָמַ֣ר יְהֹוָ֗ה אֱלֹהֵי֙ דָּוִ֣יד אָבִ֔יךָ תַּ֗חַת אֲשֶׁ֤ר לֹֽא־הָלַ֙כְתָּ֙ בְּדַרְכֵי֙ יְהוֹשָׁפָ֣ט אָבִ֔יךָ וּבְדַרְכֵ֖י אָסָ֥א מֶלֶךְ־יְהוּדָֽה׃ </w:t>
+        <w:t xml:space="preserve">וַיָּבֹ֤א אֵלָיו֙ מִכְתָּ֔ב מֵאֵלִיָּ֥הוּ הַנָּבִ֖יא לֵאמֹ֑ר כֹּ֣ה׀ אָמַ֣ר יְהֹוָ֗ה אֱלֹהֵי֙ דָּוִ֣יד אָבִ֔יךָ תַּ֗חַת אֲשֶׁ֤ר לֹֽא־הָלַ֙כְתָּ֙ בְּדַרְכֵי֙ יְהוֹשָׁפָ֣ט אָבִ֔יךָ וּבְדַרְכֵ֖י אָסָ֥א מֶלֶךְ־יְהוּדָֽה׃ </w:t>
       </w:r>
       <w:r>
         <w:rPr>
@@ -16231,7 +16307,7 @@
           <w:shd w:val="clear" w:color="auto" w:fill="FFFFFF"/>
           <w:rtl/>
         </w:rPr>
-        <w:t xml:space="preserve">וְאַחֲרֵ֖י כׇּל־זֹ֑את נְגָפ֨וֹ יְהֹוָ֧ה </w:t>
+        <w:t>וְאַחֲרֵ֖י כׇּל־זֹ֑את נְגָפ֨וֹ יְהֹוָ֧ה</w:t>
       </w:r>
       <w:r>
         <w:rPr>
@@ -16278,7 +16354,7 @@
           <w:shd w:val="clear" w:color="auto" w:fill="FFFFFF"/>
           <w:rtl/>
         </w:rPr>
-        <w:t xml:space="preserve">וַיְהִ֣י לְיָמִ֣ים </w:t>
+        <w:t>וַיְהִ֣י לְיָמִ֣ים</w:t>
       </w:r>
       <w:r>
         <w:rPr>
@@ -16300,7 +16376,7 @@
           <w:shd w:val="clear" w:color="auto" w:fill="FFFFFF"/>
           <w:rtl/>
         </w:rPr>
-        <w:t xml:space="preserve">  מִיָּמִ֡ים וּכְעֵת֩ צֵ֨את הַקֵּ֜ץ לְיָמִ֣ים ׀ שְׁנַ֗יִם יָצְא֤וּ מֵעָיו֙ עִם־חׇלְי֔וֹ וַיָּ֖מׇת בְּתַחֲלֻאִ֣ים רָעִ֑ים וְלֹא־עָ֨שׂוּ ל֥וֹ עַמּ֛וֹ שְׂרֵפָ֖ה כִּשְׂרֵפַ֥ת אֲבֹתָֽיו׃ </w:t>
+        <w:t xml:space="preserve">  מִיָּמִ֡ים וּכְעֵת֩ צֵ֨את הַקֵּ֜ץ לְיָמִ֣ים׀ שְׁנַ֗יִם יָצְא֤וּ מֵעָיו֙ עִם־חׇלְי֔וֹ וַיָּ֖מׇת בְּתַחֲלֻאִ֣ים רָעִ֑ים וְלֹא־עָ֨שׂוּ ל֥וֹ עַמּ֛וֹ שְׂרֵפָ֖ה כִּשְׂרֵפַ֥ת אֲבֹתָֽיו׃ </w:t>
       </w:r>
       <w:r>
         <w:rPr>
@@ -16554,6 +16630,7 @@
           <w:vertAlign w:val="superscript"/>
           <w:rtl/>
         </w:rPr>
+        <w:lastRenderedPageBreak/>
         <w:t>ו </w:t>
       </w:r>
       <w:r>
@@ -16615,19 +16692,7 @@
           <w:shd w:val="clear" w:color="auto" w:fill="FFFFFF"/>
           <w:rtl/>
         </w:rPr>
-        <w:t xml:space="preserve">וַיְהִ֕י כְּהִשָּׁפֵ֥ט יֵה֖וּא עִם־בֵּ֣ית אַחְאָ֑ב וַיִּמְצָא֩ אֶת־שָׂרֵ֨י </w:t>
-      </w:r>
-      <w:r>
-        <w:rPr>
-          <w:rFonts w:ascii="SBL Hebrew" w:hAnsi="SBL Hebrew" w:cs="SBL Hebrew"/>
-          <w:color w:val="993300"/>
-          <w:sz w:val="32"/>
-          <w:szCs w:val="32"/>
-          <w:shd w:val="clear" w:color="auto" w:fill="FFFFFF"/>
-          <w:rtl/>
-        </w:rPr>
-        <w:lastRenderedPageBreak/>
-        <w:t xml:space="preserve">יְהוּדָ֜ה וּבְנֵ֨י אֲחֵ֧י אֲחַזְיָ֛הוּ מְשָׁרְתִ֥ים לַאֲחַזְיָ֖הוּ וַיַּהַרְגֵֽם׃ </w:t>
+        <w:t xml:space="preserve">וַיְהִ֕י כְּהִשָּׁפֵ֥ט יֵה֖וּא עִם־בֵּ֣ית אַחְאָ֑ב וַיִּמְצָא֩ אֶת־שָׂרֵ֨י יְהוּדָ֜ה וּבְנֵ֨י אֲחֵ֧י אֲחַזְיָ֛הוּ מְשָׁרְתִ֥ים לַאֲחַזְיָ֖הוּ וַיַּהַרְגֵֽם׃ </w:t>
       </w:r>
       <w:r>
         <w:rPr>
@@ -17007,7 +17072,19 @@
           <w:shd w:val="clear" w:color="auto" w:fill="FFFFFF"/>
           <w:rtl/>
         </w:rPr>
-        <w:t xml:space="preserve">וַיַּעֲשׂ֨וּ הַלְוִיִּ֜ם וְכׇל־יְהוּדָ֗ה כְּכֹ֣ל אֲשֶׁר־צִוָּה֮ יְהוֹיָדָ֣ע הַכֹּהֵן֒ וַיִּקְחוּ֙ אִ֣ישׁ אֶת־אֲנָשָׁ֔יו בָּאֵ֣י הַשַּׁבָּ֔ת עִ֖ם יוֹצְאֵ֣י הַשַּׁבָּ֑ת כִּ֣י לֹ֥א פָטַ֛ר יְהוֹיָדָ֥ע הַכֹּהֵ֖ן אֶת־הַֽמַּחְלְקֽוֹת׃ </w:t>
+        <w:t xml:space="preserve">וַיַּעֲשׂ֨וּ הַלְוִיִּ֜ם וְכׇל־יְהוּדָ֗ה כְּכֹ֣ל אֲשֶׁר־צִוָּה֮ יְהוֹיָדָ֣ע הַכֹּהֵן֒ וַיִּקְחוּ֙ אִ֣ישׁ אֶת־אֲנָשָׁ֔יו בָּאֵ֣י הַשַּׁבָּ֔ת עִ֖ם יוֹצְאֵ֣י הַשַּׁבָּ֑ת </w:t>
+      </w:r>
+      <w:r>
+        <w:rPr>
+          <w:rFonts w:ascii="SBL Hebrew" w:hAnsi="SBL Hebrew" w:cs="SBL Hebrew"/>
+          <w:color w:val="993300"/>
+          <w:sz w:val="32"/>
+          <w:szCs w:val="32"/>
+          <w:shd w:val="clear" w:color="auto" w:fill="FFFFFF"/>
+          <w:rtl/>
+        </w:rPr>
+        <w:lastRenderedPageBreak/>
+        <w:t xml:space="preserve">כִּ֣י לֹ֥א פָטַ֛ר יְהוֹיָדָ֥ע הַכֹּהֵ֖ן אֶת־הַֽמַּחְלְקֽוֹת׃ </w:t>
       </w:r>
       <w:r>
         <w:rPr>
@@ -17057,7 +17134,7 @@
           <w:shd w:val="clear" w:color="auto" w:fill="FFFFFF"/>
           <w:rtl/>
         </w:rPr>
-        <w:t xml:space="preserve">וַיַּעֲמֵ֨ד אֶת־כׇּל־הָעָ֜ם וְאִ֣ישׁ ׀ שִׁלְח֣וֹ בְיָד֗וֹ מִכֶּ֨תֶף הַבַּ֤יִת הַיְמָנִית֙ עַד־כֶּ֤תֶף הַבַּ֙יִת֙ הַשְּׂמָאלִ֔ית לַמִּזְבֵּ֖חַ וְלַבָּ֑יִת עַל־הַמֶּ֖לֶךְ סָבִֽיב׃ </w:t>
+        <w:t xml:space="preserve">וַיַּעֲמֵ֨ד אֶת־כׇּל־הָעָ֜ם וְאִ֣ישׁ׀ שִׁלְח֣וֹ בְיָד֗וֹ מִכֶּ֨תֶף הַבַּ֤יִת הַיְמָנִית֙ עַד־כֶּ֤תֶף הַבַּ֙יִת֙ הַשְּׂמָאלִ֔ית לַמִּזְבֵּ֖חַ וְלַבָּ֑יִת עַל־הַמֶּ֖לֶךְ סָבִֽיב׃ </w:t>
       </w:r>
       <w:r>
         <w:rPr>
@@ -17082,19 +17159,7 @@
           <w:shd w:val="clear" w:color="auto" w:fill="FFFFFF"/>
           <w:rtl/>
         </w:rPr>
-        <w:t xml:space="preserve">וַיּוֹצִ֣יאוּ אֶת־בֶּן־הַמֶּ֗לֶךְ וַיִּתְּנ֤וּ עָלָיו֙ אֶת־הַנֵּ֙זֶר֙ וְאֶת־הָ֣עֵד֔וּת וַיַּמְלִ֖יכוּ אֹת֑וֹ </w:t>
-      </w:r>
-      <w:r>
-        <w:rPr>
-          <w:rFonts w:ascii="SBL Hebrew" w:hAnsi="SBL Hebrew" w:cs="SBL Hebrew"/>
-          <w:color w:val="993300"/>
-          <w:sz w:val="32"/>
-          <w:szCs w:val="32"/>
-          <w:shd w:val="clear" w:color="auto" w:fill="FFFFFF"/>
-          <w:rtl/>
-        </w:rPr>
-        <w:lastRenderedPageBreak/>
-        <w:t>וַיִּמְשָׁחֻ֙הוּ֙ יְהוֹיָדָ֣ע וּבָנָ֔יו וַיֹּאמְר֖וּ יְחִ֥י הַמֶּֽלֶךְ׃</w:t>
+        <w:t>וַיּוֹצִ֣יאוּ אֶת־בֶּן־הַמֶּ֗לֶךְ וַיִּתְּנ֤וּ עָלָיו֙ אֶת־הַנֵּ֙זֶר֙ וְאֶת־הָ֣עֵד֔וּת וַיַּמְלִ֖יכוּ אֹת֑וֹ וַיִּמְשָׁחֻ֙הוּ֙ יְהוֹיָדָ֣ע וּבָנָ֔יו וַיֹּאמְר֖וּ יְחִ֥י הַמֶּֽלֶךְ׃</w:t>
       </w:r>
       <w:r>
         <w:rPr>
@@ -17231,7 +17296,7 @@
           <w:shd w:val="clear" w:color="auto" w:fill="FFFFFF"/>
           <w:rtl/>
         </w:rPr>
-        <w:t xml:space="preserve">וַיּוֹצֵא֩ יְהוֹיָדָ֨ע הַכֹּהֵ֜ן אֶת־שָׂרֵ֥י הַמֵּא֣וֹת ׀ פְּקוּדֵ֣י הַחַ֗יִל וַיֹּ֤אמֶר אֲלֵהֶם֙ הוֹצִיא֙וּהָ֙ אֶל־מִבֵּ֣ית הַשְּׂדֵר֔וֹת וְהַבָּ֥א אַחֲרֶ֖יהָ יוּמַ֣ת בֶּחָ֑רֶב כִּ֚י אָמַ֣ר הַכֹּהֵ֔ן לֹ֥א תְמִית֖וּהָ בֵּ֥ית יְהֹוָֽה׃ </w:t>
+        <w:t xml:space="preserve">וַיּוֹצֵא֩ יְהוֹיָדָ֨ע הַכֹּהֵ֜ן אֶת־שָׂרֵ֥י הַמֵּא֣וֹת׀ פְּקוּדֵ֣י הַחַ֗יִל וַיֹּ֤אמֶר אֲלֵהֶם֙ הוֹצִיא֙וּהָ֙ אֶל־מִבֵּ֣ית הַשְּׂדֵר֔וֹת וְהַבָּ֥א אַחֲרֶ֖יהָ יוּמַ֣ת בֶּחָ֑רֶב כִּ֚י אָמַ֣ר הַכֹּהֵ֔ן לֹ֥א תְמִית֖וּהָ בֵּ֥ית יְהֹוָֽה׃ </w:t>
       </w:r>
       <w:r>
         <w:rPr>
@@ -17422,7 +17487,7 @@
           <w:shd w:val="clear" w:color="auto" w:fill="FFFFFF"/>
           <w:rtl/>
         </w:rPr>
-        <w:t xml:space="preserve">וַיִּקַּ֣ח אֶת־שָׂרֵ֣י הַמֵּא֡וֹת וְאֶת־הָאַדִּירִים֩ וְאֶת־הַמּוֹשְׁלִ֨ים בָּעָ֜ם וְאֵ֣ת ׀ כׇּל־עַ֣ם הָאָ֗רֶץ וַיּ֤וֹרֶד אֶת־הַמֶּ֙לֶךְ֙ מִבֵּ֣ית יְהֹוָ֔ה וַיָּבֹ֛אוּ בְּתֽוֹךְ־שַׁ֥עַר הָעֶלְי֖וֹן בֵּ֣ית הַמֶּ֑לֶךְ וַיּוֹשִׁ֙יבוּ֙ אֶת־הַמֶּ֔לֶךְ עַ֖ל כִּסֵּ֥א הַמַּמְלָכָֽה׃ </w:t>
+        <w:t xml:space="preserve">וַיִּקַּ֣ח אֶת־שָׂרֵ֣י הַמֵּא֡וֹת וְאֶת־הָאַדִּירִים֩ וְאֶת־הַמּוֹשְׁלִ֨ים בָּעָ֜ם וְאֵ֣ת׀ כׇּל־עַ֣ם הָאָ֗רֶץ וַיּ֤וֹרֶד אֶת־הַמֶּ֙לֶךְ֙ מִבֵּ֣ית יְהֹוָ֔ה וַיָּבֹ֛אוּ בְּתֽוֹךְ־שַׁ֥עַר הָעֶלְי֖וֹן בֵּ֣ית הַמֶּ֑לֶךְ וַיּוֹשִׁ֙יבוּ֙ אֶת־הַמֶּ֔לֶךְ עַ֖ל כִּסֵּ֥א הַמַּמְלָכָֽה׃ </w:t>
       </w:r>
       <w:r>
         <w:rPr>
@@ -17641,6 +17706,7 @@
           <w:vertAlign w:val="superscript"/>
           <w:rtl/>
         </w:rPr>
+        <w:lastRenderedPageBreak/>
         <w:t>ה </w:t>
       </w:r>
       <w:r>
@@ -17652,7 +17718,7 @@
           <w:shd w:val="clear" w:color="auto" w:fill="FFFFFF"/>
           <w:rtl/>
         </w:rPr>
-        <w:t xml:space="preserve">וַיִּקְבֹּץ֮ אֶת־הַכֹּהֲנִ֣ים וְהַלְוִיִּם֒ וַיֹּ֣אמֶר לָהֶ֡ם צְא֣וּ לְעָרֵ֪י יְהוּדָ֟ה וְקִבְצוּ֩ מִכׇּל־יִשְׂרָאֵ֨ל כֶּ֜סֶף לְחַזֵּ֣ק ׀ אֶת־בֵּ֣ית אֱלֹהֵיכֶ֗ם מִדֵּ֤י שָׁנָה֙ בְּשָׁנָ֔ה וְאַתֶּ֖ם תְּמַהֲר֣וּ לַדָּבָ֑ר וְלֹ֥א מִהֲר֖וּ הַלְוִיִּֽם׃ </w:t>
+        <w:t xml:space="preserve">וַיִּקְבֹּץ֮ אֶת־הַכֹּהֲנִ֣ים וְהַלְוִיִּם֒ וַיֹּ֣אמֶר לָהֶ֡ם צְא֣וּ לְעָרֵ֪י יְהוּדָ֟ה וְקִבְצוּ֩ מִכׇּל־יִשְׂרָאֵ֨ל כֶּ֜סֶף לְחַזֵּ֣ק׀ אֶת־בֵּ֣ית אֱלֹהֵיכֶ֗ם מִדֵּ֤י שָׁנָה֙ בְּשָׁנָ֔ה וְאַתֶּ֖ם תְּמַהֲר֣וּ לַדָּבָ֑ר וְלֹ֥א מִהֲר֖וּ הַלְוִיִּֽם׃ </w:t>
       </w:r>
       <w:r>
         <w:rPr>
@@ -17702,19 +17768,7 @@
           <w:shd w:val="clear" w:color="auto" w:fill="FFFFFF"/>
           <w:rtl/>
         </w:rPr>
-        <w:t xml:space="preserve">כִּ֤י עֲתַלְיָ֙הוּ֙ הַמִּרְשַׁ֔עַת בָּנֶ֥יהָ פָרְצ֖וּ אֶת־בֵּ֣ית </w:t>
-      </w:r>
-      <w:r>
-        <w:rPr>
-          <w:rFonts w:ascii="SBL Hebrew" w:hAnsi="SBL Hebrew" w:cs="SBL Hebrew"/>
-          <w:color w:val="993300"/>
-          <w:sz w:val="32"/>
-          <w:szCs w:val="32"/>
-          <w:shd w:val="clear" w:color="auto" w:fill="FFFFFF"/>
-          <w:rtl/>
-        </w:rPr>
-        <w:lastRenderedPageBreak/>
-        <w:t xml:space="preserve">הָאֱלֹהִ֑ים וְגַם֙ כׇּל־קׇדְשֵׁ֣י בֵית־יְהֹוָ֔ה עָשׂ֖וּ לַבְּעָלִֽים׃ </w:t>
+        <w:t xml:space="preserve">כִּ֤י עֲתַלְיָ֙הוּ֙ הַמִּרְשַׁ֔עַת בָּנֶ֥יהָ פָרְצ֖וּ אֶת־בֵּ֣ית הָאֱלֹהִ֑ים וְגַם֙ כׇּל־קׇדְשֵׁ֣י בֵית־יְהֹוָ֔ה עָשׂ֖וּ לַבְּעָלִֽים׃ </w:t>
       </w:r>
       <w:r>
         <w:rPr>
@@ -17814,7 +17868,7 @@
           <w:shd w:val="clear" w:color="auto" w:fill="FFFFFF"/>
           <w:rtl/>
         </w:rPr>
-        <w:t xml:space="preserve">וַיְהִ֡י בְּעֵת֩ יָבִ֨יא אֶת־הָאָר֜וֹן אֶל־פְּקֻדַּ֣ת הַמֶּ֘לֶךְ֮ בְּיַ֣ד הַלְוִיִּם֒ וְכִרְאוֹתָ֞ם כִּֽי־רַ֣ב הַכֶּ֗סֶף וּבָ֨א סוֹפֵ֤ר הַמֶּ֙לֶךְ֙ וּפְקִיד֙ כֹּהֵ֣ן הָרֹ֔אשׁ וִיעָ֙רוּ֙ אֶת־הָ֣אָר֔וֹן וְיִשָּׂאֻ֖הוּ וִישִׁיבֻ֣הוּ אֶל־מְקֹמ֑וֹ כֹּ֤ה עָשׂוּ֙ לְי֣וֹם </w:t>
+        <w:t>וַיְהִ֡י בְּעֵת֩ יָבִ֨יא אֶת־הָאָר֜וֹן אֶל־פְּקֻדַּ֣ת הַמֶּ֘לֶךְ֮ בְּיַ֣ד הַלְוִיִּם֒ וְכִרְאוֹתָ֞ם כִּֽי־רַ֣ב הַכֶּ֗סֶף וּבָ֨א סוֹפֵ֤ר הַמֶּ֙לֶךְ֙ וּפְקִיד֙ כֹּהֵ֣ן הָרֹ֔אשׁ וִיעָ֙רוּ֙ אֶת־הָ֣אָר֔וֹן וְיִשָּׂאֻ֖הוּ וִישִׁיבֻ֣הוּ אֶל־מְקֹמ֑וֹ כֹּ֤ה עָשׂוּ֙ לְי֣וֹם</w:t>
       </w:r>
       <w:r>
         <w:rPr>
@@ -18174,7 +18228,19 @@
           <w:shd w:val="clear" w:color="auto" w:fill="FFFFFF"/>
           <w:rtl/>
         </w:rPr>
-        <w:t xml:space="preserve">וְר֣וּחַ אֱלֹהִ֗ים לָֽבְשָׁה֙ אֶת־זְכַרְיָה֙ בֶּן־יְהוֹיָדָ֣ע הַכֹּהֵ֔ן וַֽיַּעֲמֹ֖ד מֵעַ֣ל לָעָ֑ם וַיֹּ֨אמֶר לָהֶ֜ם כֹּ֣ה ׀ אָמַ֣ר הָאֱלֹהִ֗ים לָמָה֩ אַתֶּ֨ם עֹבְרִ֜ים אֶת־מִצְוֺ֤ת יְהֹוָה֙ וְלֹ֣א תַצְלִ֔יחוּ כִּֽי־עֲזַבְתֶּ֥ם אֶת־יְהֹוָ֖ה וַיַּעֲזֹ֥ב אֶתְכֶֽם׃ </w:t>
+        <w:t xml:space="preserve">וְר֣וּחַ אֱלֹהִ֗ים לָֽבְשָׁה֙ אֶת־זְכַרְיָה֙ בֶּן־יְהוֹיָדָ֣ע הַכֹּהֵ֔ן וַֽיַּעֲמֹ֖ד מֵעַ֣ל לָעָ֑ם וַיֹּ֨אמֶר לָהֶ֜ם כֹּ֣ה׀ אָמַ֣ר הָאֱלֹהִ֗ים לָמָה֩ אַתֶּ֨ם </w:t>
+      </w:r>
+      <w:r>
+        <w:rPr>
+          <w:rFonts w:ascii="SBL Hebrew" w:hAnsi="SBL Hebrew" w:cs="SBL Hebrew"/>
+          <w:color w:val="993300"/>
+          <w:sz w:val="32"/>
+          <w:szCs w:val="32"/>
+          <w:shd w:val="clear" w:color="auto" w:fill="FFFFFF"/>
+          <w:rtl/>
+        </w:rPr>
+        <w:lastRenderedPageBreak/>
+        <w:t xml:space="preserve">עֹבְרִ֜ים אֶת־מִצְוֺ֤ת יְהֹוָה֙ וְלֹ֣א תַצְלִ֔יחוּ כִּֽי־עֲזַבְתֶּ֥ם אֶת־יְהֹוָ֖ה וַיַּעֲזֹ֥ב אֶתְכֶֽם׃ </w:t>
       </w:r>
       <w:r>
         <w:rPr>
@@ -18290,7 +18356,7 @@
           <w:shd w:val="clear" w:color="auto" w:fill="FFFFFF"/>
           <w:rtl/>
         </w:rPr>
-        <w:t xml:space="preserve">וַיְהִ֣י ׀ לִתְקוּפַ֣ת הַשָּׁנָ֗ה עָלָ֣ה עָלָיו֮ חֵ֣יל אֲרָם֒ וַיָּבֹ֗אוּ אֶל־יְהוּדָה֙ וִיר֣וּשָׁלַ֔͏ִם וַיַּשְׁחִ֛יתוּ אֶת־כׇּל־שָׂרֵ֥י הָעָ֖ם מֵעָ֑ם וְכׇל־שְׁלָלָ֥ם שִׁלְּח֖וּ לְמֶ֥לֶךְ דַּרְמָֽשֶׂק׃ </w:t>
+        <w:t xml:space="preserve">וַיְהִ֣י׀ לִתְקוּפַ֣ת הַשָּׁנָ֗ה עָלָ֣ה עָלָיו֮ חֵ֣יל אֲרָם֒ וַיָּבֹ֗אוּ אֶל־יְהוּדָה֙ וִיר֣וּשָׁלַ֔͏ִם וַיַּשְׁחִ֛יתוּ אֶת־כׇּל־שָׂרֵ֥י הָעָ֖ם מֵעָ֑ם וְכׇל־שְׁלָלָ֥ם שִׁלְּח֖וּ לְמֶ֥לֶךְ דַּרְמָֽשֶׂק׃ </w:t>
       </w:r>
       <w:r>
         <w:rPr>
@@ -18315,19 +18381,7 @@
           <w:shd w:val="clear" w:color="auto" w:fill="FFFFFF"/>
           <w:rtl/>
         </w:rPr>
-        <w:t xml:space="preserve">כִּי֩ בְמִצְעַ֨ר אֲנָשִׁ֜ים בָּ֣אוּ ׀ חֵ֣יל אֲרָ֗ם וַֽיהֹוָה֙ נָתַ֨ן בְּיָדָ֥ם חַ֙יִל֙ לָרֹ֣ב מְאֹ֔ד כִּ֣י עָֽזְב֔וּ אֶת־יְהֹוָ֖ה אֱלֹהֵ֣י אֲבוֹתֵיהֶ֑ם </w:t>
-      </w:r>
-      <w:r>
-        <w:rPr>
-          <w:rFonts w:ascii="SBL Hebrew" w:hAnsi="SBL Hebrew" w:cs="SBL Hebrew"/>
-          <w:color w:val="993300"/>
-          <w:sz w:val="32"/>
-          <w:szCs w:val="32"/>
-          <w:shd w:val="clear" w:color="auto" w:fill="FFFFFF"/>
-          <w:rtl/>
-        </w:rPr>
-        <w:lastRenderedPageBreak/>
-        <w:t xml:space="preserve">וְאֶת־יוֹאָ֖שׁ עָשׂ֥וּ שְׁפָטִֽים׃ </w:t>
+        <w:t xml:space="preserve">כִּי֩ בְמִצְעַ֨ר אֲנָשִׁ֜ים בָּ֣אוּ׀ חֵ֣יל אֲרָ֗ם וַֽיהֹוָה֙ נָתַ֨ן בְּיָדָ֥ם חַ֙יִל֙ לָרֹ֣ב מְאֹ֔ד כִּ֣י עָֽזְב֔וּ אֶת־יְהֹוָ֖ה אֱלֹהֵ֣י אֲבוֹתֵיהֶ֑ם וְאֶת־יוֹאָ֖שׁ עָשׂ֥וּ שְׁפָטִֽים׃ </w:t>
       </w:r>
       <w:r>
         <w:rPr>
@@ -18754,7 +18808,19 @@
           <w:shd w:val="clear" w:color="auto" w:fill="FFFFFF"/>
           <w:rtl/>
         </w:rPr>
-        <w:t>וַיַּבְדִּילֵ֣ם אֲמַצְיָ֗הוּ לְהַגְּדוּד֙ אֲשֶׁר־בָּ֤א אֵלָיו֙ מֵאֶפְרַ֔יִם לָלֶ֖כֶת לִמְקוֹמָ֑ם וַיִּ֨חַר אַפָּ֤ם מְאֹד֙ בִּֽיהוּדָ֔ה וַיָּשׁ֥וּבוּ לִמְקוֹמָ֖ם בׇּחֳרִי־אָֽף׃</w:t>
+        <w:t xml:space="preserve">וַיַּבְדִּילֵ֣ם אֲמַצְיָ֗הוּ לְהַגְּדוּד֙ </w:t>
+      </w:r>
+      <w:r>
+        <w:rPr>
+          <w:rFonts w:ascii="SBL Hebrew" w:hAnsi="SBL Hebrew" w:cs="SBL Hebrew"/>
+          <w:color w:val="993300"/>
+          <w:sz w:val="32"/>
+          <w:szCs w:val="32"/>
+          <w:shd w:val="clear" w:color="auto" w:fill="FFFFFF"/>
+          <w:rtl/>
+        </w:rPr>
+        <w:lastRenderedPageBreak/>
+        <w:t>אֲשֶׁר־בָּ֤א אֵלָיו֙ מֵאֶפְרַ֔יִם לָלֶ֖כֶת לִמְקוֹמָ֑ם וַיִּ֨חַר אַפָּ֤ם מְאֹד֙ בִּֽיהוּדָ֔ה וַיָּשׁ֥וּבוּ לִמְקוֹמָ֖ם בׇּחֳרִי־אָֽף׃</w:t>
       </w:r>
       <w:r>
         <w:rPr>
@@ -18915,7 +18981,6 @@
           <w:vertAlign w:val="superscript"/>
           <w:rtl/>
         </w:rPr>
-        <w:lastRenderedPageBreak/>
         <w:t>יד </w:t>
       </w:r>
       <w:r>
@@ -18977,7 +19042,7 @@
           <w:shd w:val="clear" w:color="auto" w:fill="FFFFFF"/>
           <w:rtl/>
         </w:rPr>
-        <w:t>וַיְהִ֣י ׀ בְּדַבְּר֣וֹ אֵלָ֗יו וַיֹּ֤אמֶר לוֹ֙ הַלְיוֹעֵ֤ץ לַמֶּ֙לֶךְ֙ נְתַנּ֔וּךָ חֲדַל־לְךָ֖ לָ֣מָּה יַכּ֑וּךָ וַיֶּחְדַּ֣ל הַנָּבִ֗יא וַיֹּ֙אמֶר֙ יָדַ֗עְתִּי כִּֽי־יָעַ֤ץ אֱלֹהִים֙ לְהַשְׁחִיתֶ֔ךָ כִּֽי־עָשִׂ֣יתָ זֹּ֔את וְלֹ֥א שָׁמַ֖עְתָּ לַעֲצָתִֽי</w:t>
+        <w:t>וַיְהִ֣י׀ בְּדַבְּר֣וֹ אֵלָ֗יו וַיֹּ֤אמֶר לוֹ֙ הַלְיוֹעֵ֤ץ לַמֶּ֙לֶךְ֙ נְתַנּ֔וּךָ חֲדַל־לְךָ֖ לָ֣מָּה יַכּ֑וּךָ וַיֶּחְדַּ֣ל הַנָּבִ֗יא וַיֹּ֙אמֶר֙ יָדַ֗עְתִּי כִּֽי־יָעַ֤ץ אֱלֹהִים֙ לְהַשְׁחִיתֶ֔ךָ כִּֽי־עָשִׂ֣יתָ זֹּ֔את וְלֹ֥א שָׁמַ֖עְתָּ לַעֲצָתִֽי</w:t>
       </w:r>
       <w:r>
         <w:rPr>
@@ -19263,6 +19328,7 @@
           <w:vertAlign w:val="superscript"/>
           <w:rtl/>
         </w:rPr>
+        <w:lastRenderedPageBreak/>
         <w:t>כה </w:t>
       </w:r>
       <w:r>
@@ -19388,7 +19454,6 @@
           <w:u w:val="single" w:color="0000FF"/>
           <w:rtl/>
         </w:rPr>
-        <w:lastRenderedPageBreak/>
         <w:t>דברי הימים ב פרק כו</w:t>
       </w:r>
     </w:p>
@@ -19902,7 +19967,7 @@
           <w:shd w:val="clear" w:color="auto" w:fill="FFFFFF"/>
           <w:rtl/>
         </w:rPr>
-        <w:t xml:space="preserve">וַיַּ֣עַשׂ ׀ בִּירוּשָׁלַ֨͏ִם חִשְּׁבֹנ֜וֹת מַחֲשֶׁ֣בֶת חוֹשֵׁ֗ב לִהְי֤וֹת עַל־הַמִּגְדָּלִים֙ וְעַל־הַפִּנּ֔וֹת לִירוֹא֙ בַּחִצִּ֔ים וּבָאֲבָנִ֖ים גְּדֹל֑וֹת וַיֵּצֵ֤א שְׁמוֹ֙ עַד־לְמֵ֣רָח֔וֹק כִּֽי־הִפְלִ֥יא לְהֵעָזֵ֖ר עַ֥ד כִּֽי־חָזָֽק׃ </w:t>
+        <w:t xml:space="preserve">וַיַּ֣עַשׂ׀ בִּירוּשָׁלַ֨͏ִם חִשְּׁבֹנ֜וֹת מַחֲשֶׁ֣בֶת חוֹשֵׁ֗ב לִהְי֤וֹת עַל־הַמִּגְדָּלִים֙ וְעַל־הַפִּנּ֔וֹת לִירוֹא֙ בַּחִצִּ֔ים וּבָאֲבָנִ֖ים גְּדֹל֑וֹת וַיֵּצֵ֤א שְׁמוֹ֙ עַד־לְמֵ֣רָח֔וֹק כִּֽי־הִפְלִ֥יא לְהֵעָזֵ֖ר עַ֥ד כִּֽי־חָזָֽק׃ </w:t>
       </w:r>
       <w:r>
         <w:rPr>
@@ -19927,7 +19992,19 @@
           <w:shd w:val="clear" w:color="auto" w:fill="FFFFFF"/>
           <w:rtl/>
         </w:rPr>
-        <w:t xml:space="preserve">וּכְחֶזְקָת֗וֹ גָּבַ֤הּ לִבּוֹ֙ עַד־לְהַשְׁחִ֔ית וַיִּמְעַ֖ל בַּיהֹוָ֣ה אֱלֹהָ֑יו וַיָּבֹא֙ אֶל־הֵיכַ֣ל יְהֹוָ֔ה לְהַקְטִ֖יר עַל־מִזְבַּ֥ח הַקְּטֹֽרֶת׃ </w:t>
+        <w:t xml:space="preserve">וּכְחֶזְקָת֗וֹ גָּבַ֤הּ לִבּוֹ֙ עַד־לְהַשְׁחִ֔ית וַיִּמְעַ֖ל בַּיהֹוָ֣ה </w:t>
+      </w:r>
+      <w:r>
+        <w:rPr>
+          <w:rFonts w:ascii="SBL Hebrew" w:hAnsi="SBL Hebrew" w:cs="SBL Hebrew"/>
+          <w:color w:val="993300"/>
+          <w:sz w:val="32"/>
+          <w:szCs w:val="32"/>
+          <w:shd w:val="clear" w:color="auto" w:fill="FFFFFF"/>
+          <w:rtl/>
+        </w:rPr>
+        <w:lastRenderedPageBreak/>
+        <w:t xml:space="preserve">אֱלֹהָ֑יו וַיָּבֹא֙ אֶל־הֵיכַ֣ל יְהֹוָ֔ה לְהַקְטִ֖יר עַל־מִזְבַּ֥ח הַקְּטֹֽרֶת׃ </w:t>
       </w:r>
       <w:r>
         <w:rPr>
@@ -19952,7 +20029,7 @@
           <w:shd w:val="clear" w:color="auto" w:fill="FFFFFF"/>
           <w:rtl/>
         </w:rPr>
-        <w:t xml:space="preserve">וַיָּבֹ֥א אַחֲרָ֖יו עֲזַרְיָ֣הוּ הַכֹּהֵ֑ן וְעִמּ֞וֹ כֹּהֲנִ֧ים </w:t>
+        <w:t>וַיָּבֹ֥א אַחֲרָ֖יו עֲזַרְיָ֣הוּ הַכֹּהֵ֑ן וְעִמּ֞וֹ כֹּהֲנִ֧ים</w:t>
       </w:r>
       <w:r>
         <w:rPr>
@@ -20024,19 +20101,7 @@
           <w:shd w:val="clear" w:color="auto" w:fill="FFFFFF"/>
           <w:rtl/>
         </w:rPr>
-        <w:t xml:space="preserve">וַיִּזְעַף֙ עֻזִּיָּ֔הוּ וּבְיָד֥וֹ מִקְטֶ֖רֶת לְהַקְטִ֑יר </w:t>
-      </w:r>
-      <w:r>
-        <w:rPr>
-          <w:rFonts w:ascii="SBL Hebrew" w:hAnsi="SBL Hebrew" w:cs="SBL Hebrew"/>
-          <w:color w:val="993300"/>
-          <w:sz w:val="32"/>
-          <w:szCs w:val="32"/>
-          <w:shd w:val="clear" w:color="auto" w:fill="FFFFFF"/>
-          <w:rtl/>
-        </w:rPr>
-        <w:lastRenderedPageBreak/>
-        <w:t xml:space="preserve">וּבְזַעְפּ֣וֹ עִם־הַכֹּהֲנִ֗ים וְ֠הַצָּרַ֠עַת זָרְחָ֨ה בְמִצְח֜וֹ לִפְנֵ֤י הַכֹּֽהֲנִים֙ בְּבֵ֣ית יְהֹוָ֔ה מֵעַ֖ל לְמִזְבַּ֥ח הַקְּטֹֽרֶת׃ </w:t>
+        <w:t xml:space="preserve">וַיִּזְעַף֙ עֻזִּיָּ֔הוּ וּבְיָד֥וֹ מִקְטֶ֖רֶת לְהַקְטִ֑יר וּבְזַעְפּ֣וֹ עִם־הַכֹּהֲנִ֗ים וְ֠הַצָּרַ֠עַת זָרְחָ֨ה בְמִצְח֜וֹ לִפְנֵ֤י הַכֹּֽהֲנִים֙ בְּבֵ֣ית יְהֹוָ֔ה מֵעַ֖ל לְמִזְבַּ֥ח הַקְּטֹֽרֶת׃ </w:t>
       </w:r>
       <w:r>
         <w:rPr>
@@ -20086,7 +20151,7 @@
           <w:shd w:val="clear" w:color="auto" w:fill="FFFFFF"/>
           <w:rtl/>
         </w:rPr>
-        <w:t xml:space="preserve">וַיְהִי֩ עֻזִּיָּ֨הוּ הַמֶּ֜לֶךְ מְצֹרָ֣ע ׀ עַד־י֣וֹם מוֹת֗וֹ וַיֵּ֜שֶׁב בֵּ֤ית </w:t>
+        <w:t xml:space="preserve">וַיְהִי֩ עֻזִּיָּ֨הוּ הַמֶּ֜לֶךְ מְצֹרָ֣ע׀ עַד־י֣וֹם מוֹת֗וֹ וַיֵּ֜שֶׁב בֵּ֤ית </w:t>
       </w:r>
       <w:r>
         <w:rPr>
@@ -20513,6 +20578,7 @@
           <w:u w:val="single" w:color="0000FF"/>
           <w:rtl/>
         </w:rPr>
+        <w:lastRenderedPageBreak/>
         <w:t>דברי הימים ב פרק כח</w:t>
       </w:r>
     </w:p>
@@ -20648,19 +20714,7 @@
           <w:shd w:val="clear" w:color="auto" w:fill="FFFFFF"/>
           <w:rtl/>
         </w:rPr>
-        <w:t xml:space="preserve">וַֽיִּתְּנֵ֜הוּ יְהֹוָ֣ה אֱלֹהָיו֮ בְּיַ֣ד מֶ֣לֶךְ אֲרָם֒ וַיַּ֨כּוּ־ב֔וֹ וַיִּשְׁבּ֤וּ מִמֶּ֙נּוּ֙ </w:t>
-      </w:r>
-      <w:r>
-        <w:rPr>
-          <w:rFonts w:ascii="SBL Hebrew" w:hAnsi="SBL Hebrew" w:cs="SBL Hebrew"/>
-          <w:color w:val="993300"/>
-          <w:sz w:val="32"/>
-          <w:szCs w:val="32"/>
-          <w:shd w:val="clear" w:color="auto" w:fill="FFFFFF"/>
-          <w:rtl/>
-        </w:rPr>
-        <w:lastRenderedPageBreak/>
-        <w:t>שִׁבְיָ֣ה גְדוֹלָ֔ה וַיָּבִ֖יאוּ דַּרְמָ֑שֶׂק וְ֠גַ֠ם בְּיַד־מֶ֤לֶךְ יִשְׂרָאֵל֙ נִתָּ֔ן וַיַּךְ־בּ֖וֹ מַכָּ֥ה גְדוֹלָֽה׃</w:t>
+        <w:t>וַֽיִּתְּנֵ֜הוּ יְהֹוָ֣ה אֱלֹהָיו֮ בְּיַ֣ד מֶ֣לֶךְ אֲרָם֒ וַיַּ֨כּוּ־ב֔וֹ וַיִּשְׁבּ֤וּ מִמֶּ֙נּוּ֙ שִׁבְיָ֣ה גְדוֹלָ֔ה וַיָּבִ֖יאוּ דַּרְמָ֑שֶׂק וְ֠גַ֠ם בְּיַד־מֶ֤לֶךְ יִשְׂרָאֵל֙ נִתָּ֔ן וַיַּךְ־בּ֖וֹ מַכָּ֥ה גְדוֹלָֽה׃</w:t>
       </w:r>
       <w:r>
         <w:rPr>
@@ -20741,7 +20795,7 @@
           <w:shd w:val="clear" w:color="auto" w:fill="FFFFFF"/>
           <w:rtl/>
         </w:rPr>
-        <w:t>וַֽיַּהֲרֹ֞ג זִכְרִ֣י ׀ גִּבּ֣וֹר אֶפְרַ֗יִם אֶת־מַעֲשֵׂיָ֙הוּ֙ בֶּן־הַמֶּ֔לֶךְ וְאֶת־עַזְרִיקָ֖ם נְגִ֣יד הַבָּ֑יִת וְאֶת־אֶלְקָנָ֖ה מִשְׁנֵ֥ה הַמֶּֽלֶךְ׃</w:t>
+        <w:t>וַֽיַּהֲרֹ֞ג זִכְרִ֣י׀ גִּבּ֣וֹר אֶפְרַ֗יִם אֶת־מַעֲשֵׂיָ֙הוּ֙ בֶּן־הַמֶּ֔לֶךְ וְאֶת־עַזְרִיקָ֖ם נְגִ֣יד הַבָּ֑יִת וְאֶת־אֶלְקָנָ֖ה מִשְׁנֵ֥ה הַמֶּֽלֶךְ׃</w:t>
       </w:r>
       <w:r>
         <w:rPr>
@@ -21171,7 +21225,19 @@
           <w:shd w:val="clear" w:color="auto" w:fill="FFFFFF"/>
           <w:rtl/>
         </w:rPr>
-        <w:t xml:space="preserve">וּפְלִשְׁתִּ֣ים פָּֽשְׁט֗וּ בְּעָרֵ֨י הַשְּׁפֵלָ֣ה וְהַנֶּ֘גֶב֮ לִֽיהוּדָה֒ וַֽ֠יִּלְכְּד֠וּ אֶת־בֵּֽית־שֶׁ֨מֶשׁ וְאֶת־אַיָּל֜וֹן וְאֶת־הַגְּדֵר֗וֹת וְאֶת־שׂוֹכ֤וֹ וּבְנוֹתֶ֙יהָ֙ וְאֶת־תִּמְנָ֣ה וּבְנוֹתֶ֔יהָ וְאֶת־גִּמְז֖וֹ וְאֶת־בְּנֹתֶ֑יהָ וַיֵּשְׁב֖וּ שָֽׁם׃ </w:t>
+        <w:t>וּפְלִשְׁתִּ֣ים פָּֽשְׁט֗וּ בְּעָרֵ֨י הַשְּׁפֵלָ֣ה וְהַנֶּ֘גֶב֮ לִֽיהוּדָה֒ וַֽ֠יִּלְכְּד֠וּ אֶת־בֵּֽית־שֶׁ֨מֶשׁ וְאֶת־אַיָּל֜וֹן וְאֶת־הַגְּדֵר֗וֹת וְאֶת־שׂוֹכ֤וֹ וּבְנוֹתֶ֙יהָ֙ וְאֶת־תִּמְנָ֣ה וּבְנוֹתֶ֔יהָ וְאֶת־גִּמְז֖וֹ וְאֶת־</w:t>
+      </w:r>
+      <w:r>
+        <w:rPr>
+          <w:rFonts w:ascii="SBL Hebrew" w:hAnsi="SBL Hebrew" w:cs="SBL Hebrew"/>
+          <w:color w:val="993300"/>
+          <w:sz w:val="32"/>
+          <w:szCs w:val="32"/>
+          <w:shd w:val="clear" w:color="auto" w:fill="FFFFFF"/>
+          <w:rtl/>
+        </w:rPr>
+        <w:lastRenderedPageBreak/>
+        <w:t xml:space="preserve">בְּנֹתֶ֑יהָ וַיֵּשְׁב֖וּ שָֽׁם׃ </w:t>
       </w:r>
       <w:r>
         <w:rPr>
@@ -21296,19 +21362,7 @@
           <w:shd w:val="clear" w:color="auto" w:fill="FFFFFF"/>
           <w:rtl/>
         </w:rPr>
-        <w:t xml:space="preserve">וַיִּזְבַּ֗ח לֵאלֹהֵ֣י דַרְמֶ֘שֶׂק֮ הַמַּכִּ֣ים בּוֹ֒ וַיֹּ֗אמֶר כִּ֠י </w:t>
-      </w:r>
-      <w:r>
-        <w:rPr>
-          <w:rFonts w:ascii="SBL Hebrew" w:hAnsi="SBL Hebrew" w:cs="SBL Hebrew"/>
-          <w:color w:val="993300"/>
-          <w:sz w:val="32"/>
-          <w:szCs w:val="32"/>
-          <w:shd w:val="clear" w:color="auto" w:fill="FFFFFF"/>
-          <w:rtl/>
-        </w:rPr>
-        <w:lastRenderedPageBreak/>
-        <w:t xml:space="preserve">אֱלֹהֵ֤י מַלְכֵֽי־אֲרָם֙ הֵ֚ם מַעְזְרִ֣ים אֹתָ֔ם לָהֶ֥ם אֲזַבֵּ֖חַ וְיַעְזְר֑וּנִי וְהֵ֛ם הָיוּ־ל֥וֹ לְהַכְשִׁיל֖וֹ וּלְכׇל־יִשְׂרָאֵֽל׃ </w:t>
+        <w:t xml:space="preserve">וַיִּזְבַּ֗ח לֵאלֹהֵ֣י דַרְמֶ֘שֶׂק֮ הַמַּכִּ֣ים בּוֹ֒ וַיֹּ֗אמֶר כִּ֠י אֱלֹהֵ֤י מַלְכֵֽי־אֲרָם֙ הֵ֚ם מַעְזְרִ֣ים אֹתָ֔ם לָהֶ֥ם אֲזַבֵּ֖חַ וְיַעְזְר֑וּנִי וְהֵ֛ם הָיוּ־ל֥וֹ לְהַכְשִׁיל֖וֹ וּלְכׇל־יִשְׂרָאֵֽל׃ </w:t>
       </w:r>
       <w:r>
         <w:rPr>
@@ -21820,6 +21874,7 @@
           <w:vertAlign w:val="superscript"/>
           <w:rtl/>
         </w:rPr>
+        <w:lastRenderedPageBreak/>
         <w:t>יב </w:t>
       </w:r>
       <w:r>
@@ -22065,19 +22120,7 @@
           <w:shd w:val="clear" w:color="auto" w:fill="FFFFFF"/>
           <w:rtl/>
         </w:rPr>
-        <w:t xml:space="preserve">וַיַּאַסְפ֤וּ אֶת־אֲחֵיהֶם֙ וַיִּֽתְקַדְּשׁ֔וּ וַיָּבֹ֥אוּ כְמִצְוַת־הַמֶּ֖לֶךְ בְּדִבְרֵ֣י </w:t>
-      </w:r>
-      <w:r>
-        <w:rPr>
-          <w:rFonts w:ascii="SBL Hebrew" w:hAnsi="SBL Hebrew" w:cs="SBL Hebrew"/>
-          <w:color w:val="993300"/>
-          <w:sz w:val="32"/>
-          <w:szCs w:val="32"/>
-          <w:shd w:val="clear" w:color="auto" w:fill="FFFFFF"/>
-          <w:rtl/>
-        </w:rPr>
-        <w:lastRenderedPageBreak/>
-        <w:t xml:space="preserve">יְהֹוָ֑ה לְטַהֵ֖ר בֵּ֥ית יְהֹוָֽה׃ </w:t>
+        <w:t xml:space="preserve">וַיַּאַסְפ֤וּ אֶת־אֲחֵיהֶם֙ וַיִּֽתְקַדְּשׁ֔וּ וַיָּבֹ֥אוּ כְמִצְוַת־הַמֶּ֖לֶךְ בְּדִבְרֵ֣י יְהֹוָ֑ה לְטַהֵ֖ר בֵּ֥ית יְהֹוָֽה׃ </w:t>
       </w:r>
       <w:r>
         <w:rPr>
@@ -22542,7 +22585,19 @@
           <w:shd w:val="clear" w:color="auto" w:fill="FFFFFF"/>
           <w:rtl/>
         </w:rPr>
-        <w:t xml:space="preserve">וּכְכַלּ֖וֹת לְהַעֲל֑וֹת כָּֽרְע֗וּ הַמֶּ֛לֶךְ וְכׇֽל־הַנִּמְצְאִ֥ים אִתּ֖וֹ וַיִּֽשְׁתַּחֲוֽוּ׃ </w:t>
+        <w:t>וּכְכַלּ֖וֹת לְהַעֲל֑וֹת כָּֽרְע֗וּ הַמֶּ֛לֶךְ וְכׇֽל־</w:t>
+      </w:r>
+      <w:r>
+        <w:rPr>
+          <w:rFonts w:ascii="SBL Hebrew" w:hAnsi="SBL Hebrew" w:cs="SBL Hebrew"/>
+          <w:color w:val="993300"/>
+          <w:sz w:val="32"/>
+          <w:szCs w:val="32"/>
+          <w:shd w:val="clear" w:color="auto" w:fill="FFFFFF"/>
+          <w:rtl/>
+        </w:rPr>
+        <w:lastRenderedPageBreak/>
+        <w:t xml:space="preserve">הַנִּמְצְאִ֥ים אִתּ֖וֹ וַיִּֽשְׁתַּחֲוֽוּ׃ </w:t>
       </w:r>
       <w:r>
         <w:rPr>
@@ -22662,7 +22717,6 @@
           <w:vertAlign w:val="superscript"/>
           <w:rtl/>
         </w:rPr>
-        <w:lastRenderedPageBreak/>
         <w:t>לג </w:t>
       </w:r>
       <w:r>
@@ -23100,7 +23154,7 @@
           <w:shd w:val="clear" w:color="auto" w:fill="FFFFFF"/>
           <w:rtl/>
         </w:rPr>
-        <w:t xml:space="preserve">וַיִּהְי֨וּ הָרָצִ֜ים עֹבְרִ֨ים מֵעִ֧יר </w:t>
+        <w:t>וַיִּהְי֨וּ הָרָצִ֜ים עֹבְרִ֨ים מֵעִ֧יר</w:t>
       </w:r>
       <w:r>
         <w:rPr>
@@ -23122,7 +23176,19 @@
           <w:shd w:val="clear" w:color="auto" w:fill="FFFFFF"/>
           <w:rtl/>
         </w:rPr>
-        <w:t xml:space="preserve">  לָעִ֛יר בְּאֶרֶץ־אֶפְרַ֥יִם וּמְנַשֶּׁ֖ה וְעַד־זְבֻל֑וּן וַיִּֽהְיוּ֙ מַשְׂחִיקִ֣ים עֲלֵיהֶ֔ם וּמַלְעִגִ֖ים בָּֽם׃ </w:t>
+        <w:t xml:space="preserve">  לָעִ֛יר בְּאֶרֶץ־אֶפְרַ֥יִם וּמְנַשֶּׁ֖ה וְעַד־זְבֻל֑וּן </w:t>
+      </w:r>
+      <w:r>
+        <w:rPr>
+          <w:rFonts w:ascii="SBL Hebrew" w:hAnsi="SBL Hebrew" w:cs="SBL Hebrew"/>
+          <w:color w:val="993300"/>
+          <w:sz w:val="32"/>
+          <w:szCs w:val="32"/>
+          <w:shd w:val="clear" w:color="auto" w:fill="FFFFFF"/>
+          <w:rtl/>
+        </w:rPr>
+        <w:lastRenderedPageBreak/>
+        <w:t xml:space="preserve">וַיִּֽהְיוּ֙ מַשְׂחִיקִ֣ים עֲלֵיהֶ֔ם וּמַלְעִגִ֖ים בָּֽם׃ </w:t>
       </w:r>
       <w:r>
         <w:rPr>
@@ -23222,19 +23288,7 @@
           <w:shd w:val="clear" w:color="auto" w:fill="FFFFFF"/>
           <w:rtl/>
         </w:rPr>
-        <w:t xml:space="preserve">וַיָּקֻ֕מוּ וַיָּסִ֙ירוּ֙ אֶת־הַֽמִּזְבְּח֔וֹת אֲשֶׁ֖ר בִּירוּשָׁלָ֑͏ִם וְאֵ֤ת כׇּל־הַֽמְקַטְּרוֹת֙ </w:t>
-      </w:r>
-      <w:r>
-        <w:rPr>
-          <w:rFonts w:ascii="SBL Hebrew" w:hAnsi="SBL Hebrew" w:cs="SBL Hebrew"/>
-          <w:color w:val="993300"/>
-          <w:sz w:val="32"/>
-          <w:szCs w:val="32"/>
-          <w:shd w:val="clear" w:color="auto" w:fill="FFFFFF"/>
-          <w:rtl/>
-        </w:rPr>
-        <w:lastRenderedPageBreak/>
-        <w:t xml:space="preserve">הֵסִ֔ירוּ וַיַּשְׁלִ֖יכוּ לְנַ֥חַל קִדְרֽוֹן׃ </w:t>
+        <w:t xml:space="preserve">וַיָּקֻ֕מוּ וַיָּסִ֙ירוּ֙ אֶת־הַֽמִּזְבְּח֔וֹת אֲשֶׁ֖ר בִּירוּשָׁלָ֑͏ִם וְאֵ֤ת כׇּל־הַֽמְקַטְּרוֹת֙ הֵסִ֔ירוּ וַיַּשְׁלִ֖יכוּ לְנַ֥חַל קִדְרֽוֹן׃ </w:t>
       </w:r>
       <w:r>
         <w:rPr>
@@ -23359,7 +23413,7 @@
           <w:shd w:val="clear" w:color="auto" w:fill="FFFFFF"/>
           <w:rtl/>
         </w:rPr>
-        <w:t xml:space="preserve">כׇּל־לְבָב֣וֹ הֵכִ֔ין לִדְר֛וֹשׁ הָאֱלֹהִ֥ים </w:t>
+        <w:t>כׇּל־לְבָב֣וֹ הֵכִ֔ין לִדְר֛וֹשׁ הָאֱלֹהִ֥ים</w:t>
       </w:r>
       <w:r>
         <w:rPr>
@@ -23493,7 +23547,7 @@
           <w:shd w:val="clear" w:color="auto" w:fill="FFFFFF"/>
           <w:rtl/>
         </w:rPr>
-        <w:t xml:space="preserve">וַיַּעֲשׂ֣וּ בְנֵֽי־יִ֠שְׂרָאֵ֠ל הַנִּמְצְאִ֨ים בִּירוּשָׁלַ֜͏ִם אֶת־חַ֧ג הַמַּצּ֛וֹת שִׁבְעַ֥ת יָמִ֖ים בְּשִׂמְחָ֣ה גְדוֹלָ֑ה וּֽמְהַלְלִ֣ים לַ֠יהֹוָ֠ה י֣וֹם </w:t>
+        <w:t>וַיַּעֲשׂ֣וּ בְנֵֽי־יִ֠שְׂרָאֵ֠ל הַנִּמְצְאִ֨ים בִּירוּשָׁלַ֜͏ִם אֶת־חַ֧ג הַמַּצּ֛וֹת שִׁבְעַ֥ת יָמִ֖ים בְּשִׂמְחָ֣ה גְדוֹלָ֑ה וּֽמְהַלְלִ֣ים לַ֠יהֹוָ֠ה י֣וֹם</w:t>
       </w:r>
       <w:r>
         <w:rPr>
@@ -23719,7 +23773,7 @@
           <w:shd w:val="clear" w:color="auto" w:fill="FFFFFF"/>
           <w:rtl/>
         </w:rPr>
-        <w:t xml:space="preserve">וַֽיִּשְׂמְח֣וּ ׀ כׇּל־קְהַ֣ל יְהוּדָ֗ה וְהַכֹּֽהֲנִים֙ וְהַלְוִיִּ֔ם וְכׇל־הַקָּהָ֖ל הַבָּאִ֣ים מִיִּשְׂרָאֵ֑ל וְהַגֵּרִ֗ים הַבָּאִים֙ מֵאֶ֣רֶץ יִשְׂרָאֵ֔ל וְהַיּוֹשְׁבִ֖ים בִּיהוּדָֽה׃ </w:t>
+        <w:t xml:space="preserve">וַֽיִּשְׂמְח֣וּ׀ כׇּל־קְהַ֣ל יְהוּדָ֗ה וְהַכֹּֽהֲנִים֙ וְהַלְוִיִּ֔ם וְכׇל־הַקָּהָ֖ל הַבָּאִ֣ים מִיִּשְׂרָאֵ֑ל וְהַגֵּרִ֗ים הַבָּאִים֙ מֵאֶ֣רֶץ יִשְׂרָאֵ֔ל וְהַיּוֹשְׁבִ֖ים בִּיהוּדָֽה׃ </w:t>
       </w:r>
       <w:r>
         <w:rPr>
@@ -23860,6 +23914,7 @@
           <w:u w:val="single" w:color="0000FF"/>
           <w:rtl/>
         </w:rPr>
+        <w:lastRenderedPageBreak/>
         <w:t>דברי הימים ב פרק לא</w:t>
       </w:r>
     </w:p>
@@ -23951,7 +24006,7 @@
           <w:shd w:val="clear" w:color="auto" w:fill="FFFFFF"/>
           <w:rtl/>
         </w:rPr>
-        <w:t>וַיַּעֲמֵ֣ד יְחִזְקִיָּ֡הוּ אֶת־מַחְלְק֣וֹת הַכֹּהֲנִ֣ים וְ֠הַלְוִיִּ֠ם עַֽל־מַחְלְקוֹתָ֞ם אִ֣ישׁ ׀ כְּפִ֣י עֲבֹדָת֗וֹ לַכֹּֽהֲנִים֙ וְלַלְוִיִּ֔ם לְעֹלָ֖ה וְלִשְׁלָמִ֑ים לְשָׁרֵת֙ וּלְהֹד֣וֹת וּלְהַלֵּ֔ל בְּשַׁעֲרֵ֖י מַחֲנ֥וֹת יְהֹוָֽה׃</w:t>
+        <w:t>וַיַּעֲמֵ֣ד יְחִזְקִיָּ֡הוּ אֶת־מַחְלְק֣וֹת הַכֹּהֲנִ֣ים וְ֠הַלְוִיִּ֠ם עַֽל־מַחְלְקוֹתָ֞ם אִ֣ישׁ׀ כְּפִ֣י עֲבֹדָת֗וֹ לַכֹּֽהֲנִים֙ וְלַלְוִיִּ֔ם לְעֹלָ֖ה וְלִשְׁלָמִ֑ים לְשָׁרֵת֙ וּלְהֹד֣וֹת וּלְהַלֵּ֔ל בְּשַׁעֲרֵ֖י מַחֲנ֥וֹת יְהֹוָֽה׃</w:t>
       </w:r>
       <w:r>
         <w:rPr>
@@ -24007,19 +24062,7 @@
           <w:shd w:val="clear" w:color="auto" w:fill="FFFFFF"/>
           <w:rtl/>
         </w:rPr>
-        <w:t xml:space="preserve">וּמְנָת֩ הַמֶּ֨לֶךְ מִן־רְכוּשׁ֜וֹ לָעֹל֗וֹת לְעֹלוֹת֙ הַבֹּ֣קֶר וְהָעֶ֔רֶב וְהָ֣עֹל֔וֹת לַשַּׁבָּת֖וֹת וְלֶחֳדָשִׁ֣ים </w:t>
-      </w:r>
-      <w:r>
-        <w:rPr>
-          <w:rFonts w:ascii="SBL Hebrew" w:hAnsi="SBL Hebrew" w:cs="SBL Hebrew"/>
-          <w:color w:val="993300"/>
-          <w:sz w:val="32"/>
-          <w:szCs w:val="32"/>
-          <w:shd w:val="clear" w:color="auto" w:fill="FFFFFF"/>
-          <w:rtl/>
-        </w:rPr>
-        <w:lastRenderedPageBreak/>
-        <w:t xml:space="preserve">וְלַמֹּעֲדִ֑ים כַּכָּת֖וּב בְּתוֹרַ֥ת יְהֹוָֽה׃ </w:t>
+        <w:t xml:space="preserve">וּמְנָת֩ הַמֶּ֨לֶךְ מִן־רְכוּשׁ֜וֹ לָעֹל֗וֹת לְעֹלוֹת֙ הַבֹּ֣קֶר וְהָעֶ֔רֶב וְהָ֣עֹל֔וֹת לַשַּׁבָּת֖וֹת וְלֶחֳדָשִׁ֣ים וְלַמֹּעֲדִ֑ים כַּכָּת֖וּב בְּתוֹרַ֥ת יְהֹוָֽה׃ </w:t>
       </w:r>
       <w:r>
         <w:rPr>
@@ -24512,7 +24555,19 @@
           <w:shd w:val="clear" w:color="auto" w:fill="FFFFFF"/>
           <w:rtl/>
         </w:rPr>
-        <w:t xml:space="preserve">מִלְּבַ֞ד הִתְיַחְשָׂ֣ם לִזְכָרִ֗ים מִבֶּ֨ן שָׁל֤וֹשׁ שָׁנִים֙ וּלְמַ֔עְלָה לְכׇל־הַבָּ֥א לְבֵית־יְהֹוָ֖ה לִדְבַר־י֣וֹם בְּיוֹמ֑וֹ לַעֲב֣וֹדָתָ֔ם בְּמִשְׁמְרוֹתָ֖ם כְּמַחְלְקוֹתֵיהֶֽם׃ </w:t>
+        <w:t xml:space="preserve">מִלְּבַ֞ד הִתְיַחְשָׂ֣ם לִזְכָרִ֗ים מִבֶּ֨ן שָׁל֤וֹשׁ שָׁנִים֙ וּלְמַ֔עְלָה לְכׇל־הַבָּ֥א לְבֵית־יְהֹוָ֖ה לִדְבַר־י֣וֹם בְּיוֹמ֑וֹ לַעֲב֣וֹדָתָ֔ם בְּמִשְׁמְרוֹתָ֖ם </w:t>
+      </w:r>
+      <w:r>
+        <w:rPr>
+          <w:rFonts w:ascii="SBL Hebrew" w:hAnsi="SBL Hebrew" w:cs="SBL Hebrew"/>
+          <w:color w:val="993300"/>
+          <w:sz w:val="32"/>
+          <w:szCs w:val="32"/>
+          <w:shd w:val="clear" w:color="auto" w:fill="FFFFFF"/>
+          <w:rtl/>
+        </w:rPr>
+        <w:lastRenderedPageBreak/>
+        <w:t xml:space="preserve">כְּמַחְלְקוֹתֵיהֶֽם׃ </w:t>
       </w:r>
       <w:r>
         <w:rPr>
@@ -24637,7 +24692,7 @@
           <w:shd w:val="clear" w:color="auto" w:fill="FFFFFF"/>
           <w:rtl/>
         </w:rPr>
-        <w:t>וּבְכׇֽל־מַעֲשֶׂ֞ה אֲשֶׁר־הֵחֵ֣ל ׀ בַּעֲבוֹדַ֣ת בֵּית־הָאֱלֹהִ֗ים וּבַתּוֹרָה֙ וּבַמִּצְוָ֔ה לִדְרֹ֖שׁ לֵאלֹהָ֑יו בְּכׇל־לְבָב֥וֹ עָשָׂ֖ה וְהִצְלִֽיחַ׃</w:t>
+        <w:t>וּבְכׇֽל־מַעֲשֶׂ֞ה אֲשֶׁר־הֵחֵ֣ל׀ בַּעֲבוֹדַ֣ת בֵּית־הָאֱלֹהִ֗ים וּבַתּוֹרָה֙ וּבַמִּצְוָ֔ה לִדְרֹ֖שׁ לֵאלֹהָ֑יו בְּכׇל־לְבָב֥וֹ עָשָׂ֖ה וְהִצְלִֽיחַ׃</w:t>
       </w:r>
       <w:r>
         <w:rPr>
@@ -24697,7 +24752,6 @@
           <w:u w:val="single" w:color="0000FF"/>
           <w:rtl/>
         </w:rPr>
-        <w:lastRenderedPageBreak/>
         <w:t>דברי הימים ב פרק לב</w:t>
       </w:r>
     </w:p>
@@ -25064,7 +25118,19 @@
           <w:shd w:val="clear" w:color="auto" w:fill="FFFFFF"/>
           <w:rtl/>
         </w:rPr>
-        <w:t xml:space="preserve">הֲלֹ֣א תֵדְע֗וּ מֶ֤ה עָשִׂ֙יתִי֙ אֲנִ֣י וַאֲבוֹתַ֔י לְכֹ֖ל עַמֵּ֣י הָאֲרָצ֑וֹת הֲיָכ֣וֹל יָֽכְל֗וּ אֱלֹהֵי֙ גּוֹיֵ֣ הָאֲרָצ֔וֹת לְהַצִּ֥יל אֶת־אַרְצָ֖ם מִיָּדִֽי׃ </w:t>
+        <w:t xml:space="preserve">הֲלֹ֣א תֵדְע֗וּ מֶ֤ה עָשִׂ֙יתִי֙ אֲנִ֣י וַאֲבוֹתַ֔י </w:t>
+      </w:r>
+      <w:r>
+        <w:rPr>
+          <w:rFonts w:ascii="SBL Hebrew" w:hAnsi="SBL Hebrew" w:cs="SBL Hebrew"/>
+          <w:color w:val="993300"/>
+          <w:sz w:val="32"/>
+          <w:szCs w:val="32"/>
+          <w:shd w:val="clear" w:color="auto" w:fill="FFFFFF"/>
+          <w:rtl/>
+        </w:rPr>
+        <w:lastRenderedPageBreak/>
+        <w:t xml:space="preserve">לְכֹ֖ל עַמֵּ֣י הָאֲרָצ֑וֹת הֲיָכ֣וֹל יָֽכְל֗וּ אֱלֹהֵי֙ גּוֹיֵ֣ הָאֲרָצ֔וֹת לְהַצִּ֥יל אֶת־אַרְצָ֖ם מִיָּדִֽי׃ </w:t>
       </w:r>
       <w:r>
         <w:rPr>
@@ -25189,19 +25255,7 @@
           <w:shd w:val="clear" w:color="auto" w:fill="FFFFFF"/>
           <w:rtl/>
         </w:rPr>
-        <w:t xml:space="preserve">וַיִּקְרְא֨וּ בְקוֹל־גָּד֜וֹל </w:t>
-      </w:r>
-      <w:r>
-        <w:rPr>
-          <w:rFonts w:ascii="SBL Hebrew" w:hAnsi="SBL Hebrew" w:cs="SBL Hebrew"/>
-          <w:color w:val="993300"/>
-          <w:sz w:val="32"/>
-          <w:szCs w:val="32"/>
-          <w:shd w:val="clear" w:color="auto" w:fill="FFFFFF"/>
-          <w:rtl/>
-        </w:rPr>
-        <w:lastRenderedPageBreak/>
-        <w:t xml:space="preserve">יְהוּדִ֗ית עַל־עַ֤ם יְרוּשָׁלַ֙͏ִם֙ אֲשֶׁ֣ר עַל־הַחוֹמָ֔ה לְיָֽרְאָ֖ם וּֽלְבַהֲלָ֑ם לְמַ֖עַן יִלְכְּד֥וּ אֶת־הָעִֽיר׃ </w:t>
+        <w:t xml:space="preserve">וַיִּקְרְא֨וּ בְקוֹל־גָּד֜וֹל יְהוּדִ֗ית עַל־עַ֤ם יְרוּשָׁלַ֙͏ִם֙ אֲשֶׁ֣ר עַל־הַחוֹמָ֔ה לְיָֽרְאָ֖ם וּֽלְבַהֲלָ֑ם לְמַ֖עַן יִלְכְּד֥וּ אֶת־הָעִֽיר׃ </w:t>
       </w:r>
       <w:r>
         <w:rPr>
@@ -25385,7 +25439,7 @@
           <w:shd w:val="clear" w:color="auto" w:fill="FFFFFF"/>
           <w:rtl/>
         </w:rPr>
-        <w:t xml:space="preserve">וַיּ֩וֹשַׁע֩ יְהֹוָ֨ה אֶת־יְחִזְקִיָּ֜הוּ וְאֵ֣ת ׀ יֹשְׁבֵ֣י יְרוּשָׁלַ֗͏ִם מִיַּ֛ד סַנְחֵרִ֥יב מֶלֶךְ־אַשּׁ֖וּר וּמִיַּד־כֹּ֑ל וַֽיְנַהֲלֵ֖ם מִסָּבִֽיב׃ </w:t>
+        <w:t xml:space="preserve">וַיּ֩וֹשַׁע֩ יְהֹוָ֨ה אֶת־יְחִזְקִיָּ֜הוּ וְאֵ֣ת׀ יֹשְׁבֵ֣י יְרוּשָׁלַ֗͏ִם מִיַּ֛ד סַנְחֵרִ֥יב מֶלֶךְ־אַשּׁ֖וּר וּמִיַּד־כֹּ֑ל וַֽיְנַהֲלֵ֖ם מִסָּבִֽיב׃ </w:t>
       </w:r>
       <w:r>
         <w:rPr>
@@ -25641,7 +25695,7 @@
           <w:shd w:val="clear" w:color="auto" w:fill="FFFFFF"/>
           <w:rtl/>
         </w:rPr>
-        <w:t xml:space="preserve">וְכֵ֞ן בִּמְלִיצֵ֣י ׀ שָׂרֵ֣י בָבֶ֗ל הַֽמְﬞשַׁלְּחִ֤ים עָלָיו֙ לִדְרֹ֗שׁ הַמּוֹפֵת֙ אֲשֶׁ֣ר הָיָ֣ה בָאָ֔רֶץ עֲזָב֖וֹ הָאֱלֹהִ֑ים לְנַ֨סּוֹת֔וֹ לָדַ֖עַת כׇּל־בִּלְבָבֽוֹ׃ </w:t>
+        <w:t xml:space="preserve">וְכֵ֞ן בִּמְלִיצֵ֣י׀ שָׂרֵ֣י בָבֶ֗ל הַֽמְﬞשַׁלְּחִ֤ים עָלָיו֙ לִדְרֹ֗שׁ הַמּוֹפֵת֙ אֲשֶׁ֣ר הָיָ֣ה בָאָ֔רֶץ עֲזָב֖וֹ הָאֱלֹהִ֑ים לְנַ֨סּוֹת֔וֹ לָדַ֖עַת כׇּל־בִּלְבָבֽוֹ׃ </w:t>
       </w:r>
       <w:r>
         <w:rPr>
@@ -25691,7 +25745,19 @@
           <w:shd w:val="clear" w:color="auto" w:fill="FFFFFF"/>
           <w:rtl/>
         </w:rPr>
-        <w:t>וַיִּשְׁכַּ֨ב יְחִזְקִיָּ֜הוּ עִם־אֲבֹתָ֗יו וַֽיִּקְבְּרֻ֘הוּ֮ בְּֽמַעֲלֵה֮ קִבְרֵ֣י בְנֵי־דָוִיד֒ וְכָבוֹד֙ עָשׂוּ־ל֣וֹ בְמוֹת֔וֹ כׇּל־יְהוּדָ֖ה וְיֹשְׁבֵ֣י יְרוּשָׁלָ֑͏ִם וַיִּמְלֹ֛ךְ מְנַשֶּׁ֥ה בְנ֖וֹ תַּחְתָּֽיו׃</w:t>
+        <w:t xml:space="preserve">וַיִּשְׁכַּ֨ב </w:t>
+      </w:r>
+      <w:r>
+        <w:rPr>
+          <w:rFonts w:ascii="SBL Hebrew" w:hAnsi="SBL Hebrew" w:cs="SBL Hebrew"/>
+          <w:color w:val="993300"/>
+          <w:sz w:val="32"/>
+          <w:szCs w:val="32"/>
+          <w:shd w:val="clear" w:color="auto" w:fill="FFFFFF"/>
+          <w:rtl/>
+        </w:rPr>
+        <w:lastRenderedPageBreak/>
+        <w:t>יְחִזְקִיָּ֜הוּ עִם־אֲבֹתָ֗יו וַֽיִּקְבְּרֻ֘הוּ֮ בְּֽמַעֲלֵה֮ קִבְרֵ֣י בְנֵי־דָוִיד֒ וְכָבוֹד֙ עָשׂוּ־ל֣וֹ בְמוֹת֔וֹ כׇּל־יְהוּדָ֖ה וְיֹשְׁבֵ֣י יְרוּשָׁלָ֑͏ִם וַיִּמְלֹ֛ךְ מְנַשֶּׁ֥ה בְנ֖וֹ תַּחְתָּֽיו׃</w:t>
       </w:r>
       <w:r>
         <w:rPr>
@@ -25836,19 +25902,7 @@
           <w:shd w:val="clear" w:color="auto" w:fill="FFFFFF"/>
           <w:rtl/>
         </w:rPr>
-        <w:t xml:space="preserve">וַיָּ֗שׇׁב וַיִּ֙בֶן֙ אֶת־הַבָּמ֔וֹת אֲשֶׁ֥ר נִתַּ֖ץ יְחִזְקִיָּ֣הוּ אָבִ֑יו וַיָּ֨קֶם מִזְבְּח֤וֹת לַבְּעָלִים֙ וַיַּ֣עַשׂ אֲשֵׁר֔וֹת וַיִּשְׁתַּ֙חוּ֙ </w:t>
-      </w:r>
-      <w:r>
-        <w:rPr>
-          <w:rFonts w:ascii="SBL Hebrew" w:hAnsi="SBL Hebrew" w:cs="SBL Hebrew"/>
-          <w:color w:val="993300"/>
-          <w:sz w:val="32"/>
-          <w:szCs w:val="32"/>
-          <w:shd w:val="clear" w:color="auto" w:fill="FFFFFF"/>
-          <w:rtl/>
-        </w:rPr>
-        <w:lastRenderedPageBreak/>
-        <w:t xml:space="preserve">לְכׇל־צְבָ֣א הַשָּׁמַ֔יִם וַֽיַּעֲבֹ֖ד אֹתָֽם׃ </w:t>
+        <w:t xml:space="preserve">וַיָּ֗שׇׁב וַיִּ֙בֶן֙ אֶת־הַבָּמ֔וֹת אֲשֶׁ֥ר נִתַּ֖ץ יְחִזְקִיָּ֣הוּ אָבִ֑יו וַיָּ֨קֶם מִזְבְּח֤וֹת לַבְּעָלִים֙ וַיַּ֣עַשׂ אֲשֵׁר֔וֹת וַיִּשְׁתַּ֙חוּ֙ לְכׇל־צְבָ֣א הַשָּׁמַ֔יִם וַֽיַּעֲבֹ֖ד אֹתָֽם׃ </w:t>
       </w:r>
       <w:r>
         <w:rPr>
@@ -25973,7 +26027,7 @@
           <w:shd w:val="clear" w:color="auto" w:fill="FFFFFF"/>
           <w:rtl/>
         </w:rPr>
-        <w:t xml:space="preserve">וְלֹ֣א אֹסִ֗יף לְהָסִיר֙ אֶת־רֶ֣גֶל יִשְׂרָאֵ֔ל מֵעַל֙ הָֽאֲדָמָ֔ה אֲשֶׁ֥ר הֶעֱמַ֖דְתִּי לַאֲבֽוֹתֵיכֶ֑ם רַ֣ק ׀ אִם־יִשְׁמְר֣וּ לַעֲשׂ֗וֹת אֵ֚ת כׇּל־אֲשֶׁ֣ר צִוִּיתִ֔ים לְכׇל־הַתּוֹרָ֛ה וְהַחֻקִּ֥ים וְהַמִּשְׁפָּטִ֖ים בְּיַד־מֹשֶֽׁה׃ </w:t>
+        <w:t xml:space="preserve">וְלֹ֣א אֹסִ֗יף לְהָסִיר֙ אֶת־רֶ֣גֶל יִשְׂרָאֵ֔ל מֵעַל֙ הָֽאֲדָמָ֔ה אֲשֶׁ֥ר הֶעֱמַ֖דְתִּי לַאֲבֽוֹתֵיכֶ֑ם רַ֣ק׀ אִם־יִשְׁמְר֣וּ לַעֲשׂ֗וֹת אֵ֚ת כׇּל־אֲשֶׁ֣ר צִוִּיתִ֔ים לְכׇל־הַתּוֹרָ֛ה וְהַחֻקִּ֥ים וְהַמִּשְׁפָּטִ֖ים בְּיַד־מֹשֶֽׁה׃ </w:t>
       </w:r>
       <w:r>
         <w:rPr>
@@ -26154,7 +26208,7 @@
           <w:shd w:val="clear" w:color="auto" w:fill="FFFFFF"/>
           <w:rtl/>
         </w:rPr>
-        <w:t xml:space="preserve">וְאַחֲרֵי־כֵ֡ן בָּנָ֣ה חוֹמָ֣ה חִיצוֹנָ֣ה </w:t>
+        <w:t>וְאַחֲרֵי־כֵ֡ן בָּנָ֣ה חוֹמָ֣ה חִיצוֹנָ֣ה</w:t>
       </w:r>
       <w:r>
         <w:rPr>
@@ -26262,7 +26316,19 @@
           <w:shd w:val="clear" w:color="auto" w:fill="FFFFFF"/>
           <w:rtl/>
         </w:rPr>
-        <w:t xml:space="preserve">אֲבָל֙ ע֣וֹד הָעָ֔ם זֹבְחִ֖ים בַּבָּמ֑וֹת רַ֖ק לַיהֹוָ֥ה אֱלֹהֵיהֶֽם׃ </w:t>
+        <w:t xml:space="preserve">אֲבָל֙ ע֣וֹד הָעָ֔ם זֹבְחִ֖ים בַּבָּמ֑וֹת רַ֖ק </w:t>
+      </w:r>
+      <w:r>
+        <w:rPr>
+          <w:rFonts w:ascii="SBL Hebrew" w:hAnsi="SBL Hebrew" w:cs="SBL Hebrew"/>
+          <w:color w:val="993300"/>
+          <w:sz w:val="32"/>
+          <w:szCs w:val="32"/>
+          <w:shd w:val="clear" w:color="auto" w:fill="FFFFFF"/>
+          <w:rtl/>
+        </w:rPr>
+        <w:lastRenderedPageBreak/>
+        <w:t xml:space="preserve">לַיהֹוָ֥ה אֱלֹהֵיהֶֽם׃ </w:t>
       </w:r>
       <w:r>
         <w:rPr>
@@ -26443,19 +26509,7 @@
           <w:shd w:val="clear" w:color="auto" w:fill="FFFFFF"/>
           <w:rtl/>
         </w:rPr>
-        <w:t xml:space="preserve">וְלֹ֤א נִכְנַע֙ מִלִּפְנֵ֣י יְהֹוָ֔ה כְּהִכָּנַ֖ע מְנַשֶּׁ֣ה אָבִ֑יו כִּ֛י ה֥וּא אָמ֖וֹן הִרְבָּ֥ה </w:t>
-      </w:r>
-      <w:r>
-        <w:rPr>
-          <w:rFonts w:ascii="SBL Hebrew" w:hAnsi="SBL Hebrew" w:cs="SBL Hebrew"/>
-          <w:color w:val="993300"/>
-          <w:sz w:val="32"/>
-          <w:szCs w:val="32"/>
-          <w:shd w:val="clear" w:color="auto" w:fill="FFFFFF"/>
-          <w:rtl/>
-        </w:rPr>
-        <w:lastRenderedPageBreak/>
-        <w:t xml:space="preserve">אַשְׁמָֽה׃ </w:t>
+        <w:t xml:space="preserve">וְלֹ֤א נִכְנַע֙ מִלִּפְנֵ֣י יְהֹוָ֔ה כְּהִכָּנַ֖ע מְנַשֶּׁ֣ה אָבִ֑יו כִּ֛י ה֥וּא אָמ֖וֹן הִרְבָּ֥ה אַשְׁמָֽה׃ </w:t>
       </w:r>
       <w:r>
         <w:rPr>
@@ -26875,7 +26929,7 @@
           <w:shd w:val="clear" w:color="auto" w:fill="FFFFFF"/>
           <w:rtl/>
         </w:rPr>
-        <w:t xml:space="preserve">וַיָּבֹ֜אוּ אֶל־חִלְקִיָּ֣הוּ ׀ הַכֹּהֵ֣ן הַגָּד֗וֹל וַֽיִּתְּנוּ֮ אֶת־הַכֶּ֘סֶף֮ הַמּוּבָ֣א בֵית־אֱלֹהִים֒ אֲשֶׁ֣ר אָסְפֽוּ־הַלְוִיִּם֩ שֹׁמְרֵ֨י הַסַּ֜ף מִיַּ֧ד מְנַשֶּׁ֣ה וְאֶפְרַ֗יִם וּמִכֹּל֙ שְׁאֵרִ֣ית יִשְׂרָאֵ֔ל וּמִכׇּל־יְהוּדָ֖ה וּבִנְיָמִ֑ן </w:t>
+        <w:t xml:space="preserve">וַיָּבֹ֜אוּ אֶל־חִלְקִיָּ֣הוּ׀ הַכֹּהֵ֣ן הַגָּד֗וֹל וַֽיִּתְּנוּ֮ אֶת־הַכֶּ֘סֶף֮ הַמּוּבָ֣א בֵית־אֱלֹהִים֒ אֲשֶׁ֣ר אָסְפֽוּ־הַלְוִיִּם֩ שֹׁמְרֵ֨י הַסַּ֜ף מִיַּ֧ד מְנַשֶּׁ֣ה וְאֶפְרַ֗יִם וּמִכֹּל֙ שְׁאֵרִ֣ית יִשְׂרָאֵ֔ל וּמִכׇּל־יְהוּדָ֖ה וּבִנְיָמִ֑ן </w:t>
       </w:r>
       <w:r>
         <w:rPr>
@@ -26922,7 +26976,19 @@
           <w:shd w:val="clear" w:color="auto" w:fill="FFFFFF"/>
           <w:rtl/>
         </w:rPr>
-        <w:t xml:space="preserve">וַֽיִּתְּנ֗וּ עַל־יַד֙ עֹשֵׂ֣ה הַמְּלָאכָ֔ה הַמֻּפְקָדִ֖ים בְּבֵ֣ית יְהֹוָ֑ה וַיִּתְּנ֨וּ אֹת֜וֹ עוֹשֵׂ֣י הַמְּלָאכָ֗ה אֲשֶׁ֤ר עֹשִׂים֙ בְּבֵ֣ית יְהֹוָ֔ה לִבְדּ֥וֹק וּלְחַזֵּ֖ק הַבָּֽיִת׃ </w:t>
+        <w:t xml:space="preserve">וַֽיִּתְּנ֗וּ עַל־יַד֙ עֹשֵׂ֣ה הַמְּלָאכָ֔ה </w:t>
+      </w:r>
+      <w:r>
+        <w:rPr>
+          <w:rFonts w:ascii="SBL Hebrew" w:hAnsi="SBL Hebrew" w:cs="SBL Hebrew"/>
+          <w:color w:val="993300"/>
+          <w:sz w:val="32"/>
+          <w:szCs w:val="32"/>
+          <w:shd w:val="clear" w:color="auto" w:fill="FFFFFF"/>
+          <w:rtl/>
+        </w:rPr>
+        <w:lastRenderedPageBreak/>
+        <w:t xml:space="preserve">הַמֻּפְקָדִ֖ים בְּבֵ֣ית יְהֹוָ֑ה וַיִּתְּנ֨וּ אֹת֜וֹ עוֹשֵׂ֣י הַמְּלָאכָ֗ה אֲשֶׁ֤ר עֹשִׂים֙ בְּבֵ֣ית יְהֹוָ֔ה לִבְדּ֥וֹק וּלְחַזֵּ֖ק הַבָּֽיִת׃ </w:t>
       </w:r>
       <w:r>
         <w:rPr>
@@ -27003,7 +27069,7 @@
           <w:shd w:val="clear" w:color="auto" w:fill="FFFFFF"/>
           <w:rtl/>
         </w:rPr>
-        <w:t xml:space="preserve">וְהָאֲנָשִׁים֩ עֹשִׂ֨ים בֶּאֱמוּנָ֜ה בַּמְּלָאכָ֗ה וַעֲלֵיהֶ֣ם </w:t>
+        <w:t>וְהָאֲנָשִׁים֩ עֹשִׂ֨ים בֶּאֱמוּנָ֜ה בַּמְּלָאכָ֗ה וַעֲלֵיהֶ֣ם</w:t>
       </w:r>
       <w:r>
         <w:rPr>
@@ -27064,530 +27130,530 @@
           <w:vertAlign w:val="superscript"/>
           <w:rtl/>
         </w:rPr>
+        <w:t>יד </w:t>
+      </w:r>
+      <w:r>
+        <w:rPr>
+          <w:rFonts w:ascii="SBL Hebrew" w:hAnsi="SBL Hebrew" w:cs="SBL Hebrew"/>
+          <w:color w:val="993300"/>
+          <w:sz w:val="32"/>
+          <w:szCs w:val="32"/>
+          <w:shd w:val="clear" w:color="auto" w:fill="FFFFFF"/>
+          <w:rtl/>
+        </w:rPr>
+        <w:t xml:space="preserve">וּבְהוֹצִיאָ֣ם אֶת־הַכֶּ֔סֶף הַמּוּבָ֖א בֵּ֣ית יְהֹוָ֑ה מָצָא֙ חִלְקִיָּ֣הוּ הַכֹּהֵ֔ן אֶת־סֵ֥פֶר תּוֹרַת־יְהֹוָ֖ה בְּיַד־מֹשֶֽׁה׃ </w:t>
+      </w:r>
+      <w:r>
+        <w:rPr>
+          <w:rFonts w:ascii="SBL Hebrew" w:hAnsi="SBL Hebrew" w:cs="SBL Hebrew"/>
+          <w:b/>
+          <w:bCs/>
+          <w:color w:val="003300"/>
+          <w:sz w:val="32"/>
+          <w:szCs w:val="32"/>
+          <w:shd w:val="clear" w:color="auto" w:fill="FFFFFF"/>
+          <w:vertAlign w:val="superscript"/>
+          <w:rtl/>
+        </w:rPr>
+        <w:t>טו </w:t>
+      </w:r>
+      <w:r>
+        <w:rPr>
+          <w:rFonts w:ascii="SBL Hebrew" w:hAnsi="SBL Hebrew" w:cs="SBL Hebrew"/>
+          <w:color w:val="993300"/>
+          <w:sz w:val="32"/>
+          <w:szCs w:val="32"/>
+          <w:shd w:val="clear" w:color="auto" w:fill="FFFFFF"/>
+          <w:rtl/>
+        </w:rPr>
+        <w:t xml:space="preserve">וַיַּ֣עַן חִלְקִיָּ֗הוּ וַיֹּ֙אמֶר֙ אֶל־שָׁפָ֣ן הַסּוֹפֵ֔ר סֵ֧פֶר הַתּוֹרָ֛ה מָצָ֖אתִי בְּבֵ֣ית יְהֹוָ֑ה וַיִּתֵּ֧ן חִלְקִיָּ֛הוּ אֶת־הַסֵּ֖פֶר אֶל־שָׁפָֽן׃ </w:t>
+      </w:r>
+      <w:r>
+        <w:rPr>
+          <w:rFonts w:ascii="SBL Hebrew" w:hAnsi="SBL Hebrew" w:cs="SBL Hebrew"/>
+          <w:b/>
+          <w:bCs/>
+          <w:color w:val="003300"/>
+          <w:sz w:val="32"/>
+          <w:szCs w:val="32"/>
+          <w:shd w:val="clear" w:color="auto" w:fill="FFFFFF"/>
+          <w:vertAlign w:val="superscript"/>
+          <w:rtl/>
+        </w:rPr>
+        <w:t>טז </w:t>
+      </w:r>
+      <w:r>
+        <w:rPr>
+          <w:rFonts w:ascii="SBL Hebrew" w:hAnsi="SBL Hebrew" w:cs="SBL Hebrew"/>
+          <w:color w:val="993300"/>
+          <w:sz w:val="32"/>
+          <w:szCs w:val="32"/>
+          <w:shd w:val="clear" w:color="auto" w:fill="FFFFFF"/>
+          <w:rtl/>
+        </w:rPr>
+        <w:t xml:space="preserve">וַיָּבֵ֨א שָׁפָ֤ן אֶת־הַסֵּ֙פֶר֙ אֶל־הַמֶּ֔לֶךְ וַיָּ֨שֶׁב ע֧וֹד אֶת־הַמֶּ֛לֶךְ דָּבָ֖ר לֵאמֹ֑ר כֹּ֛ל אֲשֶׁר־נִתַּ֥ן בְּיַד־עֲבָדֶ֖יךָ הֵ֥ם עֹשִֽׂים׃ </w:t>
+      </w:r>
+      <w:r>
+        <w:rPr>
+          <w:rFonts w:ascii="SBL Hebrew" w:hAnsi="SBL Hebrew" w:cs="SBL Hebrew"/>
+          <w:b/>
+          <w:bCs/>
+          <w:color w:val="003300"/>
+          <w:sz w:val="32"/>
+          <w:szCs w:val="32"/>
+          <w:shd w:val="clear" w:color="auto" w:fill="FFFFFF"/>
+          <w:vertAlign w:val="superscript"/>
+          <w:rtl/>
+        </w:rPr>
+        <w:t>יז </w:t>
+      </w:r>
+      <w:r>
+        <w:rPr>
+          <w:rFonts w:ascii="SBL Hebrew" w:hAnsi="SBL Hebrew" w:cs="SBL Hebrew"/>
+          <w:color w:val="993300"/>
+          <w:sz w:val="32"/>
+          <w:szCs w:val="32"/>
+          <w:shd w:val="clear" w:color="auto" w:fill="FFFFFF"/>
+          <w:rtl/>
+        </w:rPr>
+        <w:t xml:space="preserve">וַיַּתִּ֕יכוּ אֶת־הַכֶּ֖סֶף הַנִּמְצָ֣א בְּבֵית־יְהֹוָ֑ה וַֽיִּתְּנ֗וּהוּ עַל־יַד֙ הַמֻּפְקָדִ֔ים וְעַל־יַ֖ד עוֹשֵׂ֥י הַמְּלָאכָֽה׃ </w:t>
+      </w:r>
+      <w:r>
+        <w:rPr>
+          <w:rFonts w:ascii="SBL Hebrew" w:hAnsi="SBL Hebrew" w:cs="SBL Hebrew"/>
+          <w:b/>
+          <w:bCs/>
+          <w:color w:val="003300"/>
+          <w:sz w:val="32"/>
+          <w:szCs w:val="32"/>
+          <w:shd w:val="clear" w:color="auto" w:fill="FFFFFF"/>
+          <w:vertAlign w:val="superscript"/>
+          <w:rtl/>
+        </w:rPr>
+        <w:t>יח </w:t>
+      </w:r>
+      <w:r>
+        <w:rPr>
+          <w:rFonts w:ascii="SBL Hebrew" w:hAnsi="SBL Hebrew" w:cs="SBL Hebrew"/>
+          <w:color w:val="993300"/>
+          <w:sz w:val="32"/>
+          <w:szCs w:val="32"/>
+          <w:shd w:val="clear" w:color="auto" w:fill="FFFFFF"/>
+          <w:rtl/>
+        </w:rPr>
+        <w:t xml:space="preserve">וַיַּגֵּ֞ד שָׁפָ֤ן הַסּוֹפֵר֙ לַמֶּ֣לֶךְ לֵאמֹ֔ר סֵ֚פֶר נָ֣תַן לִ֔י חִלְקִיָּ֖הוּ הַכֹּהֵ֑ן וַיִּקְרָא־ב֥וֹ שָׁפָ֖ן לִפְנֵ֥י הַמֶּֽלֶךְ׃ </w:t>
+      </w:r>
+      <w:r>
+        <w:rPr>
+          <w:rFonts w:ascii="SBL Hebrew" w:hAnsi="SBL Hebrew" w:cs="SBL Hebrew"/>
+          <w:b/>
+          <w:bCs/>
+          <w:color w:val="003300"/>
+          <w:sz w:val="32"/>
+          <w:szCs w:val="32"/>
+          <w:shd w:val="clear" w:color="auto" w:fill="FFFFFF"/>
+          <w:vertAlign w:val="superscript"/>
+          <w:rtl/>
+        </w:rPr>
+        <w:t>יט </w:t>
+      </w:r>
+      <w:r>
+        <w:rPr>
+          <w:rFonts w:ascii="SBL Hebrew" w:hAnsi="SBL Hebrew" w:cs="SBL Hebrew"/>
+          <w:color w:val="993300"/>
+          <w:sz w:val="32"/>
+          <w:szCs w:val="32"/>
+          <w:shd w:val="clear" w:color="auto" w:fill="FFFFFF"/>
+          <w:rtl/>
+        </w:rPr>
+        <w:t xml:space="preserve">וַֽיְהִי֙ כִּשְׁמֹ֣עַ הַמֶּ֔לֶךְ אֵ֖ת דִּבְרֵ֣י הַתּוֹרָ֑ה וַיִּקְרַ֖ע אֶת־בְּגָדָֽיו׃ </w:t>
+      </w:r>
+      <w:r>
+        <w:rPr>
+          <w:rFonts w:ascii="SBL Hebrew" w:hAnsi="SBL Hebrew" w:cs="SBL Hebrew"/>
+          <w:b/>
+          <w:bCs/>
+          <w:color w:val="003300"/>
+          <w:sz w:val="32"/>
+          <w:szCs w:val="32"/>
+          <w:shd w:val="clear" w:color="auto" w:fill="FFFFFF"/>
+          <w:vertAlign w:val="superscript"/>
+          <w:rtl/>
+        </w:rPr>
+        <w:t>כ </w:t>
+      </w:r>
+      <w:r>
+        <w:rPr>
+          <w:rFonts w:ascii="SBL Hebrew" w:hAnsi="SBL Hebrew" w:cs="SBL Hebrew"/>
+          <w:color w:val="993300"/>
+          <w:sz w:val="32"/>
+          <w:szCs w:val="32"/>
+          <w:shd w:val="clear" w:color="auto" w:fill="FFFFFF"/>
+          <w:rtl/>
+        </w:rPr>
+        <w:t xml:space="preserve">וַיְצַ֣ו הַמֶּ֡לֶךְ אֶת־חִלְקִיָּ֡הוּ וְאֶת־אֲחִיקָ֣ם בֶּן־שָׁ֠פָ֠ן וְאֶת־עַבְדּ֨וֹן בֶּן־מִיכָ֜ה וְאֵ֣ת׀ שָׁפָ֣ן הַסּוֹפֵ֗ר וְאֵ֛ת עֲשָׂיָ֥ה עֶֽבֶד־הַמֶּ֖לֶךְ לֵאמֹֽר׃ </w:t>
+      </w:r>
+      <w:r>
+        <w:rPr>
+          <w:rFonts w:ascii="SBL Hebrew" w:hAnsi="SBL Hebrew" w:cs="SBL Hebrew"/>
+          <w:b/>
+          <w:bCs/>
+          <w:color w:val="003300"/>
+          <w:sz w:val="32"/>
+          <w:szCs w:val="32"/>
+          <w:shd w:val="clear" w:color="auto" w:fill="FFFFFF"/>
+          <w:vertAlign w:val="superscript"/>
+          <w:rtl/>
+        </w:rPr>
+        <w:t>כא </w:t>
+      </w:r>
+      <w:r>
+        <w:rPr>
+          <w:rFonts w:ascii="SBL Hebrew" w:hAnsi="SBL Hebrew" w:cs="SBL Hebrew"/>
+          <w:color w:val="993300"/>
+          <w:sz w:val="32"/>
+          <w:szCs w:val="32"/>
+          <w:shd w:val="clear" w:color="auto" w:fill="FFFFFF"/>
+          <w:rtl/>
+        </w:rPr>
+        <w:t xml:space="preserve">לְכוּ֩ דִרְשׁ֨וּ אֶת־יְהֹוָ֜ה בַּעֲדִ֗י וּבְעַד֙ הַנִּשְׁאָר֙ בְּיִשְׂרָאֵ֣ל וּבִיהוּדָ֔ה עַל־דִּבְרֵ֥י הַסֵּ֖פֶר אֲשֶׁ֣ר נִמְצָ֑א כִּֽי־גְדוֹלָ֤ה חֲמַת־יְהֹוָה֙ אֲשֶׁ֣ר נִתְּכָ֣ה בָ֔נוּ עַל֩ אֲשֶׁ֨ר לֹֽא־שָׁמְר֤וּ אֲבוֹתֵ֙ינוּ֙ אֶת־דְּבַ֣ר יְהֹוָ֔ה לַעֲשׂ֕וֹת כְּכׇל־הַכָּת֖וּב עַל־הַסֵּ֥פֶר הַזֶּֽה׃ </w:t>
+      </w:r>
+      <w:r>
+        <w:rPr>
+          <w:rFonts w:ascii="SBL Hebrew" w:hAnsi="SBL Hebrew" w:cs="SBL Hebrew"/>
+          <w:b/>
+          <w:bCs/>
+          <w:color w:val="003300"/>
+          <w:sz w:val="32"/>
+          <w:szCs w:val="32"/>
+          <w:shd w:val="clear" w:color="auto" w:fill="FFFFFF"/>
+          <w:vertAlign w:val="superscript"/>
+          <w:rtl/>
+        </w:rPr>
+        <w:t>כב </w:t>
+      </w:r>
+      <w:r>
+        <w:rPr>
+          <w:rFonts w:ascii="SBL Hebrew" w:hAnsi="SBL Hebrew" w:cs="SBL Hebrew"/>
+          <w:color w:val="993300"/>
+          <w:sz w:val="32"/>
+          <w:szCs w:val="32"/>
+          <w:shd w:val="clear" w:color="auto" w:fill="FFFFFF"/>
+          <w:rtl/>
+        </w:rPr>
+        <w:t xml:space="preserve">וַיֵּ֨לֶךְ חִלְקִיָּ֜הוּ וַאֲשֶׁ֣ר הַמֶּ֗לֶךְ אֶל־חֻלְדָּ֨ה הַנְּבִיאָ֜ה אֵ֣שֶׁת׀ שַׁלֻּ֣ם בֶּן־תׇּקְהַ֗ת </w:t>
+      </w:r>
+      <w:r>
+        <w:rPr>
+          <w:rFonts w:ascii="SBL Hebrew" w:hAnsi="SBL Hebrew" w:cs="SBL Hebrew"/>
+          <w:color w:val="808080"/>
+          <w:sz w:val="32"/>
+          <w:szCs w:val="32"/>
+          <w:shd w:val="clear" w:color="auto" w:fill="FFFFFF"/>
+          <w:rtl/>
+        </w:rPr>
+        <w:t>תוקהת</w:t>
+      </w:r>
+      <w:r>
+        <w:rPr>
+          <w:rFonts w:ascii="SBL Hebrew" w:hAnsi="SBL Hebrew" w:cs="SBL Hebrew"/>
+          <w:color w:val="993300"/>
+          <w:sz w:val="32"/>
+          <w:szCs w:val="32"/>
+          <w:shd w:val="clear" w:color="auto" w:fill="FFFFFF"/>
+          <w:rtl/>
+        </w:rPr>
+        <w:t xml:space="preserve"> בֶּן־חַסְרָה֙ שׁוֹמֵ֣ר הַבְּגָדִ֔ים וְהִ֛יא יוֹשֶׁ֥בֶת בִּירוּשָׁלַ֖͏ִם בַּמִּשְׁנֶ֑ה וַיְדַבְּר֥וּ אֵלֶ֖יהָ כָּזֹֽאת׃ </w:t>
+      </w:r>
+      <w:r>
+        <w:rPr>
+          <w:rFonts w:ascii="SBL Hebrew" w:hAnsi="SBL Hebrew" w:cs="SBL Hebrew"/>
+          <w:b/>
+          <w:bCs/>
+          <w:color w:val="003300"/>
+          <w:sz w:val="32"/>
+          <w:szCs w:val="32"/>
+          <w:shd w:val="clear" w:color="auto" w:fill="FFFFFF"/>
+          <w:vertAlign w:val="superscript"/>
+          <w:rtl/>
+        </w:rPr>
+        <w:t>כג </w:t>
+      </w:r>
+      <w:r>
+        <w:rPr>
+          <w:rFonts w:ascii="SBL Hebrew" w:hAnsi="SBL Hebrew" w:cs="SBL Hebrew"/>
+          <w:color w:val="993300"/>
+          <w:sz w:val="32"/>
+          <w:szCs w:val="32"/>
+          <w:shd w:val="clear" w:color="auto" w:fill="FFFFFF"/>
+          <w:rtl/>
+        </w:rPr>
+        <w:t>וַתֹּ֣אמֶר לָהֶ֔ם כֹּֽה־אָמַ֥ר יְהֹוָ֖ה אֱלֹהֵ֣י יִשְׂרָאֵ֑ל אִמְר֣וּ לָאִ֔ישׁ אֲשֶׁר־שָׁלַ֥ח אֶתְכֶ֖ם אֵלָֽי׃</w:t>
+      </w:r>
+      <w:r>
+        <w:rPr>
+          <w:rFonts w:ascii="SBL Hebrew" w:hAnsi="SBL Hebrew" w:cs="SBL Hebrew"/>
+          <w:color w:val="003300"/>
+          <w:sz w:val="32"/>
+          <w:szCs w:val="32"/>
+          <w:shd w:val="clear" w:color="auto" w:fill="FFFFFF"/>
+          <w:rtl/>
+        </w:rPr>
+        <w:t> {</w:t>
+      </w:r>
+      <w:r>
+        <w:rPr>
+          <w:rFonts w:ascii="SBL Hebrew" w:hAnsi="SBL Hebrew" w:cs="SBL Hebrew"/>
+          <w:color w:val="003300"/>
+          <w:sz w:val="32"/>
+          <w:szCs w:val="32"/>
+          <w:rtl/>
+        </w:rPr>
+        <w:t>ס}</w:t>
+      </w:r>
+      <w:r>
+        <w:rPr>
+          <w:rFonts w:ascii="SBL Hebrew" w:hAnsi="SBL Hebrew" w:cs="SBL Hebrew"/>
+          <w:color w:val="993300"/>
+          <w:sz w:val="32"/>
+          <w:szCs w:val="32"/>
+          <w:rtl/>
+        </w:rPr>
+        <w:t xml:space="preserve"> </w:t>
+      </w:r>
+      <w:r>
+        <w:rPr>
+          <w:rFonts w:ascii="SBL Hebrew" w:hAnsi="SBL Hebrew" w:cs="SBL Hebrew"/>
+          <w:b/>
+          <w:bCs/>
+          <w:color w:val="003300"/>
+          <w:sz w:val="32"/>
+          <w:szCs w:val="32"/>
+          <w:shd w:val="clear" w:color="auto" w:fill="FFFFFF"/>
+          <w:vertAlign w:val="superscript"/>
+          <w:rtl/>
+        </w:rPr>
+        <w:t>כד </w:t>
+      </w:r>
+      <w:r>
+        <w:rPr>
+          <w:rFonts w:ascii="SBL Hebrew" w:hAnsi="SBL Hebrew" w:cs="SBL Hebrew"/>
+          <w:color w:val="993300"/>
+          <w:sz w:val="32"/>
+          <w:szCs w:val="32"/>
+          <w:shd w:val="clear" w:color="auto" w:fill="FFFFFF"/>
+          <w:rtl/>
+        </w:rPr>
+        <w:t xml:space="preserve">כֹּ֚ה אָמַ֣ר יְהֹוָ֔ה הִנְנִ֨י מֵבִ֥יא רָעָ֛ה עַל־הַמָּק֥וֹם הַזֶּ֖ה וְעַל־יֽוֹשְׁבָ֑יו אֵ֤ת כׇּל־הָֽאָלוֹת֙ הַכְּתוּב֣וֹת עַל־הַסֵּ֔פֶר אֲשֶׁ֣ר קָֽרְא֔וּ לִפְנֵ֖י מֶ֥לֶךְ יְהוּדָֽה׃ </w:t>
+      </w:r>
+      <w:r>
+        <w:rPr>
+          <w:rFonts w:ascii="SBL Hebrew" w:hAnsi="SBL Hebrew" w:cs="SBL Hebrew"/>
+          <w:b/>
+          <w:bCs/>
+          <w:color w:val="003300"/>
+          <w:sz w:val="32"/>
+          <w:szCs w:val="32"/>
+          <w:shd w:val="clear" w:color="auto" w:fill="FFFFFF"/>
+          <w:vertAlign w:val="superscript"/>
+          <w:rtl/>
+        </w:rPr>
+        <w:t>כה </w:t>
+      </w:r>
+      <w:r>
+        <w:rPr>
+          <w:rFonts w:ascii="SBL Hebrew" w:hAnsi="SBL Hebrew" w:cs="SBL Hebrew"/>
+          <w:color w:val="993300"/>
+          <w:sz w:val="32"/>
+          <w:szCs w:val="32"/>
+          <w:shd w:val="clear" w:color="auto" w:fill="FFFFFF"/>
+          <w:rtl/>
+        </w:rPr>
+        <w:t xml:space="preserve">תַּ֣חַת׀ אֲשֶׁ֣ר עֲזָב֗וּנִי </w:t>
+      </w:r>
+      <w:r>
+        <w:rPr>
+          <w:rFonts w:ascii="SBL Hebrew" w:hAnsi="SBL Hebrew" w:cs="SBL Hebrew"/>
+          <w:color w:val="808080"/>
+          <w:sz w:val="32"/>
+          <w:szCs w:val="32"/>
+          <w:shd w:val="clear" w:color="auto" w:fill="FFFFFF"/>
+          <w:rtl/>
+        </w:rPr>
+        <w:t>ויקטירו</w:t>
+      </w:r>
+      <w:r>
+        <w:rPr>
+          <w:rFonts w:ascii="SBL Hebrew" w:hAnsi="SBL Hebrew" w:cs="SBL Hebrew"/>
+          <w:color w:val="993300"/>
+          <w:sz w:val="32"/>
+          <w:szCs w:val="32"/>
+          <w:shd w:val="clear" w:color="auto" w:fill="FFFFFF"/>
+          <w:rtl/>
+        </w:rPr>
+        <w:t xml:space="preserve"> וַֽיְקַטְּרוּ֙ לֵאלֹהִ֣ים אֲחֵרִ֔ים לְמַ֙עַן֙ הַכְעִיסֵ֔נִי בְּכֹ֖ל מַעֲשֵׂ֣י יְדֵיהֶ֑ם וְתִתַּ֧ךְ חֲמָתִ֛י בַּמָּק֥וֹם הַזֶּ֖ה וְלֹ֥א תִכְבֶּֽה׃ </w:t>
+      </w:r>
+      <w:r>
+        <w:rPr>
+          <w:rFonts w:ascii="SBL Hebrew" w:hAnsi="SBL Hebrew" w:cs="SBL Hebrew"/>
+          <w:b/>
+          <w:bCs/>
+          <w:color w:val="003300"/>
+          <w:sz w:val="32"/>
+          <w:szCs w:val="32"/>
+          <w:shd w:val="clear" w:color="auto" w:fill="FFFFFF"/>
+          <w:vertAlign w:val="superscript"/>
+          <w:rtl/>
+        </w:rPr>
+        <w:t>כו </w:t>
+      </w:r>
+      <w:r>
+        <w:rPr>
+          <w:rFonts w:ascii="SBL Hebrew" w:hAnsi="SBL Hebrew" w:cs="SBL Hebrew"/>
+          <w:color w:val="993300"/>
+          <w:sz w:val="32"/>
+          <w:szCs w:val="32"/>
+          <w:shd w:val="clear" w:color="auto" w:fill="FFFFFF"/>
+          <w:rtl/>
+        </w:rPr>
+        <w:t>וְאֶל־מֶ֣לֶךְ יְהוּדָ֗ה הַשֹּׁלֵ֤חַ אֶתְכֶם֙ לִדְר֣וֹשׁ בַּיהֹוָ֔ה כֹּ֥ה תֹאמְר֖וּ אֵלָ֑יו</w:t>
+      </w:r>
+      <w:r>
+        <w:rPr>
+          <w:rFonts w:ascii="SBL Hebrew" w:hAnsi="SBL Hebrew" w:cs="SBL Hebrew"/>
+          <w:color w:val="003300"/>
+          <w:sz w:val="32"/>
+          <w:szCs w:val="32"/>
+          <w:shd w:val="clear" w:color="auto" w:fill="FFFFFF"/>
+          <w:rtl/>
+        </w:rPr>
+        <w:t> {</w:t>
+      </w:r>
+      <w:r>
+        <w:rPr>
+          <w:rFonts w:ascii="SBL Hebrew" w:hAnsi="SBL Hebrew" w:cs="SBL Hebrew"/>
+          <w:color w:val="003300"/>
+          <w:sz w:val="32"/>
+          <w:szCs w:val="32"/>
+          <w:rtl/>
+        </w:rPr>
+        <w:t>ס}</w:t>
+      </w:r>
+      <w:r>
+        <w:rPr>
+          <w:rFonts w:ascii="SBL Hebrew" w:hAnsi="SBL Hebrew" w:cs="SBL Hebrew"/>
+          <w:color w:val="993300"/>
+          <w:sz w:val="32"/>
+          <w:szCs w:val="32"/>
+          <w:rtl/>
+        </w:rPr>
+        <w:t xml:space="preserve"> </w:t>
+      </w:r>
+      <w:r>
+        <w:rPr>
+          <w:rFonts w:ascii="SBL Hebrew" w:hAnsi="SBL Hebrew" w:cs="SBL Hebrew"/>
+          <w:color w:val="993300"/>
+          <w:sz w:val="32"/>
+          <w:szCs w:val="32"/>
+          <w:shd w:val="clear" w:color="auto" w:fill="FFFFFF"/>
+          <w:rtl/>
+        </w:rPr>
+        <w:t xml:space="preserve">כֹּֽה־אָמַ֤ר יְהֹוָה֙ אֱלֹהֵ֣י יִשְׂרָאֵ֔ל הַדְּבָרִ֖ים אֲשֶׁ֥ר שָׁמָֽעְתָּ׃ </w:t>
+      </w:r>
+      <w:r>
+        <w:rPr>
+          <w:rFonts w:ascii="SBL Hebrew" w:hAnsi="SBL Hebrew" w:cs="SBL Hebrew"/>
+          <w:b/>
+          <w:bCs/>
+          <w:color w:val="003300"/>
+          <w:sz w:val="32"/>
+          <w:szCs w:val="32"/>
+          <w:shd w:val="clear" w:color="auto" w:fill="FFFFFF"/>
+          <w:vertAlign w:val="superscript"/>
+          <w:rtl/>
+        </w:rPr>
+        <w:t>כז </w:t>
+      </w:r>
+      <w:r>
+        <w:rPr>
+          <w:rFonts w:ascii="SBL Hebrew" w:hAnsi="SBL Hebrew" w:cs="SBL Hebrew"/>
+          <w:color w:val="993300"/>
+          <w:sz w:val="32"/>
+          <w:szCs w:val="32"/>
+          <w:shd w:val="clear" w:color="auto" w:fill="FFFFFF"/>
+          <w:rtl/>
+        </w:rPr>
+        <w:t xml:space="preserve">יַ֠עַן רַךְ־לְבָ֨בְךָ֜ וַתִּכָּנַ֣ע׀ מִלִּפְנֵ֣י אֱלֹהִ֗ים בְּשׇׁמְעֲךָ֤ אֶת־דְּבָרָיו֙ עַל־הַמָּק֤וֹם הַזֶּה֙ וְעַל־יֹ֣שְׁבָ֔יו וַתִּכָּנַ֣ע לְפָנַ֔י וַתִּקְרַ֥ע אֶת־בְּגָדֶ֖יךָ וַתֵּ֣בְךְּ לְפָנָ֑י וְגַם־אֲנִ֥י שָׁמַ֖עְתִּי נְאֻם־יְהֹוָֽה׃ </w:t>
+      </w:r>
+      <w:r>
+        <w:rPr>
+          <w:rFonts w:ascii="SBL Hebrew" w:hAnsi="SBL Hebrew" w:cs="SBL Hebrew"/>
+          <w:b/>
+          <w:bCs/>
+          <w:color w:val="003300"/>
+          <w:sz w:val="32"/>
+          <w:szCs w:val="32"/>
+          <w:shd w:val="clear" w:color="auto" w:fill="FFFFFF"/>
+          <w:vertAlign w:val="superscript"/>
+          <w:rtl/>
+        </w:rPr>
+        <w:t>כח </w:t>
+      </w:r>
+      <w:r>
+        <w:rPr>
+          <w:rFonts w:ascii="SBL Hebrew" w:hAnsi="SBL Hebrew" w:cs="SBL Hebrew"/>
+          <w:color w:val="993300"/>
+          <w:sz w:val="32"/>
+          <w:szCs w:val="32"/>
+          <w:shd w:val="clear" w:color="auto" w:fill="FFFFFF"/>
+          <w:rtl/>
+        </w:rPr>
+        <w:t>הִנְנִ֨י אֹסִפְךָ֜ אֶל־אֲבֹתֶ֗יךָ וְנֶאֱסַפְתָּ֣ אֶל־קִבְרוֹתֶ֘יךָ֮ בְּשָׁלוֹם֒ וְלֹא־תִרְאֶ֣ינָה עֵינֶ֔יךָ בְּכֹל֙ הָרָעָ֔ה אֲשֶׁ֨ר אֲנִ֥י מֵבִ֛יא עַל־הַמָּק֥וֹם הַזֶּ֖ה וְעַל־יֹֽשְׁבָ֑יו וַיָּשִׁ֥יבוּ אֶת־הַמֶּ֖לֶךְ דָּבָֽר׃</w:t>
+      </w:r>
+      <w:r>
+        <w:rPr>
+          <w:rFonts w:ascii="SBL Hebrew" w:hAnsi="SBL Hebrew" w:cs="SBL Hebrew"/>
+          <w:color w:val="003300"/>
+          <w:sz w:val="32"/>
+          <w:szCs w:val="32"/>
+          <w:shd w:val="clear" w:color="auto" w:fill="FFFFFF"/>
+          <w:rtl/>
+        </w:rPr>
+        <w:t> {</w:t>
+      </w:r>
+      <w:r>
+        <w:rPr>
+          <w:rFonts w:ascii="SBL Hebrew" w:hAnsi="SBL Hebrew" w:cs="SBL Hebrew"/>
+          <w:color w:val="003300"/>
+          <w:sz w:val="32"/>
+          <w:szCs w:val="32"/>
+          <w:rtl/>
+        </w:rPr>
+        <w:t>ס}</w:t>
+      </w:r>
+      <w:r>
+        <w:rPr>
+          <w:rFonts w:ascii="SBL Hebrew" w:hAnsi="SBL Hebrew" w:cs="SBL Hebrew"/>
+          <w:color w:val="993300"/>
+          <w:sz w:val="32"/>
+          <w:szCs w:val="32"/>
+          <w:rtl/>
+        </w:rPr>
+        <w:t xml:space="preserve"> </w:t>
+      </w:r>
+      <w:r>
+        <w:rPr>
+          <w:rFonts w:ascii="SBL Hebrew" w:hAnsi="SBL Hebrew" w:cs="SBL Hebrew"/>
+          <w:b/>
+          <w:bCs/>
+          <w:color w:val="003300"/>
+          <w:sz w:val="32"/>
+          <w:szCs w:val="32"/>
+          <w:shd w:val="clear" w:color="auto" w:fill="FFFFFF"/>
+          <w:vertAlign w:val="superscript"/>
+          <w:rtl/>
+        </w:rPr>
         <w:lastRenderedPageBreak/>
-        <w:t>יד </w:t>
-      </w:r>
-      <w:r>
-        <w:rPr>
-          <w:rFonts w:ascii="SBL Hebrew" w:hAnsi="SBL Hebrew" w:cs="SBL Hebrew"/>
-          <w:color w:val="993300"/>
-          <w:sz w:val="32"/>
-          <w:szCs w:val="32"/>
-          <w:shd w:val="clear" w:color="auto" w:fill="FFFFFF"/>
-          <w:rtl/>
-        </w:rPr>
-        <w:t xml:space="preserve">וּבְהוֹצִיאָ֣ם אֶת־הַכֶּ֔סֶף הַמּוּבָ֖א בֵּ֣ית יְהֹוָ֑ה מָצָא֙ חִלְקִיָּ֣הוּ הַכֹּהֵ֔ן אֶת־סֵ֥פֶר תּוֹרַת־יְהֹוָ֖ה בְּיַד־מֹשֶֽׁה׃ </w:t>
-      </w:r>
-      <w:r>
-        <w:rPr>
-          <w:rFonts w:ascii="SBL Hebrew" w:hAnsi="SBL Hebrew" w:cs="SBL Hebrew"/>
-          <w:b/>
-          <w:bCs/>
-          <w:color w:val="003300"/>
-          <w:sz w:val="32"/>
-          <w:szCs w:val="32"/>
-          <w:shd w:val="clear" w:color="auto" w:fill="FFFFFF"/>
-          <w:vertAlign w:val="superscript"/>
-          <w:rtl/>
-        </w:rPr>
-        <w:t>טו </w:t>
-      </w:r>
-      <w:r>
-        <w:rPr>
-          <w:rFonts w:ascii="SBL Hebrew" w:hAnsi="SBL Hebrew" w:cs="SBL Hebrew"/>
-          <w:color w:val="993300"/>
-          <w:sz w:val="32"/>
-          <w:szCs w:val="32"/>
-          <w:shd w:val="clear" w:color="auto" w:fill="FFFFFF"/>
-          <w:rtl/>
-        </w:rPr>
-        <w:t xml:space="preserve">וַיַּ֣עַן חִלְקִיָּ֗הוּ וַיֹּ֙אמֶר֙ אֶל־שָׁפָ֣ן הַסּוֹפֵ֔ר סֵ֧פֶר הַתּוֹרָ֛ה מָצָ֖אתִי בְּבֵ֣ית יְהֹוָ֑ה וַיִּתֵּ֧ן חִלְקִיָּ֛הוּ אֶת־הַסֵּ֖פֶר אֶל־שָׁפָֽן׃ </w:t>
-      </w:r>
-      <w:r>
-        <w:rPr>
-          <w:rFonts w:ascii="SBL Hebrew" w:hAnsi="SBL Hebrew" w:cs="SBL Hebrew"/>
-          <w:b/>
-          <w:bCs/>
-          <w:color w:val="003300"/>
-          <w:sz w:val="32"/>
-          <w:szCs w:val="32"/>
-          <w:shd w:val="clear" w:color="auto" w:fill="FFFFFF"/>
-          <w:vertAlign w:val="superscript"/>
-          <w:rtl/>
-        </w:rPr>
-        <w:t>טז </w:t>
-      </w:r>
-      <w:r>
-        <w:rPr>
-          <w:rFonts w:ascii="SBL Hebrew" w:hAnsi="SBL Hebrew" w:cs="SBL Hebrew"/>
-          <w:color w:val="993300"/>
-          <w:sz w:val="32"/>
-          <w:szCs w:val="32"/>
-          <w:shd w:val="clear" w:color="auto" w:fill="FFFFFF"/>
-          <w:rtl/>
-        </w:rPr>
-        <w:t xml:space="preserve">וַיָּבֵ֨א שָׁפָ֤ן אֶת־הַסֵּ֙פֶר֙ אֶל־הַמֶּ֔לֶךְ וַיָּ֨שֶׁב ע֧וֹד אֶת־הַמֶּ֛לֶךְ דָּבָ֖ר לֵאמֹ֑ר כֹּ֛ל אֲשֶׁר־נִתַּ֥ן בְּיַד־עֲבָדֶ֖יךָ הֵ֥ם עֹשִֽׂים׃ </w:t>
-      </w:r>
-      <w:r>
-        <w:rPr>
-          <w:rFonts w:ascii="SBL Hebrew" w:hAnsi="SBL Hebrew" w:cs="SBL Hebrew"/>
-          <w:b/>
-          <w:bCs/>
-          <w:color w:val="003300"/>
-          <w:sz w:val="32"/>
-          <w:szCs w:val="32"/>
-          <w:shd w:val="clear" w:color="auto" w:fill="FFFFFF"/>
-          <w:vertAlign w:val="superscript"/>
-          <w:rtl/>
-        </w:rPr>
-        <w:t>יז </w:t>
-      </w:r>
-      <w:r>
-        <w:rPr>
-          <w:rFonts w:ascii="SBL Hebrew" w:hAnsi="SBL Hebrew" w:cs="SBL Hebrew"/>
-          <w:color w:val="993300"/>
-          <w:sz w:val="32"/>
-          <w:szCs w:val="32"/>
-          <w:shd w:val="clear" w:color="auto" w:fill="FFFFFF"/>
-          <w:rtl/>
-        </w:rPr>
-        <w:t xml:space="preserve">וַיַּתִּ֕יכוּ אֶת־הַכֶּ֖סֶף הַנִּמְצָ֣א בְּבֵית־יְהֹוָ֑ה וַֽיִּתְּנ֗וּהוּ עַל־יַד֙ הַמֻּפְקָדִ֔ים וְעַל־יַ֖ד עוֹשֵׂ֥י הַמְּלָאכָֽה׃ </w:t>
-      </w:r>
-      <w:r>
-        <w:rPr>
-          <w:rFonts w:ascii="SBL Hebrew" w:hAnsi="SBL Hebrew" w:cs="SBL Hebrew"/>
-          <w:b/>
-          <w:bCs/>
-          <w:color w:val="003300"/>
-          <w:sz w:val="32"/>
-          <w:szCs w:val="32"/>
-          <w:shd w:val="clear" w:color="auto" w:fill="FFFFFF"/>
-          <w:vertAlign w:val="superscript"/>
-          <w:rtl/>
-        </w:rPr>
-        <w:t>יח </w:t>
-      </w:r>
-      <w:r>
-        <w:rPr>
-          <w:rFonts w:ascii="SBL Hebrew" w:hAnsi="SBL Hebrew" w:cs="SBL Hebrew"/>
-          <w:color w:val="993300"/>
-          <w:sz w:val="32"/>
-          <w:szCs w:val="32"/>
-          <w:shd w:val="clear" w:color="auto" w:fill="FFFFFF"/>
-          <w:rtl/>
-        </w:rPr>
-        <w:t xml:space="preserve">וַיַּגֵּ֞ד שָׁפָ֤ן הַסּוֹפֵר֙ לַמֶּ֣לֶךְ לֵאמֹ֔ר סֵ֚פֶר נָ֣תַן לִ֔י חִלְקִיָּ֖הוּ הַכֹּהֵ֑ן וַיִּקְרָא־ב֥וֹ שָׁפָ֖ן לִפְנֵ֥י הַמֶּֽלֶךְ׃ </w:t>
-      </w:r>
-      <w:r>
-        <w:rPr>
-          <w:rFonts w:ascii="SBL Hebrew" w:hAnsi="SBL Hebrew" w:cs="SBL Hebrew"/>
-          <w:b/>
-          <w:bCs/>
-          <w:color w:val="003300"/>
-          <w:sz w:val="32"/>
-          <w:szCs w:val="32"/>
-          <w:shd w:val="clear" w:color="auto" w:fill="FFFFFF"/>
-          <w:vertAlign w:val="superscript"/>
-          <w:rtl/>
-        </w:rPr>
-        <w:t>יט </w:t>
-      </w:r>
-      <w:r>
-        <w:rPr>
-          <w:rFonts w:ascii="SBL Hebrew" w:hAnsi="SBL Hebrew" w:cs="SBL Hebrew"/>
-          <w:color w:val="993300"/>
-          <w:sz w:val="32"/>
-          <w:szCs w:val="32"/>
-          <w:shd w:val="clear" w:color="auto" w:fill="FFFFFF"/>
-          <w:rtl/>
-        </w:rPr>
-        <w:t xml:space="preserve">וַֽיְהִי֙ כִּשְׁמֹ֣עַ הַמֶּ֔לֶךְ אֵ֖ת דִּבְרֵ֣י הַתּוֹרָ֑ה וַיִּקְרַ֖ע אֶת־בְּגָדָֽיו׃ </w:t>
-      </w:r>
-      <w:r>
-        <w:rPr>
-          <w:rFonts w:ascii="SBL Hebrew" w:hAnsi="SBL Hebrew" w:cs="SBL Hebrew"/>
-          <w:b/>
-          <w:bCs/>
-          <w:color w:val="003300"/>
-          <w:sz w:val="32"/>
-          <w:szCs w:val="32"/>
-          <w:shd w:val="clear" w:color="auto" w:fill="FFFFFF"/>
-          <w:vertAlign w:val="superscript"/>
-          <w:rtl/>
-        </w:rPr>
-        <w:t>כ </w:t>
-      </w:r>
-      <w:r>
-        <w:rPr>
-          <w:rFonts w:ascii="SBL Hebrew" w:hAnsi="SBL Hebrew" w:cs="SBL Hebrew"/>
-          <w:color w:val="993300"/>
-          <w:sz w:val="32"/>
-          <w:szCs w:val="32"/>
-          <w:shd w:val="clear" w:color="auto" w:fill="FFFFFF"/>
-          <w:rtl/>
-        </w:rPr>
-        <w:t xml:space="preserve">וַיְצַ֣ו הַמֶּ֡לֶךְ אֶת־חִלְקִיָּ֡הוּ וְאֶת־אֲחִיקָ֣ם בֶּן־שָׁ֠פָ֠ן וְאֶת־עַבְדּ֨וֹן בֶּן־מִיכָ֜ה וְאֵ֣ת ׀ שָׁפָ֣ן הַסּוֹפֵ֗ר וְאֵ֛ת עֲשָׂיָ֥ה עֶֽבֶד־הַמֶּ֖לֶךְ לֵאמֹֽר׃ </w:t>
-      </w:r>
-      <w:r>
-        <w:rPr>
-          <w:rFonts w:ascii="SBL Hebrew" w:hAnsi="SBL Hebrew" w:cs="SBL Hebrew"/>
-          <w:b/>
-          <w:bCs/>
-          <w:color w:val="003300"/>
-          <w:sz w:val="32"/>
-          <w:szCs w:val="32"/>
-          <w:shd w:val="clear" w:color="auto" w:fill="FFFFFF"/>
-          <w:vertAlign w:val="superscript"/>
-          <w:rtl/>
-        </w:rPr>
-        <w:t>כא </w:t>
-      </w:r>
-      <w:r>
-        <w:rPr>
-          <w:rFonts w:ascii="SBL Hebrew" w:hAnsi="SBL Hebrew" w:cs="SBL Hebrew"/>
-          <w:color w:val="993300"/>
-          <w:sz w:val="32"/>
-          <w:szCs w:val="32"/>
-          <w:shd w:val="clear" w:color="auto" w:fill="FFFFFF"/>
-          <w:rtl/>
-        </w:rPr>
-        <w:t xml:space="preserve">לְכוּ֩ דִרְשׁ֨וּ אֶת־יְהֹוָ֜ה בַּעֲדִ֗י וּבְעַד֙ הַנִּשְׁאָר֙ בְּיִשְׂרָאֵ֣ל וּבִיהוּדָ֔ה עַל־דִּבְרֵ֥י הַסֵּ֖פֶר אֲשֶׁ֣ר נִמְצָ֑א כִּֽי־גְדוֹלָ֤ה חֲמַת־יְהֹוָה֙ אֲשֶׁ֣ר נִתְּכָ֣ה בָ֔נוּ עַל֩ אֲשֶׁ֨ר לֹֽא־שָׁמְר֤וּ אֲבוֹתֵ֙ינוּ֙ אֶת־דְּבַ֣ר יְהֹוָ֔ה לַעֲשׂ֕וֹת כְּכׇל־הַכָּת֖וּב עַל־הַסֵּ֥פֶר הַזֶּֽה׃ </w:t>
-      </w:r>
-      <w:r>
-        <w:rPr>
-          <w:rFonts w:ascii="SBL Hebrew" w:hAnsi="SBL Hebrew" w:cs="SBL Hebrew"/>
-          <w:b/>
-          <w:bCs/>
-          <w:color w:val="003300"/>
-          <w:sz w:val="32"/>
-          <w:szCs w:val="32"/>
-          <w:shd w:val="clear" w:color="auto" w:fill="FFFFFF"/>
-          <w:vertAlign w:val="superscript"/>
-          <w:rtl/>
-        </w:rPr>
-        <w:t>כב </w:t>
-      </w:r>
-      <w:r>
-        <w:rPr>
-          <w:rFonts w:ascii="SBL Hebrew" w:hAnsi="SBL Hebrew" w:cs="SBL Hebrew"/>
-          <w:color w:val="993300"/>
-          <w:sz w:val="32"/>
-          <w:szCs w:val="32"/>
-          <w:shd w:val="clear" w:color="auto" w:fill="FFFFFF"/>
-          <w:rtl/>
-        </w:rPr>
-        <w:t xml:space="preserve">וַיֵּ֨לֶךְ חִלְקִיָּ֜הוּ וַאֲשֶׁ֣ר הַמֶּ֗לֶךְ אֶל־חֻלְדָּ֨ה הַנְּבִיאָ֜ה אֵ֣שֶׁת ׀ שַׁלֻּ֣ם בֶּן־תׇּקְהַ֗ת </w:t>
-      </w:r>
-      <w:r>
-        <w:rPr>
-          <w:rFonts w:ascii="SBL Hebrew" w:hAnsi="SBL Hebrew" w:cs="SBL Hebrew"/>
-          <w:color w:val="808080"/>
-          <w:sz w:val="32"/>
-          <w:szCs w:val="32"/>
-          <w:shd w:val="clear" w:color="auto" w:fill="FFFFFF"/>
-          <w:rtl/>
-        </w:rPr>
-        <w:t>תוקהת</w:t>
-      </w:r>
-      <w:r>
-        <w:rPr>
-          <w:rFonts w:ascii="SBL Hebrew" w:hAnsi="SBL Hebrew" w:cs="SBL Hebrew"/>
-          <w:color w:val="993300"/>
-          <w:sz w:val="32"/>
-          <w:szCs w:val="32"/>
-          <w:shd w:val="clear" w:color="auto" w:fill="FFFFFF"/>
-          <w:rtl/>
-        </w:rPr>
-        <w:t xml:space="preserve"> בֶּן־חַסְרָה֙ שׁוֹמֵ֣ר הַבְּגָדִ֔ים וְהִ֛יא יוֹשֶׁ֥בֶת בִּירוּשָׁלַ֖͏ִם בַּמִּשְׁנֶ֑ה וַיְדַבְּר֥וּ אֵלֶ֖יהָ כָּזֹֽאת׃ </w:t>
-      </w:r>
-      <w:r>
-        <w:rPr>
-          <w:rFonts w:ascii="SBL Hebrew" w:hAnsi="SBL Hebrew" w:cs="SBL Hebrew"/>
-          <w:b/>
-          <w:bCs/>
-          <w:color w:val="003300"/>
-          <w:sz w:val="32"/>
-          <w:szCs w:val="32"/>
-          <w:shd w:val="clear" w:color="auto" w:fill="FFFFFF"/>
-          <w:vertAlign w:val="superscript"/>
-          <w:rtl/>
-        </w:rPr>
-        <w:t>כג </w:t>
-      </w:r>
-      <w:r>
-        <w:rPr>
-          <w:rFonts w:ascii="SBL Hebrew" w:hAnsi="SBL Hebrew" w:cs="SBL Hebrew"/>
-          <w:color w:val="993300"/>
-          <w:sz w:val="32"/>
-          <w:szCs w:val="32"/>
-          <w:shd w:val="clear" w:color="auto" w:fill="FFFFFF"/>
-          <w:rtl/>
-        </w:rPr>
-        <w:t>וַתֹּ֣אמֶר לָהֶ֔ם כֹּֽה־אָמַ֥ר יְהֹוָ֖ה אֱלֹהֵ֣י יִשְׂרָאֵ֑ל אִמְר֣וּ לָאִ֔ישׁ אֲשֶׁר־שָׁלַ֥ח אֶתְכֶ֖ם אֵלָֽי׃</w:t>
-      </w:r>
-      <w:r>
-        <w:rPr>
-          <w:rFonts w:ascii="SBL Hebrew" w:hAnsi="SBL Hebrew" w:cs="SBL Hebrew"/>
-          <w:color w:val="003300"/>
-          <w:sz w:val="32"/>
-          <w:szCs w:val="32"/>
-          <w:shd w:val="clear" w:color="auto" w:fill="FFFFFF"/>
-          <w:rtl/>
-        </w:rPr>
-        <w:t> {</w:t>
-      </w:r>
-      <w:r>
-        <w:rPr>
-          <w:rFonts w:ascii="SBL Hebrew" w:hAnsi="SBL Hebrew" w:cs="SBL Hebrew"/>
-          <w:color w:val="003300"/>
-          <w:sz w:val="32"/>
-          <w:szCs w:val="32"/>
-          <w:rtl/>
-        </w:rPr>
-        <w:t>ס}</w:t>
-      </w:r>
-      <w:r>
-        <w:rPr>
-          <w:rFonts w:ascii="SBL Hebrew" w:hAnsi="SBL Hebrew" w:cs="SBL Hebrew"/>
-          <w:color w:val="993300"/>
-          <w:sz w:val="32"/>
-          <w:szCs w:val="32"/>
-          <w:rtl/>
-        </w:rPr>
-        <w:t xml:space="preserve"> </w:t>
-      </w:r>
-      <w:r>
-        <w:rPr>
-          <w:rFonts w:ascii="SBL Hebrew" w:hAnsi="SBL Hebrew" w:cs="SBL Hebrew"/>
-          <w:b/>
-          <w:bCs/>
-          <w:color w:val="003300"/>
-          <w:sz w:val="32"/>
-          <w:szCs w:val="32"/>
-          <w:shd w:val="clear" w:color="auto" w:fill="FFFFFF"/>
-          <w:vertAlign w:val="superscript"/>
-          <w:rtl/>
-        </w:rPr>
-        <w:t>כד </w:t>
-      </w:r>
-      <w:r>
-        <w:rPr>
-          <w:rFonts w:ascii="SBL Hebrew" w:hAnsi="SBL Hebrew" w:cs="SBL Hebrew"/>
-          <w:color w:val="993300"/>
-          <w:sz w:val="32"/>
-          <w:szCs w:val="32"/>
-          <w:shd w:val="clear" w:color="auto" w:fill="FFFFFF"/>
-          <w:rtl/>
-        </w:rPr>
-        <w:t xml:space="preserve">כֹּ֚ה אָמַ֣ר יְהֹוָ֔ה הִנְנִ֨י מֵבִ֥יא רָעָ֛ה עַל־הַמָּק֥וֹם הַזֶּ֖ה וְעַל־יֽוֹשְׁבָ֑יו אֵ֤ת כׇּל־הָֽאָלוֹת֙ הַכְּתוּב֣וֹת עַל־הַסֵּ֔פֶר אֲשֶׁ֣ר קָֽרְא֔וּ לִפְנֵ֖י מֶ֥לֶךְ יְהוּדָֽה׃ </w:t>
-      </w:r>
-      <w:r>
-        <w:rPr>
-          <w:rFonts w:ascii="SBL Hebrew" w:hAnsi="SBL Hebrew" w:cs="SBL Hebrew"/>
-          <w:b/>
-          <w:bCs/>
-          <w:color w:val="003300"/>
-          <w:sz w:val="32"/>
-          <w:szCs w:val="32"/>
-          <w:shd w:val="clear" w:color="auto" w:fill="FFFFFF"/>
-          <w:vertAlign w:val="superscript"/>
-          <w:rtl/>
-        </w:rPr>
-        <w:t>כה </w:t>
-      </w:r>
-      <w:r>
-        <w:rPr>
-          <w:rFonts w:ascii="SBL Hebrew" w:hAnsi="SBL Hebrew" w:cs="SBL Hebrew"/>
-          <w:color w:val="993300"/>
-          <w:sz w:val="32"/>
-          <w:szCs w:val="32"/>
-          <w:shd w:val="clear" w:color="auto" w:fill="FFFFFF"/>
-          <w:rtl/>
-        </w:rPr>
-        <w:t xml:space="preserve">תַּ֣חַת ׀ אֲשֶׁ֣ר עֲזָב֗וּנִי </w:t>
-      </w:r>
-      <w:r>
-        <w:rPr>
-          <w:rFonts w:ascii="SBL Hebrew" w:hAnsi="SBL Hebrew" w:cs="SBL Hebrew"/>
-          <w:color w:val="808080"/>
-          <w:sz w:val="32"/>
-          <w:szCs w:val="32"/>
-          <w:shd w:val="clear" w:color="auto" w:fill="FFFFFF"/>
-          <w:rtl/>
-        </w:rPr>
-        <w:t>ויקטירו</w:t>
-      </w:r>
-      <w:r>
-        <w:rPr>
-          <w:rFonts w:ascii="SBL Hebrew" w:hAnsi="SBL Hebrew" w:cs="SBL Hebrew"/>
-          <w:color w:val="993300"/>
-          <w:sz w:val="32"/>
-          <w:szCs w:val="32"/>
-          <w:shd w:val="clear" w:color="auto" w:fill="FFFFFF"/>
-          <w:rtl/>
-        </w:rPr>
-        <w:t xml:space="preserve"> וַֽיְקַטְּרוּ֙ לֵאלֹהִ֣ים אֲחֵרִ֔ים לְמַ֙עַן֙ הַכְעִיסֵ֔נִי בְּכֹ֖ל מַעֲשֵׂ֣י יְדֵיהֶ֑ם וְתִתַּ֧ךְ חֲמָתִ֛י בַּמָּק֥וֹם הַזֶּ֖ה וְלֹ֥א תִכְבֶּֽה׃ </w:t>
-      </w:r>
-      <w:r>
-        <w:rPr>
-          <w:rFonts w:ascii="SBL Hebrew" w:hAnsi="SBL Hebrew" w:cs="SBL Hebrew"/>
-          <w:b/>
-          <w:bCs/>
-          <w:color w:val="003300"/>
-          <w:sz w:val="32"/>
-          <w:szCs w:val="32"/>
-          <w:shd w:val="clear" w:color="auto" w:fill="FFFFFF"/>
-          <w:vertAlign w:val="superscript"/>
-          <w:rtl/>
-        </w:rPr>
-        <w:t>כו </w:t>
-      </w:r>
-      <w:r>
-        <w:rPr>
-          <w:rFonts w:ascii="SBL Hebrew" w:hAnsi="SBL Hebrew" w:cs="SBL Hebrew"/>
-          <w:color w:val="993300"/>
-          <w:sz w:val="32"/>
-          <w:szCs w:val="32"/>
-          <w:shd w:val="clear" w:color="auto" w:fill="FFFFFF"/>
-          <w:rtl/>
-        </w:rPr>
-        <w:t>וְאֶל־מֶ֣לֶךְ יְהוּדָ֗ה הַשֹּׁלֵ֤חַ אֶתְכֶם֙ לִדְר֣וֹשׁ בַּיהֹוָ֔ה כֹּ֥ה תֹאמְר֖וּ אֵלָ֑יו</w:t>
-      </w:r>
-      <w:r>
-        <w:rPr>
-          <w:rFonts w:ascii="SBL Hebrew" w:hAnsi="SBL Hebrew" w:cs="SBL Hebrew"/>
-          <w:color w:val="003300"/>
-          <w:sz w:val="32"/>
-          <w:szCs w:val="32"/>
-          <w:shd w:val="clear" w:color="auto" w:fill="FFFFFF"/>
-          <w:rtl/>
-        </w:rPr>
-        <w:t> {</w:t>
-      </w:r>
-      <w:r>
-        <w:rPr>
-          <w:rFonts w:ascii="SBL Hebrew" w:hAnsi="SBL Hebrew" w:cs="SBL Hebrew"/>
-          <w:color w:val="003300"/>
-          <w:sz w:val="32"/>
-          <w:szCs w:val="32"/>
-          <w:rtl/>
-        </w:rPr>
-        <w:t>ס}</w:t>
-      </w:r>
-      <w:r>
-        <w:rPr>
-          <w:rFonts w:ascii="SBL Hebrew" w:hAnsi="SBL Hebrew" w:cs="SBL Hebrew"/>
-          <w:color w:val="993300"/>
-          <w:sz w:val="32"/>
-          <w:szCs w:val="32"/>
-          <w:rtl/>
-        </w:rPr>
-        <w:t xml:space="preserve"> </w:t>
-      </w:r>
-      <w:r>
-        <w:rPr>
-          <w:rFonts w:ascii="SBL Hebrew" w:hAnsi="SBL Hebrew" w:cs="SBL Hebrew"/>
-          <w:color w:val="993300"/>
-          <w:sz w:val="32"/>
-          <w:szCs w:val="32"/>
-          <w:shd w:val="clear" w:color="auto" w:fill="FFFFFF"/>
-          <w:rtl/>
-        </w:rPr>
-        <w:t xml:space="preserve">כֹּֽה־אָמַ֤ר יְהֹוָה֙ אֱלֹהֵ֣י יִשְׂרָאֵ֔ל הַדְּבָרִ֖ים אֲשֶׁ֥ר שָׁמָֽעְתָּ׃ </w:t>
-      </w:r>
-      <w:r>
-        <w:rPr>
-          <w:rFonts w:ascii="SBL Hebrew" w:hAnsi="SBL Hebrew" w:cs="SBL Hebrew"/>
-          <w:b/>
-          <w:bCs/>
-          <w:color w:val="003300"/>
-          <w:sz w:val="32"/>
-          <w:szCs w:val="32"/>
-          <w:shd w:val="clear" w:color="auto" w:fill="FFFFFF"/>
-          <w:vertAlign w:val="superscript"/>
-          <w:rtl/>
-        </w:rPr>
-        <w:t>כז </w:t>
-      </w:r>
-      <w:r>
-        <w:rPr>
-          <w:rFonts w:ascii="SBL Hebrew" w:hAnsi="SBL Hebrew" w:cs="SBL Hebrew"/>
-          <w:color w:val="993300"/>
-          <w:sz w:val="32"/>
-          <w:szCs w:val="32"/>
-          <w:shd w:val="clear" w:color="auto" w:fill="FFFFFF"/>
-          <w:rtl/>
-        </w:rPr>
-        <w:t xml:space="preserve">יַ֠עַן רַךְ־לְבָ֨בְךָ֜ וַתִּכָּנַ֣ע ׀ מִלִּפְנֵ֣י אֱלֹהִ֗ים בְּשׇׁמְעֲךָ֤ אֶת־דְּבָרָיו֙ עַל־הַמָּק֤וֹם הַזֶּה֙ וְעַל־יֹ֣שְׁבָ֔יו וַתִּכָּנַ֣ע לְפָנַ֔י וַתִּקְרַ֥ע אֶת־בְּגָדֶ֖יךָ וַתֵּ֣בְךְּ לְפָנָ֑י וְגַם־אֲנִ֥י שָׁמַ֖עְתִּי נְאֻם־יְהֹוָֽה׃ </w:t>
-      </w:r>
-      <w:r>
-        <w:rPr>
-          <w:rFonts w:ascii="SBL Hebrew" w:hAnsi="SBL Hebrew" w:cs="SBL Hebrew"/>
-          <w:b/>
-          <w:bCs/>
-          <w:color w:val="003300"/>
-          <w:sz w:val="32"/>
-          <w:szCs w:val="32"/>
-          <w:shd w:val="clear" w:color="auto" w:fill="FFFFFF"/>
-          <w:vertAlign w:val="superscript"/>
-          <w:rtl/>
-        </w:rPr>
-        <w:t>כח </w:t>
-      </w:r>
-      <w:r>
-        <w:rPr>
-          <w:rFonts w:ascii="SBL Hebrew" w:hAnsi="SBL Hebrew" w:cs="SBL Hebrew"/>
-          <w:color w:val="993300"/>
-          <w:sz w:val="32"/>
-          <w:szCs w:val="32"/>
-          <w:shd w:val="clear" w:color="auto" w:fill="FFFFFF"/>
-          <w:rtl/>
-        </w:rPr>
-        <w:t>הִנְנִ֨י אֹסִפְךָ֜ אֶל־אֲבֹתֶ֗יךָ וְנֶאֱסַפְתָּ֣ אֶל־קִבְרוֹתֶ֘יךָ֮ בְּשָׁלוֹם֒ וְלֹא־תִרְאֶ֣ינָה עֵינֶ֔יךָ בְּכֹל֙ הָרָעָ֔ה אֲשֶׁ֨ר אֲנִ֥י מֵבִ֛יא עַל־הַמָּק֥וֹם הַזֶּ֖ה וְעַל־יֹֽשְׁבָ֑יו וַיָּשִׁ֥יבוּ אֶת־הַמֶּ֖לֶךְ דָּבָֽר׃</w:t>
-      </w:r>
-      <w:r>
-        <w:rPr>
-          <w:rFonts w:ascii="SBL Hebrew" w:hAnsi="SBL Hebrew" w:cs="SBL Hebrew"/>
-          <w:color w:val="003300"/>
-          <w:sz w:val="32"/>
-          <w:szCs w:val="32"/>
-          <w:shd w:val="clear" w:color="auto" w:fill="FFFFFF"/>
-          <w:rtl/>
-        </w:rPr>
-        <w:t> {</w:t>
-      </w:r>
-      <w:r>
-        <w:rPr>
-          <w:rFonts w:ascii="SBL Hebrew" w:hAnsi="SBL Hebrew" w:cs="SBL Hebrew"/>
-          <w:color w:val="003300"/>
-          <w:sz w:val="32"/>
-          <w:szCs w:val="32"/>
-          <w:rtl/>
-        </w:rPr>
-        <w:t>ס}</w:t>
-      </w:r>
-      <w:r>
-        <w:rPr>
-          <w:rFonts w:ascii="SBL Hebrew" w:hAnsi="SBL Hebrew" w:cs="SBL Hebrew"/>
-          <w:color w:val="993300"/>
-          <w:sz w:val="32"/>
-          <w:szCs w:val="32"/>
-          <w:rtl/>
-        </w:rPr>
-        <w:t xml:space="preserve"> </w:t>
-      </w:r>
-      <w:r>
-        <w:rPr>
-          <w:rFonts w:ascii="SBL Hebrew" w:hAnsi="SBL Hebrew" w:cs="SBL Hebrew"/>
-          <w:b/>
-          <w:bCs/>
-          <w:color w:val="003300"/>
-          <w:sz w:val="32"/>
-          <w:szCs w:val="32"/>
-          <w:shd w:val="clear" w:color="auto" w:fill="FFFFFF"/>
-          <w:vertAlign w:val="superscript"/>
-          <w:rtl/>
-        </w:rPr>
         <w:t>כט </w:t>
       </w:r>
       <w:r>
@@ -27674,19 +27740,7 @@
           <w:shd w:val="clear" w:color="auto" w:fill="FFFFFF"/>
           <w:rtl/>
         </w:rPr>
-        <w:t xml:space="preserve">וַיַּעֲמֵ֕ד אֵ֛ת </w:t>
-      </w:r>
-      <w:r>
-        <w:rPr>
-          <w:rFonts w:ascii="SBL Hebrew" w:hAnsi="SBL Hebrew" w:cs="SBL Hebrew"/>
-          <w:color w:val="993300"/>
-          <w:sz w:val="32"/>
-          <w:szCs w:val="32"/>
-          <w:shd w:val="clear" w:color="auto" w:fill="FFFFFF"/>
-          <w:rtl/>
-        </w:rPr>
-        <w:lastRenderedPageBreak/>
-        <w:t xml:space="preserve">כׇּל־הַנִּמְצָ֥א בִירוּשָׁלַ֖͏ִם וּבִנְיָמִ֑ן וַֽיַּעֲשׂוּ֙ יוֹשְׁבֵ֣י יְרוּשָׁלַ֔͏ִם כִּבְרִ֥ית אֱלֹהִ֖ים אֱלֹהֵ֥י אֲבוֹתֵיהֶֽם׃ </w:t>
+        <w:t xml:space="preserve">וַיַּעֲמֵ֕ד אֵ֛ת כׇּל־הַנִּמְצָ֥א בִירוּשָׁלַ֖͏ִם וּבִנְיָמִ֑ן וַֽיַּעֲשׂוּ֙ יוֹשְׁבֵ֣י יְרוּשָׁלַ֔͏ִם כִּבְרִ֥ית אֱלֹהִ֖ים אֱלֹהֵ֥י אֲבוֹתֵיהֶֽם׃ </w:t>
       </w:r>
       <w:r>
         <w:rPr>
@@ -28218,7 +28272,19 @@
           <w:shd w:val="clear" w:color="auto" w:fill="FFFFFF"/>
           <w:rtl/>
         </w:rPr>
-        <w:t xml:space="preserve">וַיָּסִ֨ירוּ הָעֹלָ֜ה לְ֠תִתָּ֠ם לְמִפְלַגּ֤וֹת לְבֵית־אָבוֹת֙ לִבְנֵ֣י הָעָ֔ם לְהַקְרִיב֙ לַֽיהֹוָ֔ה כַּכָּת֖וּב בְּסֵ֣פֶר מֹשֶׁ֑ה וְכֵ֖ן לַבָּקָֽר׃ </w:t>
+        <w:t xml:space="preserve">וַיָּסִ֨ירוּ הָעֹלָ֜ה לְ֠תִתָּ֠ם לְמִפְלַגּ֤וֹת לְבֵית־אָבוֹת֙ לִבְנֵ֣י הָעָ֔ם </w:t>
+      </w:r>
+      <w:r>
+        <w:rPr>
+          <w:rFonts w:ascii="SBL Hebrew" w:hAnsi="SBL Hebrew" w:cs="SBL Hebrew"/>
+          <w:color w:val="993300"/>
+          <w:sz w:val="32"/>
+          <w:szCs w:val="32"/>
+          <w:shd w:val="clear" w:color="auto" w:fill="FFFFFF"/>
+          <w:rtl/>
+        </w:rPr>
+        <w:lastRenderedPageBreak/>
+        <w:t xml:space="preserve">לְהַקְרִיב֙ לַֽיהֹוָ֔ה כַּכָּת֖וּב בְּסֵ֣פֶר מֹשֶׁ֑ה וְכֵ֖ן לַבָּקָֽר׃ </w:t>
       </w:r>
       <w:r>
         <w:rPr>
@@ -28293,19 +28359,7 @@
           <w:shd w:val="clear" w:color="auto" w:fill="FFFFFF"/>
           <w:rtl/>
         </w:rPr>
-        <w:t xml:space="preserve">וְהַמְשֹׁרְﬞרִ֨ים בְּנֵי־אָסָ֜ף עַל־מַעֲמָדָ֗ם כְּמִצְוַ֤ת דָּוִיד֙ וְאָסָ֞ף וְהֵימָ֤ן וִֽידֻתוּן֙ חוֹזֵ֣ה הַמֶּ֔לֶךְ וְהַשֹּׁעֲרִ֖ים </w:t>
-      </w:r>
-      <w:r>
-        <w:rPr>
-          <w:rFonts w:ascii="SBL Hebrew" w:hAnsi="SBL Hebrew" w:cs="SBL Hebrew"/>
-          <w:color w:val="993300"/>
-          <w:sz w:val="32"/>
-          <w:szCs w:val="32"/>
-          <w:shd w:val="clear" w:color="auto" w:fill="FFFFFF"/>
-          <w:rtl/>
-        </w:rPr>
-        <w:lastRenderedPageBreak/>
-        <w:t xml:space="preserve">לְשַׁ֣עַר וָשָׁ֑עַר אֵ֣ין לָהֶ֗ם לָסוּר֙ מֵעַ֣ל עֲבֹֽדָתָ֔ם כִּֽי־אֲחֵיהֶ֥ם הַלְוִיִּ֖ם הֵכִ֥ינוּ לָהֶֽם׃ </w:t>
+        <w:t xml:space="preserve">וְהַמְשֹׁרְﬞרִ֨ים בְּנֵי־אָסָ֜ף עַל־מַעֲמָדָ֗ם כְּמִצְוַ֤ת דָּוִיד֙ וְאָסָ֞ף וְהֵימָ֤ן וִֽידֻתוּן֙ חוֹזֵ֣ה הַמֶּ֔לֶךְ וְהַשֹּׁעֲרִ֖ים לְשַׁ֣עַר וָשָׁ֑עַר אֵ֣ין לָהֶ֗ם לָסוּר֙ מֵעַ֣ל עֲבֹֽדָתָ֔ם כִּֽי־אֲחֵיהֶ֥ם הַלְוִיִּ֖ם הֵכִ֥ינוּ לָהֶֽם׃ </w:t>
       </w:r>
       <w:r>
         <w:rPr>
@@ -28380,7 +28434,7 @@
           <w:shd w:val="clear" w:color="auto" w:fill="FFFFFF"/>
           <w:rtl/>
         </w:rPr>
-        <w:t xml:space="preserve">וְלֹא־נַעֲשָׂ֨ה פֶ֤סַח כָּמֹ֙הוּ֙ בְּיִשְׂרָאֵ֔ל מִימֵ֖י שְׁמוּאֵ֣ל הַנָּבִ֑יא וְכׇל־מַלְכֵ֣י יִשְׂרָאֵ֣ל </w:t>
+        <w:t>וְלֹא־נַעֲשָׂ֨ה פֶ֤סַח כָּמֹ֙הוּ֙ בְּיִשְׂרָאֵ֔ל מִימֵ֖י שְׁמוּאֵ֣ל הַנָּבִ֑יא וְכׇל־מַלְכֵ֣י יִשְׂרָאֵ֣ל</w:t>
       </w:r>
       <w:r>
         <w:rPr>
@@ -28508,7 +28562,7 @@
           <w:shd w:val="clear" w:color="auto" w:fill="FFFFFF"/>
           <w:rtl/>
         </w:rPr>
-        <w:t xml:space="preserve">וַיִּשְׁלַ֣ח אֵלָ֣יו מַלְאָכִ֣ים </w:t>
+        <w:t>וַיִּשְׁלַ֣ח אֵלָ֣יו מַלְאָכִ֣ים</w:t>
       </w:r>
       <w:r>
         <w:rPr>
@@ -28530,7 +28584,7 @@
           <w:shd w:val="clear" w:color="auto" w:fill="FFFFFF"/>
           <w:rtl/>
         </w:rPr>
-        <w:t xml:space="preserve">  לֵאמֹר֩  </w:t>
+        <w:t xml:space="preserve">  לֵאמֹר֩</w:t>
       </w:r>
       <w:r>
         <w:rPr>
@@ -28683,7 +28737,7 @@
           <w:shd w:val="clear" w:color="auto" w:fill="FFFFFF"/>
           <w:rtl/>
         </w:rPr>
-        <w:t xml:space="preserve">וַיְקוֹנֵ֣ן יִרְמְיָ֘הוּ֮ עַל־יֹאשִׁיָּ֒הוּ֒ וַיֹּאמְר֣וּ כׇֽל־הַשָּׁרִ֣ים </w:t>
+        <w:t>וַיְקוֹנֵ֣ן יִרְמְיָ֘הוּ֮ עַל־יֹאשִׁיָּ֒הוּ֒ וַיֹּאמְר֣וּ כׇֽל־הַשָּׁרִ֣ים</w:t>
       </w:r>
       <w:r>
         <w:rPr>
@@ -28794,6 +28848,7 @@
           <w:u w:val="single" w:color="0000FF"/>
           <w:rtl/>
         </w:rPr>
+        <w:lastRenderedPageBreak/>
         <w:t>דברי הימים ב פרק לו</w:t>
       </w:r>
     </w:p>
@@ -28949,7 +29004,6 @@
           <w:vertAlign w:val="superscript"/>
           <w:rtl/>
         </w:rPr>
-        <w:lastRenderedPageBreak/>
         <w:t>ה </w:t>
       </w:r>
       <w:r>
@@ -29438,7 +29492,19 @@
           <w:shd w:val="clear" w:color="auto" w:fill="FFFFFF"/>
           <w:rtl/>
         </w:rPr>
-        <w:t xml:space="preserve">וַֽיִּשְׂרְפוּ֙ אֶת־בֵּ֣ית הָאֱלֹהִ֔ים וַֽיְנַתְּצ֔וּ אֵ֖ת חוֹמַ֣ת יְרוּשָׁלָ֑͏ִם וְכׇל־אַרְמְנוֹתֶ֙יהָ֙ שָׂרְפ֣וּ בָאֵ֔שׁ וְכׇל־כְּלֵ֥י מַחֲמַדֶּ֖יהָ לְהַשְׁחִֽית׃ </w:t>
+        <w:t xml:space="preserve">וַֽיִּשְׂרְפוּ֙ אֶת־בֵּ֣ית הָאֱלֹהִ֔ים וַֽיְנַתְּצ֔וּ אֵ֖ת חוֹמַ֣ת </w:t>
+      </w:r>
+      <w:r>
+        <w:rPr>
+          <w:rFonts w:ascii="SBL Hebrew" w:hAnsi="SBL Hebrew" w:cs="SBL Hebrew"/>
+          <w:color w:val="993300"/>
+          <w:sz w:val="32"/>
+          <w:szCs w:val="32"/>
+          <w:shd w:val="clear" w:color="auto" w:fill="FFFFFF"/>
+          <w:rtl/>
+        </w:rPr>
+        <w:lastRenderedPageBreak/>
+        <w:t xml:space="preserve">יְרוּשָׁלָ֑͏ִם וְכׇל־אַרְמְנוֹתֶ֙יהָ֙ שָׂרְפ֣וּ בָאֵ֔שׁ וְכׇל־כְּלֵ֥י מַחֲמַדֶּ֖יהָ לְהַשְׁחִֽית׃ </w:t>
       </w:r>
       <w:r>
         <w:rPr>
@@ -29600,19 +29666,7 @@
           <w:shd w:val="clear" w:color="auto" w:fill="FFFFFF"/>
           <w:rtl/>
         </w:rPr>
-        <w:t xml:space="preserve">כֹּֽה־אָמַ֞ר כּ֣וֹרֶשׁ ׀ מֶ֣לֶךְ פָּרַ֗ס כׇּל־מַמְלְכ֤וֹת הָאָ֙רֶץ֙ </w:t>
-      </w:r>
-      <w:r>
-        <w:rPr>
-          <w:rFonts w:ascii="SBL Hebrew" w:hAnsi="SBL Hebrew" w:cs="SBL Hebrew"/>
-          <w:color w:val="993300"/>
-          <w:sz w:val="32"/>
-          <w:szCs w:val="32"/>
-          <w:shd w:val="clear" w:color="auto" w:fill="FFFFFF"/>
-          <w:rtl/>
-        </w:rPr>
-        <w:lastRenderedPageBreak/>
-        <w:t>נָ֣תַן לִ֗י יְהֹוָה֙ אֱלֹהֵ֣י הַשָּׁמַ֔יִם וְהֽוּא־פָקַ֤ד עָלַי֙ לִבְנֽוֹת־ל֣וֹ בַ֔יִת בִּירוּשָׁלַ֖͏ִם אֲשֶׁ֣ר בִּיהוּדָ֑ה מִי־בָכֶ֣ם מִכׇּל־עַמּ֗וֹ יְהֹוָ֧ה אֱלֹהָ֛יו עִמּ֖וֹ וְיָֽעַל</w:t>
+        <w:t>כֹּֽה־אָמַ֞ר כּ֣וֹרֶשׁ׀ מֶ֣לֶךְ פָּרַ֗ס כׇּל־מַמְלְכ֤וֹת הָאָ֙רֶץ֙ נָ֣תַן לִ֗י יְהֹוָה֙ אֱלֹהֵ֣י הַשָּׁמַ֔יִם וְהֽוּא־פָקַ֤ד עָלַי֙ לִבְנֽוֹת־ל֣וֹ בַ֔יִת בִּירוּשָׁלַ֖͏ִם אֲשֶׁ֣ר בִּיהוּדָ֑ה מִי־בָכֶ֣ם מִכׇּל־עַמּ֗וֹ יְהֹוָ֧ה אֱלֹהָ֛יו עִמּ֖וֹ וְיָֽעַל</w:t>
       </w:r>
       <w:r>
         <w:rPr>
